--- a/programming_mental_models/p4_problem_solving_and_dsa_mental_models.docx
+++ b/programming_mental_models/p4_problem_solving_and_dsa_mental_models.docx
@@ -22,12 +22,66 @@
     </w:p>
     <w:p>
       <w:pPr>
-        <w:jc w:val="both"/>
-        <w:rPr>
-          <w:sz w:val="32"/>
-          <w:szCs w:val="32"/>
-        </w:rPr>
-      </w:pPr>
+        <w:pStyle w:val="ListParagraph"/>
+        <w:numPr>
+          <w:ilvl w:val="0"/>
+          <w:numId w:val="33"/>
+        </w:numPr>
+        <w:jc w:val="both"/>
+        <w:rPr>
+          <w:sz w:val="32"/>
+          <w:szCs w:val="32"/>
+        </w:rPr>
+      </w:pPr>
+      <w:r>
+        <w:rPr>
+          <w:sz w:val="32"/>
+          <w:szCs w:val="32"/>
+        </w:rPr>
+        <w:t>DSA Real-Life Usage………………………………………………………1</w:t>
+      </w:r>
+    </w:p>
+    <w:p>
+      <w:pPr>
+        <w:pStyle w:val="ListParagraph"/>
+        <w:numPr>
+          <w:ilvl w:val="0"/>
+          <w:numId w:val="33"/>
+        </w:numPr>
+        <w:jc w:val="both"/>
+        <w:rPr>
+          <w:sz w:val="32"/>
+          <w:szCs w:val="32"/>
+        </w:rPr>
+      </w:pPr>
+      <w:r>
+        <w:rPr>
+          <w:sz w:val="32"/>
+          <w:szCs w:val="32"/>
+        </w:rPr>
+        <w:t>Phase-1, Problem Solving Foundations…………………………….</w:t>
+      </w:r>
+    </w:p>
+    <w:p>
+      <w:pPr>
+        <w:pStyle w:val="ListParagraph"/>
+        <w:numPr>
+          <w:ilvl w:val="0"/>
+          <w:numId w:val="33"/>
+        </w:numPr>
+        <w:jc w:val="both"/>
+        <w:rPr>
+          <w:sz w:val="32"/>
+          <w:szCs w:val="32"/>
+        </w:rPr>
+      </w:pPr>
+      <w:r>
+        <w:rPr>
+          <w:sz w:val="32"/>
+          <w:szCs w:val="32"/>
+        </w:rPr>
+        <w:t>Two Sum Problem Breakdown………………………………………..</w:t>
+      </w:r>
     </w:p>
     <w:p>
       <w:pPr>
@@ -140,34 +194,7 @@
           <w:sz w:val="32"/>
           <w:szCs w:val="32"/>
         </w:rPr>
-        <w:t xml:space="preserve">Phase </w:t>
-      </w:r>
-      <w:r>
-        <w:rPr>
-          <w:b/>
-          <w:bCs/>
-          <w:sz w:val="32"/>
-          <w:szCs w:val="32"/>
-        </w:rPr>
-        <w:t>-1,</w:t>
-      </w:r>
-      <w:r>
-        <w:rPr>
-          <w:b/>
-          <w:bCs/>
-          <w:sz w:val="32"/>
-          <w:szCs w:val="32"/>
-        </w:rPr>
-        <w:t xml:space="preserve"> Problem Solving Foundations</w:t>
-      </w:r>
-      <w:r>
-        <w:rPr>
-          <w:b/>
-          <w:bCs/>
-          <w:sz w:val="32"/>
-          <w:szCs w:val="32"/>
-        </w:rPr>
-        <w:t>:</w:t>
+        <w:t>Phase -1, Problem Solving Foundations:</w:t>
       </w:r>
     </w:p>
     <w:p>
@@ -567,6 +594,1347 @@
         </w:rPr>
         <w:t xml:space="preserve"> so OOP needed only good for reusability and software production.</w:t>
       </w:r>
+    </w:p>
+    <w:p>
+      <w:pPr>
+        <w:jc w:val="both"/>
+        <w:rPr>
+          <w:sz w:val="32"/>
+          <w:szCs w:val="32"/>
+        </w:rPr>
+      </w:pPr>
+    </w:p>
+    <w:p>
+      <w:pPr>
+        <w:jc w:val="center"/>
+        <w:rPr>
+          <w:sz w:val="32"/>
+          <w:szCs w:val="32"/>
+        </w:rPr>
+      </w:pPr>
+      <w:r>
+        <w:rPr>
+          <w:sz w:val="32"/>
+          <w:szCs w:val="32"/>
+        </w:rPr>
+        <w:t>Break</w:t>
+      </w:r>
+    </w:p>
+    <w:p>
+      <w:pPr>
+        <w:jc w:val="both"/>
+        <w:rPr>
+          <w:b/>
+          <w:bCs/>
+          <w:sz w:val="32"/>
+          <w:szCs w:val="32"/>
+        </w:rPr>
+      </w:pPr>
+      <w:r>
+        <w:rPr>
+          <w:b/>
+          <w:bCs/>
+          <w:sz w:val="32"/>
+          <w:szCs w:val="32"/>
+        </w:rPr>
+        <w:t>Two Sum Problem Breakdown:</w:t>
+      </w:r>
+    </w:p>
+    <w:p>
+      <w:pPr>
+        <w:jc w:val="both"/>
+        <w:rPr>
+          <w:sz w:val="32"/>
+          <w:szCs w:val="32"/>
+        </w:rPr>
+      </w:pPr>
+      <w:r>
+        <w:rPr>
+          <w:sz w:val="32"/>
+          <w:szCs w:val="32"/>
+        </w:rPr>
+        <w:t># Find two numbers in an array whose sum equals the target.</w:t>
+      </w:r>
+    </w:p>
+    <w:p>
+      <w:pPr>
+        <w:jc w:val="both"/>
+        <w:rPr>
+          <w:sz w:val="32"/>
+          <w:szCs w:val="32"/>
+        </w:rPr>
+      </w:pPr>
+      <w:r>
+        <w:rPr>
+          <w:sz w:val="32"/>
+          <w:szCs w:val="32"/>
+        </w:rPr>
+        <w:t xml:space="preserve"># For this we use a dictionary or </w:t>
+      </w:r>
+      <w:r>
+        <w:rPr>
+          <w:b/>
+          <w:bCs/>
+          <w:sz w:val="32"/>
+          <w:szCs w:val="32"/>
+        </w:rPr>
+        <w:t>Map</w:t>
+      </w:r>
+      <w:r>
+        <w:rPr>
+          <w:sz w:val="32"/>
+          <w:szCs w:val="32"/>
+        </w:rPr>
+        <w:t xml:space="preserve"> (like frequency dictionary) to keep track of seen numbers and their indexes (dynamic programming, memorization approach)</w:t>
+      </w:r>
+    </w:p>
+    <w:p>
+      <w:pPr>
+        <w:jc w:val="both"/>
+        <w:rPr>
+          <w:sz w:val="32"/>
+          <w:szCs w:val="32"/>
+        </w:rPr>
+      </w:pPr>
+      <w:r>
+        <w:rPr>
+          <w:sz w:val="32"/>
+          <w:szCs w:val="32"/>
+        </w:rPr>
+        <w:t># Workflow:</w:t>
+      </w:r>
+    </w:p>
+    <w:p>
+      <w:pPr>
+        <w:jc w:val="both"/>
+        <w:rPr>
+          <w:sz w:val="32"/>
+          <w:szCs w:val="32"/>
+        </w:rPr>
+      </w:pPr>
+    </w:p>
+    <w:p>
+      <w:pPr>
+        <w:pStyle w:val="ListParagraph"/>
+        <w:numPr>
+          <w:ilvl w:val="0"/>
+          <w:numId w:val="32"/>
+        </w:numPr>
+        <w:jc w:val="both"/>
+        <w:rPr>
+          <w:b/>
+          <w:bCs/>
+          <w:sz w:val="32"/>
+          <w:szCs w:val="32"/>
+        </w:rPr>
+      </w:pPr>
+      <w:r>
+        <w:rPr>
+          <w:b/>
+          <w:bCs/>
+          <w:sz w:val="32"/>
+          <w:szCs w:val="32"/>
+        </w:rPr>
+        <w:t>Initially:</w:t>
+      </w:r>
+    </w:p>
+    <w:p>
+      <w:pPr>
+        <w:jc w:val="both"/>
+        <w:rPr>
+          <w:sz w:val="32"/>
+          <w:szCs w:val="32"/>
+        </w:rPr>
+      </w:pPr>
+      <w:r>
+        <w:rPr>
+          <w:sz w:val="32"/>
+          <w:szCs w:val="32"/>
+        </w:rPr>
+        <w:t xml:space="preserve"># </w:t>
+      </w:r>
+      <w:r>
+        <w:rPr>
+          <w:b/>
+          <w:bCs/>
+          <w:sz w:val="32"/>
+          <w:szCs w:val="32"/>
+        </w:rPr>
+        <w:t>seen</w:t>
+      </w:r>
+      <w:r>
+        <w:rPr>
+          <w:sz w:val="32"/>
+          <w:szCs w:val="32"/>
+        </w:rPr>
+        <w:t xml:space="preserve"> hash map is empty.</w:t>
+      </w:r>
+    </w:p>
+    <w:p>
+      <w:pPr>
+        <w:jc w:val="both"/>
+        <w:rPr>
+          <w:b/>
+          <w:bCs/>
+          <w:color w:val="D86DCB" w:themeColor="accent5" w:themeTint="99"/>
+          <w:sz w:val="32"/>
+          <w:szCs w:val="32"/>
+        </w:rPr>
+      </w:pPr>
+      <w:r>
+        <w:rPr>
+          <w:b/>
+          <w:bCs/>
+          <w:color w:val="D86DCB" w:themeColor="accent5" w:themeTint="99"/>
+          <w:sz w:val="32"/>
+          <w:szCs w:val="32"/>
+        </w:rPr>
+        <w:t xml:space="preserve">seen = {} </w:t>
+      </w:r>
+    </w:p>
+    <w:p>
+      <w:pPr>
+        <w:jc w:val="both"/>
+        <w:rPr>
+          <w:sz w:val="32"/>
+          <w:szCs w:val="32"/>
+        </w:rPr>
+      </w:pPr>
+    </w:p>
+    <w:p>
+      <w:pPr>
+        <w:pStyle w:val="ListParagraph"/>
+        <w:numPr>
+          <w:ilvl w:val="0"/>
+          <w:numId w:val="32"/>
+        </w:numPr>
+        <w:jc w:val="both"/>
+        <w:rPr>
+          <w:b/>
+          <w:bCs/>
+          <w:sz w:val="32"/>
+          <w:szCs w:val="32"/>
+        </w:rPr>
+      </w:pPr>
+      <w:r>
+        <w:rPr>
+          <w:b/>
+          <w:bCs/>
+          <w:sz w:val="32"/>
+          <w:szCs w:val="32"/>
+        </w:rPr>
+        <w:t>Iteration-1:</w:t>
+      </w:r>
+    </w:p>
+    <w:p>
+      <w:pPr>
+        <w:jc w:val="both"/>
+        <w:rPr>
+          <w:b/>
+          <w:bCs/>
+          <w:color w:val="D86DCB" w:themeColor="accent5" w:themeTint="99"/>
+          <w:sz w:val="32"/>
+          <w:szCs w:val="32"/>
+        </w:rPr>
+      </w:pPr>
+      <w:r>
+        <w:rPr>
+          <w:b/>
+          <w:bCs/>
+          <w:color w:val="D86DCB" w:themeColor="accent5" w:themeTint="99"/>
+          <w:sz w:val="32"/>
+          <w:szCs w:val="32"/>
+        </w:rPr>
+        <w:t>i = 0</w:t>
+      </w:r>
+    </w:p>
+    <w:p>
+      <w:pPr>
+        <w:jc w:val="both"/>
+        <w:rPr>
+          <w:b/>
+          <w:bCs/>
+          <w:color w:val="D86DCB" w:themeColor="accent5" w:themeTint="99"/>
+          <w:sz w:val="32"/>
+          <w:szCs w:val="32"/>
+        </w:rPr>
+      </w:pPr>
+      <w:r>
+        <w:rPr>
+          <w:b/>
+          <w:bCs/>
+          <w:color w:val="D86DCB" w:themeColor="accent5" w:themeTint="99"/>
+          <w:sz w:val="32"/>
+          <w:szCs w:val="32"/>
+        </w:rPr>
+        <w:t>nums[i] = 2</w:t>
+      </w:r>
+    </w:p>
+    <w:p>
+      <w:pPr>
+        <w:jc w:val="both"/>
+        <w:rPr>
+          <w:b/>
+          <w:bCs/>
+          <w:color w:val="D86DCB" w:themeColor="accent5" w:themeTint="99"/>
+          <w:sz w:val="32"/>
+          <w:szCs w:val="32"/>
+        </w:rPr>
+      </w:pPr>
+      <w:r>
+        <w:rPr>
+          <w:b/>
+          <w:bCs/>
+          <w:color w:val="D86DCB" w:themeColor="accent5" w:themeTint="99"/>
+          <w:sz w:val="32"/>
+          <w:szCs w:val="32"/>
+        </w:rPr>
+        <w:t>needed = 7</w:t>
+      </w:r>
+    </w:p>
+    <w:p>
+      <w:pPr>
+        <w:jc w:val="both"/>
+        <w:rPr>
+          <w:sz w:val="32"/>
+          <w:szCs w:val="32"/>
+        </w:rPr>
+      </w:pPr>
+      <w:r>
+        <w:rPr>
+          <w:sz w:val="32"/>
+          <w:szCs w:val="32"/>
+        </w:rPr>
+        <w:t xml:space="preserve"># is 7 in seen? </w:t>
+      </w:r>
+      <w:r>
+        <w:rPr>
+          <w:sz w:val="32"/>
+          <w:szCs w:val="32"/>
+        </w:rPr>
+        <w:sym w:font="Wingdings" w:char="F0E0"/>
+      </w:r>
+      <w:r>
+        <w:rPr>
+          <w:sz w:val="32"/>
+          <w:szCs w:val="32"/>
+        </w:rPr>
+        <w:t xml:space="preserve"> No. Remember the current number. Store it in the </w:t>
+      </w:r>
+      <w:r>
+        <w:rPr>
+          <w:b/>
+          <w:bCs/>
+          <w:sz w:val="32"/>
+          <w:szCs w:val="32"/>
+        </w:rPr>
+        <w:t>seen</w:t>
+      </w:r>
+      <w:r>
+        <w:rPr>
+          <w:sz w:val="32"/>
+          <w:szCs w:val="32"/>
+        </w:rPr>
+        <w:t xml:space="preserve"> Map with the number as Key and index as Value</w:t>
+      </w:r>
+    </w:p>
+    <w:p>
+      <w:pPr>
+        <w:jc w:val="both"/>
+        <w:rPr>
+          <w:b/>
+          <w:bCs/>
+          <w:color w:val="D86DCB" w:themeColor="accent5" w:themeTint="99"/>
+          <w:sz w:val="32"/>
+          <w:szCs w:val="32"/>
+        </w:rPr>
+      </w:pPr>
+      <w:r>
+        <w:rPr>
+          <w:b/>
+          <w:bCs/>
+          <w:color w:val="D86DCB" w:themeColor="accent5" w:themeTint="99"/>
+          <w:sz w:val="32"/>
+          <w:szCs w:val="32"/>
+        </w:rPr>
+        <w:t>seen = {</w:t>
+      </w:r>
+    </w:p>
+    <w:p>
+      <w:pPr>
+        <w:jc w:val="both"/>
+        <w:rPr>
+          <w:b/>
+          <w:bCs/>
+          <w:color w:val="D86DCB" w:themeColor="accent5" w:themeTint="99"/>
+          <w:sz w:val="32"/>
+          <w:szCs w:val="32"/>
+        </w:rPr>
+      </w:pPr>
+      <w:r>
+        <w:rPr>
+          <w:b/>
+          <w:bCs/>
+          <w:color w:val="D86DCB" w:themeColor="accent5" w:themeTint="99"/>
+          <w:sz w:val="32"/>
+          <w:szCs w:val="32"/>
+        </w:rPr>
+        <w:t xml:space="preserve">    2: 0</w:t>
+      </w:r>
+    </w:p>
+    <w:p>
+      <w:pPr>
+        <w:jc w:val="both"/>
+        <w:rPr>
+          <w:b/>
+          <w:bCs/>
+          <w:color w:val="D86DCB" w:themeColor="accent5" w:themeTint="99"/>
+          <w:sz w:val="32"/>
+          <w:szCs w:val="32"/>
+        </w:rPr>
+      </w:pPr>
+      <w:r>
+        <w:rPr>
+          <w:b/>
+          <w:bCs/>
+          <w:color w:val="D86DCB" w:themeColor="accent5" w:themeTint="99"/>
+          <w:sz w:val="32"/>
+          <w:szCs w:val="32"/>
+        </w:rPr>
+        <w:t>}</w:t>
+      </w:r>
+    </w:p>
+    <w:p>
+      <w:pPr>
+        <w:jc w:val="both"/>
+        <w:rPr>
+          <w:sz w:val="32"/>
+          <w:szCs w:val="32"/>
+        </w:rPr>
+      </w:pPr>
+    </w:p>
+    <w:p>
+      <w:pPr>
+        <w:pStyle w:val="ListParagraph"/>
+        <w:numPr>
+          <w:ilvl w:val="0"/>
+          <w:numId w:val="32"/>
+        </w:numPr>
+        <w:jc w:val="both"/>
+        <w:rPr>
+          <w:b/>
+          <w:bCs/>
+          <w:sz w:val="32"/>
+          <w:szCs w:val="32"/>
+        </w:rPr>
+      </w:pPr>
+      <w:r>
+        <w:rPr>
+          <w:b/>
+          <w:bCs/>
+          <w:sz w:val="32"/>
+          <w:szCs w:val="32"/>
+        </w:rPr>
+        <w:lastRenderedPageBreak/>
+        <w:t>Iteration-2:</w:t>
+      </w:r>
+    </w:p>
+    <w:p>
+      <w:pPr>
+        <w:jc w:val="both"/>
+        <w:rPr>
+          <w:b/>
+          <w:bCs/>
+          <w:color w:val="D86DCB" w:themeColor="accent5" w:themeTint="99"/>
+          <w:sz w:val="32"/>
+          <w:szCs w:val="32"/>
+        </w:rPr>
+      </w:pPr>
+      <w:r>
+        <w:rPr>
+          <w:b/>
+          <w:bCs/>
+          <w:color w:val="D86DCB" w:themeColor="accent5" w:themeTint="99"/>
+          <w:sz w:val="32"/>
+          <w:szCs w:val="32"/>
+        </w:rPr>
+        <w:t>i = 1</w:t>
+      </w:r>
+    </w:p>
+    <w:p>
+      <w:pPr>
+        <w:jc w:val="both"/>
+        <w:rPr>
+          <w:b/>
+          <w:bCs/>
+          <w:color w:val="D86DCB" w:themeColor="accent5" w:themeTint="99"/>
+          <w:sz w:val="32"/>
+          <w:szCs w:val="32"/>
+        </w:rPr>
+      </w:pPr>
+      <w:r>
+        <w:rPr>
+          <w:b/>
+          <w:bCs/>
+          <w:color w:val="D86DCB" w:themeColor="accent5" w:themeTint="99"/>
+          <w:sz w:val="32"/>
+          <w:szCs w:val="32"/>
+        </w:rPr>
+        <w:t>nums[i] = 7</w:t>
+      </w:r>
+    </w:p>
+    <w:p>
+      <w:pPr>
+        <w:jc w:val="both"/>
+        <w:rPr>
+          <w:b/>
+          <w:bCs/>
+          <w:color w:val="D86DCB" w:themeColor="accent5" w:themeTint="99"/>
+          <w:sz w:val="32"/>
+          <w:szCs w:val="32"/>
+        </w:rPr>
+      </w:pPr>
+      <w:r>
+        <w:rPr>
+          <w:b/>
+          <w:bCs/>
+          <w:color w:val="D86DCB" w:themeColor="accent5" w:themeTint="99"/>
+          <w:sz w:val="32"/>
+          <w:szCs w:val="32"/>
+        </w:rPr>
+        <w:t>needed = 2</w:t>
+      </w:r>
+    </w:p>
+    <w:p>
+      <w:pPr>
+        <w:jc w:val="both"/>
+        <w:rPr>
+          <w:sz w:val="32"/>
+          <w:szCs w:val="32"/>
+        </w:rPr>
+      </w:pPr>
+      <w:r>
+        <w:rPr>
+          <w:sz w:val="32"/>
+          <w:szCs w:val="32"/>
+        </w:rPr>
+        <w:t xml:space="preserve"># Is 2 in seen? </w:t>
+      </w:r>
+      <w:r>
+        <w:rPr>
+          <w:sz w:val="32"/>
+          <w:szCs w:val="32"/>
+        </w:rPr>
+        <w:sym w:font="Wingdings" w:char="F0E0"/>
+      </w:r>
+      <w:r>
+        <w:rPr>
+          <w:sz w:val="32"/>
+          <w:szCs w:val="32"/>
+        </w:rPr>
+        <w:t xml:space="preserve"> Yes! We already know where 2 is:</w:t>
+      </w:r>
+    </w:p>
+    <w:p>
+      <w:pPr>
+        <w:jc w:val="both"/>
+        <w:rPr>
+          <w:b/>
+          <w:bCs/>
+          <w:color w:val="D86DCB" w:themeColor="accent5" w:themeTint="99"/>
+          <w:sz w:val="32"/>
+          <w:szCs w:val="32"/>
+        </w:rPr>
+      </w:pPr>
+      <w:r>
+        <w:rPr>
+          <w:b/>
+          <w:bCs/>
+          <w:color w:val="D86DCB" w:themeColor="accent5" w:themeTint="99"/>
+          <w:sz w:val="32"/>
+          <w:szCs w:val="32"/>
+        </w:rPr>
+        <w:t>seen[2] == 0</w:t>
+      </w:r>
+    </w:p>
+    <w:p>
+      <w:pPr>
+        <w:jc w:val="both"/>
+        <w:rPr>
+          <w:sz w:val="32"/>
+          <w:szCs w:val="32"/>
+        </w:rPr>
+      </w:pPr>
+      <w:r>
+        <w:rPr>
+          <w:sz w:val="32"/>
+          <w:szCs w:val="32"/>
+        </w:rPr>
+        <w:t># So, the answer is (DONE):</w:t>
+      </w:r>
+    </w:p>
+    <w:p>
+      <w:pPr>
+        <w:jc w:val="both"/>
+        <w:rPr>
+          <w:b/>
+          <w:bCs/>
+          <w:sz w:val="28"/>
+          <w:szCs w:val="28"/>
+        </w:rPr>
+      </w:pPr>
+      <w:r>
+        <w:rPr>
+          <w:b/>
+          <w:bCs/>
+          <w:sz w:val="28"/>
+          <w:szCs w:val="28"/>
+        </w:rPr>
+        <w:t>[0, 1]</w:t>
+      </w:r>
+    </w:p>
+    <w:p>
+      <w:pPr>
+        <w:jc w:val="both"/>
+        <w:rPr>
+          <w:sz w:val="32"/>
+          <w:szCs w:val="32"/>
+        </w:rPr>
+      </w:pPr>
+    </w:p>
+    <w:p>
+      <w:pPr>
+        <w:jc w:val="both"/>
+        <w:rPr>
+          <w:sz w:val="32"/>
+          <w:szCs w:val="32"/>
+        </w:rPr>
+      </w:pPr>
+      <w:r>
+        <w:rPr>
+          <w:sz w:val="32"/>
+          <w:szCs w:val="32"/>
+        </w:rPr>
+        <w:t>The Pattern We Just Learned:</w:t>
+      </w:r>
+    </w:p>
+    <w:p>
+      <w:pPr>
+        <w:jc w:val="both"/>
+        <w:rPr>
+          <w:sz w:val="32"/>
+          <w:szCs w:val="32"/>
+        </w:rPr>
+      </w:pPr>
+      <w:r>
+        <w:rPr>
+          <w:sz w:val="32"/>
+          <w:szCs w:val="32"/>
+        </w:rPr>
+        <w:t xml:space="preserve"># This </w:t>
+      </w:r>
+      <w:r>
+        <w:rPr>
+          <w:sz w:val="32"/>
+          <w:szCs w:val="32"/>
+        </w:rPr>
+        <w:t>is one of the most important DSA patterns:</w:t>
+      </w:r>
+    </w:p>
+    <w:p>
+      <w:pPr>
+        <w:jc w:val="both"/>
+        <w:rPr>
+          <w:b/>
+          <w:bCs/>
+          <w:sz w:val="28"/>
+          <w:szCs w:val="28"/>
+        </w:rPr>
+      </w:pPr>
+      <w:r>
+        <w:rPr>
+          <w:b/>
+          <w:bCs/>
+          <w:sz w:val="28"/>
+          <w:szCs w:val="28"/>
+        </w:rPr>
+        <w:t>For each element:</w:t>
+      </w:r>
+    </w:p>
+    <w:p>
+      <w:pPr>
+        <w:jc w:val="both"/>
+        <w:rPr>
+          <w:b/>
+          <w:bCs/>
+          <w:sz w:val="28"/>
+          <w:szCs w:val="28"/>
+        </w:rPr>
+      </w:pPr>
+      <w:r>
+        <w:rPr>
+          <w:b/>
+          <w:bCs/>
+          <w:sz w:val="28"/>
+          <w:szCs w:val="28"/>
+        </w:rPr>
+        <w:t xml:space="preserve">    What do I need?</w:t>
+      </w:r>
+    </w:p>
+    <w:p>
+      <w:pPr>
+        <w:jc w:val="both"/>
+        <w:rPr>
+          <w:b/>
+          <w:bCs/>
+          <w:sz w:val="28"/>
+          <w:szCs w:val="28"/>
+        </w:rPr>
+      </w:pPr>
+      <w:r>
+        <w:rPr>
+          <w:b/>
+          <w:bCs/>
+          <w:sz w:val="28"/>
+          <w:szCs w:val="28"/>
+        </w:rPr>
+        <w:t xml:space="preserve">    Have I already seen it?</w:t>
+      </w:r>
+    </w:p>
+    <w:p>
+      <w:pPr>
+        <w:jc w:val="both"/>
+        <w:rPr>
+          <w:b/>
+          <w:bCs/>
+          <w:sz w:val="28"/>
+          <w:szCs w:val="28"/>
+        </w:rPr>
+      </w:pPr>
+      <w:r>
+        <w:rPr>
+          <w:b/>
+          <w:bCs/>
+          <w:sz w:val="28"/>
+          <w:szCs w:val="28"/>
+        </w:rPr>
+        <w:t xml:space="preserve">    If yes:</w:t>
+      </w:r>
+    </w:p>
+    <w:p>
+      <w:pPr>
+        <w:jc w:val="both"/>
+        <w:rPr>
+          <w:b/>
+          <w:bCs/>
+          <w:sz w:val="28"/>
+          <w:szCs w:val="28"/>
+        </w:rPr>
+      </w:pPr>
+      <w:r>
+        <w:rPr>
+          <w:b/>
+          <w:bCs/>
+          <w:sz w:val="28"/>
+          <w:szCs w:val="28"/>
+        </w:rPr>
+        <w:t xml:space="preserve">        Answer found!</w:t>
+      </w:r>
+    </w:p>
+    <w:p>
+      <w:pPr>
+        <w:jc w:val="both"/>
+        <w:rPr>
+          <w:b/>
+          <w:bCs/>
+          <w:sz w:val="28"/>
+          <w:szCs w:val="28"/>
+        </w:rPr>
+      </w:pPr>
+      <w:r>
+        <w:rPr>
+          <w:b/>
+          <w:bCs/>
+          <w:sz w:val="28"/>
+          <w:szCs w:val="28"/>
+        </w:rPr>
+        <w:t xml:space="preserve">        </w:t>
+      </w:r>
+      <w:r>
+        <w:rPr>
+          <w:b/>
+          <w:bCs/>
+          <w:sz w:val="28"/>
+          <w:szCs w:val="28"/>
+        </w:rPr>
+        <w:t>break out</w:t>
+      </w:r>
+    </w:p>
+    <w:p>
+      <w:pPr>
+        <w:jc w:val="both"/>
+        <w:rPr>
+          <w:b/>
+          <w:bCs/>
+          <w:sz w:val="28"/>
+          <w:szCs w:val="28"/>
+        </w:rPr>
+      </w:pPr>
+      <w:r>
+        <w:rPr>
+          <w:b/>
+          <w:bCs/>
+          <w:sz w:val="28"/>
+          <w:szCs w:val="28"/>
+        </w:rPr>
+        <w:t xml:space="preserve">    Otherwise</w:t>
+      </w:r>
+      <w:r>
+        <w:rPr>
+          <w:b/>
+          <w:bCs/>
+          <w:sz w:val="28"/>
+          <w:szCs w:val="28"/>
+        </w:rPr>
+        <w:t xml:space="preserve"> (else)</w:t>
+      </w:r>
+      <w:r>
+        <w:rPr>
+          <w:b/>
+          <w:bCs/>
+          <w:sz w:val="28"/>
+          <w:szCs w:val="28"/>
+        </w:rPr>
+        <w:t>:</w:t>
+      </w:r>
+    </w:p>
+    <w:p>
+      <w:pPr>
+        <w:jc w:val="both"/>
+        <w:rPr>
+          <w:b/>
+          <w:bCs/>
+          <w:sz w:val="28"/>
+          <w:szCs w:val="28"/>
+        </w:rPr>
+      </w:pPr>
+      <w:r>
+        <w:rPr>
+          <w:b/>
+          <w:bCs/>
+          <w:sz w:val="28"/>
+          <w:szCs w:val="28"/>
+        </w:rPr>
+        <w:t xml:space="preserve">        Remember the current element.</w:t>
+      </w:r>
+    </w:p>
+    <w:p>
+      <w:pPr>
+        <w:jc w:val="both"/>
+        <w:rPr>
+          <w:sz w:val="32"/>
+          <w:szCs w:val="32"/>
+        </w:rPr>
+      </w:pPr>
+      <w:r>
+        <w:rPr>
+          <w:sz w:val="32"/>
+          <w:szCs w:val="32"/>
+        </w:rPr>
+        <w:t xml:space="preserve"># </w:t>
+      </w:r>
+      <w:r>
+        <w:rPr>
+          <w:sz w:val="32"/>
+          <w:szCs w:val="32"/>
+        </w:rPr>
+        <w:t>This appears in dozens of interview questions.</w:t>
+      </w:r>
+      <w:r>
+        <w:rPr>
+          <w:sz w:val="32"/>
+          <w:szCs w:val="32"/>
+        </w:rPr>
+        <w:t xml:space="preserve"> Like a frequency </w:t>
+      </w:r>
+      <w:r>
+        <w:rPr>
+          <w:b/>
+          <w:bCs/>
+          <w:sz w:val="32"/>
+          <w:szCs w:val="32"/>
+        </w:rPr>
+        <w:t>Map</w:t>
+      </w:r>
+      <w:r>
+        <w:rPr>
+          <w:sz w:val="32"/>
+          <w:szCs w:val="32"/>
+        </w:rPr>
+        <w:t xml:space="preserve"> to remember or store values, a loop and </w:t>
+      </w:r>
+      <w:r>
+        <w:rPr>
+          <w:b/>
+          <w:bCs/>
+          <w:sz w:val="32"/>
+          <w:szCs w:val="32"/>
+        </w:rPr>
+        <w:t>if-else</w:t>
+      </w:r>
+      <w:r>
+        <w:rPr>
+          <w:sz w:val="32"/>
+          <w:szCs w:val="32"/>
+        </w:rPr>
+        <w:t xml:space="preserve"> block.</w:t>
+      </w:r>
+    </w:p>
+    <w:p>
+      <w:pPr>
+        <w:jc w:val="both"/>
+        <w:rPr>
+          <w:sz w:val="32"/>
+          <w:szCs w:val="32"/>
+        </w:rPr>
+      </w:pPr>
+    </w:p>
+    <w:p>
+      <w:pPr>
+        <w:jc w:val="both"/>
+        <w:rPr>
+          <w:sz w:val="32"/>
+          <w:szCs w:val="32"/>
+        </w:rPr>
+      </w:pPr>
+      <w:r>
+        <w:rPr>
+          <w:sz w:val="32"/>
+          <w:szCs w:val="32"/>
+        </w:rPr>
+        <w:t>Complexity Analysis:</w:t>
+      </w:r>
+    </w:p>
+    <w:p>
+      <w:pPr>
+        <w:jc w:val="both"/>
+        <w:rPr>
+          <w:sz w:val="32"/>
+          <w:szCs w:val="32"/>
+        </w:rPr>
+      </w:pPr>
+      <w:r>
+        <w:rPr>
+          <w:sz w:val="32"/>
+          <w:szCs w:val="32"/>
+        </w:rPr>
+        <w:t xml:space="preserve"># </w:t>
+      </w:r>
+      <w:r>
+        <w:rPr>
+          <w:sz w:val="32"/>
+          <w:szCs w:val="32"/>
+        </w:rPr>
+        <w:t>Time</w:t>
+      </w:r>
+      <w:r>
+        <w:rPr>
+          <w:sz w:val="32"/>
+          <w:szCs w:val="32"/>
+        </w:rPr>
+        <w:t xml:space="preserve"> Complexity </w:t>
+      </w:r>
+      <w:r>
+        <w:rPr>
+          <w:sz w:val="32"/>
+          <w:szCs w:val="32"/>
+        </w:rPr>
+        <w:sym w:font="Wingdings" w:char="F0E0"/>
+      </w:r>
+      <w:r>
+        <w:rPr>
+          <w:sz w:val="32"/>
+          <w:szCs w:val="32"/>
+        </w:rPr>
+        <w:t xml:space="preserve"> </w:t>
+      </w:r>
+      <w:r>
+        <w:rPr>
+          <w:sz w:val="32"/>
+          <w:szCs w:val="32"/>
+        </w:rPr>
+        <w:t>One pass through the array</w:t>
+      </w:r>
+      <w:r>
+        <w:rPr>
+          <w:sz w:val="32"/>
+          <w:szCs w:val="32"/>
+        </w:rPr>
+        <w:t>:</w:t>
+      </w:r>
+    </w:p>
+    <w:p>
+      <w:pPr>
+        <w:jc w:val="both"/>
+        <w:rPr>
+          <w:b/>
+          <w:bCs/>
+          <w:sz w:val="32"/>
+          <w:szCs w:val="32"/>
+        </w:rPr>
+      </w:pPr>
+      <w:r>
+        <w:rPr>
+          <w:b/>
+          <w:bCs/>
+          <w:sz w:val="32"/>
+          <w:szCs w:val="32"/>
+        </w:rPr>
+        <w:lastRenderedPageBreak/>
+        <w:t>O(n)</w:t>
+      </w:r>
+    </w:p>
+    <w:p>
+      <w:pPr>
+        <w:jc w:val="both"/>
+        <w:rPr>
+          <w:sz w:val="32"/>
+          <w:szCs w:val="32"/>
+        </w:rPr>
+      </w:pPr>
+      <w:r>
+        <w:rPr>
+          <w:sz w:val="32"/>
+          <w:szCs w:val="32"/>
+        </w:rPr>
+        <w:t xml:space="preserve"># </w:t>
+      </w:r>
+      <w:r>
+        <w:rPr>
+          <w:sz w:val="32"/>
+          <w:szCs w:val="32"/>
+        </w:rPr>
+        <w:t>Space</w:t>
+      </w:r>
+      <w:r>
+        <w:rPr>
+          <w:sz w:val="32"/>
+          <w:szCs w:val="32"/>
+        </w:rPr>
+        <w:t xml:space="preserve"> Complexity </w:t>
+      </w:r>
+      <w:r>
+        <w:rPr>
+          <w:sz w:val="32"/>
+          <w:szCs w:val="32"/>
+        </w:rPr>
+        <w:sym w:font="Wingdings" w:char="F0E0"/>
+      </w:r>
+      <w:r>
+        <w:rPr>
+          <w:sz w:val="32"/>
+          <w:szCs w:val="32"/>
+        </w:rPr>
+        <w:t xml:space="preserve"> </w:t>
+      </w:r>
+      <w:r>
+        <w:rPr>
+          <w:sz w:val="32"/>
+          <w:szCs w:val="32"/>
+        </w:rPr>
+        <w:t>The dictionary may store every element</w:t>
+      </w:r>
+      <w:r>
+        <w:rPr>
+          <w:sz w:val="32"/>
+          <w:szCs w:val="32"/>
+        </w:rPr>
+        <w:t>:</w:t>
+      </w:r>
+    </w:p>
+    <w:p>
+      <w:pPr>
+        <w:jc w:val="both"/>
+        <w:rPr>
+          <w:b/>
+          <w:bCs/>
+          <w:sz w:val="32"/>
+          <w:szCs w:val="32"/>
+        </w:rPr>
+      </w:pPr>
+      <w:r>
+        <w:rPr>
+          <w:b/>
+          <w:bCs/>
+          <w:sz w:val="32"/>
+          <w:szCs w:val="32"/>
+        </w:rPr>
+        <w:t>O(n)</w:t>
+      </w:r>
+    </w:p>
+    <w:p>
+      <w:pPr>
+        <w:jc w:val="both"/>
+        <w:rPr>
+          <w:sz w:val="32"/>
+          <w:szCs w:val="32"/>
+        </w:rPr>
+      </w:pPr>
+    </w:p>
+    <w:p>
+      <w:pPr>
+        <w:jc w:val="both"/>
+        <w:rPr>
+          <w:sz w:val="32"/>
+          <w:szCs w:val="32"/>
+        </w:rPr>
+      </w:pPr>
+      <w:r>
+        <w:rPr>
+          <w:sz w:val="32"/>
+          <w:szCs w:val="32"/>
+        </w:rPr>
+        <w:t>Important Tools:</w:t>
+      </w:r>
+    </w:p>
+    <w:p>
+      <w:pPr>
+        <w:jc w:val="both"/>
+        <w:rPr>
+          <w:sz w:val="32"/>
+          <w:szCs w:val="32"/>
+        </w:rPr>
+      </w:pPr>
+      <w:r>
+        <w:rPr>
+          <w:sz w:val="32"/>
+          <w:szCs w:val="32"/>
+        </w:rPr>
+        <w:t># These are tools used for standard DSA:</w:t>
+      </w:r>
+    </w:p>
+    <w:p>
+      <w:pPr>
+        <w:pStyle w:val="ListParagraph"/>
+        <w:numPr>
+          <w:ilvl w:val="0"/>
+          <w:numId w:val="32"/>
+        </w:numPr>
+        <w:jc w:val="both"/>
+        <w:rPr>
+          <w:sz w:val="32"/>
+          <w:szCs w:val="32"/>
+        </w:rPr>
+      </w:pPr>
+      <w:r>
+        <w:rPr>
+          <w:sz w:val="32"/>
+          <w:szCs w:val="32"/>
+        </w:rPr>
+        <w:t>Dictionaries</w:t>
+      </w:r>
+    </w:p>
+    <w:p>
+      <w:pPr>
+        <w:pStyle w:val="ListParagraph"/>
+        <w:numPr>
+          <w:ilvl w:val="0"/>
+          <w:numId w:val="32"/>
+        </w:numPr>
+        <w:jc w:val="both"/>
+        <w:rPr>
+          <w:b/>
+          <w:bCs/>
+          <w:sz w:val="32"/>
+          <w:szCs w:val="32"/>
+        </w:rPr>
+      </w:pPr>
+      <w:r>
+        <w:rPr>
+          <w:b/>
+          <w:bCs/>
+          <w:sz w:val="32"/>
+          <w:szCs w:val="32"/>
+        </w:rPr>
+        <w:t>dict.get()</w:t>
+      </w:r>
+    </w:p>
+    <w:p>
+      <w:pPr>
+        <w:pStyle w:val="ListParagraph"/>
+        <w:numPr>
+          <w:ilvl w:val="0"/>
+          <w:numId w:val="32"/>
+        </w:numPr>
+        <w:jc w:val="both"/>
+        <w:rPr>
+          <w:sz w:val="32"/>
+          <w:szCs w:val="32"/>
+        </w:rPr>
+      </w:pPr>
+      <w:r>
+        <w:rPr>
+          <w:sz w:val="32"/>
+          <w:szCs w:val="32"/>
+        </w:rPr>
+        <w:t>Membership checks</w:t>
+      </w:r>
+      <w:r>
+        <w:rPr>
+          <w:sz w:val="32"/>
+          <w:szCs w:val="32"/>
+        </w:rPr>
+        <w:t xml:space="preserve"> in dictionary</w:t>
+      </w:r>
+      <w:r>
+        <w:rPr>
+          <w:sz w:val="32"/>
+          <w:szCs w:val="32"/>
+        </w:rPr>
+        <w:t xml:space="preserve"> </w:t>
+      </w:r>
+      <w:r>
+        <w:rPr>
+          <w:b/>
+          <w:bCs/>
+          <w:sz w:val="32"/>
+          <w:szCs w:val="32"/>
+        </w:rPr>
+        <w:t>(in</w:t>
+      </w:r>
+      <w:r>
+        <w:rPr>
+          <w:sz w:val="32"/>
+          <w:szCs w:val="32"/>
+        </w:rPr>
+        <w:t>)</w:t>
+      </w:r>
+    </w:p>
+    <w:p>
+      <w:pPr>
+        <w:pStyle w:val="ListParagraph"/>
+        <w:numPr>
+          <w:ilvl w:val="0"/>
+          <w:numId w:val="32"/>
+        </w:numPr>
+        <w:jc w:val="both"/>
+        <w:rPr>
+          <w:sz w:val="32"/>
+          <w:szCs w:val="32"/>
+        </w:rPr>
+      </w:pPr>
+      <w:r>
+        <w:rPr>
+          <w:sz w:val="32"/>
+          <w:szCs w:val="32"/>
+        </w:rPr>
+        <w:t>Lists</w:t>
+      </w:r>
+    </w:p>
+    <w:p>
+      <w:pPr>
+        <w:pStyle w:val="ListParagraph"/>
+        <w:numPr>
+          <w:ilvl w:val="0"/>
+          <w:numId w:val="32"/>
+        </w:numPr>
+        <w:jc w:val="both"/>
+        <w:rPr>
+          <w:sz w:val="32"/>
+          <w:szCs w:val="32"/>
+        </w:rPr>
+      </w:pPr>
+      <w:r>
+        <w:rPr>
+          <w:sz w:val="32"/>
+          <w:szCs w:val="32"/>
+        </w:rPr>
+        <w:t>Loops</w:t>
+      </w:r>
+    </w:p>
+    <w:p>
+      <w:pPr>
+        <w:jc w:val="both"/>
+        <w:rPr>
+          <w:sz w:val="32"/>
+          <w:szCs w:val="32"/>
+        </w:rPr>
+      </w:pPr>
+    </w:p>
+    <w:p>
+      <w:pPr>
+        <w:jc w:val="both"/>
+        <w:rPr>
+          <w:sz w:val="32"/>
+          <w:szCs w:val="32"/>
+        </w:rPr>
+      </w:pPr>
+      <w:r>
+        <w:rPr>
+          <w:sz w:val="32"/>
+          <w:szCs w:val="32"/>
+        </w:rPr>
+        <w:t>Mental Model:</w:t>
+      </w:r>
+    </w:p>
+    <w:p>
+      <w:pPr>
+        <w:jc w:val="both"/>
+        <w:rPr>
+          <w:sz w:val="32"/>
+          <w:szCs w:val="32"/>
+        </w:rPr>
+      </w:pPr>
+      <w:r>
+        <w:rPr>
+          <w:sz w:val="32"/>
+          <w:szCs w:val="32"/>
+        </w:rPr>
+        <w:t># Instead of thinking “How do I solve this?” think “What information should I remember to avoid searching again?”.</w:t>
+      </w:r>
+    </w:p>
+    <w:p>
+      <w:pPr>
+        <w:jc w:val="both"/>
+        <w:rPr>
+          <w:sz w:val="32"/>
+          <w:szCs w:val="32"/>
+        </w:rPr>
+      </w:pPr>
+      <w:r>
+        <w:rPr>
+          <w:sz w:val="32"/>
+          <w:szCs w:val="32"/>
+        </w:rPr>
+        <w:t># This shift is what algorithm design is all about</w:t>
+      </w:r>
+    </w:p>
+    <w:p>
+      <w:pPr>
+        <w:jc w:val="both"/>
+        <w:rPr>
+          <w:sz w:val="32"/>
+          <w:szCs w:val="32"/>
+        </w:rPr>
+      </w:pPr>
+    </w:p>
+    <w:p>
+      <w:pPr>
+        <w:jc w:val="both"/>
+        <w:rPr>
+          <w:sz w:val="32"/>
+          <w:szCs w:val="32"/>
+        </w:rPr>
+      </w:pPr>
+    </w:p>
+    <w:p>
+      <w:pPr>
+        <w:jc w:val="both"/>
+        <w:rPr>
+          <w:sz w:val="32"/>
+          <w:szCs w:val="32"/>
+        </w:rPr>
+      </w:pPr>
     </w:p>
     <w:sectPr>
       <w:footerReference w:type="default" r:id="rId7"/>
@@ -685,6 +2053,97 @@
 <file path=word/numbering.xml><?xml version="1.0" encoding="utf-8"?>
 <w:numbering xmlns:wpc="http://schemas.microsoft.com/office/word/2010/wordprocessingCanvas" xmlns:cx="http://schemas.microsoft.com/office/drawing/2014/chartex" xmlns:cx1="http://schemas.microsoft.com/office/drawing/2015/9/8/chartex" xmlns:cx2="http://schemas.microsoft.com/office/drawing/2015/10/21/chartex" xmlns:cx3="http://schemas.microsoft.com/office/drawing/2016/5/9/chartex" xmlns:cx4="http://schemas.microsoft.com/office/drawing/2016/5/10/chartex" xmlns:cx5="http://schemas.microsoft.com/office/drawing/2016/5/11/chartex" xmlns:cx6="http://schemas.microsoft.com/office/drawing/2016/5/12/chartex" xmlns:cx7="http://schemas.microsoft.com/office/drawing/2016/5/13/chartex" xmlns:cx8="http://schemas.microsoft.com/office/drawing/2016/5/14/chartex" xmlns:mc="http://schemas.openxmlformats.org/markup-compatibility/2006" xmlns:aink="http://schemas.microsoft.com/office/drawing/2016/ink" xmlns:am3d="http://schemas.microsoft.com/office/drawing/2017/model3d" xmlns:o="urn:schemas-microsoft-com:office:office" xmlns:oel="http://schemas.microsoft.com/office/2019/extlst" xmlns:r="http://schemas.openxmlformats.org/officeDocument/2006/relationships" xmlns:m="http://schemas.openxmlformats.org/officeDocument/2006/math" xmlns:v="urn:schemas-microsoft-com:vml" xmlns:wp14="http://schemas.microsoft.com/office/word/2010/wordprocessingDrawing" xmlns:wp="http://schemas.openxmlformats.org/drawingml/2006/wordprocessingDrawing" xmlns:w10="urn:schemas-microsoft-com:office:word" xmlns:w="http://schemas.openxmlformats.org/wordprocessingml/2006/main" xmlns:w14="http://schemas.microsoft.com/office/word/2010/wordml" xmlns:w15="http://schemas.microsoft.com/office/word/2012/wordml" xmlns:w16cex="http://schemas.microsoft.com/office/word/2018/wordml/cex" xmlns:w16cid="http://schemas.microsoft.com/office/word/2016/wordml/cid" xmlns:w16="http://schemas.microsoft.com/office/word/2018/wordml" xmlns:w16sdtdh="http://schemas.microsoft.com/office/word/2020/wordml/sdtdatahash" xmlns:w16se="http://schemas.microsoft.com/office/word/2015/wordml/symex" xmlns:wpg="http://schemas.microsoft.com/office/word/2010/wordprocessingGroup" xmlns:wpi="http://schemas.microsoft.com/office/word/2010/wordprocessingInk" xmlns:wne="http://schemas.microsoft.com/office/word/2006/wordml" xmlns:wps="http://schemas.microsoft.com/office/word/2010/wordprocessingShape" mc:Ignorable="w14 w15 w16se w16cid w16 w16cex w16sdtdh wp14">
   <w:abstractNum w:abstractNumId="0" w15:restartNumberingAfterBreak="0">
+    <w:nsid w:val="03B26373"/>
+    <w:multiLevelType w:val="hybridMultilevel"/>
+    <w:tmpl w:val="0E7C02AA"/>
+    <w:lvl w:ilvl="0" w:tplc="96969EBA">
+      <w:start w:val="1"/>
+      <w:numFmt w:val="decimal"/>
+      <w:lvlText w:val="%1."/>
+      <w:lvlJc w:val="left"/>
+      <w:pPr>
+        <w:ind w:left="360" w:hanging="360"/>
+      </w:pPr>
+      <w:rPr>
+        <w:rFonts w:hint="default"/>
+        <w:b/>
+        <w:bCs/>
+      </w:rPr>
+    </w:lvl>
+    <w:lvl w:ilvl="1" w:tplc="04090019" w:tentative="1">
+      <w:start w:val="1"/>
+      <w:numFmt w:val="lowerLetter"/>
+      <w:lvlText w:val="%2."/>
+      <w:lvlJc w:val="left"/>
+      <w:pPr>
+        <w:ind w:left="1080" w:hanging="360"/>
+      </w:pPr>
+    </w:lvl>
+    <w:lvl w:ilvl="2" w:tplc="0409001B" w:tentative="1">
+      <w:start w:val="1"/>
+      <w:numFmt w:val="lowerRoman"/>
+      <w:lvlText w:val="%3."/>
+      <w:lvlJc w:val="right"/>
+      <w:pPr>
+        <w:ind w:left="1800" w:hanging="180"/>
+      </w:pPr>
+    </w:lvl>
+    <w:lvl w:ilvl="3" w:tplc="0409000F" w:tentative="1">
+      <w:start w:val="1"/>
+      <w:numFmt w:val="decimal"/>
+      <w:lvlText w:val="%4."/>
+      <w:lvlJc w:val="left"/>
+      <w:pPr>
+        <w:ind w:left="2520" w:hanging="360"/>
+      </w:pPr>
+    </w:lvl>
+    <w:lvl w:ilvl="4" w:tplc="04090019" w:tentative="1">
+      <w:start w:val="1"/>
+      <w:numFmt w:val="lowerLetter"/>
+      <w:lvlText w:val="%5."/>
+      <w:lvlJc w:val="left"/>
+      <w:pPr>
+        <w:ind w:left="3240" w:hanging="360"/>
+      </w:pPr>
+    </w:lvl>
+    <w:lvl w:ilvl="5" w:tplc="0409001B" w:tentative="1">
+      <w:start w:val="1"/>
+      <w:numFmt w:val="lowerRoman"/>
+      <w:lvlText w:val="%6."/>
+      <w:lvlJc w:val="right"/>
+      <w:pPr>
+        <w:ind w:left="3960" w:hanging="180"/>
+      </w:pPr>
+    </w:lvl>
+    <w:lvl w:ilvl="6" w:tplc="0409000F" w:tentative="1">
+      <w:start w:val="1"/>
+      <w:numFmt w:val="decimal"/>
+      <w:lvlText w:val="%7."/>
+      <w:lvlJc w:val="left"/>
+      <w:pPr>
+        <w:ind w:left="4680" w:hanging="360"/>
+      </w:pPr>
+    </w:lvl>
+    <w:lvl w:ilvl="7" w:tplc="04090019" w:tentative="1">
+      <w:start w:val="1"/>
+      <w:numFmt w:val="lowerLetter"/>
+      <w:lvlText w:val="%8."/>
+      <w:lvlJc w:val="left"/>
+      <w:pPr>
+        <w:ind w:left="5400" w:hanging="360"/>
+      </w:pPr>
+    </w:lvl>
+    <w:lvl w:ilvl="8" w:tplc="0409001B" w:tentative="1">
+      <w:start w:val="1"/>
+      <w:numFmt w:val="lowerRoman"/>
+      <w:lvlText w:val="%9."/>
+      <w:lvlJc w:val="right"/>
+      <w:pPr>
+        <w:ind w:left="6120" w:hanging="180"/>
+      </w:pPr>
+    </w:lvl>
+  </w:abstractNum>
+  <w:abstractNum w:abstractNumId="1" w15:restartNumberingAfterBreak="0">
     <w:nsid w:val="07FF6E1F"/>
     <w:multiLevelType w:val="hybridMultilevel"/>
     <w:tmpl w:val="BE845D3E"/>
@@ -797,7 +2256,7 @@
       </w:rPr>
     </w:lvl>
   </w:abstractNum>
-  <w:abstractNum w:abstractNumId="1" w15:restartNumberingAfterBreak="0">
+  <w:abstractNum w:abstractNumId="2" w15:restartNumberingAfterBreak="0">
     <w:nsid w:val="10A42389"/>
     <w:multiLevelType w:val="hybridMultilevel"/>
     <w:tmpl w:val="1082B6A4"/>
@@ -910,7 +2369,7 @@
       </w:rPr>
     </w:lvl>
   </w:abstractNum>
-  <w:abstractNum w:abstractNumId="2" w15:restartNumberingAfterBreak="0">
+  <w:abstractNum w:abstractNumId="3" w15:restartNumberingAfterBreak="0">
     <w:nsid w:val="138C063B"/>
     <w:multiLevelType w:val="hybridMultilevel"/>
     <w:tmpl w:val="7BACD71C"/>
@@ -1023,7 +2482,7 @@
       </w:rPr>
     </w:lvl>
   </w:abstractNum>
-  <w:abstractNum w:abstractNumId="3" w15:restartNumberingAfterBreak="0">
+  <w:abstractNum w:abstractNumId="4" w15:restartNumberingAfterBreak="0">
     <w:nsid w:val="1E9323AD"/>
     <w:multiLevelType w:val="hybridMultilevel"/>
     <w:tmpl w:val="B4A0E43E"/>
@@ -1136,7 +2595,7 @@
       </w:rPr>
     </w:lvl>
   </w:abstractNum>
-  <w:abstractNum w:abstractNumId="4" w15:restartNumberingAfterBreak="0">
+  <w:abstractNum w:abstractNumId="5" w15:restartNumberingAfterBreak="0">
     <w:nsid w:val="23A11734"/>
     <w:multiLevelType w:val="hybridMultilevel"/>
     <w:tmpl w:val="CCB83A46"/>
@@ -1249,7 +2708,7 @@
       </w:rPr>
     </w:lvl>
   </w:abstractNum>
-  <w:abstractNum w:abstractNumId="5" w15:restartNumberingAfterBreak="0">
+  <w:abstractNum w:abstractNumId="6" w15:restartNumberingAfterBreak="0">
     <w:nsid w:val="2557343A"/>
     <w:multiLevelType w:val="hybridMultilevel"/>
     <w:tmpl w:val="8A30FEE6"/>
@@ -1362,7 +2821,7 @@
       </w:rPr>
     </w:lvl>
   </w:abstractNum>
-  <w:abstractNum w:abstractNumId="6" w15:restartNumberingAfterBreak="0">
+  <w:abstractNum w:abstractNumId="7" w15:restartNumberingAfterBreak="0">
     <w:nsid w:val="2803370B"/>
     <w:multiLevelType w:val="hybridMultilevel"/>
     <w:tmpl w:val="9EA49456"/>
@@ -1475,7 +2934,7 @@
       </w:rPr>
     </w:lvl>
   </w:abstractNum>
-  <w:abstractNum w:abstractNumId="7" w15:restartNumberingAfterBreak="0">
+  <w:abstractNum w:abstractNumId="8" w15:restartNumberingAfterBreak="0">
     <w:nsid w:val="2E007351"/>
     <w:multiLevelType w:val="hybridMultilevel"/>
     <w:tmpl w:val="6F2EBE88"/>
@@ -1588,7 +3047,7 @@
       </w:rPr>
     </w:lvl>
   </w:abstractNum>
-  <w:abstractNum w:abstractNumId="8" w15:restartNumberingAfterBreak="0">
+  <w:abstractNum w:abstractNumId="9" w15:restartNumberingAfterBreak="0">
     <w:nsid w:val="2F592B5B"/>
     <w:multiLevelType w:val="hybridMultilevel"/>
     <w:tmpl w:val="FE62C13A"/>
@@ -1701,7 +3160,7 @@
       </w:rPr>
     </w:lvl>
   </w:abstractNum>
-  <w:abstractNum w:abstractNumId="9" w15:restartNumberingAfterBreak="0">
+  <w:abstractNum w:abstractNumId="10" w15:restartNumberingAfterBreak="0">
     <w:nsid w:val="343F15CA"/>
     <w:multiLevelType w:val="hybridMultilevel"/>
     <w:tmpl w:val="38905CBE"/>
@@ -1814,7 +3273,7 @@
       </w:rPr>
     </w:lvl>
   </w:abstractNum>
-  <w:abstractNum w:abstractNumId="10" w15:restartNumberingAfterBreak="0">
+  <w:abstractNum w:abstractNumId="11" w15:restartNumberingAfterBreak="0">
     <w:nsid w:val="352E72A6"/>
     <w:multiLevelType w:val="hybridMultilevel"/>
     <w:tmpl w:val="36608DA2"/>
@@ -1927,7 +3386,7 @@
       </w:rPr>
     </w:lvl>
   </w:abstractNum>
-  <w:abstractNum w:abstractNumId="11" w15:restartNumberingAfterBreak="0">
+  <w:abstractNum w:abstractNumId="12" w15:restartNumberingAfterBreak="0">
     <w:nsid w:val="3A64427A"/>
     <w:multiLevelType w:val="hybridMultilevel"/>
     <w:tmpl w:val="08061F78"/>
@@ -2040,7 +3499,7 @@
       </w:rPr>
     </w:lvl>
   </w:abstractNum>
-  <w:abstractNum w:abstractNumId="12" w15:restartNumberingAfterBreak="0">
+  <w:abstractNum w:abstractNumId="13" w15:restartNumberingAfterBreak="0">
     <w:nsid w:val="3B0B59EE"/>
     <w:multiLevelType w:val="hybridMultilevel"/>
     <w:tmpl w:val="A9A007C4"/>
@@ -2153,7 +3612,7 @@
       </w:rPr>
     </w:lvl>
   </w:abstractNum>
-  <w:abstractNum w:abstractNumId="13" w15:restartNumberingAfterBreak="0">
+  <w:abstractNum w:abstractNumId="14" w15:restartNumberingAfterBreak="0">
     <w:nsid w:val="3CE6114A"/>
     <w:multiLevelType w:val="hybridMultilevel"/>
     <w:tmpl w:val="DAC8EAB2"/>
@@ -2266,7 +3725,7 @@
       </w:rPr>
     </w:lvl>
   </w:abstractNum>
-  <w:abstractNum w:abstractNumId="14" w15:restartNumberingAfterBreak="0">
+  <w:abstractNum w:abstractNumId="15" w15:restartNumberingAfterBreak="0">
     <w:nsid w:val="3EA15ED3"/>
     <w:multiLevelType w:val="hybridMultilevel"/>
     <w:tmpl w:val="32A66580"/>
@@ -2379,7 +3838,7 @@
       </w:rPr>
     </w:lvl>
   </w:abstractNum>
-  <w:abstractNum w:abstractNumId="15" w15:restartNumberingAfterBreak="0">
+  <w:abstractNum w:abstractNumId="16" w15:restartNumberingAfterBreak="0">
     <w:nsid w:val="434167F6"/>
     <w:multiLevelType w:val="hybridMultilevel"/>
     <w:tmpl w:val="17709D4E"/>
@@ -2492,7 +3951,7 @@
       </w:rPr>
     </w:lvl>
   </w:abstractNum>
-  <w:abstractNum w:abstractNumId="16" w15:restartNumberingAfterBreak="0">
+  <w:abstractNum w:abstractNumId="17" w15:restartNumberingAfterBreak="0">
     <w:nsid w:val="465D0ED0"/>
     <w:multiLevelType w:val="hybridMultilevel"/>
     <w:tmpl w:val="CA2CA59C"/>
@@ -2605,7 +4064,7 @@
       </w:rPr>
     </w:lvl>
   </w:abstractNum>
-  <w:abstractNum w:abstractNumId="17" w15:restartNumberingAfterBreak="0">
+  <w:abstractNum w:abstractNumId="18" w15:restartNumberingAfterBreak="0">
     <w:nsid w:val="48BC2A2E"/>
     <w:multiLevelType w:val="hybridMultilevel"/>
     <w:tmpl w:val="262A606E"/>
@@ -2696,7 +4155,7 @@
       </w:pPr>
     </w:lvl>
   </w:abstractNum>
-  <w:abstractNum w:abstractNumId="18" w15:restartNumberingAfterBreak="0">
+  <w:abstractNum w:abstractNumId="19" w15:restartNumberingAfterBreak="0">
     <w:nsid w:val="49767D6F"/>
     <w:multiLevelType w:val="hybridMultilevel"/>
     <w:tmpl w:val="4218F1BC"/>
@@ -2787,7 +4246,7 @@
       </w:pPr>
     </w:lvl>
   </w:abstractNum>
-  <w:abstractNum w:abstractNumId="19" w15:restartNumberingAfterBreak="0">
+  <w:abstractNum w:abstractNumId="20" w15:restartNumberingAfterBreak="0">
     <w:nsid w:val="4A3641F2"/>
     <w:multiLevelType w:val="hybridMultilevel"/>
     <w:tmpl w:val="55A4C6E8"/>
@@ -2900,7 +4359,7 @@
       </w:rPr>
     </w:lvl>
   </w:abstractNum>
-  <w:abstractNum w:abstractNumId="20" w15:restartNumberingAfterBreak="0">
+  <w:abstractNum w:abstractNumId="21" w15:restartNumberingAfterBreak="0">
     <w:nsid w:val="4FB51FC8"/>
     <w:multiLevelType w:val="hybridMultilevel"/>
     <w:tmpl w:val="C10C9EF6"/>
@@ -3013,7 +4472,7 @@
       </w:rPr>
     </w:lvl>
   </w:abstractNum>
-  <w:abstractNum w:abstractNumId="21" w15:restartNumberingAfterBreak="0">
+  <w:abstractNum w:abstractNumId="22" w15:restartNumberingAfterBreak="0">
     <w:nsid w:val="51D943C0"/>
     <w:multiLevelType w:val="hybridMultilevel"/>
     <w:tmpl w:val="AACCBFFC"/>
@@ -3126,7 +4585,7 @@
       </w:rPr>
     </w:lvl>
   </w:abstractNum>
-  <w:abstractNum w:abstractNumId="22" w15:restartNumberingAfterBreak="0">
+  <w:abstractNum w:abstractNumId="23" w15:restartNumberingAfterBreak="0">
     <w:nsid w:val="566B2156"/>
     <w:multiLevelType w:val="hybridMultilevel"/>
     <w:tmpl w:val="49A48358"/>
@@ -3239,7 +4698,7 @@
       </w:rPr>
     </w:lvl>
   </w:abstractNum>
-  <w:abstractNum w:abstractNumId="23" w15:restartNumberingAfterBreak="0">
+  <w:abstractNum w:abstractNumId="24" w15:restartNumberingAfterBreak="0">
     <w:nsid w:val="6574689A"/>
     <w:multiLevelType w:val="hybridMultilevel"/>
     <w:tmpl w:val="3040723C"/>
@@ -3352,7 +4811,7 @@
       </w:rPr>
     </w:lvl>
   </w:abstractNum>
-  <w:abstractNum w:abstractNumId="24" w15:restartNumberingAfterBreak="0">
+  <w:abstractNum w:abstractNumId="25" w15:restartNumberingAfterBreak="0">
     <w:nsid w:val="68152F36"/>
     <w:multiLevelType w:val="hybridMultilevel"/>
     <w:tmpl w:val="C42ED464"/>
@@ -3465,7 +4924,7 @@
       </w:rPr>
     </w:lvl>
   </w:abstractNum>
-  <w:abstractNum w:abstractNumId="25" w15:restartNumberingAfterBreak="0">
+  <w:abstractNum w:abstractNumId="26" w15:restartNumberingAfterBreak="0">
     <w:nsid w:val="684E54B5"/>
     <w:multiLevelType w:val="hybridMultilevel"/>
     <w:tmpl w:val="E238318E"/>
@@ -3578,7 +5037,7 @@
       </w:rPr>
     </w:lvl>
   </w:abstractNum>
-  <w:abstractNum w:abstractNumId="26" w15:restartNumberingAfterBreak="0">
+  <w:abstractNum w:abstractNumId="27" w15:restartNumberingAfterBreak="0">
     <w:nsid w:val="68F2565C"/>
     <w:multiLevelType w:val="hybridMultilevel"/>
     <w:tmpl w:val="8D324286"/>
@@ -3691,7 +5150,120 @@
       </w:rPr>
     </w:lvl>
   </w:abstractNum>
-  <w:abstractNum w:abstractNumId="27" w15:restartNumberingAfterBreak="0">
+  <w:abstractNum w:abstractNumId="28" w15:restartNumberingAfterBreak="0">
+    <w:nsid w:val="6F1C47F5"/>
+    <w:multiLevelType w:val="hybridMultilevel"/>
+    <w:tmpl w:val="41E69716"/>
+    <w:lvl w:ilvl="0" w:tplc="04090001">
+      <w:start w:val="1"/>
+      <w:numFmt w:val="bullet"/>
+      <w:lvlText w:val=""/>
+      <w:lvlJc w:val="left"/>
+      <w:pPr>
+        <w:ind w:left="360" w:hanging="360"/>
+      </w:pPr>
+      <w:rPr>
+        <w:rFonts w:ascii="Symbol" w:hAnsi="Symbol" w:hint="default"/>
+      </w:rPr>
+    </w:lvl>
+    <w:lvl w:ilvl="1" w:tplc="04090003" w:tentative="1">
+      <w:start w:val="1"/>
+      <w:numFmt w:val="bullet"/>
+      <w:lvlText w:val="o"/>
+      <w:lvlJc w:val="left"/>
+      <w:pPr>
+        <w:ind w:left="1080" w:hanging="360"/>
+      </w:pPr>
+      <w:rPr>
+        <w:rFonts w:ascii="Courier New" w:hAnsi="Courier New" w:cs="Courier New" w:hint="default"/>
+      </w:rPr>
+    </w:lvl>
+    <w:lvl w:ilvl="2" w:tplc="04090005" w:tentative="1">
+      <w:start w:val="1"/>
+      <w:numFmt w:val="bullet"/>
+      <w:lvlText w:val=""/>
+      <w:lvlJc w:val="left"/>
+      <w:pPr>
+        <w:ind w:left="1800" w:hanging="360"/>
+      </w:pPr>
+      <w:rPr>
+        <w:rFonts w:ascii="Wingdings" w:hAnsi="Wingdings" w:hint="default"/>
+      </w:rPr>
+    </w:lvl>
+    <w:lvl w:ilvl="3" w:tplc="04090001" w:tentative="1">
+      <w:start w:val="1"/>
+      <w:numFmt w:val="bullet"/>
+      <w:lvlText w:val=""/>
+      <w:lvlJc w:val="left"/>
+      <w:pPr>
+        <w:ind w:left="2520" w:hanging="360"/>
+      </w:pPr>
+      <w:rPr>
+        <w:rFonts w:ascii="Symbol" w:hAnsi="Symbol" w:hint="default"/>
+      </w:rPr>
+    </w:lvl>
+    <w:lvl w:ilvl="4" w:tplc="04090003" w:tentative="1">
+      <w:start w:val="1"/>
+      <w:numFmt w:val="bullet"/>
+      <w:lvlText w:val="o"/>
+      <w:lvlJc w:val="left"/>
+      <w:pPr>
+        <w:ind w:left="3240" w:hanging="360"/>
+      </w:pPr>
+      <w:rPr>
+        <w:rFonts w:ascii="Courier New" w:hAnsi="Courier New" w:cs="Courier New" w:hint="default"/>
+      </w:rPr>
+    </w:lvl>
+    <w:lvl w:ilvl="5" w:tplc="04090005" w:tentative="1">
+      <w:start w:val="1"/>
+      <w:numFmt w:val="bullet"/>
+      <w:lvlText w:val=""/>
+      <w:lvlJc w:val="left"/>
+      <w:pPr>
+        <w:ind w:left="3960" w:hanging="360"/>
+      </w:pPr>
+      <w:rPr>
+        <w:rFonts w:ascii="Wingdings" w:hAnsi="Wingdings" w:hint="default"/>
+      </w:rPr>
+    </w:lvl>
+    <w:lvl w:ilvl="6" w:tplc="04090001" w:tentative="1">
+      <w:start w:val="1"/>
+      <w:numFmt w:val="bullet"/>
+      <w:lvlText w:val=""/>
+      <w:lvlJc w:val="left"/>
+      <w:pPr>
+        <w:ind w:left="4680" w:hanging="360"/>
+      </w:pPr>
+      <w:rPr>
+        <w:rFonts w:ascii="Symbol" w:hAnsi="Symbol" w:hint="default"/>
+      </w:rPr>
+    </w:lvl>
+    <w:lvl w:ilvl="7" w:tplc="04090003" w:tentative="1">
+      <w:start w:val="1"/>
+      <w:numFmt w:val="bullet"/>
+      <w:lvlText w:val="o"/>
+      <w:lvlJc w:val="left"/>
+      <w:pPr>
+        <w:ind w:left="5400" w:hanging="360"/>
+      </w:pPr>
+      <w:rPr>
+        <w:rFonts w:ascii="Courier New" w:hAnsi="Courier New" w:cs="Courier New" w:hint="default"/>
+      </w:rPr>
+    </w:lvl>
+    <w:lvl w:ilvl="8" w:tplc="04090005" w:tentative="1">
+      <w:start w:val="1"/>
+      <w:numFmt w:val="bullet"/>
+      <w:lvlText w:val=""/>
+      <w:lvlJc w:val="left"/>
+      <w:pPr>
+        <w:ind w:left="6120" w:hanging="360"/>
+      </w:pPr>
+      <w:rPr>
+        <w:rFonts w:ascii="Wingdings" w:hAnsi="Wingdings" w:hint="default"/>
+      </w:rPr>
+    </w:lvl>
+  </w:abstractNum>
+  <w:abstractNum w:abstractNumId="29" w15:restartNumberingAfterBreak="0">
     <w:nsid w:val="6F9908ED"/>
     <w:multiLevelType w:val="hybridMultilevel"/>
     <w:tmpl w:val="19A64D52"/>
@@ -3804,7 +5376,7 @@
       </w:rPr>
     </w:lvl>
   </w:abstractNum>
-  <w:abstractNum w:abstractNumId="28" w15:restartNumberingAfterBreak="0">
+  <w:abstractNum w:abstractNumId="30" w15:restartNumberingAfterBreak="0">
     <w:nsid w:val="73EF6507"/>
     <w:multiLevelType w:val="hybridMultilevel"/>
     <w:tmpl w:val="CB3EB4AA"/>
@@ -3895,7 +5467,7 @@
       </w:pPr>
     </w:lvl>
   </w:abstractNum>
-  <w:abstractNum w:abstractNumId="29" w15:restartNumberingAfterBreak="0">
+  <w:abstractNum w:abstractNumId="31" w15:restartNumberingAfterBreak="0">
     <w:nsid w:val="77931365"/>
     <w:multiLevelType w:val="hybridMultilevel"/>
     <w:tmpl w:val="5C26A464"/>
@@ -4008,7 +5580,7 @@
       </w:rPr>
     </w:lvl>
   </w:abstractNum>
-  <w:abstractNum w:abstractNumId="30" w15:restartNumberingAfterBreak="0">
+  <w:abstractNum w:abstractNumId="32" w15:restartNumberingAfterBreak="0">
     <w:nsid w:val="7B9E3FA6"/>
     <w:multiLevelType w:val="hybridMultilevel"/>
     <w:tmpl w:val="6F8231C2"/>
@@ -4122,97 +5694,103 @@
     </w:lvl>
   </w:abstractNum>
   <w:num w:numId="1" w16cid:durableId="664865304">
+    <w:abstractNumId w:val="24"/>
+  </w:num>
+  <w:num w:numId="2" w16cid:durableId="2008902027">
+    <w:abstractNumId w:val="11"/>
+  </w:num>
+  <w:num w:numId="3" w16cid:durableId="704447734">
+    <w:abstractNumId w:val="31"/>
+  </w:num>
+  <w:num w:numId="4" w16cid:durableId="1510021272">
+    <w:abstractNumId w:val="9"/>
+  </w:num>
+  <w:num w:numId="5" w16cid:durableId="359281728">
+    <w:abstractNumId w:val="18"/>
+  </w:num>
+  <w:num w:numId="6" w16cid:durableId="259992389">
+    <w:abstractNumId w:val="14"/>
+  </w:num>
+  <w:num w:numId="7" w16cid:durableId="202402556">
+    <w:abstractNumId w:val="6"/>
+  </w:num>
+  <w:num w:numId="8" w16cid:durableId="879320700">
+    <w:abstractNumId w:val="2"/>
+  </w:num>
+  <w:num w:numId="9" w16cid:durableId="1021131634">
     <w:abstractNumId w:val="23"/>
   </w:num>
-  <w:num w:numId="2" w16cid:durableId="2008902027">
+  <w:num w:numId="10" w16cid:durableId="1837186236">
+    <w:abstractNumId w:val="20"/>
+  </w:num>
+  <w:num w:numId="11" w16cid:durableId="480124734">
+    <w:abstractNumId w:val="19"/>
+  </w:num>
+  <w:num w:numId="12" w16cid:durableId="1120107619">
+    <w:abstractNumId w:val="15"/>
+  </w:num>
+  <w:num w:numId="13" w16cid:durableId="2129663888">
+    <w:abstractNumId w:val="5"/>
+  </w:num>
+  <w:num w:numId="14" w16cid:durableId="1609662036">
+    <w:abstractNumId w:val="12"/>
+  </w:num>
+  <w:num w:numId="15" w16cid:durableId="473985100">
+    <w:abstractNumId w:val="30"/>
+  </w:num>
+  <w:num w:numId="16" w16cid:durableId="619263971">
+    <w:abstractNumId w:val="8"/>
+  </w:num>
+  <w:num w:numId="17" w16cid:durableId="1712536812">
+    <w:abstractNumId w:val="27"/>
+  </w:num>
+  <w:num w:numId="18" w16cid:durableId="553348773">
+    <w:abstractNumId w:val="29"/>
+  </w:num>
+  <w:num w:numId="19" w16cid:durableId="616566803">
+    <w:abstractNumId w:val="26"/>
+  </w:num>
+  <w:num w:numId="20" w16cid:durableId="1195458330">
+    <w:abstractNumId w:val="1"/>
+  </w:num>
+  <w:num w:numId="21" w16cid:durableId="979728643">
+    <w:abstractNumId w:val="17"/>
+  </w:num>
+  <w:num w:numId="22" w16cid:durableId="1781026175">
+    <w:abstractNumId w:val="22"/>
+  </w:num>
+  <w:num w:numId="23" w16cid:durableId="1358390278">
+    <w:abstractNumId w:val="3"/>
+  </w:num>
+  <w:num w:numId="24" w16cid:durableId="319967696">
+    <w:abstractNumId w:val="21"/>
+  </w:num>
+  <w:num w:numId="25" w16cid:durableId="1490172335">
     <w:abstractNumId w:val="10"/>
   </w:num>
-  <w:num w:numId="3" w16cid:durableId="704447734">
-    <w:abstractNumId w:val="29"/>
+  <w:num w:numId="26" w16cid:durableId="494876458">
+    <w:abstractNumId w:val="32"/>
   </w:num>
-  <w:num w:numId="4" w16cid:durableId="1510021272">
-    <w:abstractNumId w:val="8"/>
+  <w:num w:numId="27" w16cid:durableId="965160156">
+    <w:abstractNumId w:val="7"/>
   </w:num>
-  <w:num w:numId="5" w16cid:durableId="359281728">
-    <w:abstractNumId w:val="17"/>
+  <w:num w:numId="28" w16cid:durableId="2104494634">
+    <w:abstractNumId w:val="4"/>
   </w:num>
-  <w:num w:numId="6" w16cid:durableId="259992389">
+  <w:num w:numId="29" w16cid:durableId="1588465180">
+    <w:abstractNumId w:val="25"/>
+  </w:num>
+  <w:num w:numId="30" w16cid:durableId="727455599">
     <w:abstractNumId w:val="13"/>
   </w:num>
-  <w:num w:numId="7" w16cid:durableId="202402556">
-    <w:abstractNumId w:val="5"/>
+  <w:num w:numId="31" w16cid:durableId="1486900710">
+    <w:abstractNumId w:val="16"/>
   </w:num>
-  <w:num w:numId="8" w16cid:durableId="879320700">
-    <w:abstractNumId w:val="1"/>
-  </w:num>
-  <w:num w:numId="9" w16cid:durableId="1021131634">
-    <w:abstractNumId w:val="22"/>
-  </w:num>
-  <w:num w:numId="10" w16cid:durableId="1837186236">
-    <w:abstractNumId w:val="19"/>
-  </w:num>
-  <w:num w:numId="11" w16cid:durableId="480124734">
-    <w:abstractNumId w:val="18"/>
-  </w:num>
-  <w:num w:numId="12" w16cid:durableId="1120107619">
-    <w:abstractNumId w:val="14"/>
-  </w:num>
-  <w:num w:numId="13" w16cid:durableId="2129663888">
-    <w:abstractNumId w:val="4"/>
-  </w:num>
-  <w:num w:numId="14" w16cid:durableId="1609662036">
-    <w:abstractNumId w:val="11"/>
-  </w:num>
-  <w:num w:numId="15" w16cid:durableId="473985100">
+  <w:num w:numId="32" w16cid:durableId="1109591766">
     <w:abstractNumId w:val="28"/>
   </w:num>
-  <w:num w:numId="16" w16cid:durableId="619263971">
-    <w:abstractNumId w:val="7"/>
-  </w:num>
-  <w:num w:numId="17" w16cid:durableId="1712536812">
-    <w:abstractNumId w:val="26"/>
-  </w:num>
-  <w:num w:numId="18" w16cid:durableId="553348773">
-    <w:abstractNumId w:val="27"/>
-  </w:num>
-  <w:num w:numId="19" w16cid:durableId="616566803">
-    <w:abstractNumId w:val="25"/>
-  </w:num>
-  <w:num w:numId="20" w16cid:durableId="1195458330">
+  <w:num w:numId="33" w16cid:durableId="244725603">
     <w:abstractNumId w:val="0"/>
-  </w:num>
-  <w:num w:numId="21" w16cid:durableId="979728643">
-    <w:abstractNumId w:val="16"/>
-  </w:num>
-  <w:num w:numId="22" w16cid:durableId="1781026175">
-    <w:abstractNumId w:val="21"/>
-  </w:num>
-  <w:num w:numId="23" w16cid:durableId="1358390278">
-    <w:abstractNumId w:val="2"/>
-  </w:num>
-  <w:num w:numId="24" w16cid:durableId="319967696">
-    <w:abstractNumId w:val="20"/>
-  </w:num>
-  <w:num w:numId="25" w16cid:durableId="1490172335">
-    <w:abstractNumId w:val="9"/>
-  </w:num>
-  <w:num w:numId="26" w16cid:durableId="494876458">
-    <w:abstractNumId w:val="30"/>
-  </w:num>
-  <w:num w:numId="27" w16cid:durableId="965160156">
-    <w:abstractNumId w:val="6"/>
-  </w:num>
-  <w:num w:numId="28" w16cid:durableId="2104494634">
-    <w:abstractNumId w:val="3"/>
-  </w:num>
-  <w:num w:numId="29" w16cid:durableId="1588465180">
-    <w:abstractNumId w:val="24"/>
-  </w:num>
-  <w:num w:numId="30" w16cid:durableId="727455599">
-    <w:abstractNumId w:val="12"/>
-  </w:num>
-  <w:num w:numId="31" w16cid:durableId="1486900710">
-    <w:abstractNumId w:val="15"/>
   </w:num>
 </w:numbering>
 </file>
@@ -4820,7 +6398,6 @@
   <w:style w:type="character" w:default="1" w:styleId="DefaultParagraphFont">
     <w:name w:val="Default Paragraph Font"/>
     <w:uiPriority w:val="1"/>
-    <w:semiHidden/>
     <w:unhideWhenUsed/>
   </w:style>
   <w:style w:type="table" w:default="1" w:styleId="TableNormal">

--- a/programming_mental_models/p4_problem_solving_and_dsa_mental_models.docx
+++ b/programming_mental_models/p4_problem_solving_and_dsa_mental_models.docx
@@ -80,8 +80,17 @@
           <w:sz w:val="32"/>
           <w:szCs w:val="32"/>
         </w:rPr>
-        <w:t>Two Sum Problem Breakdown………………………………………..</w:t>
-      </w:r>
+        <w:t>Two Sum Problem Breakdown……………………………………</w:t>
+      </w:r>
+      <w:proofErr w:type="gramStart"/>
+      <w:r>
+        <w:rPr>
+          <w:sz w:val="32"/>
+          <w:szCs w:val="32"/>
+        </w:rPr>
+        <w:t>…..</w:t>
+      </w:r>
+      <w:proofErr w:type="gramEnd"/>
     </w:p>
     <w:p>
       <w:pPr>
@@ -837,6 +846,7 @@
           <w:szCs w:val="32"/>
         </w:rPr>
       </w:pPr>
+      <w:proofErr w:type="spellStart"/>
       <w:r>
         <w:rPr>
           <w:b/>
@@ -845,12 +855,10 @@
           <w:sz w:val="32"/>
           <w:szCs w:val="32"/>
         </w:rPr>
-        <w:t>i = 0</w:t>
-      </w:r>
-    </w:p>
-    <w:p>
-      <w:pPr>
-        <w:jc w:val="both"/>
+        <w:t>i</w:t>
+      </w:r>
+      <w:proofErr w:type="spellEnd"/>
+      <w:r>
         <w:rPr>
           <w:b/>
           <w:bCs/>
@@ -858,8 +866,12 @@
           <w:sz w:val="32"/>
           <w:szCs w:val="32"/>
         </w:rPr>
-      </w:pPr>
-      <w:r>
+        <w:t xml:space="preserve"> = 0</w:t>
+      </w:r>
+    </w:p>
+    <w:p>
+      <w:pPr>
+        <w:jc w:val="both"/>
         <w:rPr>
           <w:b/>
           <w:bCs/>
@@ -867,7 +879,50 @@
           <w:sz w:val="32"/>
           <w:szCs w:val="32"/>
         </w:rPr>
-        <w:t>nums[i] = 2</w:t>
+      </w:pPr>
+      <w:proofErr w:type="spellStart"/>
+      <w:r>
+        <w:rPr>
+          <w:b/>
+          <w:bCs/>
+          <w:color w:val="D86DCB" w:themeColor="accent5" w:themeTint="99"/>
+          <w:sz w:val="32"/>
+          <w:szCs w:val="32"/>
+        </w:rPr>
+        <w:t>nums</w:t>
+      </w:r>
+      <w:proofErr w:type="spellEnd"/>
+      <w:r>
+        <w:rPr>
+          <w:b/>
+          <w:bCs/>
+          <w:color w:val="D86DCB" w:themeColor="accent5" w:themeTint="99"/>
+          <w:sz w:val="32"/>
+          <w:szCs w:val="32"/>
+        </w:rPr>
+        <w:t>[</w:t>
+      </w:r>
+      <w:proofErr w:type="spellStart"/>
+      <w:r>
+        <w:rPr>
+          <w:b/>
+          <w:bCs/>
+          <w:color w:val="D86DCB" w:themeColor="accent5" w:themeTint="99"/>
+          <w:sz w:val="32"/>
+          <w:szCs w:val="32"/>
+        </w:rPr>
+        <w:t>i</w:t>
+      </w:r>
+      <w:proofErr w:type="spellEnd"/>
+      <w:r>
+        <w:rPr>
+          <w:b/>
+          <w:bCs/>
+          <w:color w:val="D86DCB" w:themeColor="accent5" w:themeTint="99"/>
+          <w:sz w:val="32"/>
+          <w:szCs w:val="32"/>
+        </w:rPr>
+        <w:t>] = 2</w:t>
       </w:r>
     </w:p>
     <w:p>
@@ -1050,6 +1105,7 @@
           <w:szCs w:val="32"/>
         </w:rPr>
       </w:pPr>
+      <w:proofErr w:type="spellStart"/>
       <w:r>
         <w:rPr>
           <w:b/>
@@ -1058,12 +1114,10 @@
           <w:sz w:val="32"/>
           <w:szCs w:val="32"/>
         </w:rPr>
-        <w:t>i = 1</w:t>
-      </w:r>
-    </w:p>
-    <w:p>
-      <w:pPr>
-        <w:jc w:val="both"/>
+        <w:t>i</w:t>
+      </w:r>
+      <w:proofErr w:type="spellEnd"/>
+      <w:r>
         <w:rPr>
           <w:b/>
           <w:bCs/>
@@ -1071,8 +1125,12 @@
           <w:sz w:val="32"/>
           <w:szCs w:val="32"/>
         </w:rPr>
-      </w:pPr>
-      <w:r>
+        <w:t xml:space="preserve"> = 1</w:t>
+      </w:r>
+    </w:p>
+    <w:p>
+      <w:pPr>
+        <w:jc w:val="both"/>
         <w:rPr>
           <w:b/>
           <w:bCs/>
@@ -1080,12 +1138,9 @@
           <w:sz w:val="32"/>
           <w:szCs w:val="32"/>
         </w:rPr>
-        <w:t>nums[i] = 7</w:t>
-      </w:r>
-    </w:p>
-    <w:p>
-      <w:pPr>
-        <w:jc w:val="both"/>
+      </w:pPr>
+      <w:proofErr w:type="spellStart"/>
+      <w:r>
         <w:rPr>
           <w:b/>
           <w:bCs/>
@@ -1093,7 +1148,9 @@
           <w:sz w:val="32"/>
           <w:szCs w:val="32"/>
         </w:rPr>
-      </w:pPr>
+        <w:t>nums</w:t>
+      </w:r>
+      <w:proofErr w:type="spellEnd"/>
       <w:r>
         <w:rPr>
           <w:b/>
@@ -1102,6 +1159,50 @@
           <w:sz w:val="32"/>
           <w:szCs w:val="32"/>
         </w:rPr>
+        <w:t>[</w:t>
+      </w:r>
+      <w:proofErr w:type="spellStart"/>
+      <w:r>
+        <w:rPr>
+          <w:b/>
+          <w:bCs/>
+          <w:color w:val="D86DCB" w:themeColor="accent5" w:themeTint="99"/>
+          <w:sz w:val="32"/>
+          <w:szCs w:val="32"/>
+        </w:rPr>
+        <w:t>i</w:t>
+      </w:r>
+      <w:proofErr w:type="spellEnd"/>
+      <w:r>
+        <w:rPr>
+          <w:b/>
+          <w:bCs/>
+          <w:color w:val="D86DCB" w:themeColor="accent5" w:themeTint="99"/>
+          <w:sz w:val="32"/>
+          <w:szCs w:val="32"/>
+        </w:rPr>
+        <w:t>] = 7</w:t>
+      </w:r>
+    </w:p>
+    <w:p>
+      <w:pPr>
+        <w:jc w:val="both"/>
+        <w:rPr>
+          <w:b/>
+          <w:bCs/>
+          <w:color w:val="D86DCB" w:themeColor="accent5" w:themeTint="99"/>
+          <w:sz w:val="32"/>
+          <w:szCs w:val="32"/>
+        </w:rPr>
+      </w:pPr>
+      <w:r>
+        <w:rPr>
+          <w:b/>
+          <w:bCs/>
+          <w:color w:val="D86DCB" w:themeColor="accent5" w:themeTint="99"/>
+          <w:sz w:val="32"/>
+          <w:szCs w:val="32"/>
+        </w:rPr>
         <w:t>needed = 2</w:t>
       </w:r>
     </w:p>
@@ -1146,6 +1247,7 @@
           <w:szCs w:val="32"/>
         </w:rPr>
       </w:pPr>
+      <w:proofErr w:type="gramStart"/>
       <w:r>
         <w:rPr>
           <w:b/>
@@ -1154,7 +1256,18 @@
           <w:sz w:val="32"/>
           <w:szCs w:val="32"/>
         </w:rPr>
-        <w:t>seen[2] == 0</w:t>
+        <w:t>seen[</w:t>
+      </w:r>
+      <w:proofErr w:type="gramEnd"/>
+      <w:r>
+        <w:rPr>
+          <w:b/>
+          <w:bCs/>
+          <w:color w:val="D86DCB" w:themeColor="accent5" w:themeTint="99"/>
+          <w:sz w:val="32"/>
+          <w:szCs w:val="32"/>
+        </w:rPr>
+        <w:t>2] == 0</w:t>
       </w:r>
     </w:p>
     <w:p>
@@ -1387,17 +1500,19 @@
           <w:sz w:val="28"/>
           <w:szCs w:val="28"/>
         </w:rPr>
-        <w:t xml:space="preserve">    Otherwise</w:t>
-      </w:r>
-      <w:r>
+        <w:t xml:space="preserve">    Otherwise (else):</w:t>
+      </w:r>
+    </w:p>
+    <w:p>
+      <w:pPr>
+        <w:jc w:val="both"/>
         <w:rPr>
           <w:b/>
           <w:bCs/>
           <w:sz w:val="28"/>
           <w:szCs w:val="28"/>
         </w:rPr>
-        <w:t xml:space="preserve"> (else)</w:t>
-      </w:r>
+      </w:pPr>
       <w:r>
         <w:rPr>
           <w:b/>
@@ -1405,26 +1520,6 @@
           <w:sz w:val="28"/>
           <w:szCs w:val="28"/>
         </w:rPr>
-        <w:t>:</w:t>
-      </w:r>
-    </w:p>
-    <w:p>
-      <w:pPr>
-        <w:jc w:val="both"/>
-        <w:rPr>
-          <w:b/>
-          <w:bCs/>
-          <w:sz w:val="28"/>
-          <w:szCs w:val="28"/>
-        </w:rPr>
-      </w:pPr>
-      <w:r>
-        <w:rPr>
-          <w:b/>
-          <w:bCs/>
-          <w:sz w:val="28"/>
-          <w:szCs w:val="28"/>
-        </w:rPr>
         <w:t xml:space="preserve">        Remember the current element.</w:t>
       </w:r>
     </w:p>
@@ -1471,7 +1566,44 @@
           <w:sz w:val="32"/>
           <w:szCs w:val="32"/>
         </w:rPr>
-        <w:t xml:space="preserve"> to remember or store values, a loop and </w:t>
+        <w:t xml:space="preserve"> to remember or store values, a</w:t>
+      </w:r>
+      <w:r>
+        <w:rPr>
+          <w:sz w:val="32"/>
+          <w:szCs w:val="32"/>
+        </w:rPr>
+        <w:t xml:space="preserve"> </w:t>
+      </w:r>
+      <w:r>
+        <w:rPr>
+          <w:b/>
+          <w:bCs/>
+          <w:sz w:val="32"/>
+          <w:szCs w:val="32"/>
+        </w:rPr>
+        <w:t>for</w:t>
+      </w:r>
+      <w:r>
+        <w:rPr>
+          <w:sz w:val="32"/>
+          <w:szCs w:val="32"/>
+        </w:rPr>
+        <w:t xml:space="preserve"> loop</w:t>
+      </w:r>
+      <w:r>
+        <w:rPr>
+          <w:sz w:val="32"/>
+          <w:szCs w:val="32"/>
+        </w:rPr>
+        <w:t>,</w:t>
+      </w:r>
+      <w:r>
+        <w:rPr>
+          <w:sz w:val="32"/>
+          <w:szCs w:val="32"/>
+        </w:rPr>
+        <w:t xml:space="preserve"> </w:t>
       </w:r>
       <w:r>
         <w:rPr>
@@ -1487,7 +1619,30 @@
           <w:sz w:val="32"/>
           <w:szCs w:val="32"/>
         </w:rPr>
-        <w:t xml:space="preserve"> block.</w:t>
+        <w:t xml:space="preserve"> block</w:t>
+      </w:r>
+      <w:r>
+        <w:rPr>
+          <w:sz w:val="32"/>
+          <w:szCs w:val="32"/>
+        </w:rPr>
+        <w:t xml:space="preserve"> &amp; </w:t>
+      </w:r>
+      <w:r>
+        <w:rPr>
+          <w:b/>
+          <w:bCs/>
+          <w:sz w:val="32"/>
+          <w:szCs w:val="32"/>
+        </w:rPr>
+        <w:t>break</w:t>
+      </w:r>
+      <w:r>
+        <w:rPr>
+          <w:sz w:val="32"/>
+          <w:szCs w:val="32"/>
+        </w:rPr>
+        <w:t>.</w:t>
       </w:r>
     </w:p>
     <w:p>
@@ -1749,14 +1904,36 @@
           <w:szCs w:val="32"/>
         </w:rPr>
       </w:pPr>
-      <w:r>
-        <w:rPr>
-          <w:b/>
-          <w:bCs/>
-          <w:sz w:val="32"/>
-          <w:szCs w:val="32"/>
-        </w:rPr>
-        <w:t>dict.get()</w:t>
+      <w:proofErr w:type="spellStart"/>
+      <w:proofErr w:type="gramStart"/>
+      <w:r>
+        <w:rPr>
+          <w:b/>
+          <w:bCs/>
+          <w:sz w:val="32"/>
+          <w:szCs w:val="32"/>
+        </w:rPr>
+        <w:t>dict.get</w:t>
+      </w:r>
+      <w:proofErr w:type="spellEnd"/>
+      <w:r>
+        <w:rPr>
+          <w:b/>
+          <w:bCs/>
+          <w:sz w:val="32"/>
+          <w:szCs w:val="32"/>
+        </w:rPr>
+        <w:t>(</w:t>
+      </w:r>
+      <w:proofErr w:type="gramEnd"/>
+      <w:r>
+        <w:rPr>
+          <w:b/>
+          <w:bCs/>
+          <w:sz w:val="32"/>
+          <w:szCs w:val="32"/>
+        </w:rPr>
+        <w:t>)</w:t>
       </w:r>
     </w:p>
     <w:p>
@@ -1777,21 +1954,7 @@
           <w:sz w:val="32"/>
           <w:szCs w:val="32"/>
         </w:rPr>
-        <w:t>Membership checks</w:t>
-      </w:r>
-      <w:r>
-        <w:rPr>
-          <w:sz w:val="32"/>
-          <w:szCs w:val="32"/>
-        </w:rPr>
-        <w:t xml:space="preserve"> in dictionary</w:t>
-      </w:r>
-      <w:r>
-        <w:rPr>
-          <w:sz w:val="32"/>
-          <w:szCs w:val="32"/>
-        </w:rPr>
-        <w:t xml:space="preserve"> </w:t>
+        <w:t xml:space="preserve">Membership checks in dictionary </w:t>
       </w:r>
       <w:r>
         <w:rPr>
@@ -6398,6 +6561,7 @@
   <w:style w:type="character" w:default="1" w:styleId="DefaultParagraphFont">
     <w:name w:val="Default Paragraph Font"/>
     <w:uiPriority w:val="1"/>
+    <w:semiHidden/>
     <w:unhideWhenUsed/>
   </w:style>
   <w:style w:type="table" w:default="1" w:styleId="TableNormal">

--- a/programming_mental_models/p4_problem_solving_and_dsa_mental_models.docx
+++ b/programming_mental_models/p4_problem_solving_and_dsa_mental_models.docx
@@ -94,6 +94,36 @@
     </w:p>
     <w:p>
       <w:pPr>
+        <w:pStyle w:val="ListParagraph"/>
+        <w:numPr>
+          <w:ilvl w:val="0"/>
+          <w:numId w:val="33"/>
+        </w:numPr>
+        <w:jc w:val="both"/>
+        <w:rPr>
+          <w:sz w:val="32"/>
+          <w:szCs w:val="32"/>
+        </w:rPr>
+      </w:pPr>
+      <w:r>
+        <w:rPr>
+          <w:sz w:val="32"/>
+          <w:szCs w:val="32"/>
+        </w:rPr>
+        <w:t>Two Pointer Pattern for Palindrome………………………………</w:t>
+      </w:r>
+      <w:proofErr w:type="gramStart"/>
+      <w:r>
+        <w:rPr>
+          <w:sz w:val="32"/>
+          <w:szCs w:val="32"/>
+        </w:rPr>
+        <w:t>…..</w:t>
+      </w:r>
+      <w:proofErr w:type="gramEnd"/>
+    </w:p>
+    <w:p>
+      <w:pPr>
         <w:jc w:val="both"/>
         <w:rPr>
           <w:sz w:val="32"/>
@@ -1328,6 +1358,474 @@
           <w:sz w:val="32"/>
           <w:szCs w:val="32"/>
         </w:rPr>
+        <w:t>Code:</w:t>
+      </w:r>
+    </w:p>
+    <w:p>
+      <w:pPr>
+        <w:jc w:val="both"/>
+        <w:rPr>
+          <w:b/>
+          <w:bCs/>
+          <w:color w:val="D86DCB" w:themeColor="accent5" w:themeTint="99"/>
+          <w:sz w:val="32"/>
+          <w:szCs w:val="32"/>
+        </w:rPr>
+      </w:pPr>
+      <w:proofErr w:type="spellStart"/>
+      <w:r>
+        <w:rPr>
+          <w:b/>
+          <w:bCs/>
+          <w:color w:val="D86DCB" w:themeColor="accent5" w:themeTint="99"/>
+          <w:sz w:val="32"/>
+          <w:szCs w:val="32"/>
+        </w:rPr>
+        <w:t>nums</w:t>
+      </w:r>
+      <w:proofErr w:type="spellEnd"/>
+      <w:r>
+        <w:rPr>
+          <w:b/>
+          <w:bCs/>
+          <w:color w:val="D86DCB" w:themeColor="accent5" w:themeTint="99"/>
+          <w:sz w:val="32"/>
+          <w:szCs w:val="32"/>
+        </w:rPr>
+        <w:t xml:space="preserve"> = [2, 7, 11, 15]</w:t>
+      </w:r>
+    </w:p>
+    <w:p>
+      <w:pPr>
+        <w:jc w:val="both"/>
+        <w:rPr>
+          <w:b/>
+          <w:bCs/>
+          <w:color w:val="D86DCB" w:themeColor="accent5" w:themeTint="99"/>
+          <w:sz w:val="32"/>
+          <w:szCs w:val="32"/>
+        </w:rPr>
+      </w:pPr>
+      <w:r>
+        <w:rPr>
+          <w:b/>
+          <w:bCs/>
+          <w:color w:val="D86DCB" w:themeColor="accent5" w:themeTint="99"/>
+          <w:sz w:val="32"/>
+          <w:szCs w:val="32"/>
+        </w:rPr>
+        <w:t>target = 9</w:t>
+      </w:r>
+    </w:p>
+    <w:p>
+      <w:pPr>
+        <w:jc w:val="both"/>
+        <w:rPr>
+          <w:b/>
+          <w:bCs/>
+          <w:color w:val="D86DCB" w:themeColor="accent5" w:themeTint="99"/>
+          <w:sz w:val="32"/>
+          <w:szCs w:val="32"/>
+        </w:rPr>
+      </w:pPr>
+      <w:r>
+        <w:rPr>
+          <w:b/>
+          <w:bCs/>
+          <w:color w:val="D86DCB" w:themeColor="accent5" w:themeTint="99"/>
+          <w:sz w:val="32"/>
+          <w:szCs w:val="32"/>
+        </w:rPr>
+        <w:t>seen = {}</w:t>
+      </w:r>
+    </w:p>
+    <w:p>
+      <w:pPr>
+        <w:jc w:val="both"/>
+        <w:rPr>
+          <w:b/>
+          <w:bCs/>
+          <w:color w:val="D86DCB" w:themeColor="accent5" w:themeTint="99"/>
+          <w:sz w:val="32"/>
+          <w:szCs w:val="32"/>
+        </w:rPr>
+      </w:pPr>
+      <w:r>
+        <w:rPr>
+          <w:b/>
+          <w:bCs/>
+          <w:color w:val="D86DCB" w:themeColor="accent5" w:themeTint="99"/>
+          <w:sz w:val="32"/>
+          <w:szCs w:val="32"/>
+        </w:rPr>
+        <w:t xml:space="preserve">for </w:t>
+      </w:r>
+      <w:proofErr w:type="spellStart"/>
+      <w:r>
+        <w:rPr>
+          <w:b/>
+          <w:bCs/>
+          <w:color w:val="D86DCB" w:themeColor="accent5" w:themeTint="99"/>
+          <w:sz w:val="32"/>
+          <w:szCs w:val="32"/>
+        </w:rPr>
+        <w:t>i</w:t>
+      </w:r>
+      <w:proofErr w:type="spellEnd"/>
+      <w:r>
+        <w:rPr>
+          <w:b/>
+          <w:bCs/>
+          <w:color w:val="D86DCB" w:themeColor="accent5" w:themeTint="99"/>
+          <w:sz w:val="32"/>
+          <w:szCs w:val="32"/>
+        </w:rPr>
+        <w:t xml:space="preserve"> in range(</w:t>
+      </w:r>
+      <w:proofErr w:type="spellStart"/>
+      <w:r>
+        <w:rPr>
+          <w:b/>
+          <w:bCs/>
+          <w:color w:val="D86DCB" w:themeColor="accent5" w:themeTint="99"/>
+          <w:sz w:val="32"/>
+          <w:szCs w:val="32"/>
+        </w:rPr>
+        <w:t>len</w:t>
+      </w:r>
+      <w:proofErr w:type="spellEnd"/>
+      <w:r>
+        <w:rPr>
+          <w:b/>
+          <w:bCs/>
+          <w:color w:val="D86DCB" w:themeColor="accent5" w:themeTint="99"/>
+          <w:sz w:val="32"/>
+          <w:szCs w:val="32"/>
+        </w:rPr>
+        <w:t>(</w:t>
+      </w:r>
+      <w:proofErr w:type="spellStart"/>
+      <w:r>
+        <w:rPr>
+          <w:b/>
+          <w:bCs/>
+          <w:color w:val="D86DCB" w:themeColor="accent5" w:themeTint="99"/>
+          <w:sz w:val="32"/>
+          <w:szCs w:val="32"/>
+        </w:rPr>
+        <w:t>nums</w:t>
+      </w:r>
+      <w:proofErr w:type="spellEnd"/>
+      <w:r>
+        <w:rPr>
+          <w:b/>
+          <w:bCs/>
+          <w:color w:val="D86DCB" w:themeColor="accent5" w:themeTint="99"/>
+          <w:sz w:val="32"/>
+          <w:szCs w:val="32"/>
+        </w:rPr>
+        <w:t>)):</w:t>
+      </w:r>
+    </w:p>
+    <w:p>
+      <w:pPr>
+        <w:jc w:val="both"/>
+        <w:rPr>
+          <w:b/>
+          <w:bCs/>
+          <w:color w:val="D86DCB" w:themeColor="accent5" w:themeTint="99"/>
+          <w:sz w:val="32"/>
+          <w:szCs w:val="32"/>
+        </w:rPr>
+      </w:pPr>
+      <w:r>
+        <w:rPr>
+          <w:b/>
+          <w:bCs/>
+          <w:color w:val="D86DCB" w:themeColor="accent5" w:themeTint="99"/>
+          <w:sz w:val="32"/>
+          <w:szCs w:val="32"/>
+        </w:rPr>
+        <w:t xml:space="preserve">    needed = target - </w:t>
+      </w:r>
+      <w:proofErr w:type="spellStart"/>
+      <w:r>
+        <w:rPr>
+          <w:b/>
+          <w:bCs/>
+          <w:color w:val="D86DCB" w:themeColor="accent5" w:themeTint="99"/>
+          <w:sz w:val="32"/>
+          <w:szCs w:val="32"/>
+        </w:rPr>
+        <w:t>nums</w:t>
+      </w:r>
+      <w:proofErr w:type="spellEnd"/>
+      <w:r>
+        <w:rPr>
+          <w:b/>
+          <w:bCs/>
+          <w:color w:val="D86DCB" w:themeColor="accent5" w:themeTint="99"/>
+          <w:sz w:val="32"/>
+          <w:szCs w:val="32"/>
+        </w:rPr>
+        <w:t>[</w:t>
+      </w:r>
+      <w:proofErr w:type="spellStart"/>
+      <w:r>
+        <w:rPr>
+          <w:b/>
+          <w:bCs/>
+          <w:color w:val="D86DCB" w:themeColor="accent5" w:themeTint="99"/>
+          <w:sz w:val="32"/>
+          <w:szCs w:val="32"/>
+        </w:rPr>
+        <w:t>i</w:t>
+      </w:r>
+      <w:proofErr w:type="spellEnd"/>
+      <w:r>
+        <w:rPr>
+          <w:b/>
+          <w:bCs/>
+          <w:color w:val="D86DCB" w:themeColor="accent5" w:themeTint="99"/>
+          <w:sz w:val="32"/>
+          <w:szCs w:val="32"/>
+        </w:rPr>
+        <w:t>]</w:t>
+      </w:r>
+    </w:p>
+    <w:p>
+      <w:pPr>
+        <w:jc w:val="both"/>
+        <w:rPr>
+          <w:b/>
+          <w:bCs/>
+          <w:color w:val="D86DCB" w:themeColor="accent5" w:themeTint="99"/>
+          <w:sz w:val="32"/>
+          <w:szCs w:val="32"/>
+        </w:rPr>
+      </w:pPr>
+      <w:r>
+        <w:rPr>
+          <w:b/>
+          <w:bCs/>
+          <w:color w:val="D86DCB" w:themeColor="accent5" w:themeTint="99"/>
+          <w:sz w:val="32"/>
+          <w:szCs w:val="32"/>
+        </w:rPr>
+        <w:t xml:space="preserve">    if needed in seen: # checking if the needed value is found in the dictionary or not</w:t>
+      </w:r>
+    </w:p>
+    <w:p>
+      <w:pPr>
+        <w:jc w:val="both"/>
+        <w:rPr>
+          <w:b/>
+          <w:bCs/>
+          <w:color w:val="D86DCB" w:themeColor="accent5" w:themeTint="99"/>
+          <w:sz w:val="32"/>
+          <w:szCs w:val="32"/>
+        </w:rPr>
+      </w:pPr>
+      <w:r>
+        <w:rPr>
+          <w:b/>
+          <w:bCs/>
+          <w:color w:val="D86DCB" w:themeColor="accent5" w:themeTint="99"/>
+          <w:sz w:val="32"/>
+          <w:szCs w:val="32"/>
+        </w:rPr>
+        <w:t xml:space="preserve">        output = [seen[needed], </w:t>
+      </w:r>
+      <w:proofErr w:type="spellStart"/>
+      <w:r>
+        <w:rPr>
+          <w:b/>
+          <w:bCs/>
+          <w:color w:val="D86DCB" w:themeColor="accent5" w:themeTint="99"/>
+          <w:sz w:val="32"/>
+          <w:szCs w:val="32"/>
+        </w:rPr>
+        <w:t>i</w:t>
+      </w:r>
+      <w:proofErr w:type="spellEnd"/>
+      <w:r>
+        <w:rPr>
+          <w:b/>
+          <w:bCs/>
+          <w:color w:val="D86DCB" w:themeColor="accent5" w:themeTint="99"/>
+          <w:sz w:val="32"/>
+          <w:szCs w:val="32"/>
+        </w:rPr>
+        <w:t>]</w:t>
+      </w:r>
+    </w:p>
+    <w:p>
+      <w:pPr>
+        <w:jc w:val="both"/>
+        <w:rPr>
+          <w:b/>
+          <w:bCs/>
+          <w:color w:val="D86DCB" w:themeColor="accent5" w:themeTint="99"/>
+          <w:sz w:val="32"/>
+          <w:szCs w:val="32"/>
+        </w:rPr>
+      </w:pPr>
+      <w:r>
+        <w:rPr>
+          <w:b/>
+          <w:bCs/>
+          <w:color w:val="D86DCB" w:themeColor="accent5" w:themeTint="99"/>
+          <w:sz w:val="32"/>
+          <w:szCs w:val="32"/>
+        </w:rPr>
+        <w:t xml:space="preserve">        print(output)</w:t>
+      </w:r>
+    </w:p>
+    <w:p>
+      <w:pPr>
+        <w:jc w:val="both"/>
+        <w:rPr>
+          <w:b/>
+          <w:bCs/>
+          <w:color w:val="D86DCB" w:themeColor="accent5" w:themeTint="99"/>
+          <w:sz w:val="32"/>
+          <w:szCs w:val="32"/>
+        </w:rPr>
+      </w:pPr>
+      <w:r>
+        <w:rPr>
+          <w:b/>
+          <w:bCs/>
+          <w:color w:val="D86DCB" w:themeColor="accent5" w:themeTint="99"/>
+          <w:sz w:val="32"/>
+          <w:szCs w:val="32"/>
+        </w:rPr>
+        <w:t xml:space="preserve">        break # break if the answer is found</w:t>
+      </w:r>
+    </w:p>
+    <w:p>
+      <w:pPr>
+        <w:jc w:val="both"/>
+        <w:rPr>
+          <w:b/>
+          <w:bCs/>
+          <w:color w:val="D86DCB" w:themeColor="accent5" w:themeTint="99"/>
+          <w:sz w:val="32"/>
+          <w:szCs w:val="32"/>
+        </w:rPr>
+      </w:pPr>
+      <w:r>
+        <w:rPr>
+          <w:b/>
+          <w:bCs/>
+          <w:color w:val="D86DCB" w:themeColor="accent5" w:themeTint="99"/>
+          <w:sz w:val="32"/>
+          <w:szCs w:val="32"/>
+        </w:rPr>
+        <w:t xml:space="preserve">    else:</w:t>
+      </w:r>
+    </w:p>
+    <w:p>
+      <w:pPr>
+        <w:jc w:val="both"/>
+        <w:rPr>
+          <w:b/>
+          <w:bCs/>
+          <w:color w:val="D86DCB" w:themeColor="accent5" w:themeTint="99"/>
+          <w:sz w:val="32"/>
+          <w:szCs w:val="32"/>
+        </w:rPr>
+      </w:pPr>
+      <w:r>
+        <w:rPr>
+          <w:b/>
+          <w:bCs/>
+          <w:color w:val="D86DCB" w:themeColor="accent5" w:themeTint="99"/>
+          <w:sz w:val="32"/>
+          <w:szCs w:val="32"/>
+        </w:rPr>
+        <w:t xml:space="preserve">        seen[</w:t>
+      </w:r>
+      <w:proofErr w:type="spellStart"/>
+      <w:r>
+        <w:rPr>
+          <w:b/>
+          <w:bCs/>
+          <w:color w:val="D86DCB" w:themeColor="accent5" w:themeTint="99"/>
+          <w:sz w:val="32"/>
+          <w:szCs w:val="32"/>
+        </w:rPr>
+        <w:t>nums</w:t>
+      </w:r>
+      <w:proofErr w:type="spellEnd"/>
+      <w:r>
+        <w:rPr>
+          <w:b/>
+          <w:bCs/>
+          <w:color w:val="D86DCB" w:themeColor="accent5" w:themeTint="99"/>
+          <w:sz w:val="32"/>
+          <w:szCs w:val="32"/>
+        </w:rPr>
+        <w:t>[</w:t>
+      </w:r>
+      <w:proofErr w:type="spellStart"/>
+      <w:r>
+        <w:rPr>
+          <w:b/>
+          <w:bCs/>
+          <w:color w:val="D86DCB" w:themeColor="accent5" w:themeTint="99"/>
+          <w:sz w:val="32"/>
+          <w:szCs w:val="32"/>
+        </w:rPr>
+        <w:t>i</w:t>
+      </w:r>
+      <w:proofErr w:type="spellEnd"/>
+      <w:r>
+        <w:rPr>
+          <w:b/>
+          <w:bCs/>
+          <w:color w:val="D86DCB" w:themeColor="accent5" w:themeTint="99"/>
+          <w:sz w:val="32"/>
+          <w:szCs w:val="32"/>
+        </w:rPr>
+        <w:t xml:space="preserve">]] = </w:t>
+      </w:r>
+      <w:proofErr w:type="spellStart"/>
+      <w:r>
+        <w:rPr>
+          <w:b/>
+          <w:bCs/>
+          <w:color w:val="D86DCB" w:themeColor="accent5" w:themeTint="99"/>
+          <w:sz w:val="32"/>
+          <w:szCs w:val="32"/>
+        </w:rPr>
+        <w:t>i</w:t>
+      </w:r>
+      <w:proofErr w:type="spellEnd"/>
+    </w:p>
+    <w:p>
+      <w:pPr>
+        <w:jc w:val="both"/>
+        <w:rPr>
+          <w:sz w:val="32"/>
+          <w:szCs w:val="32"/>
+        </w:rPr>
+      </w:pPr>
+    </w:p>
+    <w:p>
+      <w:pPr>
+        <w:jc w:val="both"/>
+        <w:rPr>
+          <w:sz w:val="32"/>
+          <w:szCs w:val="32"/>
+        </w:rPr>
+      </w:pPr>
+      <w:r>
+        <w:rPr>
+          <w:sz w:val="32"/>
+          <w:szCs w:val="32"/>
+        </w:rPr>
+        <w:lastRenderedPageBreak/>
         <w:t>The Pattern We Just Learned:</w:t>
       </w:r>
     </w:p>
@@ -1745,7 +2243,6 @@
           <w:sz w:val="32"/>
           <w:szCs w:val="32"/>
         </w:rPr>
-        <w:lastRenderedPageBreak/>
         <w:t>O(n)</w:t>
       </w:r>
     </w:p>
@@ -1991,6 +2488,7 @@
           <w:sz w:val="32"/>
           <w:szCs w:val="32"/>
         </w:rPr>
+        <w:lastRenderedPageBreak/>
         <w:t>Lists</w:t>
       </w:r>
     </w:p>
@@ -2070,6 +2568,676 @@
           <w:szCs w:val="32"/>
         </w:rPr>
         <w:t># This shift is what algorithm design is all about</w:t>
+      </w:r>
+    </w:p>
+    <w:p>
+      <w:pPr>
+        <w:jc w:val="both"/>
+        <w:rPr>
+          <w:sz w:val="32"/>
+          <w:szCs w:val="32"/>
+        </w:rPr>
+      </w:pPr>
+    </w:p>
+    <w:p>
+      <w:pPr>
+        <w:jc w:val="center"/>
+        <w:rPr>
+          <w:sz w:val="32"/>
+          <w:szCs w:val="32"/>
+        </w:rPr>
+      </w:pPr>
+      <w:r>
+        <w:rPr>
+          <w:sz w:val="32"/>
+          <w:szCs w:val="32"/>
+        </w:rPr>
+        <w:t>Break</w:t>
+      </w:r>
+    </w:p>
+    <w:p>
+      <w:pPr>
+        <w:jc w:val="both"/>
+        <w:rPr>
+          <w:sz w:val="32"/>
+          <w:szCs w:val="32"/>
+        </w:rPr>
+      </w:pPr>
+    </w:p>
+    <w:p>
+      <w:pPr>
+        <w:jc w:val="both"/>
+        <w:rPr>
+          <w:b/>
+          <w:bCs/>
+          <w:sz w:val="32"/>
+          <w:szCs w:val="32"/>
+        </w:rPr>
+      </w:pPr>
+      <w:r>
+        <w:rPr>
+          <w:b/>
+          <w:bCs/>
+          <w:sz w:val="32"/>
+          <w:szCs w:val="32"/>
+        </w:rPr>
+        <w:t>Two Pointer Pattern for Palindrome:</w:t>
+      </w:r>
+    </w:p>
+    <w:p>
+      <w:pPr>
+        <w:jc w:val="both"/>
+        <w:rPr>
+          <w:sz w:val="32"/>
+          <w:szCs w:val="32"/>
+        </w:rPr>
+      </w:pPr>
+      <w:r>
+        <w:rPr>
+          <w:sz w:val="32"/>
+          <w:szCs w:val="32"/>
+        </w:rPr>
+        <w:t># We can check if a string is palindrome or not using Two Pointer pattern. Examples, check if the first character matches with the last character of the string. Then check the second first and second last, and so on. Like this:</w:t>
+      </w:r>
+    </w:p>
+    <w:p>
+      <w:pPr>
+        <w:jc w:val="both"/>
+        <w:rPr>
+          <w:b/>
+          <w:bCs/>
+          <w:sz w:val="32"/>
+          <w:szCs w:val="32"/>
+        </w:rPr>
+      </w:pPr>
+      <w:r>
+        <w:rPr>
+          <w:b/>
+          <w:bCs/>
+          <w:sz w:val="32"/>
+          <w:szCs w:val="32"/>
+        </w:rPr>
+        <w:t>racecar</w:t>
+      </w:r>
+    </w:p>
+    <w:p>
+      <w:pPr>
+        <w:jc w:val="both"/>
+        <w:rPr>
+          <w:b/>
+          <w:bCs/>
+          <w:sz w:val="32"/>
+          <w:szCs w:val="32"/>
+        </w:rPr>
+      </w:pPr>
+      <w:r>
+        <w:rPr>
+          <w:b/>
+          <w:bCs/>
+          <w:sz w:val="32"/>
+          <w:szCs w:val="32"/>
+        </w:rPr>
+        <w:t xml:space="preserve">^           ^ </w:t>
+      </w:r>
+    </w:p>
+    <w:p>
+      <w:pPr>
+        <w:jc w:val="both"/>
+        <w:rPr>
+          <w:b/>
+          <w:bCs/>
+          <w:sz w:val="32"/>
+          <w:szCs w:val="32"/>
+        </w:rPr>
+      </w:pPr>
+      <w:r>
+        <w:rPr>
+          <w:b/>
+          <w:bCs/>
+          <w:sz w:val="32"/>
+          <w:szCs w:val="32"/>
+        </w:rPr>
+        <w:t xml:space="preserve">     </w:t>
+      </w:r>
+      <w:r>
+        <w:rPr>
+          <w:b/>
+          <w:bCs/>
+          <w:sz w:val="32"/>
+          <w:szCs w:val="32"/>
+        </w:rPr>
+        <w:sym w:font="Wingdings" w:char="F0E2"/>
+      </w:r>
+    </w:p>
+    <w:p>
+      <w:pPr>
+        <w:jc w:val="both"/>
+        <w:rPr>
+          <w:b/>
+          <w:bCs/>
+          <w:sz w:val="32"/>
+          <w:szCs w:val="32"/>
+        </w:rPr>
+      </w:pPr>
+      <w:r>
+        <w:rPr>
+          <w:b/>
+          <w:bCs/>
+          <w:sz w:val="32"/>
+          <w:szCs w:val="32"/>
+        </w:rPr>
+        <w:t>racecar</w:t>
+      </w:r>
+    </w:p>
+    <w:p>
+      <w:pPr>
+        <w:jc w:val="both"/>
+        <w:rPr>
+          <w:b/>
+          <w:bCs/>
+          <w:sz w:val="32"/>
+          <w:szCs w:val="32"/>
+        </w:rPr>
+      </w:pPr>
+      <w:r>
+        <w:rPr>
+          <w:b/>
+          <w:bCs/>
+          <w:sz w:val="32"/>
+          <w:szCs w:val="32"/>
+        </w:rPr>
+        <w:t xml:space="preserve">  ^        ^</w:t>
+      </w:r>
+    </w:p>
+    <w:p>
+      <w:pPr>
+        <w:jc w:val="both"/>
+        <w:rPr>
+          <w:sz w:val="32"/>
+          <w:szCs w:val="32"/>
+        </w:rPr>
+      </w:pPr>
+      <w:r>
+        <w:rPr>
+          <w:sz w:val="32"/>
+          <w:szCs w:val="32"/>
+        </w:rPr>
+        <w:t># This is called two-pointer pattern. Code:</w:t>
+      </w:r>
+    </w:p>
+    <w:p>
+      <w:pPr>
+        <w:jc w:val="both"/>
+        <w:rPr>
+          <w:b/>
+          <w:bCs/>
+          <w:color w:val="D86DCB" w:themeColor="accent5" w:themeTint="99"/>
+          <w:sz w:val="32"/>
+          <w:szCs w:val="32"/>
+        </w:rPr>
+      </w:pPr>
+      <w:r>
+        <w:rPr>
+          <w:b/>
+          <w:bCs/>
+          <w:color w:val="D86DCB" w:themeColor="accent5" w:themeTint="99"/>
+          <w:sz w:val="32"/>
+          <w:szCs w:val="32"/>
+        </w:rPr>
+        <w:t xml:space="preserve">def </w:t>
+      </w:r>
+      <w:proofErr w:type="spellStart"/>
+      <w:r>
+        <w:rPr>
+          <w:b/>
+          <w:bCs/>
+          <w:color w:val="D86DCB" w:themeColor="accent5" w:themeTint="99"/>
+          <w:sz w:val="32"/>
+          <w:szCs w:val="32"/>
+        </w:rPr>
+        <w:t>is_palindrome</w:t>
+      </w:r>
+      <w:proofErr w:type="spellEnd"/>
+      <w:r>
+        <w:rPr>
+          <w:b/>
+          <w:bCs/>
+          <w:color w:val="D86DCB" w:themeColor="accent5" w:themeTint="99"/>
+          <w:sz w:val="32"/>
+          <w:szCs w:val="32"/>
+        </w:rPr>
+        <w:t>(</w:t>
+      </w:r>
+      <w:proofErr w:type="spellStart"/>
+      <w:r>
+        <w:rPr>
+          <w:b/>
+          <w:bCs/>
+          <w:color w:val="D86DCB" w:themeColor="accent5" w:themeTint="99"/>
+          <w:sz w:val="32"/>
+          <w:szCs w:val="32"/>
+        </w:rPr>
+        <w:t>chk_str</w:t>
+      </w:r>
+      <w:proofErr w:type="spellEnd"/>
+      <w:r>
+        <w:rPr>
+          <w:b/>
+          <w:bCs/>
+          <w:color w:val="D86DCB" w:themeColor="accent5" w:themeTint="99"/>
+          <w:sz w:val="32"/>
+          <w:szCs w:val="32"/>
+        </w:rPr>
+        <w:t>):</w:t>
+      </w:r>
+    </w:p>
+    <w:p>
+      <w:pPr>
+        <w:jc w:val="both"/>
+        <w:rPr>
+          <w:b/>
+          <w:bCs/>
+          <w:color w:val="D86DCB" w:themeColor="accent5" w:themeTint="99"/>
+          <w:sz w:val="32"/>
+          <w:szCs w:val="32"/>
+        </w:rPr>
+      </w:pPr>
+      <w:r>
+        <w:rPr>
+          <w:b/>
+          <w:bCs/>
+          <w:color w:val="D86DCB" w:themeColor="accent5" w:themeTint="99"/>
+          <w:sz w:val="32"/>
+          <w:szCs w:val="32"/>
+        </w:rPr>
+        <w:t xml:space="preserve">    </w:t>
+      </w:r>
+      <w:proofErr w:type="spellStart"/>
+      <w:r>
+        <w:rPr>
+          <w:b/>
+          <w:bCs/>
+          <w:color w:val="D86DCB" w:themeColor="accent5" w:themeTint="99"/>
+          <w:sz w:val="32"/>
+          <w:szCs w:val="32"/>
+        </w:rPr>
+        <w:t>str_len</w:t>
+      </w:r>
+      <w:proofErr w:type="spellEnd"/>
+      <w:r>
+        <w:rPr>
+          <w:b/>
+          <w:bCs/>
+          <w:color w:val="D86DCB" w:themeColor="accent5" w:themeTint="99"/>
+          <w:sz w:val="32"/>
+          <w:szCs w:val="32"/>
+        </w:rPr>
+        <w:t xml:space="preserve"> = </w:t>
+      </w:r>
+      <w:proofErr w:type="spellStart"/>
+      <w:r>
+        <w:rPr>
+          <w:b/>
+          <w:bCs/>
+          <w:color w:val="D86DCB" w:themeColor="accent5" w:themeTint="99"/>
+          <w:sz w:val="32"/>
+          <w:szCs w:val="32"/>
+        </w:rPr>
+        <w:t>len</w:t>
+      </w:r>
+      <w:proofErr w:type="spellEnd"/>
+      <w:r>
+        <w:rPr>
+          <w:b/>
+          <w:bCs/>
+          <w:color w:val="D86DCB" w:themeColor="accent5" w:themeTint="99"/>
+          <w:sz w:val="32"/>
+          <w:szCs w:val="32"/>
+        </w:rPr>
+        <w:t>(</w:t>
+      </w:r>
+      <w:proofErr w:type="spellStart"/>
+      <w:r>
+        <w:rPr>
+          <w:b/>
+          <w:bCs/>
+          <w:color w:val="D86DCB" w:themeColor="accent5" w:themeTint="99"/>
+          <w:sz w:val="32"/>
+          <w:szCs w:val="32"/>
+        </w:rPr>
+        <w:t>chk_str</w:t>
+      </w:r>
+      <w:proofErr w:type="spellEnd"/>
+      <w:r>
+        <w:rPr>
+          <w:b/>
+          <w:bCs/>
+          <w:color w:val="D86DCB" w:themeColor="accent5" w:themeTint="99"/>
+          <w:sz w:val="32"/>
+          <w:szCs w:val="32"/>
+        </w:rPr>
+        <w:t>)</w:t>
+      </w:r>
+    </w:p>
+    <w:p>
+      <w:pPr>
+        <w:jc w:val="both"/>
+        <w:rPr>
+          <w:b/>
+          <w:bCs/>
+          <w:color w:val="D86DCB" w:themeColor="accent5" w:themeTint="99"/>
+          <w:sz w:val="32"/>
+          <w:szCs w:val="32"/>
+        </w:rPr>
+      </w:pPr>
+      <w:r>
+        <w:rPr>
+          <w:b/>
+          <w:bCs/>
+          <w:color w:val="D86DCB" w:themeColor="accent5" w:themeTint="99"/>
+          <w:sz w:val="32"/>
+          <w:szCs w:val="32"/>
+        </w:rPr>
+        <w:t xml:space="preserve">    for </w:t>
+      </w:r>
+      <w:proofErr w:type="spellStart"/>
+      <w:r>
+        <w:rPr>
+          <w:b/>
+          <w:bCs/>
+          <w:color w:val="D86DCB" w:themeColor="accent5" w:themeTint="99"/>
+          <w:sz w:val="32"/>
+          <w:szCs w:val="32"/>
+        </w:rPr>
+        <w:t>i</w:t>
+      </w:r>
+      <w:proofErr w:type="spellEnd"/>
+      <w:r>
+        <w:rPr>
+          <w:b/>
+          <w:bCs/>
+          <w:color w:val="D86DCB" w:themeColor="accent5" w:themeTint="99"/>
+          <w:sz w:val="32"/>
+          <w:szCs w:val="32"/>
+        </w:rPr>
+        <w:t xml:space="preserve"> in </w:t>
+      </w:r>
+      <w:proofErr w:type="gramStart"/>
+      <w:r>
+        <w:rPr>
+          <w:b/>
+          <w:bCs/>
+          <w:color w:val="D86DCB" w:themeColor="accent5" w:themeTint="99"/>
+          <w:sz w:val="32"/>
+          <w:szCs w:val="32"/>
+        </w:rPr>
+        <w:t>range(</w:t>
+      </w:r>
+      <w:proofErr w:type="spellStart"/>
+      <w:proofErr w:type="gramEnd"/>
+      <w:r>
+        <w:rPr>
+          <w:b/>
+          <w:bCs/>
+          <w:color w:val="D86DCB" w:themeColor="accent5" w:themeTint="99"/>
+          <w:sz w:val="32"/>
+          <w:szCs w:val="32"/>
+        </w:rPr>
+        <w:t>str_len</w:t>
+      </w:r>
+      <w:proofErr w:type="spellEnd"/>
+      <w:r>
+        <w:rPr>
+          <w:b/>
+          <w:bCs/>
+          <w:color w:val="D86DCB" w:themeColor="accent5" w:themeTint="99"/>
+          <w:sz w:val="32"/>
+          <w:szCs w:val="32"/>
+        </w:rPr>
+        <w:t xml:space="preserve"> // 2):</w:t>
+      </w:r>
+    </w:p>
+    <w:p>
+      <w:pPr>
+        <w:jc w:val="both"/>
+        <w:rPr>
+          <w:b/>
+          <w:bCs/>
+          <w:color w:val="D86DCB" w:themeColor="accent5" w:themeTint="99"/>
+          <w:sz w:val="32"/>
+          <w:szCs w:val="32"/>
+        </w:rPr>
+      </w:pPr>
+      <w:r>
+        <w:rPr>
+          <w:b/>
+          <w:bCs/>
+          <w:color w:val="D86DCB" w:themeColor="accent5" w:themeTint="99"/>
+          <w:sz w:val="32"/>
+          <w:szCs w:val="32"/>
+        </w:rPr>
+        <w:lastRenderedPageBreak/>
+        <w:t xml:space="preserve">        if </w:t>
+      </w:r>
+      <w:proofErr w:type="spellStart"/>
+      <w:r>
+        <w:rPr>
+          <w:b/>
+          <w:bCs/>
+          <w:color w:val="D86DCB" w:themeColor="accent5" w:themeTint="99"/>
+          <w:sz w:val="32"/>
+          <w:szCs w:val="32"/>
+        </w:rPr>
+        <w:t>chk_str</w:t>
+      </w:r>
+      <w:proofErr w:type="spellEnd"/>
+      <w:r>
+        <w:rPr>
+          <w:b/>
+          <w:bCs/>
+          <w:color w:val="D86DCB" w:themeColor="accent5" w:themeTint="99"/>
+          <w:sz w:val="32"/>
+          <w:szCs w:val="32"/>
+        </w:rPr>
+        <w:t>[</w:t>
+      </w:r>
+      <w:proofErr w:type="spellStart"/>
+      <w:r>
+        <w:rPr>
+          <w:b/>
+          <w:bCs/>
+          <w:color w:val="D86DCB" w:themeColor="accent5" w:themeTint="99"/>
+          <w:sz w:val="32"/>
+          <w:szCs w:val="32"/>
+        </w:rPr>
+        <w:t>i</w:t>
+      </w:r>
+      <w:proofErr w:type="spellEnd"/>
+      <w:proofErr w:type="gramStart"/>
+      <w:r>
+        <w:rPr>
+          <w:b/>
+          <w:bCs/>
+          <w:color w:val="D86DCB" w:themeColor="accent5" w:themeTint="99"/>
+          <w:sz w:val="32"/>
+          <w:szCs w:val="32"/>
+        </w:rPr>
+        <w:t>] !</w:t>
+      </w:r>
+      <w:proofErr w:type="gramEnd"/>
+      <w:r>
+        <w:rPr>
+          <w:b/>
+          <w:bCs/>
+          <w:color w:val="D86DCB" w:themeColor="accent5" w:themeTint="99"/>
+          <w:sz w:val="32"/>
+          <w:szCs w:val="32"/>
+        </w:rPr>
+        <w:t xml:space="preserve">= </w:t>
+      </w:r>
+      <w:proofErr w:type="spellStart"/>
+      <w:r>
+        <w:rPr>
+          <w:b/>
+          <w:bCs/>
+          <w:color w:val="D86DCB" w:themeColor="accent5" w:themeTint="99"/>
+          <w:sz w:val="32"/>
+          <w:szCs w:val="32"/>
+        </w:rPr>
+        <w:t>chk_str</w:t>
+      </w:r>
+      <w:proofErr w:type="spellEnd"/>
+      <w:r>
+        <w:rPr>
+          <w:b/>
+          <w:bCs/>
+          <w:color w:val="D86DCB" w:themeColor="accent5" w:themeTint="99"/>
+          <w:sz w:val="32"/>
+          <w:szCs w:val="32"/>
+        </w:rPr>
+        <w:t xml:space="preserve">[-1 - </w:t>
+      </w:r>
+      <w:proofErr w:type="spellStart"/>
+      <w:r>
+        <w:rPr>
+          <w:b/>
+          <w:bCs/>
+          <w:color w:val="D86DCB" w:themeColor="accent5" w:themeTint="99"/>
+          <w:sz w:val="32"/>
+          <w:szCs w:val="32"/>
+        </w:rPr>
+        <w:t>i</w:t>
+      </w:r>
+      <w:proofErr w:type="spellEnd"/>
+      <w:r>
+        <w:rPr>
+          <w:b/>
+          <w:bCs/>
+          <w:color w:val="D86DCB" w:themeColor="accent5" w:themeTint="99"/>
+          <w:sz w:val="32"/>
+          <w:szCs w:val="32"/>
+        </w:rPr>
+        <w:t>]:</w:t>
+      </w:r>
+    </w:p>
+    <w:p>
+      <w:pPr>
+        <w:jc w:val="both"/>
+        <w:rPr>
+          <w:b/>
+          <w:bCs/>
+          <w:color w:val="D86DCB" w:themeColor="accent5" w:themeTint="99"/>
+          <w:sz w:val="32"/>
+          <w:szCs w:val="32"/>
+        </w:rPr>
+      </w:pPr>
+      <w:r>
+        <w:rPr>
+          <w:b/>
+          <w:bCs/>
+          <w:color w:val="D86DCB" w:themeColor="accent5" w:themeTint="99"/>
+          <w:sz w:val="32"/>
+          <w:szCs w:val="32"/>
+        </w:rPr>
+        <w:t xml:space="preserve">            return False # </w:t>
+      </w:r>
+      <w:r>
+        <w:rPr>
+          <w:b/>
+          <w:bCs/>
+          <w:color w:val="D86DCB" w:themeColor="accent5" w:themeTint="99"/>
+          <w:sz w:val="32"/>
+          <w:szCs w:val="32"/>
+        </w:rPr>
+        <w:t>break loop and return false</w:t>
+      </w:r>
+    </w:p>
+    <w:p>
+      <w:pPr>
+        <w:jc w:val="both"/>
+        <w:rPr>
+          <w:b/>
+          <w:bCs/>
+          <w:color w:val="D86DCB" w:themeColor="accent5" w:themeTint="99"/>
+          <w:sz w:val="32"/>
+          <w:szCs w:val="32"/>
+        </w:rPr>
+      </w:pPr>
+      <w:r>
+        <w:rPr>
+          <w:b/>
+          <w:bCs/>
+          <w:color w:val="D86DCB" w:themeColor="accent5" w:themeTint="99"/>
+          <w:sz w:val="32"/>
+          <w:szCs w:val="32"/>
+        </w:rPr>
+        <w:t xml:space="preserve">    return True # if all matches and makes it here return true</w:t>
+      </w:r>
+    </w:p>
+    <w:p>
+      <w:pPr>
+        <w:jc w:val="both"/>
+        <w:rPr>
+          <w:b/>
+          <w:bCs/>
+          <w:color w:val="D86DCB" w:themeColor="accent5" w:themeTint="99"/>
+          <w:sz w:val="32"/>
+          <w:szCs w:val="32"/>
+        </w:rPr>
+      </w:pPr>
+      <w:r>
+        <w:rPr>
+          <w:b/>
+          <w:bCs/>
+          <w:color w:val="D86DCB" w:themeColor="accent5" w:themeTint="99"/>
+          <w:sz w:val="32"/>
+          <w:szCs w:val="32"/>
+        </w:rPr>
+        <w:t>if __name__ == '__main__':</w:t>
+      </w:r>
+    </w:p>
+    <w:p>
+      <w:pPr>
+        <w:jc w:val="both"/>
+        <w:rPr>
+          <w:b/>
+          <w:bCs/>
+          <w:color w:val="D86DCB" w:themeColor="accent5" w:themeTint="99"/>
+          <w:sz w:val="32"/>
+          <w:szCs w:val="32"/>
+        </w:rPr>
+      </w:pPr>
+      <w:r>
+        <w:rPr>
+          <w:b/>
+          <w:bCs/>
+          <w:color w:val="D86DCB" w:themeColor="accent5" w:themeTint="99"/>
+          <w:sz w:val="32"/>
+          <w:szCs w:val="32"/>
+        </w:rPr>
+        <w:t xml:space="preserve">    print(</w:t>
+      </w:r>
+      <w:proofErr w:type="spellStart"/>
+      <w:r>
+        <w:rPr>
+          <w:b/>
+          <w:bCs/>
+          <w:color w:val="D86DCB" w:themeColor="accent5" w:themeTint="99"/>
+          <w:sz w:val="32"/>
+          <w:szCs w:val="32"/>
+        </w:rPr>
+        <w:t>is_palindrome</w:t>
+      </w:r>
+      <w:proofErr w:type="spellEnd"/>
+      <w:r>
+        <w:rPr>
+          <w:b/>
+          <w:bCs/>
+          <w:color w:val="D86DCB" w:themeColor="accent5" w:themeTint="99"/>
+          <w:sz w:val="32"/>
+          <w:szCs w:val="32"/>
+        </w:rPr>
+        <w:t>('madam'))</w:t>
       </w:r>
     </w:p>
     <w:p>
@@ -6561,7 +7729,6 @@
   <w:style w:type="character" w:default="1" w:styleId="DefaultParagraphFont">
     <w:name w:val="Default Paragraph Font"/>
     <w:uiPriority w:val="1"/>
-    <w:semiHidden/>
     <w:unhideWhenUsed/>
   </w:style>
   <w:style w:type="table" w:default="1" w:styleId="TableNormal">

--- a/programming_mental_models/p4_problem_solving_and_dsa_mental_models.docx
+++ b/programming_mental_models/p4_problem_solving_and_dsa_mental_models.docx
@@ -1,6 +1,7 @@
 
 <file path=word/document.xml><?xml version="1.0" encoding="utf-8"?>
 <w:document xmlns:wpc="http://schemas.microsoft.com/office/word/2010/wordprocessingCanvas" xmlns:cx="http://schemas.microsoft.com/office/drawing/2014/chartex" xmlns:cx1="http://schemas.microsoft.com/office/drawing/2015/9/8/chartex" xmlns:cx2="http://schemas.microsoft.com/office/drawing/2015/10/21/chartex" xmlns:cx3="http://schemas.microsoft.com/office/drawing/2016/5/9/chartex" xmlns:cx4="http://schemas.microsoft.com/office/drawing/2016/5/10/chartex" xmlns:cx5="http://schemas.microsoft.com/office/drawing/2016/5/11/chartex" xmlns:cx6="http://schemas.microsoft.com/office/drawing/2016/5/12/chartex" xmlns:cx7="http://schemas.microsoft.com/office/drawing/2016/5/13/chartex" xmlns:cx8="http://schemas.microsoft.com/office/drawing/2016/5/14/chartex" xmlns:mc="http://schemas.openxmlformats.org/markup-compatibility/2006" xmlns:aink="http://schemas.microsoft.com/office/drawing/2016/ink" xmlns:am3d="http://schemas.microsoft.com/office/drawing/2017/model3d" xmlns:o="urn:schemas-microsoft-com:office:office" xmlns:oel="http://schemas.microsoft.com/office/2019/extlst" xmlns:r="http://schemas.openxmlformats.org/officeDocument/2006/relationships" xmlns:m="http://schemas.openxmlformats.org/officeDocument/2006/math" xmlns:v="urn:schemas-microsoft-com:vml" xmlns:wp14="http://schemas.microsoft.com/office/word/2010/wordprocessingDrawing" xmlns:wp="http://schemas.openxmlformats.org/drawingml/2006/wordprocessingDrawing" xmlns:w10="urn:schemas-microsoft-com:office:word" xmlns:w="http://schemas.openxmlformats.org/wordprocessingml/2006/main" xmlns:w14="http://schemas.microsoft.com/office/word/2010/wordml" xmlns:w15="http://schemas.microsoft.com/office/word/2012/wordml" xmlns:w16cex="http://schemas.microsoft.com/office/word/2018/wordml/cex" xmlns:w16cid="http://schemas.microsoft.com/office/word/2016/wordml/cid" xmlns:w16="http://schemas.microsoft.com/office/word/2018/wordml" xmlns:w16sdtdh="http://schemas.microsoft.com/office/word/2020/wordml/sdtdatahash" xmlns:w16se="http://schemas.microsoft.com/office/word/2015/wordml/symex" xmlns:wpg="http://schemas.microsoft.com/office/word/2010/wordprocessingGroup" xmlns:wpi="http://schemas.microsoft.com/office/word/2010/wordprocessingInk" xmlns:wne="http://schemas.microsoft.com/office/word/2006/wordml" xmlns:wps="http://schemas.microsoft.com/office/word/2010/wordprocessingShape" mc:Ignorable="w14 w15 w16se w16cid w16 w16cex w16sdtdh wp14">
+  <w:background w:color="ADADAD" w:themeColor="background2" w:themeShade="BF"/>
   <w:body>
     <w:p>
       <w:pPr>
@@ -80,17 +81,8 @@
           <w:sz w:val="32"/>
           <w:szCs w:val="32"/>
         </w:rPr>
-        <w:t>Two Sum Problem Breakdown……………………………………</w:t>
-      </w:r>
-      <w:proofErr w:type="gramStart"/>
-      <w:r>
-        <w:rPr>
-          <w:sz w:val="32"/>
-          <w:szCs w:val="32"/>
-        </w:rPr>
-        <w:t>…..</w:t>
-      </w:r>
-      <w:proofErr w:type="gramEnd"/>
+        <w:t>Two Sum Problem Breakdown………………………………………..</w:t>
+      </w:r>
     </w:p>
     <w:p>
       <w:pPr>
@@ -110,17 +102,29 @@
           <w:sz w:val="32"/>
           <w:szCs w:val="32"/>
         </w:rPr>
-        <w:t>Two Pointer Pattern for Palindrome………………………………</w:t>
-      </w:r>
-      <w:proofErr w:type="gramStart"/>
-      <w:r>
-        <w:rPr>
-          <w:sz w:val="32"/>
-          <w:szCs w:val="32"/>
-        </w:rPr>
-        <w:t>…..</w:t>
-      </w:r>
-      <w:proofErr w:type="gramEnd"/>
+        <w:t>Two Pointer Pattern for Palindrome…………………………………..</w:t>
+      </w:r>
+    </w:p>
+    <w:p>
+      <w:pPr>
+        <w:pStyle w:val="ListParagraph"/>
+        <w:numPr>
+          <w:ilvl w:val="0"/>
+          <w:numId w:val="33"/>
+        </w:numPr>
+        <w:jc w:val="both"/>
+        <w:rPr>
+          <w:sz w:val="32"/>
+          <w:szCs w:val="32"/>
+        </w:rPr>
+      </w:pPr>
+      <w:r>
+        <w:rPr>
+          <w:sz w:val="32"/>
+          <w:szCs w:val="32"/>
+        </w:rPr>
+        <w:t>Read &amp; Write Two Pointer Pattern……………………………………</w:t>
+      </w:r>
     </w:p>
     <w:p>
       <w:pPr>
@@ -876,7 +880,6 @@
           <w:szCs w:val="32"/>
         </w:rPr>
       </w:pPr>
-      <w:proofErr w:type="spellStart"/>
       <w:r>
         <w:rPr>
           <w:b/>
@@ -885,10 +888,12 @@
           <w:sz w:val="32"/>
           <w:szCs w:val="32"/>
         </w:rPr>
-        <w:t>i</w:t>
-      </w:r>
-      <w:proofErr w:type="spellEnd"/>
-      <w:r>
+        <w:t>i = 0</w:t>
+      </w:r>
+    </w:p>
+    <w:p>
+      <w:pPr>
+        <w:jc w:val="both"/>
         <w:rPr>
           <w:b/>
           <w:bCs/>
@@ -896,12 +901,8 @@
           <w:sz w:val="32"/>
           <w:szCs w:val="32"/>
         </w:rPr>
-        <w:t xml:space="preserve"> = 0</w:t>
-      </w:r>
-    </w:p>
-    <w:p>
-      <w:pPr>
-        <w:jc w:val="both"/>
+      </w:pPr>
+      <w:r>
         <w:rPr>
           <w:b/>
           <w:bCs/>
@@ -909,50 +910,7 @@
           <w:sz w:val="32"/>
           <w:szCs w:val="32"/>
         </w:rPr>
-      </w:pPr>
-      <w:proofErr w:type="spellStart"/>
-      <w:r>
-        <w:rPr>
-          <w:b/>
-          <w:bCs/>
-          <w:color w:val="D86DCB" w:themeColor="accent5" w:themeTint="99"/>
-          <w:sz w:val="32"/>
-          <w:szCs w:val="32"/>
-        </w:rPr>
-        <w:t>nums</w:t>
-      </w:r>
-      <w:proofErr w:type="spellEnd"/>
-      <w:r>
-        <w:rPr>
-          <w:b/>
-          <w:bCs/>
-          <w:color w:val="D86DCB" w:themeColor="accent5" w:themeTint="99"/>
-          <w:sz w:val="32"/>
-          <w:szCs w:val="32"/>
-        </w:rPr>
-        <w:t>[</w:t>
-      </w:r>
-      <w:proofErr w:type="spellStart"/>
-      <w:r>
-        <w:rPr>
-          <w:b/>
-          <w:bCs/>
-          <w:color w:val="D86DCB" w:themeColor="accent5" w:themeTint="99"/>
-          <w:sz w:val="32"/>
-          <w:szCs w:val="32"/>
-        </w:rPr>
-        <w:t>i</w:t>
-      </w:r>
-      <w:proofErr w:type="spellEnd"/>
-      <w:r>
-        <w:rPr>
-          <w:b/>
-          <w:bCs/>
-          <w:color w:val="D86DCB" w:themeColor="accent5" w:themeTint="99"/>
-          <w:sz w:val="32"/>
-          <w:szCs w:val="32"/>
-        </w:rPr>
-        <w:t>] = 2</w:t>
+        <w:t>nums[i] = 2</w:t>
       </w:r>
     </w:p>
     <w:p>
@@ -1135,7 +1093,6 @@
           <w:szCs w:val="32"/>
         </w:rPr>
       </w:pPr>
-      <w:proofErr w:type="spellStart"/>
       <w:r>
         <w:rPr>
           <w:b/>
@@ -1144,10 +1101,12 @@
           <w:sz w:val="32"/>
           <w:szCs w:val="32"/>
         </w:rPr>
-        <w:t>i</w:t>
-      </w:r>
-      <w:proofErr w:type="spellEnd"/>
-      <w:r>
+        <w:t>i = 1</w:t>
+      </w:r>
+    </w:p>
+    <w:p>
+      <w:pPr>
+        <w:jc w:val="both"/>
         <w:rPr>
           <w:b/>
           <w:bCs/>
@@ -1155,12 +1114,8 @@
           <w:sz w:val="32"/>
           <w:szCs w:val="32"/>
         </w:rPr>
-        <w:t xml:space="preserve"> = 1</w:t>
-      </w:r>
-    </w:p>
-    <w:p>
-      <w:pPr>
-        <w:jc w:val="both"/>
+      </w:pPr>
+      <w:r>
         <w:rPr>
           <w:b/>
           <w:bCs/>
@@ -1168,9 +1123,12 @@
           <w:sz w:val="32"/>
           <w:szCs w:val="32"/>
         </w:rPr>
-      </w:pPr>
-      <w:proofErr w:type="spellStart"/>
-      <w:r>
+        <w:t>nums[i] = 7</w:t>
+      </w:r>
+    </w:p>
+    <w:p>
+      <w:pPr>
+        <w:jc w:val="both"/>
         <w:rPr>
           <w:b/>
           <w:bCs/>
@@ -1178,9 +1136,7 @@
           <w:sz w:val="32"/>
           <w:szCs w:val="32"/>
         </w:rPr>
-        <w:t>nums</w:t>
-      </w:r>
-      <w:proofErr w:type="spellEnd"/>
+      </w:pPr>
       <w:r>
         <w:rPr>
           <w:b/>
@@ -1189,10 +1145,42 @@
           <w:sz w:val="32"/>
           <w:szCs w:val="32"/>
         </w:rPr>
-        <w:t>[</w:t>
-      </w:r>
-      <w:proofErr w:type="spellStart"/>
-      <w:r>
+        <w:t>needed = 2</w:t>
+      </w:r>
+    </w:p>
+    <w:p>
+      <w:pPr>
+        <w:jc w:val="both"/>
+        <w:rPr>
+          <w:sz w:val="32"/>
+          <w:szCs w:val="32"/>
+        </w:rPr>
+      </w:pPr>
+      <w:r>
+        <w:rPr>
+          <w:sz w:val="32"/>
+          <w:szCs w:val="32"/>
+        </w:rPr>
+        <w:t xml:space="preserve"># Is 2 in seen? </w:t>
+      </w:r>
+      <w:r>
+        <w:rPr>
+          <w:sz w:val="32"/>
+          <w:szCs w:val="32"/>
+        </w:rPr>
+        <w:sym w:font="Wingdings" w:char="F0E0"/>
+      </w:r>
+      <w:r>
+        <w:rPr>
+          <w:sz w:val="32"/>
+          <w:szCs w:val="32"/>
+        </w:rPr>
+        <w:t xml:space="preserve"> Yes! We already know where 2 is:</w:t>
+      </w:r>
+    </w:p>
+    <w:p>
+      <w:pPr>
+        <w:jc w:val="both"/>
         <w:rPr>
           <w:b/>
           <w:bCs/>
@@ -1200,9 +1188,7 @@
           <w:sz w:val="32"/>
           <w:szCs w:val="32"/>
         </w:rPr>
-        <w:t>i</w:t>
-      </w:r>
-      <w:proofErr w:type="spellEnd"/>
+      </w:pPr>
       <w:r>
         <w:rPr>
           <w:b/>
@@ -1211,93 +1197,7 @@
           <w:sz w:val="32"/>
           <w:szCs w:val="32"/>
         </w:rPr>
-        <w:t>] = 7</w:t>
-      </w:r>
-    </w:p>
-    <w:p>
-      <w:pPr>
-        <w:jc w:val="both"/>
-        <w:rPr>
-          <w:b/>
-          <w:bCs/>
-          <w:color w:val="D86DCB" w:themeColor="accent5" w:themeTint="99"/>
-          <w:sz w:val="32"/>
-          <w:szCs w:val="32"/>
-        </w:rPr>
-      </w:pPr>
-      <w:r>
-        <w:rPr>
-          <w:b/>
-          <w:bCs/>
-          <w:color w:val="D86DCB" w:themeColor="accent5" w:themeTint="99"/>
-          <w:sz w:val="32"/>
-          <w:szCs w:val="32"/>
-        </w:rPr>
-        <w:t>needed = 2</w:t>
-      </w:r>
-    </w:p>
-    <w:p>
-      <w:pPr>
-        <w:jc w:val="both"/>
-        <w:rPr>
-          <w:sz w:val="32"/>
-          <w:szCs w:val="32"/>
-        </w:rPr>
-      </w:pPr>
-      <w:r>
-        <w:rPr>
-          <w:sz w:val="32"/>
-          <w:szCs w:val="32"/>
-        </w:rPr>
-        <w:t xml:space="preserve"># Is 2 in seen? </w:t>
-      </w:r>
-      <w:r>
-        <w:rPr>
-          <w:sz w:val="32"/>
-          <w:szCs w:val="32"/>
-        </w:rPr>
-        <w:sym w:font="Wingdings" w:char="F0E0"/>
-      </w:r>
-      <w:r>
-        <w:rPr>
-          <w:sz w:val="32"/>
-          <w:szCs w:val="32"/>
-        </w:rPr>
-        <w:t xml:space="preserve"> Yes! We already know where 2 is:</w:t>
-      </w:r>
-    </w:p>
-    <w:p>
-      <w:pPr>
-        <w:jc w:val="both"/>
-        <w:rPr>
-          <w:b/>
-          <w:bCs/>
-          <w:color w:val="D86DCB" w:themeColor="accent5" w:themeTint="99"/>
-          <w:sz w:val="32"/>
-          <w:szCs w:val="32"/>
-        </w:rPr>
-      </w:pPr>
-      <w:proofErr w:type="gramStart"/>
-      <w:r>
-        <w:rPr>
-          <w:b/>
-          <w:bCs/>
-          <w:color w:val="D86DCB" w:themeColor="accent5" w:themeTint="99"/>
-          <w:sz w:val="32"/>
-          <w:szCs w:val="32"/>
-        </w:rPr>
-        <w:t>seen[</w:t>
-      </w:r>
-      <w:proofErr w:type="gramEnd"/>
-      <w:r>
-        <w:rPr>
-          <w:b/>
-          <w:bCs/>
-          <w:color w:val="D86DCB" w:themeColor="accent5" w:themeTint="99"/>
-          <w:sz w:val="32"/>
-          <w:szCs w:val="32"/>
-        </w:rPr>
-        <w:t>2] == 0</w:t>
+        <w:t>seen[2] == 0</w:t>
       </w:r>
     </w:p>
     <w:p>
@@ -1372,7 +1272,6 @@
           <w:szCs w:val="32"/>
         </w:rPr>
       </w:pPr>
-      <w:proofErr w:type="spellStart"/>
       <w:r>
         <w:rPr>
           <w:b/>
@@ -1381,10 +1280,12 @@
           <w:sz w:val="32"/>
           <w:szCs w:val="32"/>
         </w:rPr>
-        <w:t>nums</w:t>
-      </w:r>
-      <w:proofErr w:type="spellEnd"/>
-      <w:r>
+        <w:t>nums = [2, 7, 11, 15]</w:t>
+      </w:r>
+    </w:p>
+    <w:p>
+      <w:pPr>
+        <w:jc w:val="both"/>
         <w:rPr>
           <w:b/>
           <w:bCs/>
@@ -1392,12 +1293,8 @@
           <w:sz w:val="32"/>
           <w:szCs w:val="32"/>
         </w:rPr>
-        <w:t xml:space="preserve"> = [2, 7, 11, 15]</w:t>
-      </w:r>
-    </w:p>
-    <w:p>
-      <w:pPr>
-        <w:jc w:val="both"/>
+      </w:pPr>
+      <w:r>
         <w:rPr>
           <w:b/>
           <w:bCs/>
@@ -1405,8 +1302,12 @@
           <w:sz w:val="32"/>
           <w:szCs w:val="32"/>
         </w:rPr>
-      </w:pPr>
-      <w:r>
+        <w:t>target = 9</w:t>
+      </w:r>
+    </w:p>
+    <w:p>
+      <w:pPr>
+        <w:jc w:val="both"/>
         <w:rPr>
           <w:b/>
           <w:bCs/>
@@ -1414,12 +1315,8 @@
           <w:sz w:val="32"/>
           <w:szCs w:val="32"/>
         </w:rPr>
-        <w:t>target = 9</w:t>
-      </w:r>
-    </w:p>
-    <w:p>
-      <w:pPr>
-        <w:jc w:val="both"/>
+      </w:pPr>
+      <w:r>
         <w:rPr>
           <w:b/>
           <w:bCs/>
@@ -1427,8 +1324,12 @@
           <w:sz w:val="32"/>
           <w:szCs w:val="32"/>
         </w:rPr>
-      </w:pPr>
-      <w:r>
+        <w:t>seen = {}</w:t>
+      </w:r>
+    </w:p>
+    <w:p>
+      <w:pPr>
+        <w:jc w:val="both"/>
         <w:rPr>
           <w:b/>
           <w:bCs/>
@@ -1436,12 +1337,8 @@
           <w:sz w:val="32"/>
           <w:szCs w:val="32"/>
         </w:rPr>
-        <w:t>seen = {}</w:t>
-      </w:r>
-    </w:p>
-    <w:p>
-      <w:pPr>
-        <w:jc w:val="both"/>
+      </w:pPr>
+      <w:r>
         <w:rPr>
           <w:b/>
           <w:bCs/>
@@ -1449,8 +1346,12 @@
           <w:sz w:val="32"/>
           <w:szCs w:val="32"/>
         </w:rPr>
-      </w:pPr>
-      <w:r>
+        <w:t>for i in range(len(nums)):</w:t>
+      </w:r>
+    </w:p>
+    <w:p>
+      <w:pPr>
+        <w:jc w:val="both"/>
         <w:rPr>
           <w:b/>
           <w:bCs/>
@@ -1458,9 +1359,7 @@
           <w:sz w:val="32"/>
           <w:szCs w:val="32"/>
         </w:rPr>
-        <w:t xml:space="preserve">for </w:t>
-      </w:r>
-      <w:proofErr w:type="spellStart"/>
+      </w:pPr>
       <w:r>
         <w:rPr>
           <w:b/>
@@ -1469,10 +1368,12 @@
           <w:sz w:val="32"/>
           <w:szCs w:val="32"/>
         </w:rPr>
-        <w:t>i</w:t>
-      </w:r>
-      <w:proofErr w:type="spellEnd"/>
-      <w:r>
+        <w:t xml:space="preserve">    needed = target - nums[i]</w:t>
+      </w:r>
+    </w:p>
+    <w:p>
+      <w:pPr>
+        <w:jc w:val="both"/>
         <w:rPr>
           <w:b/>
           <w:bCs/>
@@ -1480,9 +1381,7 @@
           <w:sz w:val="32"/>
           <w:szCs w:val="32"/>
         </w:rPr>
-        <w:t xml:space="preserve"> in range(</w:t>
-      </w:r>
-      <w:proofErr w:type="spellStart"/>
+      </w:pPr>
       <w:r>
         <w:rPr>
           <w:b/>
@@ -1491,10 +1390,12 @@
           <w:sz w:val="32"/>
           <w:szCs w:val="32"/>
         </w:rPr>
-        <w:t>len</w:t>
-      </w:r>
-      <w:proofErr w:type="spellEnd"/>
-      <w:r>
+        <w:t xml:space="preserve">    if needed in seen: # checking if the needed value is found in the dictionary or not</w:t>
+      </w:r>
+    </w:p>
+    <w:p>
+      <w:pPr>
+        <w:jc w:val="both"/>
         <w:rPr>
           <w:b/>
           <w:bCs/>
@@ -1502,9 +1403,7 @@
           <w:sz w:val="32"/>
           <w:szCs w:val="32"/>
         </w:rPr>
-        <w:t>(</w:t>
-      </w:r>
-      <w:proofErr w:type="spellStart"/>
+      </w:pPr>
       <w:r>
         <w:rPr>
           <w:b/>
@@ -1513,10 +1412,12 @@
           <w:sz w:val="32"/>
           <w:szCs w:val="32"/>
         </w:rPr>
-        <w:t>nums</w:t>
-      </w:r>
-      <w:proofErr w:type="spellEnd"/>
-      <w:r>
+        <w:t xml:space="preserve">        output = [seen[needed], i]</w:t>
+      </w:r>
+    </w:p>
+    <w:p>
+      <w:pPr>
+        <w:jc w:val="both"/>
         <w:rPr>
           <w:b/>
           <w:bCs/>
@@ -1524,12 +1425,8 @@
           <w:sz w:val="32"/>
           <w:szCs w:val="32"/>
         </w:rPr>
-        <w:t>)):</w:t>
-      </w:r>
-    </w:p>
-    <w:p>
-      <w:pPr>
-        <w:jc w:val="both"/>
+      </w:pPr>
+      <w:r>
         <w:rPr>
           <w:b/>
           <w:bCs/>
@@ -1537,8 +1434,12 @@
           <w:sz w:val="32"/>
           <w:szCs w:val="32"/>
         </w:rPr>
-      </w:pPr>
-      <w:r>
+        <w:t xml:space="preserve">        print(output)</w:t>
+      </w:r>
+    </w:p>
+    <w:p>
+      <w:pPr>
+        <w:jc w:val="both"/>
         <w:rPr>
           <w:b/>
           <w:bCs/>
@@ -1546,9 +1447,7 @@
           <w:sz w:val="32"/>
           <w:szCs w:val="32"/>
         </w:rPr>
-        <w:t xml:space="preserve">    needed = target - </w:t>
-      </w:r>
-      <w:proofErr w:type="spellStart"/>
+      </w:pPr>
       <w:r>
         <w:rPr>
           <w:b/>
@@ -1557,10 +1456,12 @@
           <w:sz w:val="32"/>
           <w:szCs w:val="32"/>
         </w:rPr>
-        <w:t>nums</w:t>
-      </w:r>
-      <w:proofErr w:type="spellEnd"/>
-      <w:r>
+        <w:t xml:space="preserve">        break # break if the answer is found</w:t>
+      </w:r>
+    </w:p>
+    <w:p>
+      <w:pPr>
+        <w:jc w:val="both"/>
         <w:rPr>
           <w:b/>
           <w:bCs/>
@@ -1568,9 +1469,7 @@
           <w:sz w:val="32"/>
           <w:szCs w:val="32"/>
         </w:rPr>
-        <w:t>[</w:t>
-      </w:r>
-      <w:proofErr w:type="spellStart"/>
+      </w:pPr>
       <w:r>
         <w:rPr>
           <w:b/>
@@ -1579,10 +1478,12 @@
           <w:sz w:val="32"/>
           <w:szCs w:val="32"/>
         </w:rPr>
-        <w:t>i</w:t>
-      </w:r>
-      <w:proofErr w:type="spellEnd"/>
-      <w:r>
+        <w:t xml:space="preserve">    else:</w:t>
+      </w:r>
+    </w:p>
+    <w:p>
+      <w:pPr>
+        <w:jc w:val="both"/>
         <w:rPr>
           <w:b/>
           <w:bCs/>
@@ -1590,12 +1491,8 @@
           <w:sz w:val="32"/>
           <w:szCs w:val="32"/>
         </w:rPr>
-        <w:t>]</w:t>
-      </w:r>
-    </w:p>
-    <w:p>
-      <w:pPr>
-        <w:jc w:val="both"/>
+      </w:pPr>
+      <w:r>
         <w:rPr>
           <w:b/>
           <w:bCs/>
@@ -1603,205 +1500,8 @@
           <w:sz w:val="32"/>
           <w:szCs w:val="32"/>
         </w:rPr>
-      </w:pPr>
-      <w:r>
-        <w:rPr>
-          <w:b/>
-          <w:bCs/>
-          <w:color w:val="D86DCB" w:themeColor="accent5" w:themeTint="99"/>
-          <w:sz w:val="32"/>
-          <w:szCs w:val="32"/>
-        </w:rPr>
-        <w:t xml:space="preserve">    if needed in seen: # checking if the needed value is found in the dictionary or not</w:t>
-      </w:r>
-    </w:p>
-    <w:p>
-      <w:pPr>
-        <w:jc w:val="both"/>
-        <w:rPr>
-          <w:b/>
-          <w:bCs/>
-          <w:color w:val="D86DCB" w:themeColor="accent5" w:themeTint="99"/>
-          <w:sz w:val="32"/>
-          <w:szCs w:val="32"/>
-        </w:rPr>
-      </w:pPr>
-      <w:r>
-        <w:rPr>
-          <w:b/>
-          <w:bCs/>
-          <w:color w:val="D86DCB" w:themeColor="accent5" w:themeTint="99"/>
-          <w:sz w:val="32"/>
-          <w:szCs w:val="32"/>
-        </w:rPr>
-        <w:t xml:space="preserve">        output = [seen[needed], </w:t>
-      </w:r>
-      <w:proofErr w:type="spellStart"/>
-      <w:r>
-        <w:rPr>
-          <w:b/>
-          <w:bCs/>
-          <w:color w:val="D86DCB" w:themeColor="accent5" w:themeTint="99"/>
-          <w:sz w:val="32"/>
-          <w:szCs w:val="32"/>
-        </w:rPr>
-        <w:t>i</w:t>
-      </w:r>
-      <w:proofErr w:type="spellEnd"/>
-      <w:r>
-        <w:rPr>
-          <w:b/>
-          <w:bCs/>
-          <w:color w:val="D86DCB" w:themeColor="accent5" w:themeTint="99"/>
-          <w:sz w:val="32"/>
-          <w:szCs w:val="32"/>
-        </w:rPr>
-        <w:t>]</w:t>
-      </w:r>
-    </w:p>
-    <w:p>
-      <w:pPr>
-        <w:jc w:val="both"/>
-        <w:rPr>
-          <w:b/>
-          <w:bCs/>
-          <w:color w:val="D86DCB" w:themeColor="accent5" w:themeTint="99"/>
-          <w:sz w:val="32"/>
-          <w:szCs w:val="32"/>
-        </w:rPr>
-      </w:pPr>
-      <w:r>
-        <w:rPr>
-          <w:b/>
-          <w:bCs/>
-          <w:color w:val="D86DCB" w:themeColor="accent5" w:themeTint="99"/>
-          <w:sz w:val="32"/>
-          <w:szCs w:val="32"/>
-        </w:rPr>
-        <w:t xml:space="preserve">        print(output)</w:t>
-      </w:r>
-    </w:p>
-    <w:p>
-      <w:pPr>
-        <w:jc w:val="both"/>
-        <w:rPr>
-          <w:b/>
-          <w:bCs/>
-          <w:color w:val="D86DCB" w:themeColor="accent5" w:themeTint="99"/>
-          <w:sz w:val="32"/>
-          <w:szCs w:val="32"/>
-        </w:rPr>
-      </w:pPr>
-      <w:r>
-        <w:rPr>
-          <w:b/>
-          <w:bCs/>
-          <w:color w:val="D86DCB" w:themeColor="accent5" w:themeTint="99"/>
-          <w:sz w:val="32"/>
-          <w:szCs w:val="32"/>
-        </w:rPr>
-        <w:t xml:space="preserve">        break # break if the answer is found</w:t>
-      </w:r>
-    </w:p>
-    <w:p>
-      <w:pPr>
-        <w:jc w:val="both"/>
-        <w:rPr>
-          <w:b/>
-          <w:bCs/>
-          <w:color w:val="D86DCB" w:themeColor="accent5" w:themeTint="99"/>
-          <w:sz w:val="32"/>
-          <w:szCs w:val="32"/>
-        </w:rPr>
-      </w:pPr>
-      <w:r>
-        <w:rPr>
-          <w:b/>
-          <w:bCs/>
-          <w:color w:val="D86DCB" w:themeColor="accent5" w:themeTint="99"/>
-          <w:sz w:val="32"/>
-          <w:szCs w:val="32"/>
-        </w:rPr>
-        <w:t xml:space="preserve">    else:</w:t>
-      </w:r>
-    </w:p>
-    <w:p>
-      <w:pPr>
-        <w:jc w:val="both"/>
-        <w:rPr>
-          <w:b/>
-          <w:bCs/>
-          <w:color w:val="D86DCB" w:themeColor="accent5" w:themeTint="99"/>
-          <w:sz w:val="32"/>
-          <w:szCs w:val="32"/>
-        </w:rPr>
-      </w:pPr>
-      <w:r>
-        <w:rPr>
-          <w:b/>
-          <w:bCs/>
-          <w:color w:val="D86DCB" w:themeColor="accent5" w:themeTint="99"/>
-          <w:sz w:val="32"/>
-          <w:szCs w:val="32"/>
-        </w:rPr>
-        <w:t xml:space="preserve">        seen[</w:t>
-      </w:r>
-      <w:proofErr w:type="spellStart"/>
-      <w:r>
-        <w:rPr>
-          <w:b/>
-          <w:bCs/>
-          <w:color w:val="D86DCB" w:themeColor="accent5" w:themeTint="99"/>
-          <w:sz w:val="32"/>
-          <w:szCs w:val="32"/>
-        </w:rPr>
-        <w:t>nums</w:t>
-      </w:r>
-      <w:proofErr w:type="spellEnd"/>
-      <w:r>
-        <w:rPr>
-          <w:b/>
-          <w:bCs/>
-          <w:color w:val="D86DCB" w:themeColor="accent5" w:themeTint="99"/>
-          <w:sz w:val="32"/>
-          <w:szCs w:val="32"/>
-        </w:rPr>
-        <w:t>[</w:t>
-      </w:r>
-      <w:proofErr w:type="spellStart"/>
-      <w:r>
-        <w:rPr>
-          <w:b/>
-          <w:bCs/>
-          <w:color w:val="D86DCB" w:themeColor="accent5" w:themeTint="99"/>
-          <w:sz w:val="32"/>
-          <w:szCs w:val="32"/>
-        </w:rPr>
-        <w:t>i</w:t>
-      </w:r>
-      <w:proofErr w:type="spellEnd"/>
-      <w:r>
-        <w:rPr>
-          <w:b/>
-          <w:bCs/>
-          <w:color w:val="D86DCB" w:themeColor="accent5" w:themeTint="99"/>
-          <w:sz w:val="32"/>
-          <w:szCs w:val="32"/>
-        </w:rPr>
-        <w:t xml:space="preserve">]] = </w:t>
-      </w:r>
-      <w:proofErr w:type="spellStart"/>
-      <w:r>
-        <w:rPr>
-          <w:b/>
-          <w:bCs/>
-          <w:color w:val="D86DCB" w:themeColor="accent5" w:themeTint="99"/>
-          <w:sz w:val="32"/>
-          <w:szCs w:val="32"/>
-        </w:rPr>
-        <w:t>i</w:t>
-      </w:r>
-      <w:proofErr w:type="spellEnd"/>
+        <w:t xml:space="preserve">        seen[nums[i]] = i</w:t>
+      </w:r>
     </w:p>
     <w:p>
       <w:pPr>
@@ -2401,36 +2101,14 @@
           <w:szCs w:val="32"/>
         </w:rPr>
       </w:pPr>
-      <w:proofErr w:type="spellStart"/>
-      <w:proofErr w:type="gramStart"/>
-      <w:r>
-        <w:rPr>
-          <w:b/>
-          <w:bCs/>
-          <w:sz w:val="32"/>
-          <w:szCs w:val="32"/>
-        </w:rPr>
-        <w:t>dict.get</w:t>
-      </w:r>
-      <w:proofErr w:type="spellEnd"/>
-      <w:r>
-        <w:rPr>
-          <w:b/>
-          <w:bCs/>
-          <w:sz w:val="32"/>
-          <w:szCs w:val="32"/>
-        </w:rPr>
-        <w:t>(</w:t>
-      </w:r>
-      <w:proofErr w:type="gramEnd"/>
-      <w:r>
-        <w:rPr>
-          <w:b/>
-          <w:bCs/>
-          <w:sz w:val="32"/>
-          <w:szCs w:val="32"/>
-        </w:rPr>
-        <w:t>)</w:t>
+      <w:r>
+        <w:rPr>
+          <w:b/>
+          <w:bCs/>
+          <w:sz w:val="32"/>
+          <w:szCs w:val="32"/>
+        </w:rPr>
+        <w:t>dict.get()</w:t>
       </w:r>
     </w:p>
     <w:p>
@@ -2762,6 +2440,71 @@
           <w:sz w:val="32"/>
           <w:szCs w:val="32"/>
         </w:rPr>
+        <w:t># This way we only check or traverse the half of the length of the array.</w:t>
+      </w:r>
+    </w:p>
+    <w:p>
+      <w:pPr>
+        <w:jc w:val="both"/>
+        <w:rPr>
+          <w:sz w:val="32"/>
+          <w:szCs w:val="32"/>
+        </w:rPr>
+      </w:pPr>
+      <w:r>
+        <w:rPr>
+          <w:sz w:val="32"/>
+          <w:szCs w:val="32"/>
+        </w:rPr>
+        <w:t># And for loop visits each element once so</w:t>
+      </w:r>
+      <w:r>
+        <w:rPr>
+          <w:b/>
+          <w:bCs/>
+          <w:sz w:val="32"/>
+          <w:szCs w:val="32"/>
+        </w:rPr>
+        <w:t xml:space="preserve"> O(n)</w:t>
+      </w:r>
+      <w:r>
+        <w:rPr>
+          <w:sz w:val="32"/>
+          <w:szCs w:val="32"/>
+        </w:rPr>
+        <w:t xml:space="preserve"> Time complexity and no additional variable used so </w:t>
+      </w:r>
+      <w:r>
+        <w:rPr>
+          <w:b/>
+          <w:bCs/>
+          <w:sz w:val="32"/>
+          <w:szCs w:val="32"/>
+        </w:rPr>
+        <w:t>O(1)</w:t>
+      </w:r>
+      <w:r>
+        <w:rPr>
+          <w:sz w:val="32"/>
+          <w:szCs w:val="32"/>
+        </w:rPr>
+        <w:t xml:space="preserve"> space complexity</w:t>
+      </w:r>
+    </w:p>
+    <w:p>
+      <w:pPr>
+        <w:jc w:val="both"/>
+        <w:rPr>
+          <w:sz w:val="32"/>
+          <w:szCs w:val="32"/>
+        </w:rPr>
+      </w:pPr>
+      <w:r>
+        <w:rPr>
+          <w:sz w:val="32"/>
+          <w:szCs w:val="32"/>
+        </w:rPr>
+        <w:lastRenderedPageBreak/>
         <w:t># This is called two-pointer pattern. Code:</w:t>
       </w:r>
     </w:p>
@@ -2784,10 +2527,12 @@
           <w:sz w:val="32"/>
           <w:szCs w:val="32"/>
         </w:rPr>
-        <w:t xml:space="preserve">def </w:t>
-      </w:r>
-      <w:proofErr w:type="spellStart"/>
-      <w:r>
+        <w:t>def is_palindrome(chk_str):</w:t>
+      </w:r>
+    </w:p>
+    <w:p>
+      <w:pPr>
+        <w:jc w:val="both"/>
         <w:rPr>
           <w:b/>
           <w:bCs/>
@@ -2795,9 +2540,7 @@
           <w:sz w:val="32"/>
           <w:szCs w:val="32"/>
         </w:rPr>
-        <w:t>is_palindrome</w:t>
-      </w:r>
-      <w:proofErr w:type="spellEnd"/>
+      </w:pPr>
       <w:r>
         <w:rPr>
           <w:b/>
@@ -2806,10 +2549,12 @@
           <w:sz w:val="32"/>
           <w:szCs w:val="32"/>
         </w:rPr>
-        <w:t>(</w:t>
-      </w:r>
-      <w:proofErr w:type="spellStart"/>
-      <w:r>
+        <w:t xml:space="preserve">    str_len = len(chk_str)</w:t>
+      </w:r>
+    </w:p>
+    <w:p>
+      <w:pPr>
+        <w:jc w:val="both"/>
         <w:rPr>
           <w:b/>
           <w:bCs/>
@@ -2817,9 +2562,7 @@
           <w:sz w:val="32"/>
           <w:szCs w:val="32"/>
         </w:rPr>
-        <w:t>chk_str</w:t>
-      </w:r>
-      <w:proofErr w:type="spellEnd"/>
+      </w:pPr>
       <w:r>
         <w:rPr>
           <w:b/>
@@ -2828,7 +2571,7 @@
           <w:sz w:val="32"/>
           <w:szCs w:val="32"/>
         </w:rPr>
-        <w:t>):</w:t>
+        <w:t xml:space="preserve">    for i in range(str_len // 2):</w:t>
       </w:r>
     </w:p>
     <w:p>
@@ -2850,10 +2593,12 @@
           <w:sz w:val="32"/>
           <w:szCs w:val="32"/>
         </w:rPr>
-        <w:t xml:space="preserve">    </w:t>
-      </w:r>
-      <w:proofErr w:type="spellStart"/>
-      <w:r>
+        <w:t xml:space="preserve">        if chk_str[i] != chk_str[-1 - i]:</w:t>
+      </w:r>
+    </w:p>
+    <w:p>
+      <w:pPr>
+        <w:jc w:val="both"/>
         <w:rPr>
           <w:b/>
           <w:bCs/>
@@ -2861,9 +2606,7 @@
           <w:sz w:val="32"/>
           <w:szCs w:val="32"/>
         </w:rPr>
-        <w:t>str_len</w:t>
-      </w:r>
-      <w:proofErr w:type="spellEnd"/>
+      </w:pPr>
       <w:r>
         <w:rPr>
           <w:b/>
@@ -2872,10 +2615,12 @@
           <w:sz w:val="32"/>
           <w:szCs w:val="32"/>
         </w:rPr>
-        <w:t xml:space="preserve"> = </w:t>
-      </w:r>
-      <w:proofErr w:type="spellStart"/>
-      <w:r>
+        <w:t xml:space="preserve">            return False # break loop and return false</w:t>
+      </w:r>
+    </w:p>
+    <w:p>
+      <w:pPr>
+        <w:jc w:val="both"/>
         <w:rPr>
           <w:b/>
           <w:bCs/>
@@ -2883,9 +2628,7 @@
           <w:sz w:val="32"/>
           <w:szCs w:val="32"/>
         </w:rPr>
-        <w:t>len</w:t>
-      </w:r>
-      <w:proofErr w:type="spellEnd"/>
+      </w:pPr>
       <w:r>
         <w:rPr>
           <w:b/>
@@ -2894,10 +2637,12 @@
           <w:sz w:val="32"/>
           <w:szCs w:val="32"/>
         </w:rPr>
-        <w:t>(</w:t>
-      </w:r>
-      <w:proofErr w:type="spellStart"/>
-      <w:r>
+        <w:t xml:space="preserve">    return True # if all matches and makes it here return true</w:t>
+      </w:r>
+    </w:p>
+    <w:p>
+      <w:pPr>
+        <w:jc w:val="both"/>
         <w:rPr>
           <w:b/>
           <w:bCs/>
@@ -2905,9 +2650,7 @@
           <w:sz w:val="32"/>
           <w:szCs w:val="32"/>
         </w:rPr>
-        <w:t>chk_str</w:t>
-      </w:r>
-      <w:proofErr w:type="spellEnd"/>
+      </w:pPr>
       <w:r>
         <w:rPr>
           <w:b/>
@@ -2916,7 +2659,7 @@
           <w:sz w:val="32"/>
           <w:szCs w:val="32"/>
         </w:rPr>
-        <w:t>)</w:t>
+        <w:t>if __name__ == '__main__':</w:t>
       </w:r>
     </w:p>
     <w:p>
@@ -2938,10 +2681,1531 @@
           <w:sz w:val="32"/>
           <w:szCs w:val="32"/>
         </w:rPr>
-        <w:t xml:space="preserve">    for </w:t>
-      </w:r>
-      <w:proofErr w:type="spellStart"/>
-      <w:r>
+        <w:t xml:space="preserve">    print(is_palindrome('madam'))</w:t>
+      </w:r>
+    </w:p>
+    <w:p>
+      <w:pPr>
+        <w:jc w:val="both"/>
+        <w:rPr>
+          <w:sz w:val="32"/>
+          <w:szCs w:val="32"/>
+        </w:rPr>
+      </w:pPr>
+    </w:p>
+    <w:p>
+      <w:pPr>
+        <w:jc w:val="both"/>
+        <w:rPr>
+          <w:sz w:val="32"/>
+          <w:szCs w:val="32"/>
+        </w:rPr>
+      </w:pPr>
+      <w:r>
+        <w:rPr>
+          <w:sz w:val="32"/>
+          <w:szCs w:val="32"/>
+        </w:rPr>
+        <w:t>Use Cases:</w:t>
+      </w:r>
+    </w:p>
+    <w:p>
+      <w:pPr>
+        <w:jc w:val="both"/>
+        <w:rPr>
+          <w:sz w:val="32"/>
+          <w:szCs w:val="32"/>
+        </w:rPr>
+      </w:pPr>
+      <w:r>
+        <w:rPr>
+          <w:sz w:val="32"/>
+          <w:szCs w:val="32"/>
+        </w:rPr>
+        <w:t># This pattern can be used for reversing an array or string.</w:t>
+      </w:r>
+    </w:p>
+    <w:p>
+      <w:pPr>
+        <w:jc w:val="both"/>
+        <w:rPr>
+          <w:sz w:val="32"/>
+          <w:szCs w:val="32"/>
+        </w:rPr>
+      </w:pPr>
+    </w:p>
+    <w:p>
+      <w:pPr>
+        <w:jc w:val="center"/>
+        <w:rPr>
+          <w:sz w:val="32"/>
+          <w:szCs w:val="32"/>
+        </w:rPr>
+      </w:pPr>
+      <w:r>
+        <w:rPr>
+          <w:sz w:val="32"/>
+          <w:szCs w:val="32"/>
+        </w:rPr>
+        <w:t>Break</w:t>
+      </w:r>
+    </w:p>
+    <w:p>
+      <w:pPr>
+        <w:jc w:val="both"/>
+        <w:rPr>
+          <w:sz w:val="32"/>
+          <w:szCs w:val="32"/>
+        </w:rPr>
+      </w:pPr>
+    </w:p>
+    <w:p>
+      <w:pPr>
+        <w:jc w:val="both"/>
+        <w:rPr>
+          <w:b/>
+          <w:bCs/>
+          <w:sz w:val="32"/>
+          <w:szCs w:val="32"/>
+        </w:rPr>
+      </w:pPr>
+      <w:r>
+        <w:rPr>
+          <w:b/>
+          <w:bCs/>
+          <w:sz w:val="32"/>
+          <w:szCs w:val="32"/>
+        </w:rPr>
+        <w:t>Read &amp; Write Two Pointer Pattern:</w:t>
+      </w:r>
+    </w:p>
+    <w:p>
+      <w:pPr>
+        <w:jc w:val="both"/>
+        <w:rPr>
+          <w:sz w:val="32"/>
+          <w:szCs w:val="32"/>
+        </w:rPr>
+      </w:pPr>
+      <w:r>
+        <w:rPr>
+          <w:sz w:val="32"/>
+          <w:szCs w:val="32"/>
+        </w:rPr>
+        <w:t xml:space="preserve"># </w:t>
+      </w:r>
+      <w:r>
+        <w:rPr>
+          <w:sz w:val="32"/>
+          <w:szCs w:val="32"/>
+        </w:rPr>
+        <w:t>We can use the Read &amp; Write Two pointer pattern to move zeroes to the last (there’s multiple use cases)</w:t>
+      </w:r>
+    </w:p>
+    <w:p>
+      <w:pPr>
+        <w:jc w:val="both"/>
+        <w:rPr>
+          <w:sz w:val="32"/>
+          <w:szCs w:val="32"/>
+        </w:rPr>
+      </w:pPr>
+      <w:r>
+        <w:rPr>
+          <w:sz w:val="32"/>
+          <w:szCs w:val="32"/>
+        </w:rPr>
+        <w:t># Here One Pointer reads through the list and Another Pointer marks the position where next non-zero value should be placed</w:t>
+      </w:r>
+    </w:p>
+    <w:p>
+      <w:pPr>
+        <w:jc w:val="both"/>
+        <w:rPr>
+          <w:b/>
+          <w:bCs/>
+          <w:sz w:val="32"/>
+          <w:szCs w:val="32"/>
+        </w:rPr>
+      </w:pPr>
+      <w:r>
+        <w:rPr>
+          <w:b/>
+          <w:bCs/>
+          <w:sz w:val="32"/>
+          <w:szCs w:val="32"/>
+        </w:rPr>
+        <w:t>[0, 1, 0, 3, 12]</w:t>
+      </w:r>
+      <w:r>
+        <w:rPr>
+          <w:b/>
+          <w:bCs/>
+          <w:sz w:val="32"/>
+          <w:szCs w:val="32"/>
+        </w:rPr>
+        <w:tab/>
+      </w:r>
+      <w:r>
+        <w:rPr>
+          <w:b/>
+          <w:bCs/>
+          <w:sz w:val="32"/>
+          <w:szCs w:val="32"/>
+        </w:rPr>
+        <w:tab/>
+      </w:r>
+      <w:r>
+        <w:rPr>
+          <w:b/>
+          <w:bCs/>
+          <w:sz w:val="32"/>
+          <w:szCs w:val="32"/>
+        </w:rPr>
+        <w:t xml:space="preserve">[0, 1, 0, 3, 12] </w:t>
+      </w:r>
+    </w:p>
+    <w:p>
+      <w:pPr>
+        <w:jc w:val="both"/>
+        <w:rPr>
+          <w:b/>
+          <w:bCs/>
+          <w:sz w:val="32"/>
+          <w:szCs w:val="32"/>
+        </w:rPr>
+      </w:pPr>
+      <w:r>
+        <w:rPr>
+          <w:b/>
+          <w:bCs/>
+          <w:sz w:val="32"/>
+          <w:szCs w:val="32"/>
+        </w:rPr>
+        <w:t xml:space="preserve"> ^</w:t>
+      </w:r>
+      <w:r>
+        <w:rPr>
+          <w:b/>
+          <w:bCs/>
+          <w:sz w:val="32"/>
+          <w:szCs w:val="32"/>
+        </w:rPr>
+        <w:tab/>
+      </w:r>
+      <w:r>
+        <w:rPr>
+          <w:b/>
+          <w:bCs/>
+          <w:sz w:val="32"/>
+          <w:szCs w:val="32"/>
+        </w:rPr>
+        <w:tab/>
+      </w:r>
+      <w:r>
+        <w:rPr>
+          <w:b/>
+          <w:bCs/>
+          <w:sz w:val="32"/>
+          <w:szCs w:val="32"/>
+        </w:rPr>
+        <w:tab/>
+      </w:r>
+      <w:r>
+        <w:rPr>
+          <w:b/>
+          <w:bCs/>
+          <w:sz w:val="32"/>
+          <w:szCs w:val="32"/>
+        </w:rPr>
+        <w:tab/>
+        <w:t xml:space="preserve">      ^</w:t>
+      </w:r>
+    </w:p>
+    <w:p>
+      <w:pPr>
+        <w:jc w:val="both"/>
+        <w:rPr>
+          <w:b/>
+          <w:bCs/>
+          <w:sz w:val="32"/>
+          <w:szCs w:val="32"/>
+        </w:rPr>
+      </w:pPr>
+      <w:r>
+        <w:rPr>
+          <w:b/>
+          <w:bCs/>
+          <w:sz w:val="32"/>
+          <w:szCs w:val="32"/>
+        </w:rPr>
+        <w:t xml:space="preserve"> ^</w:t>
+      </w:r>
+      <w:r>
+        <w:rPr>
+          <w:b/>
+          <w:bCs/>
+          <w:sz w:val="32"/>
+          <w:szCs w:val="32"/>
+        </w:rPr>
+        <w:tab/>
+      </w:r>
+      <w:r>
+        <w:rPr>
+          <w:b/>
+          <w:bCs/>
+          <w:sz w:val="32"/>
+          <w:szCs w:val="32"/>
+        </w:rPr>
+        <w:tab/>
+      </w:r>
+      <w:r>
+        <w:rPr>
+          <w:b/>
+          <w:bCs/>
+          <w:sz w:val="32"/>
+          <w:szCs w:val="32"/>
+        </w:rPr>
+        <w:tab/>
+      </w:r>
+      <w:r>
+        <w:rPr>
+          <w:b/>
+          <w:bCs/>
+          <w:sz w:val="32"/>
+          <w:szCs w:val="32"/>
+        </w:rPr>
+        <w:tab/>
+        <w:t xml:space="preserve"> ^</w:t>
+      </w:r>
+    </w:p>
+    <w:p>
+      <w:pPr>
+        <w:jc w:val="both"/>
+        <w:rPr>
+          <w:sz w:val="32"/>
+          <w:szCs w:val="32"/>
+        </w:rPr>
+      </w:pPr>
+      <w:r>
+        <w:rPr>
+          <w:sz w:val="32"/>
+          <w:szCs w:val="32"/>
+        </w:rPr>
+        <w:lastRenderedPageBreak/>
+        <w:t># Think like an engineer inversely we have to move the zeroes to the last so the inverse condition would be moving no-zero (1, 3, 12) numbers to the write position.</w:t>
+      </w:r>
+    </w:p>
+    <w:p>
+      <w:pPr>
+        <w:jc w:val="both"/>
+        <w:rPr>
+          <w:sz w:val="32"/>
+          <w:szCs w:val="32"/>
+        </w:rPr>
+      </w:pPr>
+      <w:r>
+        <w:rPr>
+          <w:sz w:val="32"/>
+          <w:szCs w:val="32"/>
+        </w:rPr>
+        <w:t># Write pointer position will start from 0 and after finding a non-zero number (1) it will move that number to 0 index and write will increase by 1</w:t>
+      </w:r>
+      <w:r>
+        <w:rPr>
+          <w:sz w:val="32"/>
+          <w:szCs w:val="32"/>
+        </w:rPr>
+        <w:t>.</w:t>
+      </w:r>
+    </w:p>
+    <w:p>
+      <w:pPr>
+        <w:jc w:val="both"/>
+        <w:rPr>
+          <w:sz w:val="32"/>
+          <w:szCs w:val="32"/>
+        </w:rPr>
+      </w:pPr>
+      <w:r>
+        <w:rPr>
+          <w:sz w:val="32"/>
+          <w:szCs w:val="32"/>
+        </w:rPr>
+        <w:t># This will modify our existing list but there’ll be duplicates which is perfectly fine</w:t>
+      </w:r>
+      <w:r>
+        <w:rPr>
+          <w:sz w:val="32"/>
+          <w:szCs w:val="32"/>
+        </w:rPr>
+        <w:t xml:space="preserve"> for now</w:t>
+      </w:r>
+    </w:p>
+    <w:p>
+      <w:pPr>
+        <w:jc w:val="both"/>
+        <w:rPr>
+          <w:b/>
+          <w:bCs/>
+          <w:sz w:val="32"/>
+          <w:szCs w:val="32"/>
+        </w:rPr>
+      </w:pPr>
+      <w:r>
+        <w:rPr>
+          <w:b/>
+          <w:bCs/>
+          <w:sz w:val="32"/>
+          <w:szCs w:val="32"/>
+        </w:rPr>
+        <w:t>[1, 3, 12, 3, 12]</w:t>
+      </w:r>
+    </w:p>
+    <w:p>
+      <w:pPr>
+        <w:jc w:val="both"/>
+        <w:rPr>
+          <w:sz w:val="32"/>
+          <w:szCs w:val="32"/>
+        </w:rPr>
+      </w:pPr>
+      <w:r>
+        <w:rPr>
+          <w:sz w:val="32"/>
+          <w:szCs w:val="32"/>
+        </w:rPr>
+        <w:t xml:space="preserve"># Now once first </w:t>
+      </w:r>
+      <w:r>
+        <w:rPr>
+          <w:b/>
+          <w:bCs/>
+          <w:sz w:val="32"/>
+          <w:szCs w:val="32"/>
+        </w:rPr>
+        <w:t>for</w:t>
+      </w:r>
+      <w:r>
+        <w:rPr>
+          <w:sz w:val="32"/>
+          <w:szCs w:val="32"/>
+        </w:rPr>
+        <w:t xml:space="preserve"> loop is done and moving all the non-zero numbers to the left then we will replace everything after the write pointer position (which is </w:t>
+      </w:r>
+      <w:r>
+        <w:rPr>
+          <w:b/>
+          <w:bCs/>
+          <w:sz w:val="32"/>
+          <w:szCs w:val="32"/>
+        </w:rPr>
+        <w:t>3</w:t>
+      </w:r>
+      <w:r>
+        <w:rPr>
+          <w:sz w:val="32"/>
+          <w:szCs w:val="32"/>
+        </w:rPr>
+        <w:t xml:space="preserve"> now) with 0’s using another </w:t>
+      </w:r>
+      <w:r>
+        <w:rPr>
+          <w:b/>
+          <w:bCs/>
+          <w:sz w:val="32"/>
+          <w:szCs w:val="32"/>
+        </w:rPr>
+        <w:t>for</w:t>
+      </w:r>
+      <w:r>
+        <w:rPr>
+          <w:sz w:val="32"/>
+          <w:szCs w:val="32"/>
+        </w:rPr>
+        <w:t xml:space="preserve"> loop</w:t>
+      </w:r>
+    </w:p>
+    <w:p>
+      <w:pPr>
+        <w:jc w:val="both"/>
+        <w:rPr>
+          <w:b/>
+          <w:bCs/>
+          <w:sz w:val="32"/>
+          <w:szCs w:val="32"/>
+        </w:rPr>
+      </w:pPr>
+      <w:r>
+        <w:rPr>
+          <w:b/>
+          <w:bCs/>
+          <w:sz w:val="32"/>
+          <w:szCs w:val="32"/>
+        </w:rPr>
+        <w:t xml:space="preserve">[1, 3, 12, </w:t>
+      </w:r>
+      <w:r>
+        <w:rPr>
+          <w:b/>
+          <w:bCs/>
+          <w:sz w:val="32"/>
+          <w:szCs w:val="32"/>
+        </w:rPr>
+        <w:t>0</w:t>
+      </w:r>
+      <w:r>
+        <w:rPr>
+          <w:b/>
+          <w:bCs/>
+          <w:sz w:val="32"/>
+          <w:szCs w:val="32"/>
+        </w:rPr>
+        <w:t xml:space="preserve">, </w:t>
+      </w:r>
+      <w:r>
+        <w:rPr>
+          <w:b/>
+          <w:bCs/>
+          <w:sz w:val="32"/>
+          <w:szCs w:val="32"/>
+        </w:rPr>
+        <w:t>0</w:t>
+      </w:r>
+      <w:r>
+        <w:rPr>
+          <w:b/>
+          <w:bCs/>
+          <w:sz w:val="32"/>
+          <w:szCs w:val="32"/>
+        </w:rPr>
+        <w:t>]</w:t>
+      </w:r>
+    </w:p>
+    <w:p>
+      <w:pPr>
+        <w:jc w:val="both"/>
+        <w:rPr>
+          <w:sz w:val="32"/>
+          <w:szCs w:val="32"/>
+        </w:rPr>
+      </w:pPr>
+    </w:p>
+    <w:p>
+      <w:pPr>
+        <w:jc w:val="both"/>
+        <w:rPr>
+          <w:sz w:val="32"/>
+          <w:szCs w:val="32"/>
+        </w:rPr>
+      </w:pPr>
+      <w:r>
+        <w:rPr>
+          <w:sz w:val="32"/>
+          <w:szCs w:val="32"/>
+        </w:rPr>
+        <w:t>Mental Model:</w:t>
+      </w:r>
+    </w:p>
+    <w:p>
+      <w:pPr>
+        <w:jc w:val="both"/>
+        <w:rPr>
+          <w:sz w:val="32"/>
+          <w:szCs w:val="32"/>
+        </w:rPr>
+      </w:pPr>
+      <w:r>
+        <w:rPr>
+          <w:sz w:val="32"/>
+          <w:szCs w:val="32"/>
+        </w:rPr>
+        <w:t xml:space="preserve"># </w:t>
+      </w:r>
+      <w:r>
+        <w:rPr>
+          <w:sz w:val="32"/>
+          <w:szCs w:val="32"/>
+        </w:rPr>
+        <w:t>Think of the array in two regions:</w:t>
+      </w:r>
+    </w:p>
+    <w:p>
+      <w:pPr>
+        <w:jc w:val="both"/>
+        <w:rPr>
+          <w:b/>
+          <w:bCs/>
+          <w:sz w:val="32"/>
+          <w:szCs w:val="32"/>
+        </w:rPr>
+      </w:pPr>
+      <w:r>
+        <w:rPr>
+          <w:b/>
+          <w:bCs/>
+          <w:sz w:val="32"/>
+          <w:szCs w:val="32"/>
+        </w:rPr>
+        <w:t>Processed | Unprocessed</w:t>
+      </w:r>
+    </w:p>
+    <w:p>
+      <w:pPr>
+        <w:jc w:val="both"/>
+        <w:rPr>
+          <w:sz w:val="32"/>
+          <w:szCs w:val="32"/>
+        </w:rPr>
+      </w:pPr>
+      <w:r>
+        <w:rPr>
+          <w:sz w:val="32"/>
+          <w:szCs w:val="32"/>
+        </w:rPr>
+        <w:t xml:space="preserve"># </w:t>
+      </w:r>
+      <w:r>
+        <w:rPr>
+          <w:sz w:val="32"/>
+          <w:szCs w:val="32"/>
+        </w:rPr>
+        <w:t xml:space="preserve">As </w:t>
+      </w:r>
+      <w:r>
+        <w:rPr>
+          <w:sz w:val="32"/>
+          <w:szCs w:val="32"/>
+        </w:rPr>
+        <w:t>we</w:t>
+      </w:r>
+      <w:r>
+        <w:rPr>
+          <w:sz w:val="32"/>
+          <w:szCs w:val="32"/>
+        </w:rPr>
+        <w:t xml:space="preserve"> scan from left to right, </w:t>
+      </w:r>
+      <w:r>
+        <w:rPr>
+          <w:sz w:val="32"/>
+          <w:szCs w:val="32"/>
+        </w:rPr>
+        <w:t>we</w:t>
+      </w:r>
+      <w:r>
+        <w:rPr>
+          <w:sz w:val="32"/>
+          <w:szCs w:val="32"/>
+        </w:rPr>
+        <w:t>'re overwriting the processed part.</w:t>
+      </w:r>
+      <w:r>
+        <w:rPr>
+          <w:sz w:val="32"/>
+          <w:szCs w:val="32"/>
+        </w:rPr>
+        <w:t xml:space="preserve"> </w:t>
+      </w:r>
+      <w:r>
+        <w:rPr>
+          <w:sz w:val="32"/>
+          <w:szCs w:val="32"/>
+        </w:rPr>
+        <w:t>Example:</w:t>
+      </w:r>
+    </w:p>
+    <w:p>
+      <w:pPr>
+        <w:jc w:val="both"/>
+        <w:rPr>
+          <w:b/>
+          <w:bCs/>
+          <w:sz w:val="28"/>
+          <w:szCs w:val="28"/>
+        </w:rPr>
+      </w:pPr>
+      <w:r>
+        <w:rPr>
+          <w:b/>
+          <w:bCs/>
+          <w:sz w:val="28"/>
+          <w:szCs w:val="28"/>
+        </w:rPr>
+        <w:t>read = 1</w:t>
+      </w:r>
+    </w:p>
+    <w:p>
+      <w:pPr>
+        <w:jc w:val="both"/>
+        <w:rPr>
+          <w:b/>
+          <w:bCs/>
+          <w:sz w:val="28"/>
+          <w:szCs w:val="28"/>
+        </w:rPr>
+      </w:pPr>
+      <w:r>
+        <w:rPr>
+          <w:b/>
+          <w:bCs/>
+          <w:sz w:val="28"/>
+          <w:szCs w:val="28"/>
+        </w:rPr>
+        <w:t>write = 0</w:t>
+      </w:r>
+    </w:p>
+    <w:p>
+      <w:pPr>
+        <w:jc w:val="both"/>
+        <w:rPr>
+          <w:b/>
+          <w:bCs/>
+          <w:sz w:val="28"/>
+          <w:szCs w:val="28"/>
+        </w:rPr>
+      </w:pPr>
+      <w:r>
+        <w:rPr>
+          <w:b/>
+          <w:bCs/>
+          <w:sz w:val="28"/>
+          <w:szCs w:val="28"/>
+        </w:rPr>
+        <w:t>[0, 1, 0, 3, 12]</w:t>
+      </w:r>
+    </w:p>
+    <w:p>
+      <w:pPr>
+        <w:jc w:val="both"/>
+        <w:rPr>
+          <w:b/>
+          <w:bCs/>
+          <w:sz w:val="28"/>
+          <w:szCs w:val="28"/>
+        </w:rPr>
+      </w:pPr>
+      <w:r>
+        <w:rPr>
+          <w:b/>
+          <w:bCs/>
+          <w:sz w:val="28"/>
+          <w:szCs w:val="28"/>
+        </w:rPr>
+        <w:t>Copy nums[1] to nums[0]</w:t>
+      </w:r>
+    </w:p>
+    <w:p>
+      <w:pPr>
+        <w:jc w:val="both"/>
+        <w:rPr>
+          <w:b/>
+          <w:bCs/>
+          <w:sz w:val="28"/>
+          <w:szCs w:val="28"/>
+        </w:rPr>
+      </w:pPr>
+      <w:r>
+        <w:rPr>
+          <w:b/>
+          <w:bCs/>
+          <w:sz w:val="28"/>
+          <w:szCs w:val="28"/>
+        </w:rPr>
+        <w:t>↓</w:t>
+      </w:r>
+    </w:p>
+    <w:p>
+      <w:pPr>
+        <w:jc w:val="both"/>
+        <w:rPr>
+          <w:b/>
+          <w:bCs/>
+          <w:sz w:val="28"/>
+          <w:szCs w:val="28"/>
+        </w:rPr>
+      </w:pPr>
+      <w:r>
+        <w:rPr>
+          <w:b/>
+          <w:bCs/>
+          <w:sz w:val="28"/>
+          <w:szCs w:val="28"/>
+        </w:rPr>
+        <w:t>[1, 1, 0, 3, 12]</w:t>
+      </w:r>
+    </w:p>
+    <w:p>
+      <w:pPr>
+        <w:jc w:val="both"/>
+        <w:rPr>
+          <w:b/>
+          <w:bCs/>
+          <w:sz w:val="28"/>
+          <w:szCs w:val="28"/>
+        </w:rPr>
+      </w:pPr>
+      <w:r>
+        <w:rPr>
+          <w:b/>
+          <w:bCs/>
+          <w:sz w:val="28"/>
+          <w:szCs w:val="28"/>
+        </w:rPr>
+        <w:lastRenderedPageBreak/>
+        <w:t>↓</w:t>
+      </w:r>
+    </w:p>
+    <w:p>
+      <w:pPr>
+        <w:jc w:val="both"/>
+        <w:rPr>
+          <w:b/>
+          <w:bCs/>
+          <w:sz w:val="28"/>
+          <w:szCs w:val="28"/>
+        </w:rPr>
+      </w:pPr>
+      <w:r>
+        <w:rPr>
+          <w:b/>
+          <w:bCs/>
+          <w:sz w:val="28"/>
+          <w:szCs w:val="28"/>
+        </w:rPr>
+        <w:t>Yes, there are temporarily two 1s.</w:t>
+      </w:r>
+      <w:r>
+        <w:rPr>
+          <w:b/>
+          <w:bCs/>
+          <w:sz w:val="28"/>
+          <w:szCs w:val="28"/>
+        </w:rPr>
+        <w:t xml:space="preserve"> </w:t>
+      </w:r>
+      <w:r>
+        <w:rPr>
+          <w:b/>
+          <w:bCs/>
+          <w:sz w:val="28"/>
+          <w:szCs w:val="28"/>
+        </w:rPr>
+        <w:t>That's allowed.</w:t>
+      </w:r>
+      <w:r>
+        <w:rPr>
+          <w:b/>
+          <w:bCs/>
+          <w:sz w:val="28"/>
+          <w:szCs w:val="28"/>
+        </w:rPr>
+        <w:t xml:space="preserve"> </w:t>
+      </w:r>
+      <w:r>
+        <w:rPr>
+          <w:b/>
+          <w:bCs/>
+          <w:sz w:val="28"/>
+          <w:szCs w:val="28"/>
+        </w:rPr>
+        <w:t>Now continue.</w:t>
+      </w:r>
+      <w:r>
+        <w:rPr>
+          <w:b/>
+          <w:bCs/>
+          <w:sz w:val="28"/>
+          <w:szCs w:val="28"/>
+        </w:rPr>
+        <w:t xml:space="preserve"> </w:t>
+      </w:r>
+      <w:r>
+        <w:rPr>
+          <w:b/>
+          <w:bCs/>
+          <w:sz w:val="28"/>
+          <w:szCs w:val="28"/>
+        </w:rPr>
+        <w:t>Next non-zero is 3.</w:t>
+      </w:r>
+      <w:r>
+        <w:rPr>
+          <w:b/>
+          <w:bCs/>
+          <w:sz w:val="28"/>
+          <w:szCs w:val="28"/>
+        </w:rPr>
+        <w:t xml:space="preserve"> </w:t>
+      </w:r>
+      <w:r>
+        <w:rPr>
+          <w:b/>
+          <w:bCs/>
+          <w:sz w:val="28"/>
+          <w:szCs w:val="28"/>
+        </w:rPr>
+        <w:t>Copy it:</w:t>
+      </w:r>
+    </w:p>
+    <w:p>
+      <w:pPr>
+        <w:jc w:val="both"/>
+        <w:rPr>
+          <w:b/>
+          <w:bCs/>
+          <w:sz w:val="28"/>
+          <w:szCs w:val="28"/>
+        </w:rPr>
+      </w:pPr>
+      <w:r>
+        <w:rPr>
+          <w:b/>
+          <w:bCs/>
+          <w:sz w:val="28"/>
+          <w:szCs w:val="28"/>
+        </w:rPr>
+        <w:t>↓</w:t>
+      </w:r>
+    </w:p>
+    <w:p>
+      <w:pPr>
+        <w:jc w:val="both"/>
+        <w:rPr>
+          <w:b/>
+          <w:bCs/>
+          <w:sz w:val="28"/>
+          <w:szCs w:val="28"/>
+        </w:rPr>
+      </w:pPr>
+      <w:r>
+        <w:rPr>
+          <w:b/>
+          <w:bCs/>
+          <w:sz w:val="28"/>
+          <w:szCs w:val="28"/>
+        </w:rPr>
+        <w:t>[1, 3, 0, 3, 12]</w:t>
+      </w:r>
+    </w:p>
+    <w:p>
+      <w:pPr>
+        <w:jc w:val="both"/>
+        <w:rPr>
+          <w:b/>
+          <w:bCs/>
+          <w:sz w:val="28"/>
+          <w:szCs w:val="28"/>
+        </w:rPr>
+      </w:pPr>
+      <w:r>
+        <w:rPr>
+          <w:b/>
+          <w:bCs/>
+          <w:sz w:val="28"/>
+          <w:szCs w:val="28"/>
+        </w:rPr>
+        <w:t>↓</w:t>
+      </w:r>
+    </w:p>
+    <w:p>
+      <w:pPr>
+        <w:jc w:val="both"/>
+        <w:rPr>
+          <w:b/>
+          <w:bCs/>
+          <w:sz w:val="28"/>
+          <w:szCs w:val="28"/>
+        </w:rPr>
+      </w:pPr>
+      <w:r>
+        <w:rPr>
+          <w:b/>
+          <w:bCs/>
+          <w:sz w:val="28"/>
+          <w:szCs w:val="28"/>
+        </w:rPr>
+        <w:t>Again, there are temporarily two 3s.</w:t>
+      </w:r>
+      <w:r>
+        <w:rPr>
+          <w:b/>
+          <w:bCs/>
+          <w:sz w:val="28"/>
+          <w:szCs w:val="28"/>
+        </w:rPr>
+        <w:t xml:space="preserve"> S</w:t>
+      </w:r>
+      <w:r>
+        <w:rPr>
+          <w:b/>
+          <w:bCs/>
+          <w:sz w:val="28"/>
+          <w:szCs w:val="28"/>
+        </w:rPr>
+        <w:t>till okay.</w:t>
+      </w:r>
+      <w:r>
+        <w:rPr>
+          <w:b/>
+          <w:bCs/>
+          <w:sz w:val="28"/>
+          <w:szCs w:val="28"/>
+        </w:rPr>
+        <w:t xml:space="preserve"> </w:t>
+      </w:r>
+      <w:r>
+        <w:rPr>
+          <w:b/>
+          <w:bCs/>
+          <w:sz w:val="28"/>
+          <w:szCs w:val="28"/>
+        </w:rPr>
+        <w:t>Next:</w:t>
+      </w:r>
+    </w:p>
+    <w:p>
+      <w:pPr>
+        <w:jc w:val="both"/>
+        <w:rPr>
+          <w:b/>
+          <w:bCs/>
+          <w:sz w:val="28"/>
+          <w:szCs w:val="28"/>
+        </w:rPr>
+      </w:pPr>
+      <w:r>
+        <w:rPr>
+          <w:b/>
+          <w:bCs/>
+          <w:sz w:val="28"/>
+          <w:szCs w:val="28"/>
+        </w:rPr>
+        <w:t>↓</w:t>
+      </w:r>
+    </w:p>
+    <w:p>
+      <w:pPr>
+        <w:jc w:val="both"/>
+        <w:rPr>
+          <w:b/>
+          <w:bCs/>
+          <w:sz w:val="28"/>
+          <w:szCs w:val="28"/>
+        </w:rPr>
+      </w:pPr>
+      <w:r>
+        <w:rPr>
+          <w:b/>
+          <w:bCs/>
+          <w:sz w:val="28"/>
+          <w:szCs w:val="28"/>
+        </w:rPr>
+        <w:t>[1, 3, 12, 3, 12]</w:t>
+      </w:r>
+    </w:p>
+    <w:p>
+      <w:pPr>
+        <w:jc w:val="both"/>
+        <w:rPr>
+          <w:b/>
+          <w:bCs/>
+          <w:sz w:val="28"/>
+          <w:szCs w:val="28"/>
+        </w:rPr>
+      </w:pPr>
+      <w:r>
+        <w:rPr>
+          <w:b/>
+          <w:bCs/>
+          <w:sz w:val="28"/>
+          <w:szCs w:val="28"/>
+        </w:rPr>
+        <w:t>↓</w:t>
+      </w:r>
+    </w:p>
+    <w:p>
+      <w:pPr>
+        <w:jc w:val="both"/>
+        <w:rPr>
+          <w:b/>
+          <w:bCs/>
+          <w:sz w:val="28"/>
+          <w:szCs w:val="28"/>
+        </w:rPr>
+      </w:pPr>
+      <w:r>
+        <w:rPr>
+          <w:b/>
+          <w:bCs/>
+          <w:sz w:val="28"/>
+          <w:szCs w:val="28"/>
+        </w:rPr>
+        <w:t>Now all non-zero numbers have been compacted to the front.</w:t>
+      </w:r>
+      <w:r>
+        <w:rPr>
+          <w:b/>
+          <w:bCs/>
+          <w:sz w:val="28"/>
+          <w:szCs w:val="28"/>
+        </w:rPr>
+        <w:t xml:space="preserve"> </w:t>
+      </w:r>
+      <w:r>
+        <w:rPr>
+          <w:b/>
+          <w:bCs/>
+          <w:sz w:val="28"/>
+          <w:szCs w:val="28"/>
+        </w:rPr>
+        <w:t>Finally</w:t>
+      </w:r>
+      <w:r>
+        <w:rPr>
+          <w:b/>
+          <w:bCs/>
+          <w:sz w:val="28"/>
+          <w:szCs w:val="28"/>
+        </w:rPr>
+        <w:t>, f</w:t>
+      </w:r>
+      <w:r>
+        <w:rPr>
+          <w:b/>
+          <w:bCs/>
+          <w:sz w:val="28"/>
+          <w:szCs w:val="28"/>
+        </w:rPr>
+        <w:t>ill everything after write with zeros.</w:t>
+      </w:r>
+    </w:p>
+    <w:p>
+      <w:pPr>
+        <w:jc w:val="both"/>
+        <w:rPr>
+          <w:b/>
+          <w:bCs/>
+          <w:sz w:val="28"/>
+          <w:szCs w:val="28"/>
+        </w:rPr>
+      </w:pPr>
+      <w:r>
+        <w:rPr>
+          <w:b/>
+          <w:bCs/>
+          <w:sz w:val="28"/>
+          <w:szCs w:val="28"/>
+        </w:rPr>
+        <w:t>↓</w:t>
+      </w:r>
+    </w:p>
+    <w:p>
+      <w:pPr>
+        <w:jc w:val="both"/>
+        <w:rPr>
+          <w:b/>
+          <w:bCs/>
+          <w:sz w:val="28"/>
+          <w:szCs w:val="28"/>
+        </w:rPr>
+      </w:pPr>
+      <w:r>
+        <w:rPr>
+          <w:b/>
+          <w:bCs/>
+          <w:sz w:val="28"/>
+          <w:szCs w:val="28"/>
+        </w:rPr>
+        <w:t>[1, 3, 12, 0, 0]</w:t>
+      </w:r>
+    </w:p>
+    <w:p>
+      <w:pPr>
+        <w:jc w:val="both"/>
+        <w:rPr>
+          <w:sz w:val="32"/>
+          <w:szCs w:val="32"/>
+        </w:rPr>
+      </w:pPr>
+      <w:r>
+        <w:rPr>
+          <w:sz w:val="32"/>
+          <w:szCs w:val="32"/>
+        </w:rPr>
+        <w:t xml:space="preserve"># </w:t>
+      </w:r>
+      <w:r>
+        <w:rPr>
+          <w:sz w:val="32"/>
+          <w:szCs w:val="32"/>
+        </w:rPr>
+        <w:t>The duplicates disappear because</w:t>
+      </w:r>
+      <w:r>
+        <w:rPr>
+          <w:sz w:val="32"/>
+          <w:szCs w:val="32"/>
+        </w:rPr>
+        <w:t xml:space="preserve"> we</w:t>
+      </w:r>
+      <w:r>
+        <w:rPr>
+          <w:sz w:val="32"/>
+          <w:szCs w:val="32"/>
+        </w:rPr>
+        <w:t xml:space="preserve">'re intentionally overwriting the remaining positions with </w:t>
+      </w:r>
+      <w:r>
+        <w:rPr>
+          <w:sz w:val="32"/>
+          <w:szCs w:val="32"/>
+        </w:rPr>
+        <w:t>0’s</w:t>
+      </w:r>
+      <w:r>
+        <w:rPr>
+          <w:sz w:val="32"/>
+          <w:szCs w:val="32"/>
+        </w:rPr>
+        <w:t>.</w:t>
+      </w:r>
+    </w:p>
+    <w:p>
+      <w:pPr>
+        <w:jc w:val="both"/>
+        <w:rPr>
+          <w:sz w:val="32"/>
+          <w:szCs w:val="32"/>
+        </w:rPr>
+      </w:pPr>
+      <w:r>
+        <w:rPr>
+          <w:sz w:val="32"/>
+          <w:szCs w:val="32"/>
+        </w:rPr>
+        <w:t>#</w:t>
+      </w:r>
+      <w:r>
+        <w:rPr>
+          <w:sz w:val="32"/>
+          <w:szCs w:val="32"/>
+        </w:rPr>
+        <w:t xml:space="preserve"> It’s like writing to a note book where old words are still on later pages but we don’t care. We’re rewriting the beginning first and when we’re done, we erase the remaining pages</w:t>
+      </w:r>
+    </w:p>
+    <w:p>
+      <w:pPr>
+        <w:jc w:val="both"/>
+        <w:rPr>
+          <w:sz w:val="32"/>
+          <w:szCs w:val="32"/>
+        </w:rPr>
+      </w:pPr>
+    </w:p>
+    <w:p>
+      <w:pPr>
+        <w:jc w:val="both"/>
+        <w:rPr>
+          <w:sz w:val="32"/>
+          <w:szCs w:val="32"/>
+        </w:rPr>
+      </w:pPr>
+      <w:r>
+        <w:rPr>
+          <w:sz w:val="32"/>
+          <w:szCs w:val="32"/>
+        </w:rPr>
+        <w:t>Complexity:</w:t>
+      </w:r>
+    </w:p>
+    <w:p>
+      <w:pPr>
+        <w:jc w:val="both"/>
+        <w:rPr>
+          <w:sz w:val="32"/>
+          <w:szCs w:val="32"/>
+        </w:rPr>
+      </w:pPr>
+      <w:r>
+        <w:rPr>
+          <w:sz w:val="32"/>
+          <w:szCs w:val="32"/>
+        </w:rPr>
+        <w:t xml:space="preserve"># </w:t>
+      </w:r>
+      <w:r>
+        <w:rPr>
+          <w:sz w:val="32"/>
+          <w:szCs w:val="32"/>
+        </w:rPr>
+        <w:t>First</w:t>
+      </w:r>
+      <w:r>
+        <w:rPr>
+          <w:b/>
+          <w:bCs/>
+          <w:sz w:val="32"/>
+          <w:szCs w:val="32"/>
+        </w:rPr>
+        <w:t xml:space="preserve"> for</w:t>
+      </w:r>
+      <w:r>
+        <w:rPr>
+          <w:sz w:val="32"/>
+          <w:szCs w:val="32"/>
+        </w:rPr>
+        <w:t xml:space="preserve"> </w:t>
+      </w:r>
+      <w:r>
+        <w:rPr>
+          <w:sz w:val="32"/>
+          <w:szCs w:val="32"/>
+        </w:rPr>
+        <w:t>loop v</w:t>
+      </w:r>
+      <w:r>
+        <w:rPr>
+          <w:sz w:val="32"/>
+          <w:szCs w:val="32"/>
+        </w:rPr>
+        <w:t>isits each element once.</w:t>
+      </w:r>
+      <w:r>
+        <w:rPr>
+          <w:sz w:val="32"/>
+          <w:szCs w:val="32"/>
+        </w:rPr>
+        <w:t xml:space="preserve"> </w:t>
+      </w:r>
+      <w:r>
+        <w:rPr>
+          <w:sz w:val="32"/>
+          <w:szCs w:val="32"/>
+        </w:rPr>
+        <w:t>Second</w:t>
+      </w:r>
+      <w:r>
+        <w:rPr>
+          <w:sz w:val="32"/>
+          <w:szCs w:val="32"/>
+        </w:rPr>
+        <w:t xml:space="preserve"> </w:t>
+      </w:r>
+      <w:r>
+        <w:rPr>
+          <w:b/>
+          <w:bCs/>
+          <w:sz w:val="32"/>
+          <w:szCs w:val="32"/>
+        </w:rPr>
+        <w:t>for</w:t>
+      </w:r>
+      <w:r>
+        <w:rPr>
+          <w:sz w:val="32"/>
+          <w:szCs w:val="32"/>
+        </w:rPr>
+        <w:t xml:space="preserve"> loop</w:t>
+      </w:r>
+      <w:r>
+        <w:rPr>
+          <w:sz w:val="32"/>
+          <w:szCs w:val="32"/>
+        </w:rPr>
+        <w:t xml:space="preserve"> o</w:t>
+      </w:r>
+      <w:r>
+        <w:rPr>
+          <w:sz w:val="32"/>
+          <w:szCs w:val="32"/>
+        </w:rPr>
+        <w:t>nly fills the remaining positions with zeros.</w:t>
+      </w:r>
+      <w:r>
+        <w:rPr>
+          <w:sz w:val="32"/>
+          <w:szCs w:val="32"/>
+        </w:rPr>
+        <w:t xml:space="preserve"> </w:t>
+      </w:r>
+      <w:r>
+        <w:rPr>
+          <w:sz w:val="32"/>
+          <w:szCs w:val="32"/>
+        </w:rPr>
+        <w:t>Total work is</w:t>
+      </w:r>
+      <w:r>
+        <w:rPr>
+          <w:b/>
+          <w:bCs/>
+          <w:sz w:val="32"/>
+          <w:szCs w:val="32"/>
+        </w:rPr>
+        <w:t xml:space="preserve"> proportional</w:t>
+      </w:r>
+      <w:r>
+        <w:rPr>
+          <w:sz w:val="32"/>
+          <w:szCs w:val="32"/>
+        </w:rPr>
+        <w:t xml:space="preserve"> to </w:t>
+      </w:r>
+      <w:r>
+        <w:rPr>
+          <w:b/>
+          <w:bCs/>
+          <w:sz w:val="32"/>
+          <w:szCs w:val="32"/>
+        </w:rPr>
+        <w:t>n</w:t>
+      </w:r>
+      <w:r>
+        <w:rPr>
+          <w:sz w:val="32"/>
+          <w:szCs w:val="32"/>
+        </w:rPr>
+        <w:t>.</w:t>
+      </w:r>
+      <w:r>
+        <w:rPr>
+          <w:sz w:val="32"/>
+          <w:szCs w:val="32"/>
+        </w:rPr>
+        <w:t xml:space="preserve"> </w:t>
+      </w:r>
+      <w:r>
+        <w:rPr>
+          <w:sz w:val="32"/>
+          <w:szCs w:val="32"/>
+        </w:rPr>
+        <w:t>So:</w:t>
+      </w:r>
+    </w:p>
+    <w:p>
+      <w:pPr>
+        <w:pStyle w:val="ListParagraph"/>
+        <w:numPr>
+          <w:ilvl w:val="0"/>
+          <w:numId w:val="34"/>
+        </w:numPr>
+        <w:jc w:val="both"/>
+        <w:rPr>
+          <w:sz w:val="32"/>
+          <w:szCs w:val="32"/>
+        </w:rPr>
+      </w:pPr>
+      <w:r>
+        <w:rPr>
+          <w:sz w:val="32"/>
+          <w:szCs w:val="32"/>
+        </w:rPr>
+        <w:t>Time</w:t>
+      </w:r>
+      <w:r>
+        <w:rPr>
+          <w:sz w:val="32"/>
+          <w:szCs w:val="32"/>
+        </w:rPr>
+        <w:t xml:space="preserve"> Complexity</w:t>
+      </w:r>
+      <w:r>
+        <w:rPr>
+          <w:sz w:val="32"/>
+          <w:szCs w:val="32"/>
+        </w:rPr>
+        <w:t xml:space="preserve">: </w:t>
+      </w:r>
+      <w:r>
+        <w:rPr>
+          <w:b/>
+          <w:bCs/>
+          <w:sz w:val="32"/>
+          <w:szCs w:val="32"/>
+        </w:rPr>
+        <w:t>O(n)</w:t>
+      </w:r>
+    </w:p>
+    <w:p>
+      <w:pPr>
+        <w:pStyle w:val="ListParagraph"/>
+        <w:numPr>
+          <w:ilvl w:val="0"/>
+          <w:numId w:val="34"/>
+        </w:numPr>
+        <w:jc w:val="both"/>
+        <w:rPr>
+          <w:sz w:val="32"/>
+          <w:szCs w:val="32"/>
+        </w:rPr>
+      </w:pPr>
+      <w:r>
+        <w:rPr>
+          <w:sz w:val="32"/>
+          <w:szCs w:val="32"/>
+        </w:rPr>
+        <w:t>Space</w:t>
+      </w:r>
+      <w:r>
+        <w:rPr>
+          <w:sz w:val="32"/>
+          <w:szCs w:val="32"/>
+        </w:rPr>
+        <w:t xml:space="preserve"> Complexity</w:t>
+      </w:r>
+      <w:r>
+        <w:rPr>
+          <w:sz w:val="32"/>
+          <w:szCs w:val="32"/>
+        </w:rPr>
+        <w:t xml:space="preserve">: </w:t>
+      </w:r>
+      <w:r>
+        <w:rPr>
+          <w:b/>
+          <w:bCs/>
+          <w:sz w:val="32"/>
+          <w:szCs w:val="32"/>
+        </w:rPr>
+        <w:t>O(1)</w:t>
+      </w:r>
+      <w:r>
+        <w:rPr>
+          <w:sz w:val="32"/>
+          <w:szCs w:val="32"/>
+        </w:rPr>
+        <w:t xml:space="preserve"> (no extra list)</w:t>
+      </w:r>
+    </w:p>
+    <w:p>
+      <w:pPr>
+        <w:jc w:val="both"/>
+        <w:rPr>
+          <w:sz w:val="32"/>
+          <w:szCs w:val="32"/>
+        </w:rPr>
+      </w:pPr>
+    </w:p>
+    <w:p>
+      <w:pPr>
+        <w:jc w:val="both"/>
+        <w:rPr>
+          <w:sz w:val="32"/>
+          <w:szCs w:val="32"/>
+        </w:rPr>
+      </w:pPr>
+      <w:r>
+        <w:rPr>
+          <w:sz w:val="32"/>
+          <w:szCs w:val="32"/>
+        </w:rPr>
+        <w:t>Code:</w:t>
+      </w:r>
+    </w:p>
+    <w:p>
+      <w:pPr>
+        <w:jc w:val="both"/>
         <w:rPr>
           <w:b/>
           <w:bCs/>
@@ -2949,9 +4213,7 @@
           <w:sz w:val="32"/>
           <w:szCs w:val="32"/>
         </w:rPr>
-        <w:t>i</w:t>
-      </w:r>
-      <w:proofErr w:type="spellEnd"/>
+      </w:pPr>
       <w:r>
         <w:rPr>
           <w:b/>
@@ -2960,10 +4222,12 @@
           <w:sz w:val="32"/>
           <w:szCs w:val="32"/>
         </w:rPr>
-        <w:t xml:space="preserve"> in </w:t>
-      </w:r>
-      <w:proofErr w:type="gramStart"/>
-      <w:r>
+        <w:t>numbers = [0, 1, 0, 3, 12]</w:t>
+      </w:r>
+    </w:p>
+    <w:p>
+      <w:pPr>
+        <w:jc w:val="both"/>
         <w:rPr>
           <w:b/>
           <w:bCs/>
@@ -2971,10 +4235,7 @@
           <w:sz w:val="32"/>
           <w:szCs w:val="32"/>
         </w:rPr>
-        <w:t>range(</w:t>
-      </w:r>
-      <w:proofErr w:type="spellStart"/>
-      <w:proofErr w:type="gramEnd"/>
+      </w:pPr>
       <w:r>
         <w:rPr>
           <w:b/>
@@ -2983,10 +4244,12 @@
           <w:sz w:val="32"/>
           <w:szCs w:val="32"/>
         </w:rPr>
-        <w:t>str_len</w:t>
-      </w:r>
-      <w:proofErr w:type="spellEnd"/>
-      <w:r>
+        <w:t>write = 0</w:t>
+      </w:r>
+    </w:p>
+    <w:p>
+      <w:pPr>
+        <w:jc w:val="both"/>
         <w:rPr>
           <w:b/>
           <w:bCs/>
@@ -2994,12 +4257,8 @@
           <w:sz w:val="32"/>
           <w:szCs w:val="32"/>
         </w:rPr>
-        <w:t xml:space="preserve"> // 2):</w:t>
-      </w:r>
-    </w:p>
-    <w:p>
-      <w:pPr>
-        <w:jc w:val="both"/>
+      </w:pPr>
+      <w:r>
         <w:rPr>
           <w:b/>
           <w:bCs/>
@@ -3007,8 +4266,12 @@
           <w:sz w:val="32"/>
           <w:szCs w:val="32"/>
         </w:rPr>
-      </w:pPr>
-      <w:r>
+        <w:t>for i in range(len(numbers)):</w:t>
+      </w:r>
+    </w:p>
+    <w:p>
+      <w:pPr>
+        <w:jc w:val="both"/>
         <w:rPr>
           <w:b/>
           <w:bCs/>
@@ -3016,256 +4279,307 @@
           <w:sz w:val="32"/>
           <w:szCs w:val="32"/>
         </w:rPr>
+      </w:pPr>
+      <w:r>
+        <w:rPr>
+          <w:b/>
+          <w:bCs/>
+          <w:color w:val="D86DCB" w:themeColor="accent5" w:themeTint="99"/>
+          <w:sz w:val="32"/>
+          <w:szCs w:val="32"/>
+        </w:rPr>
+        <w:t xml:space="preserve">    if numbers[i] != 0:</w:t>
+      </w:r>
+    </w:p>
+    <w:p>
+      <w:pPr>
+        <w:jc w:val="both"/>
+        <w:rPr>
+          <w:b/>
+          <w:bCs/>
+          <w:color w:val="D86DCB" w:themeColor="accent5" w:themeTint="99"/>
+          <w:sz w:val="32"/>
+          <w:szCs w:val="32"/>
+        </w:rPr>
+      </w:pPr>
+      <w:r>
+        <w:rPr>
+          <w:b/>
+          <w:bCs/>
+          <w:color w:val="D86DCB" w:themeColor="accent5" w:themeTint="99"/>
+          <w:sz w:val="32"/>
+          <w:szCs w:val="32"/>
+        </w:rPr>
+        <w:t xml:space="preserve">        numbers[write] = numbers[i]</w:t>
+      </w:r>
+    </w:p>
+    <w:p>
+      <w:pPr>
+        <w:jc w:val="both"/>
+        <w:rPr>
+          <w:b/>
+          <w:bCs/>
+          <w:color w:val="D86DCB" w:themeColor="accent5" w:themeTint="99"/>
+          <w:sz w:val="32"/>
+          <w:szCs w:val="32"/>
+        </w:rPr>
+      </w:pPr>
+      <w:r>
+        <w:rPr>
+          <w:b/>
+          <w:bCs/>
+          <w:color w:val="D86DCB" w:themeColor="accent5" w:themeTint="99"/>
+          <w:sz w:val="32"/>
+          <w:szCs w:val="32"/>
+        </w:rPr>
+        <w:t xml:space="preserve">        write += 1</w:t>
+      </w:r>
+    </w:p>
+    <w:p>
+      <w:pPr>
+        <w:jc w:val="both"/>
+        <w:rPr>
+          <w:b/>
+          <w:bCs/>
+          <w:color w:val="D86DCB" w:themeColor="accent5" w:themeTint="99"/>
+          <w:sz w:val="32"/>
+          <w:szCs w:val="32"/>
+        </w:rPr>
+      </w:pPr>
+      <w:r>
+        <w:rPr>
+          <w:b/>
+          <w:bCs/>
+          <w:color w:val="D86DCB" w:themeColor="accent5" w:themeTint="99"/>
+          <w:sz w:val="32"/>
+          <w:szCs w:val="32"/>
+        </w:rPr>
+        <w:t>for i in range(write,len(numbers)):</w:t>
+      </w:r>
+    </w:p>
+    <w:p>
+      <w:pPr>
+        <w:jc w:val="both"/>
+        <w:rPr>
+          <w:b/>
+          <w:bCs/>
+          <w:color w:val="D86DCB" w:themeColor="accent5" w:themeTint="99"/>
+          <w:sz w:val="32"/>
+          <w:szCs w:val="32"/>
+        </w:rPr>
+      </w:pPr>
+      <w:r>
+        <w:rPr>
+          <w:b/>
+          <w:bCs/>
+          <w:color w:val="D86DCB" w:themeColor="accent5" w:themeTint="99"/>
+          <w:sz w:val="32"/>
+          <w:szCs w:val="32"/>
+        </w:rPr>
+        <w:t xml:space="preserve">    numbers[i] = 0</w:t>
+      </w:r>
+    </w:p>
+    <w:p>
+      <w:pPr>
+        <w:jc w:val="both"/>
+        <w:rPr>
+          <w:sz w:val="32"/>
+          <w:szCs w:val="32"/>
+        </w:rPr>
+      </w:pPr>
+      <w:r>
+        <w:rPr>
+          <w:b/>
+          <w:bCs/>
+          <w:color w:val="D86DCB" w:themeColor="accent5" w:themeTint="99"/>
+          <w:sz w:val="32"/>
+          <w:szCs w:val="32"/>
+        </w:rPr>
+        <w:t>print(numbers)</w:t>
+      </w:r>
+    </w:p>
+    <w:p>
+      <w:pPr>
+        <w:jc w:val="both"/>
+        <w:rPr>
+          <w:sz w:val="32"/>
+          <w:szCs w:val="32"/>
+        </w:rPr>
+      </w:pPr>
+    </w:p>
+    <w:p>
+      <w:pPr>
+        <w:jc w:val="both"/>
+        <w:rPr>
+          <w:sz w:val="32"/>
+          <w:szCs w:val="32"/>
+        </w:rPr>
+      </w:pPr>
+      <w:r>
+        <w:rPr>
+          <w:sz w:val="32"/>
+          <w:szCs w:val="32"/>
+        </w:rPr>
+        <w:t>Final Use Case:</w:t>
+      </w:r>
+    </w:p>
+    <w:p>
+      <w:pPr>
+        <w:jc w:val="both"/>
+        <w:rPr>
+          <w:sz w:val="32"/>
+          <w:szCs w:val="32"/>
+        </w:rPr>
+      </w:pPr>
+      <w:r>
+        <w:rPr>
+          <w:sz w:val="32"/>
+          <w:szCs w:val="32"/>
+        </w:rPr>
+        <w:t># We can use Two Pointer for starting from two sides of an array and meet in the middle, so we only traverse half the list (Pattern-1)</w:t>
+      </w:r>
+    </w:p>
+    <w:p>
+      <w:pPr>
+        <w:jc w:val="both"/>
+        <w:rPr>
+          <w:sz w:val="32"/>
+          <w:szCs w:val="32"/>
+        </w:rPr>
+      </w:pPr>
+      <w:r>
+        <w:rPr>
+          <w:sz w:val="32"/>
+          <w:szCs w:val="32"/>
+        </w:rPr>
+        <w:t># We can also use Read and Write Two Pointer (Pattern-2) where the Read pointer scans every element while the Write pointer only moves when it sees something worth keeping</w:t>
+      </w:r>
+    </w:p>
+    <w:p>
+      <w:pPr>
+        <w:jc w:val="both"/>
+        <w:rPr>
+          <w:sz w:val="32"/>
+          <w:szCs w:val="32"/>
+        </w:rPr>
+      </w:pPr>
+      <w:r>
+        <w:rPr>
+          <w:sz w:val="32"/>
+          <w:szCs w:val="32"/>
+        </w:rPr>
+        <w:t># This Read and Write pattern is useful for:</w:t>
+      </w:r>
+    </w:p>
+    <w:p>
+      <w:pPr>
+        <w:pStyle w:val="ListParagraph"/>
+        <w:numPr>
+          <w:ilvl w:val="0"/>
+          <w:numId w:val="35"/>
+        </w:numPr>
+        <w:jc w:val="both"/>
+        <w:rPr>
+          <w:sz w:val="32"/>
+          <w:szCs w:val="32"/>
+        </w:rPr>
+      </w:pPr>
+      <w:r>
+        <w:rPr>
+          <w:sz w:val="32"/>
+          <w:szCs w:val="32"/>
+        </w:rPr>
+        <w:t>Moving Zeroes</w:t>
+      </w:r>
+    </w:p>
+    <w:p>
+      <w:pPr>
+        <w:pStyle w:val="ListParagraph"/>
+        <w:numPr>
+          <w:ilvl w:val="0"/>
+          <w:numId w:val="35"/>
+        </w:numPr>
+        <w:jc w:val="both"/>
+        <w:rPr>
+          <w:sz w:val="32"/>
+          <w:szCs w:val="32"/>
+        </w:rPr>
+      </w:pPr>
+      <w:r>
+        <w:rPr>
+          <w:sz w:val="32"/>
+          <w:szCs w:val="32"/>
+        </w:rPr>
+        <w:t>Remove duplicates from Sorted Array</w:t>
+      </w:r>
+    </w:p>
+    <w:p>
+      <w:pPr>
+        <w:pStyle w:val="ListParagraph"/>
+        <w:numPr>
+          <w:ilvl w:val="0"/>
+          <w:numId w:val="35"/>
+        </w:numPr>
+        <w:jc w:val="both"/>
+        <w:rPr>
+          <w:sz w:val="32"/>
+          <w:szCs w:val="32"/>
+        </w:rPr>
+      </w:pPr>
+      <w:r>
+        <w:rPr>
+          <w:sz w:val="32"/>
+          <w:szCs w:val="32"/>
+        </w:rPr>
+        <w:t>Remove Element</w:t>
+      </w:r>
+    </w:p>
+    <w:p>
+      <w:pPr>
+        <w:pStyle w:val="ListParagraph"/>
+        <w:numPr>
+          <w:ilvl w:val="0"/>
+          <w:numId w:val="35"/>
+        </w:numPr>
+        <w:jc w:val="both"/>
+        <w:rPr>
+          <w:sz w:val="32"/>
+          <w:szCs w:val="32"/>
+        </w:rPr>
+      </w:pPr>
+      <w:r>
+        <w:rPr>
+          <w:sz w:val="32"/>
+          <w:szCs w:val="32"/>
+        </w:rPr>
+        <w:t>Compress Array &amp; Partition Array</w:t>
+      </w:r>
+    </w:p>
+    <w:p>
+      <w:pPr>
+        <w:jc w:val="both"/>
+        <w:rPr>
+          <w:sz w:val="32"/>
+          <w:szCs w:val="32"/>
+        </w:rPr>
+      </w:pPr>
+    </w:p>
+    <w:p>
+      <w:pPr>
+        <w:jc w:val="center"/>
+        <w:rPr>
+          <w:sz w:val="32"/>
+          <w:szCs w:val="32"/>
+        </w:rPr>
+      </w:pPr>
+      <w:r>
+        <w:rPr>
+          <w:sz w:val="32"/>
+          <w:szCs w:val="32"/>
+        </w:rPr>
         <w:lastRenderedPageBreak/>
-        <w:t xml:space="preserve">        if </w:t>
-      </w:r>
-      <w:proofErr w:type="spellStart"/>
-      <w:r>
-        <w:rPr>
-          <w:b/>
-          <w:bCs/>
-          <w:color w:val="D86DCB" w:themeColor="accent5" w:themeTint="99"/>
-          <w:sz w:val="32"/>
-          <w:szCs w:val="32"/>
-        </w:rPr>
-        <w:t>chk_str</w:t>
-      </w:r>
-      <w:proofErr w:type="spellEnd"/>
-      <w:r>
-        <w:rPr>
-          <w:b/>
-          <w:bCs/>
-          <w:color w:val="D86DCB" w:themeColor="accent5" w:themeTint="99"/>
-          <w:sz w:val="32"/>
-          <w:szCs w:val="32"/>
-        </w:rPr>
-        <w:t>[</w:t>
-      </w:r>
-      <w:proofErr w:type="spellStart"/>
-      <w:r>
-        <w:rPr>
-          <w:b/>
-          <w:bCs/>
-          <w:color w:val="D86DCB" w:themeColor="accent5" w:themeTint="99"/>
-          <w:sz w:val="32"/>
-          <w:szCs w:val="32"/>
-        </w:rPr>
-        <w:t>i</w:t>
-      </w:r>
-      <w:proofErr w:type="spellEnd"/>
-      <w:proofErr w:type="gramStart"/>
-      <w:r>
-        <w:rPr>
-          <w:b/>
-          <w:bCs/>
-          <w:color w:val="D86DCB" w:themeColor="accent5" w:themeTint="99"/>
-          <w:sz w:val="32"/>
-          <w:szCs w:val="32"/>
-        </w:rPr>
-        <w:t>] !</w:t>
-      </w:r>
-      <w:proofErr w:type="gramEnd"/>
-      <w:r>
-        <w:rPr>
-          <w:b/>
-          <w:bCs/>
-          <w:color w:val="D86DCB" w:themeColor="accent5" w:themeTint="99"/>
-          <w:sz w:val="32"/>
-          <w:szCs w:val="32"/>
-        </w:rPr>
-        <w:t xml:space="preserve">= </w:t>
-      </w:r>
-      <w:proofErr w:type="spellStart"/>
-      <w:r>
-        <w:rPr>
-          <w:b/>
-          <w:bCs/>
-          <w:color w:val="D86DCB" w:themeColor="accent5" w:themeTint="99"/>
-          <w:sz w:val="32"/>
-          <w:szCs w:val="32"/>
-        </w:rPr>
-        <w:t>chk_str</w:t>
-      </w:r>
-      <w:proofErr w:type="spellEnd"/>
-      <w:r>
-        <w:rPr>
-          <w:b/>
-          <w:bCs/>
-          <w:color w:val="D86DCB" w:themeColor="accent5" w:themeTint="99"/>
-          <w:sz w:val="32"/>
-          <w:szCs w:val="32"/>
-        </w:rPr>
-        <w:t xml:space="preserve">[-1 - </w:t>
-      </w:r>
-      <w:proofErr w:type="spellStart"/>
-      <w:r>
-        <w:rPr>
-          <w:b/>
-          <w:bCs/>
-          <w:color w:val="D86DCB" w:themeColor="accent5" w:themeTint="99"/>
-          <w:sz w:val="32"/>
-          <w:szCs w:val="32"/>
-        </w:rPr>
-        <w:t>i</w:t>
-      </w:r>
-      <w:proofErr w:type="spellEnd"/>
-      <w:r>
-        <w:rPr>
-          <w:b/>
-          <w:bCs/>
-          <w:color w:val="D86DCB" w:themeColor="accent5" w:themeTint="99"/>
-          <w:sz w:val="32"/>
-          <w:szCs w:val="32"/>
-        </w:rPr>
-        <w:t>]:</w:t>
-      </w:r>
-    </w:p>
-    <w:p>
-      <w:pPr>
-        <w:jc w:val="both"/>
-        <w:rPr>
-          <w:b/>
-          <w:bCs/>
-          <w:color w:val="D86DCB" w:themeColor="accent5" w:themeTint="99"/>
-          <w:sz w:val="32"/>
-          <w:szCs w:val="32"/>
-        </w:rPr>
-      </w:pPr>
-      <w:r>
-        <w:rPr>
-          <w:b/>
-          <w:bCs/>
-          <w:color w:val="D86DCB" w:themeColor="accent5" w:themeTint="99"/>
-          <w:sz w:val="32"/>
-          <w:szCs w:val="32"/>
-        </w:rPr>
-        <w:t xml:space="preserve">            return False # </w:t>
-      </w:r>
-      <w:r>
-        <w:rPr>
-          <w:b/>
-          <w:bCs/>
-          <w:color w:val="D86DCB" w:themeColor="accent5" w:themeTint="99"/>
-          <w:sz w:val="32"/>
-          <w:szCs w:val="32"/>
-        </w:rPr>
-        <w:t>break loop and return false</w:t>
-      </w:r>
-    </w:p>
-    <w:p>
-      <w:pPr>
-        <w:jc w:val="both"/>
-        <w:rPr>
-          <w:b/>
-          <w:bCs/>
-          <w:color w:val="D86DCB" w:themeColor="accent5" w:themeTint="99"/>
-          <w:sz w:val="32"/>
-          <w:szCs w:val="32"/>
-        </w:rPr>
-      </w:pPr>
-      <w:r>
-        <w:rPr>
-          <w:b/>
-          <w:bCs/>
-          <w:color w:val="D86DCB" w:themeColor="accent5" w:themeTint="99"/>
-          <w:sz w:val="32"/>
-          <w:szCs w:val="32"/>
-        </w:rPr>
-        <w:t xml:space="preserve">    return True # if all matches and makes it here return true</w:t>
-      </w:r>
-    </w:p>
-    <w:p>
-      <w:pPr>
-        <w:jc w:val="both"/>
-        <w:rPr>
-          <w:b/>
-          <w:bCs/>
-          <w:color w:val="D86DCB" w:themeColor="accent5" w:themeTint="99"/>
-          <w:sz w:val="32"/>
-          <w:szCs w:val="32"/>
-        </w:rPr>
-      </w:pPr>
-      <w:r>
-        <w:rPr>
-          <w:b/>
-          <w:bCs/>
-          <w:color w:val="D86DCB" w:themeColor="accent5" w:themeTint="99"/>
-          <w:sz w:val="32"/>
-          <w:szCs w:val="32"/>
-        </w:rPr>
-        <w:t>if __name__ == '__main__':</w:t>
-      </w:r>
-    </w:p>
-    <w:p>
-      <w:pPr>
-        <w:jc w:val="both"/>
-        <w:rPr>
-          <w:b/>
-          <w:bCs/>
-          <w:color w:val="D86DCB" w:themeColor="accent5" w:themeTint="99"/>
-          <w:sz w:val="32"/>
-          <w:szCs w:val="32"/>
-        </w:rPr>
-      </w:pPr>
-      <w:r>
-        <w:rPr>
-          <w:b/>
-          <w:bCs/>
-          <w:color w:val="D86DCB" w:themeColor="accent5" w:themeTint="99"/>
-          <w:sz w:val="32"/>
-          <w:szCs w:val="32"/>
-        </w:rPr>
-        <w:t xml:space="preserve">    print(</w:t>
-      </w:r>
-      <w:proofErr w:type="spellStart"/>
-      <w:r>
-        <w:rPr>
-          <w:b/>
-          <w:bCs/>
-          <w:color w:val="D86DCB" w:themeColor="accent5" w:themeTint="99"/>
-          <w:sz w:val="32"/>
-          <w:szCs w:val="32"/>
-        </w:rPr>
-        <w:t>is_palindrome</w:t>
-      </w:r>
-      <w:proofErr w:type="spellEnd"/>
-      <w:r>
-        <w:rPr>
-          <w:b/>
-          <w:bCs/>
-          <w:color w:val="D86DCB" w:themeColor="accent5" w:themeTint="99"/>
-          <w:sz w:val="32"/>
-          <w:szCs w:val="32"/>
-        </w:rPr>
-        <w:t>('madam'))</w:t>
-      </w:r>
-    </w:p>
-    <w:p>
-      <w:pPr>
-        <w:jc w:val="both"/>
-        <w:rPr>
-          <w:sz w:val="32"/>
-          <w:szCs w:val="32"/>
-        </w:rPr>
-      </w:pPr>
-    </w:p>
-    <w:p>
-      <w:pPr>
-        <w:jc w:val="both"/>
-        <w:rPr>
-          <w:sz w:val="32"/>
-          <w:szCs w:val="32"/>
-        </w:rPr>
-      </w:pPr>
-    </w:p>
-    <w:p>
-      <w:pPr>
-        <w:jc w:val="both"/>
-        <w:rPr>
-          <w:sz w:val="32"/>
-          <w:szCs w:val="32"/>
-        </w:rPr>
-      </w:pPr>
+        <w:t>Break</w:t>
+      </w:r>
     </w:p>
     <w:sectPr>
       <w:footerReference w:type="default" r:id="rId7"/>
@@ -3814,6 +5128,119 @@
     </w:lvl>
   </w:abstractNum>
   <w:abstractNum w:abstractNumId="4" w15:restartNumberingAfterBreak="0">
+    <w:nsid w:val="18AD477D"/>
+    <w:multiLevelType w:val="hybridMultilevel"/>
+    <w:tmpl w:val="873C75EA"/>
+    <w:lvl w:ilvl="0" w:tplc="04090001">
+      <w:start w:val="1"/>
+      <w:numFmt w:val="bullet"/>
+      <w:lvlText w:val=""/>
+      <w:lvlJc w:val="left"/>
+      <w:pPr>
+        <w:ind w:left="360" w:hanging="360"/>
+      </w:pPr>
+      <w:rPr>
+        <w:rFonts w:ascii="Symbol" w:hAnsi="Symbol" w:hint="default"/>
+      </w:rPr>
+    </w:lvl>
+    <w:lvl w:ilvl="1" w:tplc="04090003" w:tentative="1">
+      <w:start w:val="1"/>
+      <w:numFmt w:val="bullet"/>
+      <w:lvlText w:val="o"/>
+      <w:lvlJc w:val="left"/>
+      <w:pPr>
+        <w:ind w:left="1080" w:hanging="360"/>
+      </w:pPr>
+      <w:rPr>
+        <w:rFonts w:ascii="Courier New" w:hAnsi="Courier New" w:cs="Courier New" w:hint="default"/>
+      </w:rPr>
+    </w:lvl>
+    <w:lvl w:ilvl="2" w:tplc="04090005" w:tentative="1">
+      <w:start w:val="1"/>
+      <w:numFmt w:val="bullet"/>
+      <w:lvlText w:val=""/>
+      <w:lvlJc w:val="left"/>
+      <w:pPr>
+        <w:ind w:left="1800" w:hanging="360"/>
+      </w:pPr>
+      <w:rPr>
+        <w:rFonts w:ascii="Wingdings" w:hAnsi="Wingdings" w:hint="default"/>
+      </w:rPr>
+    </w:lvl>
+    <w:lvl w:ilvl="3" w:tplc="04090001" w:tentative="1">
+      <w:start w:val="1"/>
+      <w:numFmt w:val="bullet"/>
+      <w:lvlText w:val=""/>
+      <w:lvlJc w:val="left"/>
+      <w:pPr>
+        <w:ind w:left="2520" w:hanging="360"/>
+      </w:pPr>
+      <w:rPr>
+        <w:rFonts w:ascii="Symbol" w:hAnsi="Symbol" w:hint="default"/>
+      </w:rPr>
+    </w:lvl>
+    <w:lvl w:ilvl="4" w:tplc="04090003" w:tentative="1">
+      <w:start w:val="1"/>
+      <w:numFmt w:val="bullet"/>
+      <w:lvlText w:val="o"/>
+      <w:lvlJc w:val="left"/>
+      <w:pPr>
+        <w:ind w:left="3240" w:hanging="360"/>
+      </w:pPr>
+      <w:rPr>
+        <w:rFonts w:ascii="Courier New" w:hAnsi="Courier New" w:cs="Courier New" w:hint="default"/>
+      </w:rPr>
+    </w:lvl>
+    <w:lvl w:ilvl="5" w:tplc="04090005" w:tentative="1">
+      <w:start w:val="1"/>
+      <w:numFmt w:val="bullet"/>
+      <w:lvlText w:val=""/>
+      <w:lvlJc w:val="left"/>
+      <w:pPr>
+        <w:ind w:left="3960" w:hanging="360"/>
+      </w:pPr>
+      <w:rPr>
+        <w:rFonts w:ascii="Wingdings" w:hAnsi="Wingdings" w:hint="default"/>
+      </w:rPr>
+    </w:lvl>
+    <w:lvl w:ilvl="6" w:tplc="04090001" w:tentative="1">
+      <w:start w:val="1"/>
+      <w:numFmt w:val="bullet"/>
+      <w:lvlText w:val=""/>
+      <w:lvlJc w:val="left"/>
+      <w:pPr>
+        <w:ind w:left="4680" w:hanging="360"/>
+      </w:pPr>
+      <w:rPr>
+        <w:rFonts w:ascii="Symbol" w:hAnsi="Symbol" w:hint="default"/>
+      </w:rPr>
+    </w:lvl>
+    <w:lvl w:ilvl="7" w:tplc="04090003" w:tentative="1">
+      <w:start w:val="1"/>
+      <w:numFmt w:val="bullet"/>
+      <w:lvlText w:val="o"/>
+      <w:lvlJc w:val="left"/>
+      <w:pPr>
+        <w:ind w:left="5400" w:hanging="360"/>
+      </w:pPr>
+      <w:rPr>
+        <w:rFonts w:ascii="Courier New" w:hAnsi="Courier New" w:cs="Courier New" w:hint="default"/>
+      </w:rPr>
+    </w:lvl>
+    <w:lvl w:ilvl="8" w:tplc="04090005" w:tentative="1">
+      <w:start w:val="1"/>
+      <w:numFmt w:val="bullet"/>
+      <w:lvlText w:val=""/>
+      <w:lvlJc w:val="left"/>
+      <w:pPr>
+        <w:ind w:left="6120" w:hanging="360"/>
+      </w:pPr>
+      <w:rPr>
+        <w:rFonts w:ascii="Wingdings" w:hAnsi="Wingdings" w:hint="default"/>
+      </w:rPr>
+    </w:lvl>
+  </w:abstractNum>
+  <w:abstractNum w:abstractNumId="5" w15:restartNumberingAfterBreak="0">
     <w:nsid w:val="1E9323AD"/>
     <w:multiLevelType w:val="hybridMultilevel"/>
     <w:tmpl w:val="B4A0E43E"/>
@@ -3926,7 +5353,7 @@
       </w:rPr>
     </w:lvl>
   </w:abstractNum>
-  <w:abstractNum w:abstractNumId="5" w15:restartNumberingAfterBreak="0">
+  <w:abstractNum w:abstractNumId="6" w15:restartNumberingAfterBreak="0">
     <w:nsid w:val="23A11734"/>
     <w:multiLevelType w:val="hybridMultilevel"/>
     <w:tmpl w:val="CCB83A46"/>
@@ -4039,7 +5466,7 @@
       </w:rPr>
     </w:lvl>
   </w:abstractNum>
-  <w:abstractNum w:abstractNumId="6" w15:restartNumberingAfterBreak="0">
+  <w:abstractNum w:abstractNumId="7" w15:restartNumberingAfterBreak="0">
     <w:nsid w:val="2557343A"/>
     <w:multiLevelType w:val="hybridMultilevel"/>
     <w:tmpl w:val="8A30FEE6"/>
@@ -4152,7 +5579,7 @@
       </w:rPr>
     </w:lvl>
   </w:abstractNum>
-  <w:abstractNum w:abstractNumId="7" w15:restartNumberingAfterBreak="0">
+  <w:abstractNum w:abstractNumId="8" w15:restartNumberingAfterBreak="0">
     <w:nsid w:val="2803370B"/>
     <w:multiLevelType w:val="hybridMultilevel"/>
     <w:tmpl w:val="9EA49456"/>
@@ -4265,7 +5692,7 @@
       </w:rPr>
     </w:lvl>
   </w:abstractNum>
-  <w:abstractNum w:abstractNumId="8" w15:restartNumberingAfterBreak="0">
+  <w:abstractNum w:abstractNumId="9" w15:restartNumberingAfterBreak="0">
     <w:nsid w:val="2E007351"/>
     <w:multiLevelType w:val="hybridMultilevel"/>
     <w:tmpl w:val="6F2EBE88"/>
@@ -4378,7 +5805,7 @@
       </w:rPr>
     </w:lvl>
   </w:abstractNum>
-  <w:abstractNum w:abstractNumId="9" w15:restartNumberingAfterBreak="0">
+  <w:abstractNum w:abstractNumId="10" w15:restartNumberingAfterBreak="0">
     <w:nsid w:val="2F592B5B"/>
     <w:multiLevelType w:val="hybridMultilevel"/>
     <w:tmpl w:val="FE62C13A"/>
@@ -4491,7 +5918,7 @@
       </w:rPr>
     </w:lvl>
   </w:abstractNum>
-  <w:abstractNum w:abstractNumId="10" w15:restartNumberingAfterBreak="0">
+  <w:abstractNum w:abstractNumId="11" w15:restartNumberingAfterBreak="0">
     <w:nsid w:val="343F15CA"/>
     <w:multiLevelType w:val="hybridMultilevel"/>
     <w:tmpl w:val="38905CBE"/>
@@ -4604,7 +6031,7 @@
       </w:rPr>
     </w:lvl>
   </w:abstractNum>
-  <w:abstractNum w:abstractNumId="11" w15:restartNumberingAfterBreak="0">
+  <w:abstractNum w:abstractNumId="12" w15:restartNumberingAfterBreak="0">
     <w:nsid w:val="352E72A6"/>
     <w:multiLevelType w:val="hybridMultilevel"/>
     <w:tmpl w:val="36608DA2"/>
@@ -4717,7 +6144,7 @@
       </w:rPr>
     </w:lvl>
   </w:abstractNum>
-  <w:abstractNum w:abstractNumId="12" w15:restartNumberingAfterBreak="0">
+  <w:abstractNum w:abstractNumId="13" w15:restartNumberingAfterBreak="0">
     <w:nsid w:val="3A64427A"/>
     <w:multiLevelType w:val="hybridMultilevel"/>
     <w:tmpl w:val="08061F78"/>
@@ -4830,7 +6257,7 @@
       </w:rPr>
     </w:lvl>
   </w:abstractNum>
-  <w:abstractNum w:abstractNumId="13" w15:restartNumberingAfterBreak="0">
+  <w:abstractNum w:abstractNumId="14" w15:restartNumberingAfterBreak="0">
     <w:nsid w:val="3B0B59EE"/>
     <w:multiLevelType w:val="hybridMultilevel"/>
     <w:tmpl w:val="A9A007C4"/>
@@ -4943,7 +6370,7 @@
       </w:rPr>
     </w:lvl>
   </w:abstractNum>
-  <w:abstractNum w:abstractNumId="14" w15:restartNumberingAfterBreak="0">
+  <w:abstractNum w:abstractNumId="15" w15:restartNumberingAfterBreak="0">
     <w:nsid w:val="3CE6114A"/>
     <w:multiLevelType w:val="hybridMultilevel"/>
     <w:tmpl w:val="DAC8EAB2"/>
@@ -5056,7 +6483,7 @@
       </w:rPr>
     </w:lvl>
   </w:abstractNum>
-  <w:abstractNum w:abstractNumId="15" w15:restartNumberingAfterBreak="0">
+  <w:abstractNum w:abstractNumId="16" w15:restartNumberingAfterBreak="0">
     <w:nsid w:val="3EA15ED3"/>
     <w:multiLevelType w:val="hybridMultilevel"/>
     <w:tmpl w:val="32A66580"/>
@@ -5169,7 +6596,7 @@
       </w:rPr>
     </w:lvl>
   </w:abstractNum>
-  <w:abstractNum w:abstractNumId="16" w15:restartNumberingAfterBreak="0">
+  <w:abstractNum w:abstractNumId="17" w15:restartNumberingAfterBreak="0">
     <w:nsid w:val="434167F6"/>
     <w:multiLevelType w:val="hybridMultilevel"/>
     <w:tmpl w:val="17709D4E"/>
@@ -5282,7 +6709,7 @@
       </w:rPr>
     </w:lvl>
   </w:abstractNum>
-  <w:abstractNum w:abstractNumId="17" w15:restartNumberingAfterBreak="0">
+  <w:abstractNum w:abstractNumId="18" w15:restartNumberingAfterBreak="0">
     <w:nsid w:val="465D0ED0"/>
     <w:multiLevelType w:val="hybridMultilevel"/>
     <w:tmpl w:val="CA2CA59C"/>
@@ -5395,7 +6822,7 @@
       </w:rPr>
     </w:lvl>
   </w:abstractNum>
-  <w:abstractNum w:abstractNumId="18" w15:restartNumberingAfterBreak="0">
+  <w:abstractNum w:abstractNumId="19" w15:restartNumberingAfterBreak="0">
     <w:nsid w:val="48BC2A2E"/>
     <w:multiLevelType w:val="hybridMultilevel"/>
     <w:tmpl w:val="262A606E"/>
@@ -5486,7 +6913,7 @@
       </w:pPr>
     </w:lvl>
   </w:abstractNum>
-  <w:abstractNum w:abstractNumId="19" w15:restartNumberingAfterBreak="0">
+  <w:abstractNum w:abstractNumId="20" w15:restartNumberingAfterBreak="0">
     <w:nsid w:val="49767D6F"/>
     <w:multiLevelType w:val="hybridMultilevel"/>
     <w:tmpl w:val="4218F1BC"/>
@@ -5577,7 +7004,7 @@
       </w:pPr>
     </w:lvl>
   </w:abstractNum>
-  <w:abstractNum w:abstractNumId="20" w15:restartNumberingAfterBreak="0">
+  <w:abstractNum w:abstractNumId="21" w15:restartNumberingAfterBreak="0">
     <w:nsid w:val="4A3641F2"/>
     <w:multiLevelType w:val="hybridMultilevel"/>
     <w:tmpl w:val="55A4C6E8"/>
@@ -5690,7 +7117,7 @@
       </w:rPr>
     </w:lvl>
   </w:abstractNum>
-  <w:abstractNum w:abstractNumId="21" w15:restartNumberingAfterBreak="0">
+  <w:abstractNum w:abstractNumId="22" w15:restartNumberingAfterBreak="0">
     <w:nsid w:val="4FB51FC8"/>
     <w:multiLevelType w:val="hybridMultilevel"/>
     <w:tmpl w:val="C10C9EF6"/>
@@ -5803,7 +7230,7 @@
       </w:rPr>
     </w:lvl>
   </w:abstractNum>
-  <w:abstractNum w:abstractNumId="22" w15:restartNumberingAfterBreak="0">
+  <w:abstractNum w:abstractNumId="23" w15:restartNumberingAfterBreak="0">
     <w:nsid w:val="51D943C0"/>
     <w:multiLevelType w:val="hybridMultilevel"/>
     <w:tmpl w:val="AACCBFFC"/>
@@ -5916,7 +7343,7 @@
       </w:rPr>
     </w:lvl>
   </w:abstractNum>
-  <w:abstractNum w:abstractNumId="23" w15:restartNumberingAfterBreak="0">
+  <w:abstractNum w:abstractNumId="24" w15:restartNumberingAfterBreak="0">
     <w:nsid w:val="566B2156"/>
     <w:multiLevelType w:val="hybridMultilevel"/>
     <w:tmpl w:val="49A48358"/>
@@ -6029,7 +7456,120 @@
       </w:rPr>
     </w:lvl>
   </w:abstractNum>
-  <w:abstractNum w:abstractNumId="24" w15:restartNumberingAfterBreak="0">
+  <w:abstractNum w:abstractNumId="25" w15:restartNumberingAfterBreak="0">
+    <w:nsid w:val="567C273C"/>
+    <w:multiLevelType w:val="hybridMultilevel"/>
+    <w:tmpl w:val="A574C75E"/>
+    <w:lvl w:ilvl="0" w:tplc="04090001">
+      <w:start w:val="1"/>
+      <w:numFmt w:val="bullet"/>
+      <w:lvlText w:val=""/>
+      <w:lvlJc w:val="left"/>
+      <w:pPr>
+        <w:ind w:left="360" w:hanging="360"/>
+      </w:pPr>
+      <w:rPr>
+        <w:rFonts w:ascii="Symbol" w:hAnsi="Symbol" w:hint="default"/>
+      </w:rPr>
+    </w:lvl>
+    <w:lvl w:ilvl="1" w:tplc="04090003" w:tentative="1">
+      <w:start w:val="1"/>
+      <w:numFmt w:val="bullet"/>
+      <w:lvlText w:val="o"/>
+      <w:lvlJc w:val="left"/>
+      <w:pPr>
+        <w:ind w:left="1080" w:hanging="360"/>
+      </w:pPr>
+      <w:rPr>
+        <w:rFonts w:ascii="Courier New" w:hAnsi="Courier New" w:cs="Courier New" w:hint="default"/>
+      </w:rPr>
+    </w:lvl>
+    <w:lvl w:ilvl="2" w:tplc="04090005" w:tentative="1">
+      <w:start w:val="1"/>
+      <w:numFmt w:val="bullet"/>
+      <w:lvlText w:val=""/>
+      <w:lvlJc w:val="left"/>
+      <w:pPr>
+        <w:ind w:left="1800" w:hanging="360"/>
+      </w:pPr>
+      <w:rPr>
+        <w:rFonts w:ascii="Wingdings" w:hAnsi="Wingdings" w:hint="default"/>
+      </w:rPr>
+    </w:lvl>
+    <w:lvl w:ilvl="3" w:tplc="04090001" w:tentative="1">
+      <w:start w:val="1"/>
+      <w:numFmt w:val="bullet"/>
+      <w:lvlText w:val=""/>
+      <w:lvlJc w:val="left"/>
+      <w:pPr>
+        <w:ind w:left="2520" w:hanging="360"/>
+      </w:pPr>
+      <w:rPr>
+        <w:rFonts w:ascii="Symbol" w:hAnsi="Symbol" w:hint="default"/>
+      </w:rPr>
+    </w:lvl>
+    <w:lvl w:ilvl="4" w:tplc="04090003" w:tentative="1">
+      <w:start w:val="1"/>
+      <w:numFmt w:val="bullet"/>
+      <w:lvlText w:val="o"/>
+      <w:lvlJc w:val="left"/>
+      <w:pPr>
+        <w:ind w:left="3240" w:hanging="360"/>
+      </w:pPr>
+      <w:rPr>
+        <w:rFonts w:ascii="Courier New" w:hAnsi="Courier New" w:cs="Courier New" w:hint="default"/>
+      </w:rPr>
+    </w:lvl>
+    <w:lvl w:ilvl="5" w:tplc="04090005" w:tentative="1">
+      <w:start w:val="1"/>
+      <w:numFmt w:val="bullet"/>
+      <w:lvlText w:val=""/>
+      <w:lvlJc w:val="left"/>
+      <w:pPr>
+        <w:ind w:left="3960" w:hanging="360"/>
+      </w:pPr>
+      <w:rPr>
+        <w:rFonts w:ascii="Wingdings" w:hAnsi="Wingdings" w:hint="default"/>
+      </w:rPr>
+    </w:lvl>
+    <w:lvl w:ilvl="6" w:tplc="04090001" w:tentative="1">
+      <w:start w:val="1"/>
+      <w:numFmt w:val="bullet"/>
+      <w:lvlText w:val=""/>
+      <w:lvlJc w:val="left"/>
+      <w:pPr>
+        <w:ind w:left="4680" w:hanging="360"/>
+      </w:pPr>
+      <w:rPr>
+        <w:rFonts w:ascii="Symbol" w:hAnsi="Symbol" w:hint="default"/>
+      </w:rPr>
+    </w:lvl>
+    <w:lvl w:ilvl="7" w:tplc="04090003" w:tentative="1">
+      <w:start w:val="1"/>
+      <w:numFmt w:val="bullet"/>
+      <w:lvlText w:val="o"/>
+      <w:lvlJc w:val="left"/>
+      <w:pPr>
+        <w:ind w:left="5400" w:hanging="360"/>
+      </w:pPr>
+      <w:rPr>
+        <w:rFonts w:ascii="Courier New" w:hAnsi="Courier New" w:cs="Courier New" w:hint="default"/>
+      </w:rPr>
+    </w:lvl>
+    <w:lvl w:ilvl="8" w:tplc="04090005" w:tentative="1">
+      <w:start w:val="1"/>
+      <w:numFmt w:val="bullet"/>
+      <w:lvlText w:val=""/>
+      <w:lvlJc w:val="left"/>
+      <w:pPr>
+        <w:ind w:left="6120" w:hanging="360"/>
+      </w:pPr>
+      <w:rPr>
+        <w:rFonts w:ascii="Wingdings" w:hAnsi="Wingdings" w:hint="default"/>
+      </w:rPr>
+    </w:lvl>
+  </w:abstractNum>
+  <w:abstractNum w:abstractNumId="26" w15:restartNumberingAfterBreak="0">
     <w:nsid w:val="6574689A"/>
     <w:multiLevelType w:val="hybridMultilevel"/>
     <w:tmpl w:val="3040723C"/>
@@ -6142,7 +7682,7 @@
       </w:rPr>
     </w:lvl>
   </w:abstractNum>
-  <w:abstractNum w:abstractNumId="25" w15:restartNumberingAfterBreak="0">
+  <w:abstractNum w:abstractNumId="27" w15:restartNumberingAfterBreak="0">
     <w:nsid w:val="68152F36"/>
     <w:multiLevelType w:val="hybridMultilevel"/>
     <w:tmpl w:val="C42ED464"/>
@@ -6255,7 +7795,7 @@
       </w:rPr>
     </w:lvl>
   </w:abstractNum>
-  <w:abstractNum w:abstractNumId="26" w15:restartNumberingAfterBreak="0">
+  <w:abstractNum w:abstractNumId="28" w15:restartNumberingAfterBreak="0">
     <w:nsid w:val="684E54B5"/>
     <w:multiLevelType w:val="hybridMultilevel"/>
     <w:tmpl w:val="E238318E"/>
@@ -6368,7 +7908,7 @@
       </w:rPr>
     </w:lvl>
   </w:abstractNum>
-  <w:abstractNum w:abstractNumId="27" w15:restartNumberingAfterBreak="0">
+  <w:abstractNum w:abstractNumId="29" w15:restartNumberingAfterBreak="0">
     <w:nsid w:val="68F2565C"/>
     <w:multiLevelType w:val="hybridMultilevel"/>
     <w:tmpl w:val="8D324286"/>
@@ -6481,7 +8021,7 @@
       </w:rPr>
     </w:lvl>
   </w:abstractNum>
-  <w:abstractNum w:abstractNumId="28" w15:restartNumberingAfterBreak="0">
+  <w:abstractNum w:abstractNumId="30" w15:restartNumberingAfterBreak="0">
     <w:nsid w:val="6F1C47F5"/>
     <w:multiLevelType w:val="hybridMultilevel"/>
     <w:tmpl w:val="41E69716"/>
@@ -6594,7 +8134,7 @@
       </w:rPr>
     </w:lvl>
   </w:abstractNum>
-  <w:abstractNum w:abstractNumId="29" w15:restartNumberingAfterBreak="0">
+  <w:abstractNum w:abstractNumId="31" w15:restartNumberingAfterBreak="0">
     <w:nsid w:val="6F9908ED"/>
     <w:multiLevelType w:val="hybridMultilevel"/>
     <w:tmpl w:val="19A64D52"/>
@@ -6707,7 +8247,7 @@
       </w:rPr>
     </w:lvl>
   </w:abstractNum>
-  <w:abstractNum w:abstractNumId="30" w15:restartNumberingAfterBreak="0">
+  <w:abstractNum w:abstractNumId="32" w15:restartNumberingAfterBreak="0">
     <w:nsid w:val="73EF6507"/>
     <w:multiLevelType w:val="hybridMultilevel"/>
     <w:tmpl w:val="CB3EB4AA"/>
@@ -6798,7 +8338,7 @@
       </w:pPr>
     </w:lvl>
   </w:abstractNum>
-  <w:abstractNum w:abstractNumId="31" w15:restartNumberingAfterBreak="0">
+  <w:abstractNum w:abstractNumId="33" w15:restartNumberingAfterBreak="0">
     <w:nsid w:val="77931365"/>
     <w:multiLevelType w:val="hybridMultilevel"/>
     <w:tmpl w:val="5C26A464"/>
@@ -6911,7 +8451,7 @@
       </w:rPr>
     </w:lvl>
   </w:abstractNum>
-  <w:abstractNum w:abstractNumId="32" w15:restartNumberingAfterBreak="0">
+  <w:abstractNum w:abstractNumId="34" w15:restartNumberingAfterBreak="0">
     <w:nsid w:val="7B9E3FA6"/>
     <w:multiLevelType w:val="hybridMultilevel"/>
     <w:tmpl w:val="6F8231C2"/>
@@ -7025,103 +8565,109 @@
     </w:lvl>
   </w:abstractNum>
   <w:num w:numId="1" w16cid:durableId="664865304">
-    <w:abstractNumId w:val="24"/>
+    <w:abstractNumId w:val="26"/>
   </w:num>
   <w:num w:numId="2" w16cid:durableId="2008902027">
-    <w:abstractNumId w:val="11"/>
+    <w:abstractNumId w:val="12"/>
   </w:num>
   <w:num w:numId="3" w16cid:durableId="704447734">
-    <w:abstractNumId w:val="31"/>
+    <w:abstractNumId w:val="33"/>
   </w:num>
   <w:num w:numId="4" w16cid:durableId="1510021272">
-    <w:abstractNumId w:val="9"/>
+    <w:abstractNumId w:val="10"/>
   </w:num>
   <w:num w:numId="5" w16cid:durableId="359281728">
-    <w:abstractNumId w:val="18"/>
+    <w:abstractNumId w:val="19"/>
   </w:num>
   <w:num w:numId="6" w16cid:durableId="259992389">
-    <w:abstractNumId w:val="14"/>
+    <w:abstractNumId w:val="15"/>
   </w:num>
   <w:num w:numId="7" w16cid:durableId="202402556">
-    <w:abstractNumId w:val="6"/>
+    <w:abstractNumId w:val="7"/>
   </w:num>
   <w:num w:numId="8" w16cid:durableId="879320700">
     <w:abstractNumId w:val="2"/>
   </w:num>
   <w:num w:numId="9" w16cid:durableId="1021131634">
-    <w:abstractNumId w:val="23"/>
+    <w:abstractNumId w:val="24"/>
   </w:num>
   <w:num w:numId="10" w16cid:durableId="1837186236">
+    <w:abstractNumId w:val="21"/>
+  </w:num>
+  <w:num w:numId="11" w16cid:durableId="480124734">
     <w:abstractNumId w:val="20"/>
   </w:num>
-  <w:num w:numId="11" w16cid:durableId="480124734">
-    <w:abstractNumId w:val="19"/>
-  </w:num>
   <w:num w:numId="12" w16cid:durableId="1120107619">
-    <w:abstractNumId w:val="15"/>
+    <w:abstractNumId w:val="16"/>
   </w:num>
   <w:num w:numId="13" w16cid:durableId="2129663888">
-    <w:abstractNumId w:val="5"/>
+    <w:abstractNumId w:val="6"/>
   </w:num>
   <w:num w:numId="14" w16cid:durableId="1609662036">
-    <w:abstractNumId w:val="12"/>
+    <w:abstractNumId w:val="13"/>
   </w:num>
   <w:num w:numId="15" w16cid:durableId="473985100">
-    <w:abstractNumId w:val="30"/>
+    <w:abstractNumId w:val="32"/>
   </w:num>
   <w:num w:numId="16" w16cid:durableId="619263971">
-    <w:abstractNumId w:val="8"/>
+    <w:abstractNumId w:val="9"/>
   </w:num>
   <w:num w:numId="17" w16cid:durableId="1712536812">
-    <w:abstractNumId w:val="27"/>
+    <w:abstractNumId w:val="29"/>
   </w:num>
   <w:num w:numId="18" w16cid:durableId="553348773">
-    <w:abstractNumId w:val="29"/>
+    <w:abstractNumId w:val="31"/>
   </w:num>
   <w:num w:numId="19" w16cid:durableId="616566803">
-    <w:abstractNumId w:val="26"/>
+    <w:abstractNumId w:val="28"/>
   </w:num>
   <w:num w:numId="20" w16cid:durableId="1195458330">
     <w:abstractNumId w:val="1"/>
   </w:num>
   <w:num w:numId="21" w16cid:durableId="979728643">
-    <w:abstractNumId w:val="17"/>
+    <w:abstractNumId w:val="18"/>
   </w:num>
   <w:num w:numId="22" w16cid:durableId="1781026175">
-    <w:abstractNumId w:val="22"/>
+    <w:abstractNumId w:val="23"/>
   </w:num>
   <w:num w:numId="23" w16cid:durableId="1358390278">
     <w:abstractNumId w:val="3"/>
   </w:num>
   <w:num w:numId="24" w16cid:durableId="319967696">
-    <w:abstractNumId w:val="21"/>
+    <w:abstractNumId w:val="22"/>
   </w:num>
   <w:num w:numId="25" w16cid:durableId="1490172335">
-    <w:abstractNumId w:val="10"/>
+    <w:abstractNumId w:val="11"/>
   </w:num>
   <w:num w:numId="26" w16cid:durableId="494876458">
-    <w:abstractNumId w:val="32"/>
+    <w:abstractNumId w:val="34"/>
   </w:num>
   <w:num w:numId="27" w16cid:durableId="965160156">
-    <w:abstractNumId w:val="7"/>
+    <w:abstractNumId w:val="8"/>
   </w:num>
   <w:num w:numId="28" w16cid:durableId="2104494634">
-    <w:abstractNumId w:val="4"/>
+    <w:abstractNumId w:val="5"/>
   </w:num>
   <w:num w:numId="29" w16cid:durableId="1588465180">
-    <w:abstractNumId w:val="25"/>
+    <w:abstractNumId w:val="27"/>
   </w:num>
   <w:num w:numId="30" w16cid:durableId="727455599">
-    <w:abstractNumId w:val="13"/>
+    <w:abstractNumId w:val="14"/>
   </w:num>
   <w:num w:numId="31" w16cid:durableId="1486900710">
-    <w:abstractNumId w:val="16"/>
+    <w:abstractNumId w:val="17"/>
   </w:num>
   <w:num w:numId="32" w16cid:durableId="1109591766">
-    <w:abstractNumId w:val="28"/>
+    <w:abstractNumId w:val="30"/>
   </w:num>
   <w:num w:numId="33" w16cid:durableId="244725603">
     <w:abstractNumId w:val="0"/>
+  </w:num>
+  <w:num w:numId="34" w16cid:durableId="1414274765">
+    <w:abstractNumId w:val="25"/>
+  </w:num>
+  <w:num w:numId="35" w16cid:durableId="410547057">
+    <w:abstractNumId w:val="4"/>
   </w:num>
 </w:numbering>
 </file>

--- a/programming_mental_models/p4_problem_solving_and_dsa_mental_models.docx
+++ b/programming_mental_models/p4_problem_solving_and_dsa_mental_models.docx
@@ -1,7 +1,6 @@
 
 <file path=word/document.xml><?xml version="1.0" encoding="utf-8"?>
 <w:document xmlns:wpc="http://schemas.microsoft.com/office/word/2010/wordprocessingCanvas" xmlns:cx="http://schemas.microsoft.com/office/drawing/2014/chartex" xmlns:cx1="http://schemas.microsoft.com/office/drawing/2015/9/8/chartex" xmlns:cx2="http://schemas.microsoft.com/office/drawing/2015/10/21/chartex" xmlns:cx3="http://schemas.microsoft.com/office/drawing/2016/5/9/chartex" xmlns:cx4="http://schemas.microsoft.com/office/drawing/2016/5/10/chartex" xmlns:cx5="http://schemas.microsoft.com/office/drawing/2016/5/11/chartex" xmlns:cx6="http://schemas.microsoft.com/office/drawing/2016/5/12/chartex" xmlns:cx7="http://schemas.microsoft.com/office/drawing/2016/5/13/chartex" xmlns:cx8="http://schemas.microsoft.com/office/drawing/2016/5/14/chartex" xmlns:mc="http://schemas.openxmlformats.org/markup-compatibility/2006" xmlns:aink="http://schemas.microsoft.com/office/drawing/2016/ink" xmlns:am3d="http://schemas.microsoft.com/office/drawing/2017/model3d" xmlns:o="urn:schemas-microsoft-com:office:office" xmlns:oel="http://schemas.microsoft.com/office/2019/extlst" xmlns:r="http://schemas.openxmlformats.org/officeDocument/2006/relationships" xmlns:m="http://schemas.openxmlformats.org/officeDocument/2006/math" xmlns:v="urn:schemas-microsoft-com:vml" xmlns:wp14="http://schemas.microsoft.com/office/word/2010/wordprocessingDrawing" xmlns:wp="http://schemas.openxmlformats.org/drawingml/2006/wordprocessingDrawing" xmlns:w10="urn:schemas-microsoft-com:office:word" xmlns:w="http://schemas.openxmlformats.org/wordprocessingml/2006/main" xmlns:w14="http://schemas.microsoft.com/office/word/2010/wordml" xmlns:w15="http://schemas.microsoft.com/office/word/2012/wordml" xmlns:w16cex="http://schemas.microsoft.com/office/word/2018/wordml/cex" xmlns:w16cid="http://schemas.microsoft.com/office/word/2016/wordml/cid" xmlns:w16="http://schemas.microsoft.com/office/word/2018/wordml" xmlns:w16sdtdh="http://schemas.microsoft.com/office/word/2020/wordml/sdtdatahash" xmlns:w16se="http://schemas.microsoft.com/office/word/2015/wordml/symex" xmlns:wpg="http://schemas.microsoft.com/office/word/2010/wordprocessingGroup" xmlns:wpi="http://schemas.microsoft.com/office/word/2010/wordprocessingInk" xmlns:wne="http://schemas.microsoft.com/office/word/2006/wordml" xmlns:wps="http://schemas.microsoft.com/office/word/2010/wordprocessingShape" mc:Ignorable="w14 w15 w16se w16cid w16 w16cex w16sdtdh wp14">
-  <w:background w:color="ADADAD" w:themeColor="background2" w:themeShade="BF"/>
   <w:body>
     <w:p>
       <w:pPr>
@@ -39,7 +38,28 @@
           <w:sz w:val="32"/>
           <w:szCs w:val="32"/>
         </w:rPr>
-        <w:t>DSA Real-Life Usage………………………………………………………1</w:t>
+        <w:t>DSA Real-Life Usage</w:t>
+      </w:r>
+      <w:r>
+        <w:rPr>
+          <w:sz w:val="32"/>
+          <w:szCs w:val="32"/>
+        </w:rPr>
+        <w:t xml:space="preserve"> Concept</w:t>
+      </w:r>
+      <w:r>
+        <w:rPr>
+          <w:sz w:val="32"/>
+          <w:szCs w:val="32"/>
+        </w:rPr>
+        <w:t>……………………………………………</w:t>
+      </w:r>
+      <w:r>
+        <w:rPr>
+          <w:sz w:val="32"/>
+          <w:szCs w:val="32"/>
+        </w:rPr>
+        <w:t>2</w:t>
       </w:r>
     </w:p>
     <w:p>
@@ -60,7 +80,7 @@
           <w:sz w:val="32"/>
           <w:szCs w:val="32"/>
         </w:rPr>
-        <w:t>Phase-1, Problem Solving Foundations…………………………….</w:t>
+        <w:t>Time &amp; Space Complexity………………………………………………….5</w:t>
       </w:r>
     </w:p>
     <w:p>
@@ -81,8 +101,17 @@
           <w:sz w:val="32"/>
           <w:szCs w:val="32"/>
         </w:rPr>
-        <w:t>Two Sum Problem Breakdown………………………………………..</w:t>
-      </w:r>
+        <w:t>Recursion in DSA…………………………………………………………</w:t>
+      </w:r>
+      <w:proofErr w:type="gramStart"/>
+      <w:r>
+        <w:rPr>
+          <w:sz w:val="32"/>
+          <w:szCs w:val="32"/>
+        </w:rPr>
+        <w:t>…..</w:t>
+      </w:r>
+      <w:proofErr w:type="gramEnd"/>
     </w:p>
     <w:p>
       <w:pPr>
@@ -102,7 +131,14 @@
           <w:sz w:val="32"/>
           <w:szCs w:val="32"/>
         </w:rPr>
-        <w:t>Two Pointer Pattern for Palindrome…………………………………..</w:t>
+        <w:t>Phase-1, Problem Solving Foundations……………………………</w:t>
+      </w:r>
+      <w:r>
+        <w:rPr>
+          <w:sz w:val="32"/>
+          <w:szCs w:val="32"/>
+        </w:rPr>
+        <w:t>….</w:t>
       </w:r>
     </w:p>
     <w:p>
@@ -123,6 +159,66 @@
           <w:sz w:val="32"/>
           <w:szCs w:val="32"/>
         </w:rPr>
+        <w:t>Two Sum Problem Breakdown……………………………………</w:t>
+      </w:r>
+      <w:proofErr w:type="gramStart"/>
+      <w:r>
+        <w:rPr>
+          <w:sz w:val="32"/>
+          <w:szCs w:val="32"/>
+        </w:rPr>
+        <w:t>…..</w:t>
+      </w:r>
+      <w:proofErr w:type="gramEnd"/>
+    </w:p>
+    <w:p>
+      <w:pPr>
+        <w:pStyle w:val="ListParagraph"/>
+        <w:numPr>
+          <w:ilvl w:val="0"/>
+          <w:numId w:val="33"/>
+        </w:numPr>
+        <w:jc w:val="both"/>
+        <w:rPr>
+          <w:sz w:val="32"/>
+          <w:szCs w:val="32"/>
+        </w:rPr>
+      </w:pPr>
+      <w:r>
+        <w:rPr>
+          <w:sz w:val="32"/>
+          <w:szCs w:val="32"/>
+        </w:rPr>
+        <w:t>Two Pointer Pattern for Palindrome………………………………</w:t>
+      </w:r>
+      <w:proofErr w:type="gramStart"/>
+      <w:r>
+        <w:rPr>
+          <w:sz w:val="32"/>
+          <w:szCs w:val="32"/>
+        </w:rPr>
+        <w:t>…..</w:t>
+      </w:r>
+      <w:proofErr w:type="gramEnd"/>
+    </w:p>
+    <w:p>
+      <w:pPr>
+        <w:pStyle w:val="ListParagraph"/>
+        <w:numPr>
+          <w:ilvl w:val="0"/>
+          <w:numId w:val="33"/>
+        </w:numPr>
+        <w:jc w:val="both"/>
+        <w:rPr>
+          <w:sz w:val="32"/>
+          <w:szCs w:val="32"/>
+        </w:rPr>
+      </w:pPr>
+      <w:r>
+        <w:rPr>
+          <w:sz w:val="32"/>
+          <w:szCs w:val="32"/>
+        </w:rPr>
         <w:t>Read &amp; Write Two Pointer Pattern……………………………………</w:t>
       </w:r>
     </w:p>
@@ -166,21 +262,5190 @@
       <w:pPr>
         <w:jc w:val="both"/>
         <w:rPr>
-          <w:sz w:val="32"/>
-          <w:szCs w:val="32"/>
-        </w:rPr>
-      </w:pPr>
-    </w:p>
-    <w:p>
-      <w:pPr>
-        <w:jc w:val="both"/>
-        <w:rPr>
-          <w:b/>
-          <w:bCs/>
-          <w:sz w:val="32"/>
-          <w:szCs w:val="32"/>
-        </w:rPr>
-      </w:pPr>
+          <w:b/>
+          <w:bCs/>
+          <w:sz w:val="32"/>
+          <w:szCs w:val="32"/>
+        </w:rPr>
+      </w:pPr>
+      <w:r>
+        <w:rPr>
+          <w:b/>
+          <w:bCs/>
+          <w:sz w:val="32"/>
+          <w:szCs w:val="32"/>
+        </w:rPr>
+        <w:lastRenderedPageBreak/>
+        <w:t>DSA Real-Life Usage Concept:</w:t>
+      </w:r>
+    </w:p>
+    <w:p>
+      <w:pPr>
+        <w:jc w:val="both"/>
+        <w:rPr>
+          <w:sz w:val="32"/>
+          <w:szCs w:val="32"/>
+        </w:rPr>
+      </w:pPr>
+      <w:r>
+        <w:rPr>
+          <w:sz w:val="32"/>
+          <w:szCs w:val="32"/>
+        </w:rPr>
+        <w:t xml:space="preserve"># </w:t>
+      </w:r>
+      <w:r>
+        <w:rPr>
+          <w:sz w:val="32"/>
+          <w:szCs w:val="32"/>
+        </w:rPr>
+        <w:t>Data Structure means how</w:t>
+      </w:r>
+      <w:r>
+        <w:rPr>
+          <w:sz w:val="32"/>
+          <w:szCs w:val="32"/>
+        </w:rPr>
+        <w:t xml:space="preserve"> =</w:t>
+      </w:r>
+      <w:r>
+        <w:rPr>
+          <w:sz w:val="32"/>
+          <w:szCs w:val="32"/>
+        </w:rPr>
+        <w:t xml:space="preserve"> we organize data</w:t>
+      </w:r>
+      <w:r>
+        <w:rPr>
+          <w:sz w:val="32"/>
+          <w:szCs w:val="32"/>
+        </w:rPr>
+        <w:t xml:space="preserve">. </w:t>
+      </w:r>
+      <w:r>
+        <w:rPr>
+          <w:sz w:val="32"/>
+          <w:szCs w:val="32"/>
+        </w:rPr>
+        <w:t>Our app</w:t>
+      </w:r>
+      <w:r>
+        <w:rPr>
+          <w:sz w:val="32"/>
+          <w:szCs w:val="32"/>
+        </w:rPr>
+        <w:t xml:space="preserve">s </w:t>
+      </w:r>
+      <w:r>
+        <w:rPr>
+          <w:sz w:val="32"/>
+          <w:szCs w:val="32"/>
+        </w:rPr>
+        <w:t>data like:</w:t>
+      </w:r>
+    </w:p>
+    <w:p>
+      <w:pPr>
+        <w:pStyle w:val="ListParagraph"/>
+        <w:numPr>
+          <w:ilvl w:val="0"/>
+          <w:numId w:val="36"/>
+        </w:numPr>
+        <w:jc w:val="both"/>
+        <w:rPr>
+          <w:sz w:val="32"/>
+          <w:szCs w:val="32"/>
+        </w:rPr>
+      </w:pPr>
+      <w:r>
+        <w:rPr>
+          <w:sz w:val="32"/>
+          <w:szCs w:val="32"/>
+        </w:rPr>
+        <w:t>The song library</w:t>
+      </w:r>
+    </w:p>
+    <w:p>
+      <w:pPr>
+        <w:pStyle w:val="ListParagraph"/>
+        <w:numPr>
+          <w:ilvl w:val="0"/>
+          <w:numId w:val="36"/>
+        </w:numPr>
+        <w:jc w:val="both"/>
+        <w:rPr>
+          <w:sz w:val="32"/>
+          <w:szCs w:val="32"/>
+        </w:rPr>
+      </w:pPr>
+      <w:r>
+        <w:rPr>
+          <w:sz w:val="32"/>
+          <w:szCs w:val="32"/>
+        </w:rPr>
+        <w:t>Liked songs</w:t>
+      </w:r>
+    </w:p>
+    <w:p>
+      <w:pPr>
+        <w:pStyle w:val="ListParagraph"/>
+        <w:numPr>
+          <w:ilvl w:val="0"/>
+          <w:numId w:val="36"/>
+        </w:numPr>
+        <w:jc w:val="both"/>
+        <w:rPr>
+          <w:sz w:val="32"/>
+          <w:szCs w:val="32"/>
+        </w:rPr>
+      </w:pPr>
+      <w:r>
+        <w:rPr>
+          <w:sz w:val="32"/>
+          <w:szCs w:val="32"/>
+        </w:rPr>
+        <w:t>The play queue</w:t>
+      </w:r>
+    </w:p>
+    <w:p>
+      <w:pPr>
+        <w:pStyle w:val="ListParagraph"/>
+        <w:numPr>
+          <w:ilvl w:val="0"/>
+          <w:numId w:val="36"/>
+        </w:numPr>
+        <w:jc w:val="both"/>
+        <w:rPr>
+          <w:sz w:val="32"/>
+          <w:szCs w:val="32"/>
+        </w:rPr>
+      </w:pPr>
+      <w:r>
+        <w:rPr>
+          <w:sz w:val="32"/>
+          <w:szCs w:val="32"/>
+        </w:rPr>
+        <w:t>Artist connections</w:t>
+      </w:r>
+    </w:p>
+    <w:p>
+      <w:pPr>
+        <w:jc w:val="both"/>
+        <w:rPr>
+          <w:sz w:val="32"/>
+          <w:szCs w:val="32"/>
+        </w:rPr>
+      </w:pPr>
+      <w:r>
+        <w:rPr>
+          <w:sz w:val="32"/>
+          <w:szCs w:val="32"/>
+        </w:rPr>
+        <w:t>#</w:t>
+      </w:r>
+      <w:r>
+        <w:rPr>
+          <w:sz w:val="32"/>
+          <w:szCs w:val="32"/>
+        </w:rPr>
+        <w:t xml:space="preserve"> </w:t>
+      </w:r>
+      <w:r>
+        <w:rPr>
+          <w:sz w:val="32"/>
+          <w:szCs w:val="32"/>
+        </w:rPr>
+        <w:t xml:space="preserve">A </w:t>
+      </w:r>
+      <w:r>
+        <w:rPr>
+          <w:sz w:val="32"/>
+          <w:szCs w:val="32"/>
+        </w:rPr>
+        <w:t>D</w:t>
+      </w:r>
+      <w:r>
+        <w:rPr>
+          <w:sz w:val="32"/>
+          <w:szCs w:val="32"/>
+        </w:rPr>
+        <w:t xml:space="preserve">ata </w:t>
+      </w:r>
+      <w:r>
+        <w:rPr>
+          <w:sz w:val="32"/>
+          <w:szCs w:val="32"/>
+        </w:rPr>
+        <w:t>S</w:t>
+      </w:r>
+      <w:r>
+        <w:rPr>
+          <w:sz w:val="32"/>
+          <w:szCs w:val="32"/>
+        </w:rPr>
+        <w:t>tructure is a container for each</w:t>
+      </w:r>
+      <w:r>
+        <w:rPr>
+          <w:sz w:val="32"/>
+          <w:szCs w:val="32"/>
+        </w:rPr>
+        <w:t xml:space="preserve"> of them</w:t>
+      </w:r>
+      <w:r>
+        <w:rPr>
+          <w:sz w:val="32"/>
+          <w:szCs w:val="32"/>
+        </w:rPr>
+        <w:t>.</w:t>
+      </w:r>
+      <w:r>
+        <w:rPr>
+          <w:sz w:val="32"/>
+          <w:szCs w:val="32"/>
+        </w:rPr>
+        <w:t xml:space="preserve"> The wrong container makes our app slow or broken</w:t>
+      </w:r>
+      <w:r>
+        <w:rPr>
+          <w:sz w:val="32"/>
+          <w:szCs w:val="32"/>
+        </w:rPr>
+        <w:t xml:space="preserve">. There are </w:t>
+      </w:r>
+      <w:r>
+        <w:rPr>
+          <w:sz w:val="32"/>
+          <w:szCs w:val="32"/>
+        </w:rPr>
+        <w:t>9</w:t>
+      </w:r>
+      <w:r>
+        <w:rPr>
+          <w:sz w:val="32"/>
+          <w:szCs w:val="32"/>
+        </w:rPr>
+        <w:t xml:space="preserve"> core </w:t>
+      </w:r>
+      <w:r>
+        <w:rPr>
+          <w:sz w:val="32"/>
+          <w:szCs w:val="32"/>
+        </w:rPr>
+        <w:t>D</w:t>
+      </w:r>
+      <w:r>
+        <w:rPr>
+          <w:sz w:val="32"/>
+          <w:szCs w:val="32"/>
+        </w:rPr>
+        <w:t xml:space="preserve">ata </w:t>
+      </w:r>
+      <w:r>
+        <w:rPr>
+          <w:sz w:val="32"/>
+          <w:szCs w:val="32"/>
+        </w:rPr>
+        <w:t>S</w:t>
+      </w:r>
+      <w:r>
+        <w:rPr>
+          <w:sz w:val="32"/>
+          <w:szCs w:val="32"/>
+        </w:rPr>
+        <w:t>tructures:</w:t>
+      </w:r>
+    </w:p>
+    <w:p>
+      <w:pPr>
+        <w:jc w:val="both"/>
+        <w:rPr>
+          <w:sz w:val="32"/>
+          <w:szCs w:val="32"/>
+        </w:rPr>
+      </w:pPr>
+    </w:p>
+    <w:p>
+      <w:pPr>
+        <w:jc w:val="both"/>
+        <w:rPr>
+          <w:sz w:val="32"/>
+          <w:szCs w:val="32"/>
+        </w:rPr>
+      </w:pPr>
+      <w:r>
+        <w:rPr>
+          <w:sz w:val="32"/>
+          <w:szCs w:val="32"/>
+        </w:rPr>
+        <w:t>Array:</w:t>
+      </w:r>
+    </w:p>
+    <w:p>
+      <w:pPr>
+        <w:jc w:val="both"/>
+        <w:rPr>
+          <w:sz w:val="32"/>
+          <w:szCs w:val="32"/>
+        </w:rPr>
+      </w:pPr>
+      <w:r>
+        <w:rPr>
+          <w:sz w:val="32"/>
+          <w:szCs w:val="32"/>
+        </w:rPr>
+        <w:t xml:space="preserve"># </w:t>
+      </w:r>
+      <w:r>
+        <w:rPr>
+          <w:sz w:val="32"/>
+          <w:szCs w:val="32"/>
+        </w:rPr>
+        <w:t>A list</w:t>
+      </w:r>
+      <w:r>
+        <w:rPr>
+          <w:sz w:val="32"/>
+          <w:szCs w:val="32"/>
+        </w:rPr>
+        <w:t xml:space="preserve"> which is</w:t>
+      </w:r>
+      <w:r>
+        <w:rPr>
+          <w:sz w:val="32"/>
+          <w:szCs w:val="32"/>
+        </w:rPr>
+        <w:t xml:space="preserve"> </w:t>
+      </w:r>
+      <w:r>
+        <w:rPr>
+          <w:sz w:val="32"/>
+          <w:szCs w:val="32"/>
+        </w:rPr>
+        <w:t>g</w:t>
+      </w:r>
+      <w:r>
+        <w:rPr>
+          <w:sz w:val="32"/>
+          <w:szCs w:val="32"/>
+        </w:rPr>
+        <w:t xml:space="preserve">reat for sequential playback </w:t>
+      </w:r>
+      <w:r>
+        <w:rPr>
+          <w:sz w:val="32"/>
+          <w:szCs w:val="32"/>
+        </w:rPr>
+        <w:t>like</w:t>
+      </w:r>
+      <w:r>
+        <w:rPr>
+          <w:sz w:val="32"/>
+          <w:szCs w:val="32"/>
+        </w:rPr>
+        <w:t xml:space="preserve"> playing an album start to finish.</w:t>
+      </w:r>
+    </w:p>
+    <w:p>
+      <w:pPr>
+        <w:jc w:val="both"/>
+        <w:rPr>
+          <w:sz w:val="32"/>
+          <w:szCs w:val="32"/>
+        </w:rPr>
+      </w:pPr>
+      <w:r>
+        <w:rPr>
+          <w:sz w:val="32"/>
+          <w:szCs w:val="32"/>
+        </w:rPr>
+        <w:t xml:space="preserve"># </w:t>
+      </w:r>
+      <w:r>
+        <w:rPr>
+          <w:sz w:val="32"/>
+          <w:szCs w:val="32"/>
+        </w:rPr>
+        <w:t>Terrible for searching, since finding one song means scanning through potentially millions</w:t>
+      </w:r>
+      <w:r>
+        <w:rPr>
+          <w:sz w:val="32"/>
+          <w:szCs w:val="32"/>
+        </w:rPr>
+        <w:t xml:space="preserve"> </w:t>
+      </w:r>
+      <w:r>
+        <w:rPr>
+          <w:sz w:val="32"/>
+          <w:szCs w:val="32"/>
+        </w:rPr>
+        <w:t>(when the length is million)</w:t>
+      </w:r>
+      <w:r>
+        <w:rPr>
+          <w:sz w:val="32"/>
+          <w:szCs w:val="32"/>
+        </w:rPr>
+        <w:t>, one by one (</w:t>
+      </w:r>
+      <w:r>
+        <w:rPr>
+          <w:b/>
+          <w:bCs/>
+          <w:sz w:val="32"/>
+          <w:szCs w:val="32"/>
+        </w:rPr>
+        <w:t>O(n)</w:t>
+      </w:r>
+      <w:r>
+        <w:rPr>
+          <w:sz w:val="32"/>
+          <w:szCs w:val="32"/>
+        </w:rPr>
+        <w:t>).</w:t>
+      </w:r>
+    </w:p>
+    <w:p>
+      <w:pPr>
+        <w:jc w:val="both"/>
+        <w:rPr>
+          <w:sz w:val="32"/>
+          <w:szCs w:val="32"/>
+        </w:rPr>
+      </w:pPr>
+    </w:p>
+    <w:p>
+      <w:pPr>
+        <w:jc w:val="both"/>
+        <w:rPr>
+          <w:sz w:val="32"/>
+          <w:szCs w:val="32"/>
+        </w:rPr>
+      </w:pPr>
+      <w:r>
+        <w:rPr>
+          <w:sz w:val="32"/>
+          <w:szCs w:val="32"/>
+        </w:rPr>
+        <w:t>Hash Map:</w:t>
+      </w:r>
+    </w:p>
+    <w:p>
+      <w:pPr>
+        <w:jc w:val="both"/>
+        <w:rPr>
+          <w:sz w:val="32"/>
+          <w:szCs w:val="32"/>
+        </w:rPr>
+      </w:pPr>
+      <w:r>
+        <w:rPr>
+          <w:sz w:val="32"/>
+          <w:szCs w:val="32"/>
+        </w:rPr>
+        <w:t># It f</w:t>
+      </w:r>
+      <w:r>
+        <w:rPr>
+          <w:sz w:val="32"/>
+          <w:szCs w:val="32"/>
+        </w:rPr>
+        <w:t>ixes th</w:t>
+      </w:r>
+      <w:r>
+        <w:rPr>
+          <w:sz w:val="32"/>
+          <w:szCs w:val="32"/>
+        </w:rPr>
+        <w:t>e above</w:t>
+      </w:r>
+      <w:r>
+        <w:rPr>
+          <w:sz w:val="32"/>
+          <w:szCs w:val="32"/>
+        </w:rPr>
+        <w:t xml:space="preserve"> search problem. Every song is stored under a unique key</w:t>
+      </w:r>
+      <w:r>
+        <w:rPr>
+          <w:sz w:val="32"/>
+          <w:szCs w:val="32"/>
+        </w:rPr>
+        <w:t xml:space="preserve"> (or ID)</w:t>
+      </w:r>
+      <w:r>
+        <w:rPr>
+          <w:sz w:val="32"/>
+          <w:szCs w:val="32"/>
+        </w:rPr>
+        <w:t>.</w:t>
+      </w:r>
+    </w:p>
+    <w:p>
+      <w:pPr>
+        <w:jc w:val="both"/>
+        <w:rPr>
+          <w:sz w:val="32"/>
+          <w:szCs w:val="32"/>
+        </w:rPr>
+      </w:pPr>
+      <w:r>
+        <w:rPr>
+          <w:sz w:val="32"/>
+          <w:szCs w:val="32"/>
+        </w:rPr>
+        <w:t xml:space="preserve"># </w:t>
+      </w:r>
+      <w:r>
+        <w:rPr>
+          <w:sz w:val="32"/>
+          <w:szCs w:val="32"/>
+        </w:rPr>
+        <w:t>Think of a wall of mailboxes</w:t>
+      </w:r>
+      <w:r>
+        <w:rPr>
+          <w:sz w:val="32"/>
+          <w:szCs w:val="32"/>
+        </w:rPr>
+        <w:t>,</w:t>
+      </w:r>
+      <w:r>
+        <w:rPr>
+          <w:sz w:val="32"/>
+          <w:szCs w:val="32"/>
+        </w:rPr>
+        <w:t xml:space="preserve"> the Hash Map runs a calculation on the</w:t>
+      </w:r>
+      <w:r>
+        <w:rPr>
+          <w:sz w:val="32"/>
+          <w:szCs w:val="32"/>
+        </w:rPr>
+        <w:t xml:space="preserve"> unique</w:t>
+      </w:r>
+      <w:r>
+        <w:rPr>
+          <w:sz w:val="32"/>
+          <w:szCs w:val="32"/>
+        </w:rPr>
+        <w:t xml:space="preserve"> key</w:t>
+      </w:r>
+      <w:r>
+        <w:rPr>
+          <w:sz w:val="32"/>
+          <w:szCs w:val="32"/>
+        </w:rPr>
+        <w:t xml:space="preserve"> (ID)</w:t>
+      </w:r>
+      <w:r>
+        <w:rPr>
+          <w:sz w:val="32"/>
+          <w:szCs w:val="32"/>
+        </w:rPr>
+        <w:t xml:space="preserve"> that always lands on the same box, so it goes straight there instead of searching. Near-instant lookup (</w:t>
+      </w:r>
+      <w:proofErr w:type="gramStart"/>
+      <w:r>
+        <w:rPr>
+          <w:b/>
+          <w:bCs/>
+          <w:sz w:val="32"/>
+          <w:szCs w:val="32"/>
+        </w:rPr>
+        <w:t>O(</w:t>
+      </w:r>
+      <w:proofErr w:type="gramEnd"/>
+      <w:r>
+        <w:rPr>
+          <w:b/>
+          <w:bCs/>
+          <w:sz w:val="32"/>
+          <w:szCs w:val="32"/>
+        </w:rPr>
+        <w:t>1)</w:t>
+      </w:r>
+      <w:r>
+        <w:rPr>
+          <w:sz w:val="32"/>
+          <w:szCs w:val="32"/>
+        </w:rPr>
+        <w:t>).</w:t>
+      </w:r>
+    </w:p>
+    <w:p>
+      <w:pPr>
+        <w:jc w:val="both"/>
+        <w:rPr>
+          <w:sz w:val="32"/>
+          <w:szCs w:val="32"/>
+        </w:rPr>
+      </w:pPr>
+    </w:p>
+    <w:p>
+      <w:pPr>
+        <w:jc w:val="both"/>
+        <w:rPr>
+          <w:sz w:val="32"/>
+          <w:szCs w:val="32"/>
+        </w:rPr>
+      </w:pPr>
+      <w:r>
+        <w:rPr>
+          <w:sz w:val="32"/>
+          <w:szCs w:val="32"/>
+        </w:rPr>
+        <w:t>Set:</w:t>
+      </w:r>
+    </w:p>
+    <w:p>
+      <w:pPr>
+        <w:jc w:val="both"/>
+        <w:rPr>
+          <w:sz w:val="32"/>
+          <w:szCs w:val="32"/>
+        </w:rPr>
+      </w:pPr>
+      <w:r>
+        <w:rPr>
+          <w:sz w:val="32"/>
+          <w:szCs w:val="32"/>
+        </w:rPr>
+        <w:lastRenderedPageBreak/>
+        <w:t xml:space="preserve"># </w:t>
+      </w:r>
+      <w:r>
+        <w:rPr>
+          <w:sz w:val="32"/>
+          <w:szCs w:val="32"/>
+        </w:rPr>
+        <w:t xml:space="preserve">It's used to </w:t>
+      </w:r>
+      <w:r>
+        <w:rPr>
+          <w:sz w:val="32"/>
+          <w:szCs w:val="32"/>
+        </w:rPr>
+        <w:t>p</w:t>
+      </w:r>
+      <w:r>
+        <w:rPr>
+          <w:sz w:val="32"/>
+          <w:szCs w:val="32"/>
+        </w:rPr>
+        <w:t>revent duplicates</w:t>
+      </w:r>
+      <w:r>
+        <w:rPr>
+          <w:sz w:val="32"/>
+          <w:szCs w:val="32"/>
+        </w:rPr>
+        <w:t xml:space="preserve"> so</w:t>
+      </w:r>
+      <w:r>
+        <w:rPr>
+          <w:sz w:val="32"/>
+          <w:szCs w:val="32"/>
+        </w:rPr>
+        <w:t xml:space="preserve"> a song can't show up 5 times in our liked list.</w:t>
+      </w:r>
+    </w:p>
+    <w:p>
+      <w:pPr>
+        <w:jc w:val="both"/>
+        <w:rPr>
+          <w:sz w:val="32"/>
+          <w:szCs w:val="32"/>
+        </w:rPr>
+      </w:pPr>
+      <w:r>
+        <w:rPr>
+          <w:sz w:val="32"/>
+          <w:szCs w:val="32"/>
+        </w:rPr>
+        <w:t xml:space="preserve"># </w:t>
+      </w:r>
+      <w:r>
+        <w:rPr>
+          <w:sz w:val="32"/>
+          <w:szCs w:val="32"/>
+        </w:rPr>
+        <w:t xml:space="preserve">Add the same song ten times, a </w:t>
+      </w:r>
+      <w:r>
+        <w:rPr>
+          <w:b/>
+          <w:bCs/>
+          <w:sz w:val="32"/>
+          <w:szCs w:val="32"/>
+        </w:rPr>
+        <w:t>Set</w:t>
+      </w:r>
+      <w:r>
+        <w:rPr>
+          <w:sz w:val="32"/>
+          <w:szCs w:val="32"/>
+        </w:rPr>
+        <w:t xml:space="preserve"> still holds just one.</w:t>
+      </w:r>
+    </w:p>
+    <w:p>
+      <w:pPr>
+        <w:jc w:val="both"/>
+        <w:rPr>
+          <w:sz w:val="32"/>
+          <w:szCs w:val="32"/>
+        </w:rPr>
+      </w:pPr>
+    </w:p>
+    <w:p>
+      <w:pPr>
+        <w:jc w:val="both"/>
+        <w:rPr>
+          <w:sz w:val="32"/>
+          <w:szCs w:val="32"/>
+        </w:rPr>
+      </w:pPr>
+      <w:r>
+        <w:rPr>
+          <w:sz w:val="32"/>
+          <w:szCs w:val="32"/>
+        </w:rPr>
+        <w:t>Stack:</w:t>
+      </w:r>
+    </w:p>
+    <w:p>
+      <w:pPr>
+        <w:jc w:val="both"/>
+        <w:rPr>
+          <w:sz w:val="32"/>
+          <w:szCs w:val="32"/>
+        </w:rPr>
+      </w:pPr>
+      <w:r>
+        <w:rPr>
+          <w:sz w:val="32"/>
+          <w:szCs w:val="32"/>
+        </w:rPr>
+        <w:t xml:space="preserve"># </w:t>
+      </w:r>
+      <w:r>
+        <w:rPr>
+          <w:sz w:val="32"/>
+          <w:szCs w:val="32"/>
+        </w:rPr>
+        <w:t xml:space="preserve">Its </w:t>
+      </w:r>
+      <w:r>
+        <w:rPr>
+          <w:sz w:val="32"/>
+          <w:szCs w:val="32"/>
+        </w:rPr>
+        <w:t>L</w:t>
+      </w:r>
+      <w:r>
+        <w:rPr>
+          <w:sz w:val="32"/>
+          <w:szCs w:val="32"/>
+        </w:rPr>
+        <w:t xml:space="preserve">ast in </w:t>
+      </w:r>
+      <w:r>
+        <w:rPr>
+          <w:sz w:val="32"/>
+          <w:szCs w:val="32"/>
+        </w:rPr>
+        <w:t>F</w:t>
+      </w:r>
+      <w:r>
+        <w:rPr>
+          <w:sz w:val="32"/>
+          <w:szCs w:val="32"/>
+        </w:rPr>
+        <w:t xml:space="preserve">irst </w:t>
+      </w:r>
+      <w:r>
+        <w:rPr>
+          <w:sz w:val="32"/>
+          <w:szCs w:val="32"/>
+        </w:rPr>
+        <w:t>O</w:t>
+      </w:r>
+      <w:r>
+        <w:rPr>
+          <w:sz w:val="32"/>
+          <w:szCs w:val="32"/>
+        </w:rPr>
+        <w:t>ut</w:t>
+      </w:r>
+      <w:r>
+        <w:rPr>
+          <w:sz w:val="32"/>
+          <w:szCs w:val="32"/>
+        </w:rPr>
+        <w:t xml:space="preserve"> (</w:t>
+      </w:r>
+      <w:r>
+        <w:rPr>
+          <w:b/>
+          <w:bCs/>
+          <w:sz w:val="32"/>
+          <w:szCs w:val="32"/>
+        </w:rPr>
+        <w:t>LIFO</w:t>
+      </w:r>
+      <w:r>
+        <w:rPr>
+          <w:sz w:val="32"/>
+          <w:szCs w:val="32"/>
+        </w:rPr>
+        <w:t>)</w:t>
+      </w:r>
+      <w:r>
+        <w:rPr>
+          <w:sz w:val="32"/>
+          <w:szCs w:val="32"/>
+        </w:rPr>
+        <w:t>. And solves the problem like showing recently played songs three weeks ago on the top.</w:t>
+      </w:r>
+    </w:p>
+    <w:p>
+      <w:pPr>
+        <w:jc w:val="both"/>
+        <w:rPr>
+          <w:sz w:val="32"/>
+          <w:szCs w:val="32"/>
+        </w:rPr>
+      </w:pPr>
+      <w:r>
+        <w:rPr>
+          <w:sz w:val="32"/>
+          <w:szCs w:val="32"/>
+        </w:rPr>
+        <w:t xml:space="preserve"># </w:t>
+      </w:r>
+      <w:r>
+        <w:rPr>
+          <w:sz w:val="32"/>
+          <w:szCs w:val="32"/>
+        </w:rPr>
+        <w:t xml:space="preserve">Its a pile where we only add or remove from the top. The newest songs sit on the top and so its first things users will see (the same with back buttons and navigation, the last page </w:t>
+      </w:r>
+      <w:r>
+        <w:rPr>
+          <w:sz w:val="32"/>
+          <w:szCs w:val="32"/>
+        </w:rPr>
+        <w:t xml:space="preserve">like </w:t>
+      </w:r>
+      <w:r>
+        <w:rPr>
+          <w:sz w:val="32"/>
+          <w:szCs w:val="32"/>
+        </w:rPr>
+        <w:t>home</w:t>
+      </w:r>
+      <w:r>
+        <w:rPr>
+          <w:sz w:val="32"/>
+          <w:szCs w:val="32"/>
+        </w:rPr>
+        <w:t>-</w:t>
+      </w:r>
+      <w:r>
+        <w:rPr>
+          <w:sz w:val="32"/>
+          <w:szCs w:val="32"/>
+        </w:rPr>
+        <w:t>screen we opened is the first page when we go back)</w:t>
+      </w:r>
+    </w:p>
+    <w:p>
+      <w:pPr>
+        <w:jc w:val="both"/>
+        <w:rPr>
+          <w:sz w:val="32"/>
+          <w:szCs w:val="32"/>
+        </w:rPr>
+      </w:pPr>
+    </w:p>
+    <w:p>
+      <w:pPr>
+        <w:jc w:val="both"/>
+        <w:rPr>
+          <w:sz w:val="32"/>
+          <w:szCs w:val="32"/>
+        </w:rPr>
+      </w:pPr>
+      <w:r>
+        <w:rPr>
+          <w:sz w:val="32"/>
+          <w:szCs w:val="32"/>
+        </w:rPr>
+        <w:t>Queue:</w:t>
+      </w:r>
+    </w:p>
+    <w:p>
+      <w:pPr>
+        <w:jc w:val="both"/>
+        <w:rPr>
+          <w:sz w:val="32"/>
+          <w:szCs w:val="32"/>
+        </w:rPr>
+      </w:pPr>
+      <w:r>
+        <w:rPr>
+          <w:sz w:val="32"/>
+          <w:szCs w:val="32"/>
+        </w:rPr>
+        <w:t xml:space="preserve"># </w:t>
+      </w:r>
+      <w:r>
+        <w:rPr>
+          <w:sz w:val="32"/>
+          <w:szCs w:val="32"/>
+        </w:rPr>
+        <w:t xml:space="preserve">Its </w:t>
+      </w:r>
+      <w:r>
+        <w:rPr>
+          <w:sz w:val="32"/>
+          <w:szCs w:val="32"/>
+        </w:rPr>
+        <w:t>F</w:t>
+      </w:r>
+      <w:r>
+        <w:rPr>
+          <w:sz w:val="32"/>
+          <w:szCs w:val="32"/>
+        </w:rPr>
+        <w:t xml:space="preserve">irst in </w:t>
+      </w:r>
+      <w:r>
+        <w:rPr>
+          <w:sz w:val="32"/>
+          <w:szCs w:val="32"/>
+        </w:rPr>
+        <w:t>F</w:t>
+      </w:r>
+      <w:r>
+        <w:rPr>
+          <w:sz w:val="32"/>
+          <w:szCs w:val="32"/>
+        </w:rPr>
+        <w:t>irst out</w:t>
+      </w:r>
+      <w:r>
+        <w:rPr>
+          <w:sz w:val="32"/>
+          <w:szCs w:val="32"/>
+        </w:rPr>
+        <w:t xml:space="preserve"> (</w:t>
+      </w:r>
+      <w:r>
+        <w:rPr>
+          <w:b/>
+          <w:bCs/>
+          <w:sz w:val="32"/>
+          <w:szCs w:val="32"/>
+        </w:rPr>
+        <w:t>FIFO</w:t>
+      </w:r>
+      <w:r>
+        <w:rPr>
+          <w:sz w:val="32"/>
+          <w:szCs w:val="32"/>
+        </w:rPr>
+        <w:t>)</w:t>
+      </w:r>
+      <w:r>
+        <w:rPr>
+          <w:sz w:val="32"/>
+          <w:szCs w:val="32"/>
+        </w:rPr>
+        <w:t>. It solves the problem of next up song. It's like a line in the coffee shop order counter where we join the back of the line.</w:t>
+      </w:r>
+    </w:p>
+    <w:p>
+      <w:pPr>
+        <w:jc w:val="both"/>
+        <w:rPr>
+          <w:sz w:val="32"/>
+          <w:szCs w:val="32"/>
+        </w:rPr>
+      </w:pPr>
+      <w:r>
+        <w:rPr>
+          <w:sz w:val="32"/>
+          <w:szCs w:val="32"/>
+        </w:rPr>
+        <w:t xml:space="preserve"># </w:t>
+      </w:r>
+      <w:r>
+        <w:rPr>
+          <w:sz w:val="32"/>
+          <w:szCs w:val="32"/>
+        </w:rPr>
+        <w:t>The first song</w:t>
+      </w:r>
+      <w:r>
+        <w:rPr>
+          <w:sz w:val="32"/>
+          <w:szCs w:val="32"/>
+        </w:rPr>
+        <w:t xml:space="preserve"> added</w:t>
+      </w:r>
+      <w:r>
+        <w:rPr>
+          <w:sz w:val="32"/>
+          <w:szCs w:val="32"/>
+        </w:rPr>
+        <w:t xml:space="preserve"> in the line is the first one that's played</w:t>
+      </w:r>
+      <w:r>
+        <w:rPr>
+          <w:sz w:val="32"/>
+          <w:szCs w:val="32"/>
+        </w:rPr>
+        <w:t>.</w:t>
+      </w:r>
+    </w:p>
+    <w:p>
+      <w:pPr>
+        <w:jc w:val="both"/>
+        <w:rPr>
+          <w:sz w:val="32"/>
+          <w:szCs w:val="32"/>
+        </w:rPr>
+      </w:pPr>
+    </w:p>
+    <w:p>
+      <w:pPr>
+        <w:jc w:val="both"/>
+        <w:rPr>
+          <w:sz w:val="32"/>
+          <w:szCs w:val="32"/>
+        </w:rPr>
+      </w:pPr>
+      <w:r>
+        <w:rPr>
+          <w:sz w:val="32"/>
+          <w:szCs w:val="32"/>
+        </w:rPr>
+        <w:t>Heap:</w:t>
+      </w:r>
+    </w:p>
+    <w:p>
+      <w:pPr>
+        <w:jc w:val="both"/>
+        <w:rPr>
+          <w:sz w:val="32"/>
+          <w:szCs w:val="32"/>
+        </w:rPr>
+      </w:pPr>
+      <w:r>
+        <w:rPr>
+          <w:sz w:val="32"/>
+          <w:szCs w:val="32"/>
+        </w:rPr>
+        <w:t xml:space="preserve"># </w:t>
+      </w:r>
+      <w:r>
+        <w:rPr>
+          <w:sz w:val="32"/>
+          <w:szCs w:val="32"/>
+        </w:rPr>
+        <w:t xml:space="preserve">It keeps the </w:t>
+      </w:r>
+      <w:r>
+        <w:rPr>
+          <w:sz w:val="32"/>
+          <w:szCs w:val="32"/>
+        </w:rPr>
+        <w:t>“</w:t>
+      </w:r>
+      <w:r>
+        <w:rPr>
+          <w:sz w:val="32"/>
+          <w:szCs w:val="32"/>
+        </w:rPr>
+        <w:t>top</w:t>
+      </w:r>
+      <w:r>
+        <w:rPr>
+          <w:sz w:val="32"/>
+          <w:szCs w:val="32"/>
+        </w:rPr>
+        <w:t xml:space="preserve"> N”</w:t>
+      </w:r>
+      <w:r>
+        <w:rPr>
+          <w:sz w:val="32"/>
+          <w:szCs w:val="32"/>
+        </w:rPr>
+        <w:t xml:space="preserve"> ready. Solves the problem of showing </w:t>
+      </w:r>
+      <w:r>
+        <w:rPr>
+          <w:sz w:val="32"/>
+          <w:szCs w:val="32"/>
+        </w:rPr>
+        <w:t>“T</w:t>
+      </w:r>
+      <w:r>
+        <w:rPr>
+          <w:sz w:val="32"/>
+          <w:szCs w:val="32"/>
+        </w:rPr>
+        <w:t>op 50</w:t>
+      </w:r>
+      <w:r>
+        <w:rPr>
+          <w:sz w:val="32"/>
+          <w:szCs w:val="32"/>
+        </w:rPr>
+        <w:t xml:space="preserve"> trending</w:t>
+      </w:r>
+      <w:r>
+        <w:rPr>
+          <w:sz w:val="32"/>
+          <w:szCs w:val="32"/>
+        </w:rPr>
+        <w:t xml:space="preserve"> songs</w:t>
+      </w:r>
+      <w:r>
+        <w:rPr>
+          <w:sz w:val="32"/>
+          <w:szCs w:val="32"/>
+        </w:rPr>
+        <w:t>”</w:t>
+      </w:r>
+      <w:r>
+        <w:rPr>
+          <w:sz w:val="32"/>
+          <w:szCs w:val="32"/>
+        </w:rPr>
+        <w:t xml:space="preserve"> without going through millions of songs.</w:t>
+      </w:r>
+      <w:r>
+        <w:rPr>
+          <w:sz w:val="32"/>
+          <w:szCs w:val="32"/>
+        </w:rPr>
+        <w:br/>
+        <w:t xml:space="preserve"># </w:t>
+      </w:r>
+      <w:r>
+        <w:rPr>
+          <w:sz w:val="32"/>
+          <w:szCs w:val="32"/>
+        </w:rPr>
+        <w:t xml:space="preserve">It keeps a </w:t>
+      </w:r>
+      <w:r>
+        <w:rPr>
+          <w:sz w:val="32"/>
+          <w:szCs w:val="32"/>
+        </w:rPr>
+        <w:t xml:space="preserve">leaderboard where a new entry only has to beat the current </w:t>
+      </w:r>
+      <w:r>
+        <w:rPr>
+          <w:b/>
+          <w:bCs/>
+          <w:sz w:val="32"/>
+          <w:szCs w:val="32"/>
+        </w:rPr>
+        <w:t xml:space="preserve">#50th </w:t>
+      </w:r>
+      <w:r>
+        <w:rPr>
+          <w:sz w:val="32"/>
+          <w:szCs w:val="32"/>
+        </w:rPr>
+        <w:t>to earn a spot. No need to sort millions of songs just to know the top 50.</w:t>
+      </w:r>
+    </w:p>
+    <w:p>
+      <w:pPr>
+        <w:jc w:val="both"/>
+        <w:rPr>
+          <w:sz w:val="32"/>
+          <w:szCs w:val="32"/>
+        </w:rPr>
+      </w:pPr>
+      <w:r>
+        <w:rPr>
+          <w:sz w:val="32"/>
+          <w:szCs w:val="32"/>
+        </w:rPr>
+        <w:t xml:space="preserve"># </w:t>
+      </w:r>
+      <w:r>
+        <w:rPr>
+          <w:sz w:val="32"/>
+          <w:szCs w:val="32"/>
+        </w:rPr>
+        <w:t>So top 50 will be ready without a massive sort</w:t>
+      </w:r>
+    </w:p>
+    <w:p>
+      <w:pPr>
+        <w:jc w:val="both"/>
+        <w:rPr>
+          <w:sz w:val="32"/>
+          <w:szCs w:val="32"/>
+        </w:rPr>
+      </w:pPr>
+    </w:p>
+    <w:p>
+      <w:pPr>
+        <w:jc w:val="both"/>
+        <w:rPr>
+          <w:sz w:val="32"/>
+          <w:szCs w:val="32"/>
+        </w:rPr>
+      </w:pPr>
+    </w:p>
+    <w:p>
+      <w:pPr>
+        <w:jc w:val="both"/>
+        <w:rPr>
+          <w:sz w:val="32"/>
+          <w:szCs w:val="32"/>
+        </w:rPr>
+      </w:pPr>
+      <w:r>
+        <w:rPr>
+          <w:sz w:val="32"/>
+          <w:szCs w:val="32"/>
+        </w:rPr>
+        <w:t>Tree:</w:t>
+      </w:r>
+    </w:p>
+    <w:p>
+      <w:pPr>
+        <w:jc w:val="both"/>
+        <w:rPr>
+          <w:sz w:val="32"/>
+          <w:szCs w:val="32"/>
+        </w:rPr>
+      </w:pPr>
+      <w:r>
+        <w:rPr>
+          <w:sz w:val="32"/>
+          <w:szCs w:val="32"/>
+        </w:rPr>
+        <w:t xml:space="preserve"># </w:t>
+      </w:r>
+      <w:r>
+        <w:rPr>
+          <w:sz w:val="32"/>
+          <w:szCs w:val="32"/>
+        </w:rPr>
+        <w:t>A hierarchy</w:t>
+      </w:r>
+      <w:r>
+        <w:rPr>
+          <w:sz w:val="32"/>
+          <w:szCs w:val="32"/>
+        </w:rPr>
+        <w:t>, there’s</w:t>
+      </w:r>
+      <w:r>
+        <w:rPr>
+          <w:sz w:val="32"/>
+          <w:szCs w:val="32"/>
+        </w:rPr>
+        <w:t xml:space="preserve"> one parent, many children, no cycles. Solves nested categories, lik</w:t>
+      </w:r>
+      <w:r>
+        <w:rPr>
+          <w:sz w:val="32"/>
+          <w:szCs w:val="32"/>
+        </w:rPr>
+        <w:t>e:</w:t>
+      </w:r>
+    </w:p>
+    <w:p>
+      <w:pPr>
+        <w:jc w:val="both"/>
+        <w:rPr>
+          <w:sz w:val="32"/>
+          <w:szCs w:val="32"/>
+        </w:rPr>
+      </w:pPr>
+      <w:r>
+        <w:rPr>
+          <w:b/>
+          <w:bCs/>
+          <w:sz w:val="32"/>
+          <w:szCs w:val="32"/>
+        </w:rPr>
+        <w:t>Genre</w:t>
+      </w:r>
+      <w:r>
+        <w:rPr>
+          <w:sz w:val="32"/>
+          <w:szCs w:val="32"/>
+        </w:rPr>
+        <w:t xml:space="preserve"> → </w:t>
+      </w:r>
+      <w:r>
+        <w:rPr>
+          <w:b/>
+          <w:bCs/>
+          <w:sz w:val="32"/>
+          <w:szCs w:val="32"/>
+        </w:rPr>
+        <w:t>Subgenre</w:t>
+      </w:r>
+      <w:r>
+        <w:rPr>
+          <w:sz w:val="32"/>
+          <w:szCs w:val="32"/>
+        </w:rPr>
+        <w:t xml:space="preserve"> → </w:t>
+      </w:r>
+      <w:r>
+        <w:rPr>
+          <w:b/>
+          <w:bCs/>
+          <w:sz w:val="32"/>
+          <w:szCs w:val="32"/>
+        </w:rPr>
+        <w:t>Playlist</w:t>
+      </w:r>
+      <w:r>
+        <w:rPr>
+          <w:sz w:val="32"/>
+          <w:szCs w:val="32"/>
+        </w:rPr>
+        <w:t xml:space="preserve"> → </w:t>
+      </w:r>
+      <w:r>
+        <w:rPr>
+          <w:b/>
+          <w:bCs/>
+          <w:sz w:val="32"/>
+          <w:szCs w:val="32"/>
+        </w:rPr>
+        <w:t>Song</w:t>
+      </w:r>
+      <w:r>
+        <w:rPr>
+          <w:sz w:val="32"/>
+          <w:szCs w:val="32"/>
+        </w:rPr>
+        <w:t>.</w:t>
+      </w:r>
+    </w:p>
+    <w:p>
+      <w:pPr>
+        <w:jc w:val="both"/>
+        <w:rPr>
+          <w:sz w:val="32"/>
+          <w:szCs w:val="32"/>
+        </w:rPr>
+      </w:pPr>
+      <w:r>
+        <w:rPr>
+          <w:sz w:val="32"/>
+          <w:szCs w:val="32"/>
+        </w:rPr>
+        <w:t xml:space="preserve"># </w:t>
+      </w:r>
+      <w:r>
+        <w:rPr>
+          <w:sz w:val="32"/>
+          <w:szCs w:val="32"/>
+        </w:rPr>
+        <w:t xml:space="preserve">Let’s </w:t>
+      </w:r>
+      <w:r>
+        <w:rPr>
+          <w:sz w:val="32"/>
+          <w:szCs w:val="32"/>
+        </w:rPr>
+        <w:t>us</w:t>
+      </w:r>
+      <w:r>
+        <w:rPr>
+          <w:sz w:val="32"/>
+          <w:szCs w:val="32"/>
+        </w:rPr>
+        <w:t xml:space="preserve"> drill down or collapse a whole branch instantly, instead of scanning a flat list.</w:t>
+      </w:r>
+    </w:p>
+    <w:p>
+      <w:pPr>
+        <w:jc w:val="both"/>
+        <w:rPr>
+          <w:sz w:val="32"/>
+          <w:szCs w:val="32"/>
+        </w:rPr>
+      </w:pPr>
+    </w:p>
+    <w:p>
+      <w:pPr>
+        <w:jc w:val="both"/>
+        <w:rPr>
+          <w:sz w:val="32"/>
+          <w:szCs w:val="32"/>
+        </w:rPr>
+      </w:pPr>
+      <w:r>
+        <w:rPr>
+          <w:sz w:val="32"/>
+          <w:szCs w:val="32"/>
+        </w:rPr>
+        <w:t>Binary Search Tree (BST)</w:t>
+      </w:r>
+    </w:p>
+    <w:p>
+      <w:pPr>
+        <w:jc w:val="both"/>
+        <w:rPr>
+          <w:sz w:val="32"/>
+          <w:szCs w:val="32"/>
+        </w:rPr>
+      </w:pPr>
+      <w:r>
+        <w:rPr>
+          <w:sz w:val="32"/>
+          <w:szCs w:val="32"/>
+        </w:rPr>
+        <w:t xml:space="preserve"># </w:t>
+      </w:r>
+      <w:r>
+        <w:rPr>
+          <w:sz w:val="32"/>
+          <w:szCs w:val="32"/>
+        </w:rPr>
+        <w:t>A Tree with a rule</w:t>
+      </w:r>
+      <w:r>
+        <w:rPr>
+          <w:sz w:val="32"/>
+          <w:szCs w:val="32"/>
+        </w:rPr>
+        <w:t>, where</w:t>
+      </w:r>
+      <w:r>
+        <w:rPr>
+          <w:sz w:val="32"/>
+          <w:szCs w:val="32"/>
+        </w:rPr>
+        <w:t xml:space="preserve"> left child &lt; parent &lt; right child. Solves keeping a sorted song list (by duration, title, etc.)</w:t>
+      </w:r>
+    </w:p>
+    <w:p>
+      <w:pPr>
+        <w:jc w:val="both"/>
+        <w:rPr>
+          <w:sz w:val="32"/>
+          <w:szCs w:val="32"/>
+        </w:rPr>
+      </w:pPr>
+      <w:r>
+        <w:rPr>
+          <w:sz w:val="32"/>
+          <w:szCs w:val="32"/>
+        </w:rPr>
+        <w:t># W</w:t>
+      </w:r>
+      <w:r>
+        <w:rPr>
+          <w:sz w:val="32"/>
+          <w:szCs w:val="32"/>
+        </w:rPr>
+        <w:t>hile still supporting fast insert/search/delete</w:t>
+      </w:r>
+      <w:r>
+        <w:rPr>
+          <w:sz w:val="32"/>
+          <w:szCs w:val="32"/>
+        </w:rPr>
+        <w:t xml:space="preserve"> with</w:t>
+      </w:r>
+      <w:r>
+        <w:rPr>
+          <w:sz w:val="32"/>
+          <w:szCs w:val="32"/>
+        </w:rPr>
+        <w:t xml:space="preserve"> </w:t>
+      </w:r>
+      <w:proofErr w:type="gramStart"/>
+      <w:r>
+        <w:rPr>
+          <w:b/>
+          <w:bCs/>
+          <w:sz w:val="32"/>
+          <w:szCs w:val="32"/>
+        </w:rPr>
+        <w:t>O(</w:t>
+      </w:r>
+      <w:proofErr w:type="gramEnd"/>
+      <w:r>
+        <w:rPr>
+          <w:b/>
+          <w:bCs/>
+          <w:sz w:val="32"/>
+          <w:szCs w:val="32"/>
+        </w:rPr>
+        <w:t>log n)</w:t>
+      </w:r>
+      <w:r>
+        <w:rPr>
+          <w:sz w:val="32"/>
+          <w:szCs w:val="32"/>
+        </w:rPr>
+        <w:t>, instead of shifting every element like an Array insert-in-order would require.</w:t>
+      </w:r>
+    </w:p>
+    <w:p>
+      <w:pPr>
+        <w:jc w:val="both"/>
+        <w:rPr>
+          <w:sz w:val="32"/>
+          <w:szCs w:val="32"/>
+        </w:rPr>
+      </w:pPr>
+      <w:r>
+        <w:rPr>
+          <w:sz w:val="32"/>
+          <w:szCs w:val="32"/>
+        </w:rPr>
+        <w:t xml:space="preserve"># </w:t>
+      </w:r>
+      <w:r>
+        <w:rPr>
+          <w:sz w:val="32"/>
+          <w:szCs w:val="32"/>
+        </w:rPr>
+        <w:t>Catch</w:t>
+      </w:r>
+      <w:r>
+        <w:rPr>
+          <w:sz w:val="32"/>
+          <w:szCs w:val="32"/>
+        </w:rPr>
+        <w:t xml:space="preserve"> (ALERT)</w:t>
+      </w:r>
+      <w:r>
+        <w:rPr>
+          <w:sz w:val="32"/>
+          <w:szCs w:val="32"/>
+        </w:rPr>
+        <w:t>: if data arrives already sorted, the tree can degrade into basically a slow linked list unless it's self-balancing (AVL, Red-Black).</w:t>
+      </w:r>
+    </w:p>
+    <w:p>
+      <w:pPr>
+        <w:jc w:val="both"/>
+        <w:rPr>
+          <w:sz w:val="32"/>
+          <w:szCs w:val="32"/>
+        </w:rPr>
+      </w:pPr>
+    </w:p>
+    <w:p>
+      <w:pPr>
+        <w:jc w:val="both"/>
+        <w:rPr>
+          <w:sz w:val="32"/>
+          <w:szCs w:val="32"/>
+        </w:rPr>
+      </w:pPr>
+      <w:r>
+        <w:rPr>
+          <w:sz w:val="32"/>
+          <w:szCs w:val="32"/>
+        </w:rPr>
+        <w:t>Graph:</w:t>
+      </w:r>
+    </w:p>
+    <w:p>
+      <w:pPr>
+        <w:jc w:val="both"/>
+        <w:rPr>
+          <w:sz w:val="32"/>
+          <w:szCs w:val="32"/>
+        </w:rPr>
+      </w:pPr>
+      <w:r>
+        <w:rPr>
+          <w:sz w:val="32"/>
+          <w:szCs w:val="32"/>
+        </w:rPr>
+        <w:t xml:space="preserve"># </w:t>
+      </w:r>
+      <w:r>
+        <w:rPr>
+          <w:sz w:val="32"/>
+          <w:szCs w:val="32"/>
+        </w:rPr>
+        <w:t>Nodes connected by edges</w:t>
+      </w:r>
+      <w:r>
+        <w:rPr>
+          <w:sz w:val="32"/>
+          <w:szCs w:val="32"/>
+        </w:rPr>
+        <w:t>,</w:t>
+      </w:r>
+      <w:r>
+        <w:rPr>
+          <w:sz w:val="32"/>
+          <w:szCs w:val="32"/>
+        </w:rPr>
+        <w:t xml:space="preserve"> no strict "up/down," connections can go anywhere.</w:t>
+      </w:r>
+    </w:p>
+    <w:p>
+      <w:pPr>
+        <w:jc w:val="both"/>
+        <w:rPr>
+          <w:sz w:val="32"/>
+          <w:szCs w:val="32"/>
+        </w:rPr>
+      </w:pPr>
+      <w:r>
+        <w:rPr>
+          <w:sz w:val="32"/>
+          <w:szCs w:val="32"/>
+        </w:rPr>
+        <w:t xml:space="preserve"># </w:t>
+      </w:r>
+      <w:r>
+        <w:rPr>
+          <w:sz w:val="32"/>
+          <w:szCs w:val="32"/>
+        </w:rPr>
+        <w:t>Solves recommendations and networks "artists related to this artist," "friends who also liked this song," collaborative playlists.</w:t>
+      </w:r>
+    </w:p>
+    <w:p>
+      <w:pPr>
+        <w:jc w:val="both"/>
+        <w:rPr>
+          <w:sz w:val="32"/>
+          <w:szCs w:val="32"/>
+        </w:rPr>
+      </w:pPr>
+      <w:r>
+        <w:rPr>
+          <w:sz w:val="32"/>
+          <w:szCs w:val="32"/>
+        </w:rPr>
+        <w:t xml:space="preserve"># </w:t>
+      </w:r>
+      <w:r>
+        <w:rPr>
+          <w:sz w:val="32"/>
+          <w:szCs w:val="32"/>
+        </w:rPr>
+        <w:t xml:space="preserve">A Tree only lets </w:t>
+      </w:r>
+      <w:r>
+        <w:rPr>
+          <w:sz w:val="32"/>
+          <w:szCs w:val="32"/>
+        </w:rPr>
+        <w:t>us</w:t>
+      </w:r>
+      <w:r>
+        <w:rPr>
+          <w:sz w:val="32"/>
+          <w:szCs w:val="32"/>
+        </w:rPr>
+        <w:t xml:space="preserve"> go down the hierarchy; a Graph lets </w:t>
+      </w:r>
+      <w:r>
+        <w:rPr>
+          <w:sz w:val="32"/>
+          <w:szCs w:val="32"/>
+        </w:rPr>
+        <w:t>us j</w:t>
+      </w:r>
+      <w:r>
+        <w:rPr>
+          <w:sz w:val="32"/>
+          <w:szCs w:val="32"/>
+        </w:rPr>
+        <w:t>ump across relationships freely.</w:t>
+      </w:r>
+    </w:p>
+    <w:p>
+      <w:pPr>
+        <w:jc w:val="both"/>
+        <w:rPr>
+          <w:sz w:val="32"/>
+          <w:szCs w:val="32"/>
+        </w:rPr>
+      </w:pPr>
+    </w:p>
+    <w:p>
+      <w:pPr>
+        <w:jc w:val="center"/>
+        <w:rPr>
+          <w:sz w:val="32"/>
+          <w:szCs w:val="32"/>
+        </w:rPr>
+      </w:pPr>
+      <w:r>
+        <w:rPr>
+          <w:sz w:val="32"/>
+          <w:szCs w:val="32"/>
+        </w:rPr>
+        <w:t>Break</w:t>
+      </w:r>
+    </w:p>
+    <w:p>
+      <w:pPr>
+        <w:jc w:val="both"/>
+        <w:rPr>
+          <w:sz w:val="32"/>
+          <w:szCs w:val="32"/>
+        </w:rPr>
+      </w:pPr>
+    </w:p>
+    <w:p>
+      <w:pPr>
+        <w:jc w:val="both"/>
+        <w:rPr>
+          <w:b/>
+          <w:bCs/>
+          <w:sz w:val="32"/>
+          <w:szCs w:val="32"/>
+        </w:rPr>
+      </w:pPr>
+      <w:r>
+        <w:rPr>
+          <w:b/>
+          <w:bCs/>
+          <w:sz w:val="32"/>
+          <w:szCs w:val="32"/>
+        </w:rPr>
+        <w:t>Time &amp; Space Complexity</w:t>
+      </w:r>
+    </w:p>
+    <w:p>
+      <w:pPr>
+        <w:jc w:val="both"/>
+        <w:rPr>
+          <w:sz w:val="32"/>
+          <w:szCs w:val="32"/>
+        </w:rPr>
+      </w:pPr>
+      <w:r>
+        <w:rPr>
+          <w:sz w:val="32"/>
+          <w:szCs w:val="32"/>
+        </w:rPr>
+        <w:t xml:space="preserve"># </w:t>
+      </w:r>
+      <w:r>
+        <w:rPr>
+          <w:sz w:val="32"/>
+          <w:szCs w:val="32"/>
+        </w:rPr>
+        <w:t xml:space="preserve">Big O measures an algorithm's efficiency in the worst case, as input size </w:t>
+      </w:r>
+      <w:r>
+        <w:rPr>
+          <w:b/>
+          <w:bCs/>
+          <w:sz w:val="32"/>
+          <w:szCs w:val="32"/>
+        </w:rPr>
+        <w:t>n</w:t>
+      </w:r>
+      <w:r>
+        <w:rPr>
+          <w:sz w:val="32"/>
+          <w:szCs w:val="32"/>
+        </w:rPr>
+        <w:t xml:space="preserve"> grows toward infinity.</w:t>
+      </w:r>
+    </w:p>
+    <w:p>
+      <w:pPr>
+        <w:jc w:val="both"/>
+        <w:rPr>
+          <w:sz w:val="32"/>
+          <w:szCs w:val="32"/>
+        </w:rPr>
+      </w:pPr>
+      <w:r>
+        <w:rPr>
+          <w:sz w:val="32"/>
+          <w:szCs w:val="32"/>
+        </w:rPr>
+        <w:t xml:space="preserve"># </w:t>
+      </w:r>
+      <w:r>
+        <w:rPr>
+          <w:sz w:val="32"/>
+          <w:szCs w:val="32"/>
+        </w:rPr>
+        <w:t xml:space="preserve">It ignores constants </w:t>
+      </w:r>
+      <w:r>
+        <w:rPr>
+          <w:sz w:val="32"/>
+          <w:szCs w:val="32"/>
+        </w:rPr>
+        <w:t>like</w:t>
+      </w:r>
+      <w:r>
+        <w:rPr>
+          <w:sz w:val="32"/>
+          <w:szCs w:val="32"/>
+        </w:rPr>
+        <w:t xml:space="preserve"> </w:t>
+      </w:r>
+      <w:r>
+        <w:rPr>
+          <w:b/>
+          <w:bCs/>
+          <w:sz w:val="32"/>
+          <w:szCs w:val="32"/>
+        </w:rPr>
+        <w:t>5n</w:t>
+      </w:r>
+      <w:r>
+        <w:rPr>
+          <w:sz w:val="32"/>
+          <w:szCs w:val="32"/>
+        </w:rPr>
+        <w:t xml:space="preserve"> becomes </w:t>
+      </w:r>
+      <w:r>
+        <w:rPr>
+          <w:b/>
+          <w:bCs/>
+          <w:sz w:val="32"/>
+          <w:szCs w:val="32"/>
+        </w:rPr>
+        <w:t>O(n)</w:t>
+      </w:r>
+      <w:r>
+        <w:rPr>
+          <w:sz w:val="32"/>
+          <w:szCs w:val="32"/>
+        </w:rPr>
+        <w:t xml:space="preserve"> because once </w:t>
+      </w:r>
+      <w:r>
+        <w:rPr>
+          <w:b/>
+          <w:bCs/>
+          <w:sz w:val="32"/>
+          <w:szCs w:val="32"/>
+        </w:rPr>
+        <w:t>n</w:t>
+      </w:r>
+      <w:r>
+        <w:rPr>
+          <w:sz w:val="32"/>
+          <w:szCs w:val="32"/>
+        </w:rPr>
+        <w:t xml:space="preserve"> is large enough, the </w:t>
+      </w:r>
+      <w:r>
+        <w:rPr>
+          <w:b/>
+          <w:bCs/>
+          <w:sz w:val="32"/>
+          <w:szCs w:val="32"/>
+        </w:rPr>
+        <w:t>5</w:t>
+      </w:r>
+      <w:r>
+        <w:rPr>
+          <w:sz w:val="32"/>
+          <w:szCs w:val="32"/>
+        </w:rPr>
+        <w:t xml:space="preserve"> stops mattering. It also drops lower-order terms</w:t>
+      </w:r>
+      <w:r>
+        <w:rPr>
+          <w:sz w:val="32"/>
+          <w:szCs w:val="32"/>
+        </w:rPr>
+        <w:t xml:space="preserve"> like</w:t>
+      </w:r>
+      <w:r>
+        <w:rPr>
+          <w:sz w:val="32"/>
+          <w:szCs w:val="32"/>
+        </w:rPr>
+        <w:t xml:space="preserve"> </w:t>
+      </w:r>
+      <w:r>
+        <w:rPr>
+          <w:b/>
+          <w:bCs/>
+          <w:sz w:val="32"/>
+          <w:szCs w:val="32"/>
+        </w:rPr>
+        <w:t>O(n)</w:t>
+      </w:r>
+      <w:r>
+        <w:rPr>
+          <w:sz w:val="32"/>
+          <w:szCs w:val="32"/>
+        </w:rPr>
+        <w:t xml:space="preserve"> + </w:t>
+      </w:r>
+      <w:r>
+        <w:rPr>
+          <w:b/>
+          <w:bCs/>
+          <w:sz w:val="32"/>
+          <w:szCs w:val="32"/>
+        </w:rPr>
+        <w:t xml:space="preserve">O(n²) </w:t>
+      </w:r>
+      <w:r>
+        <w:rPr>
+          <w:sz w:val="32"/>
+          <w:szCs w:val="32"/>
+        </w:rPr>
+        <w:t xml:space="preserve">becomes </w:t>
+      </w:r>
+      <w:r>
+        <w:rPr>
+          <w:b/>
+          <w:bCs/>
+          <w:sz w:val="32"/>
+          <w:szCs w:val="32"/>
+        </w:rPr>
+        <w:t>O(n²)</w:t>
+      </w:r>
+      <w:r>
+        <w:rPr>
+          <w:sz w:val="32"/>
+          <w:szCs w:val="32"/>
+        </w:rPr>
+        <w:t xml:space="preserve">, because the </w:t>
+      </w:r>
+      <w:r>
+        <w:rPr>
+          <w:b/>
+          <w:bCs/>
+          <w:sz w:val="32"/>
+          <w:szCs w:val="32"/>
+        </w:rPr>
+        <w:t xml:space="preserve">n² </w:t>
+      </w:r>
+      <w:r>
+        <w:rPr>
+          <w:sz w:val="32"/>
+          <w:szCs w:val="32"/>
+        </w:rPr>
+        <w:t>term dominates.</w:t>
+      </w:r>
+    </w:p>
+    <w:p>
+      <w:pPr>
+        <w:jc w:val="both"/>
+        <w:rPr>
+          <w:sz w:val="32"/>
+          <w:szCs w:val="32"/>
+        </w:rPr>
+      </w:pPr>
+      <w:r>
+        <w:rPr>
+          <w:sz w:val="32"/>
+          <w:szCs w:val="32"/>
+        </w:rPr>
+        <w:t xml:space="preserve"># </w:t>
+      </w:r>
+      <w:r>
+        <w:rPr>
+          <w:sz w:val="32"/>
+          <w:szCs w:val="32"/>
+        </w:rPr>
+        <w:t>Growth order (fastest → slowest):</w:t>
+      </w:r>
+    </w:p>
+    <w:p>
+      <w:pPr>
+        <w:jc w:val="both"/>
+        <w:rPr>
+          <w:b/>
+          <w:bCs/>
+          <w:sz w:val="32"/>
+          <w:szCs w:val="32"/>
+        </w:rPr>
+      </w:pPr>
+      <w:proofErr w:type="gramStart"/>
+      <w:r>
+        <w:rPr>
+          <w:b/>
+          <w:bCs/>
+          <w:sz w:val="32"/>
+          <w:szCs w:val="32"/>
+        </w:rPr>
+        <w:t>O(</w:t>
+      </w:r>
+      <w:proofErr w:type="gramEnd"/>
+      <w:r>
+        <w:rPr>
+          <w:b/>
+          <w:bCs/>
+          <w:sz w:val="32"/>
+          <w:szCs w:val="32"/>
+        </w:rPr>
+        <w:t>1) &lt; O(log n) &lt; O(n) &lt; O(n log n) &lt; O(n²) &lt; O(2^n) &lt; O(n!)</w:t>
+      </w:r>
+    </w:p>
+    <w:p>
+      <w:pPr>
+        <w:jc w:val="both"/>
+        <w:rPr>
+          <w:sz w:val="32"/>
+          <w:szCs w:val="32"/>
+        </w:rPr>
+      </w:pPr>
+      <w:r>
+        <w:rPr>
+          <w:sz w:val="32"/>
+          <w:szCs w:val="32"/>
+        </w:rPr>
+        <w:t xml:space="preserve"># </w:t>
+      </w:r>
+      <w:r>
+        <w:rPr>
+          <w:sz w:val="32"/>
+          <w:szCs w:val="32"/>
+        </w:rPr>
+        <w:t xml:space="preserve">There are two things </w:t>
+      </w:r>
+      <w:r>
+        <w:rPr>
+          <w:sz w:val="32"/>
+          <w:szCs w:val="32"/>
+        </w:rPr>
+        <w:t>we</w:t>
+      </w:r>
+      <w:r>
+        <w:rPr>
+          <w:sz w:val="32"/>
+          <w:szCs w:val="32"/>
+        </w:rPr>
+        <w:t xml:space="preserve"> measure with Big O, and they're independent of each other:</w:t>
+      </w:r>
+    </w:p>
+    <w:p>
+      <w:pPr>
+        <w:pStyle w:val="ListParagraph"/>
+        <w:numPr>
+          <w:ilvl w:val="0"/>
+          <w:numId w:val="37"/>
+        </w:numPr>
+        <w:jc w:val="both"/>
+        <w:rPr>
+          <w:sz w:val="32"/>
+          <w:szCs w:val="32"/>
+        </w:rPr>
+      </w:pPr>
+      <w:r>
+        <w:rPr>
+          <w:sz w:val="32"/>
+          <w:szCs w:val="32"/>
+        </w:rPr>
+        <w:t>Time complexity</w:t>
+      </w:r>
+      <w:r>
+        <w:rPr>
+          <w:sz w:val="32"/>
+          <w:szCs w:val="32"/>
+        </w:rPr>
+        <w:t xml:space="preserve"> </w:t>
+      </w:r>
+      <w:r>
+        <w:rPr>
+          <w:sz w:val="32"/>
+          <w:szCs w:val="32"/>
+        </w:rPr>
+        <w:sym w:font="Wingdings" w:char="F0E0"/>
+      </w:r>
+      <w:r>
+        <w:rPr>
+          <w:sz w:val="32"/>
+          <w:szCs w:val="32"/>
+        </w:rPr>
+        <w:t xml:space="preserve"> </w:t>
+      </w:r>
+      <w:r>
+        <w:rPr>
+          <w:sz w:val="32"/>
+          <w:szCs w:val="32"/>
+        </w:rPr>
+        <w:t>how the runtime grows as input grows</w:t>
+      </w:r>
+    </w:p>
+    <w:p>
+      <w:pPr>
+        <w:pStyle w:val="ListParagraph"/>
+        <w:numPr>
+          <w:ilvl w:val="0"/>
+          <w:numId w:val="37"/>
+        </w:numPr>
+        <w:jc w:val="both"/>
+        <w:rPr>
+          <w:sz w:val="32"/>
+          <w:szCs w:val="32"/>
+        </w:rPr>
+      </w:pPr>
+      <w:r>
+        <w:rPr>
+          <w:sz w:val="32"/>
+          <w:szCs w:val="32"/>
+        </w:rPr>
+        <w:t xml:space="preserve">Space complexity </w:t>
+      </w:r>
+      <w:r>
+        <w:rPr>
+          <w:sz w:val="32"/>
+          <w:szCs w:val="32"/>
+        </w:rPr>
+        <w:sym w:font="Wingdings" w:char="F0E0"/>
+      </w:r>
+      <w:r>
+        <w:rPr>
+          <w:sz w:val="32"/>
+          <w:szCs w:val="32"/>
+        </w:rPr>
+        <w:t xml:space="preserve"> </w:t>
+      </w:r>
+      <w:r>
+        <w:rPr>
+          <w:sz w:val="32"/>
+          <w:szCs w:val="32"/>
+        </w:rPr>
+        <w:t>how the extra memory used grows as input grows</w:t>
+      </w:r>
+    </w:p>
+    <w:p>
+      <w:pPr>
+        <w:jc w:val="both"/>
+        <w:rPr>
+          <w:sz w:val="32"/>
+          <w:szCs w:val="32"/>
+        </w:rPr>
+      </w:pPr>
+      <w:r>
+        <w:rPr>
+          <w:sz w:val="32"/>
+          <w:szCs w:val="32"/>
+        </w:rPr>
+        <w:t xml:space="preserve"># </w:t>
+      </w:r>
+      <w:r>
+        <w:rPr>
+          <w:sz w:val="32"/>
+          <w:szCs w:val="32"/>
+        </w:rPr>
+        <w:t>An algorithm can be slow but memory-light, or fast but memory-hungry. They don't move together.</w:t>
+      </w:r>
+    </w:p>
+    <w:p>
+      <w:pPr>
+        <w:jc w:val="both"/>
+        <w:rPr>
+          <w:sz w:val="32"/>
+          <w:szCs w:val="32"/>
+        </w:rPr>
+      </w:pPr>
+    </w:p>
+    <w:p>
+      <w:pPr>
+        <w:jc w:val="both"/>
+        <w:rPr>
+          <w:sz w:val="32"/>
+          <w:szCs w:val="32"/>
+        </w:rPr>
+      </w:pPr>
+      <w:r>
+        <w:rPr>
+          <w:sz w:val="32"/>
+          <w:szCs w:val="32"/>
+        </w:rPr>
+        <w:t>Time Complexity</w:t>
+      </w:r>
+      <w:r>
+        <w:rPr>
+          <w:sz w:val="32"/>
+          <w:szCs w:val="32"/>
+        </w:rPr>
+        <w:t>:</w:t>
+      </w:r>
+    </w:p>
+    <w:p>
+      <w:pPr>
+        <w:jc w:val="both"/>
+        <w:rPr>
+          <w:sz w:val="32"/>
+          <w:szCs w:val="32"/>
+        </w:rPr>
+      </w:pPr>
+      <w:r>
+        <w:rPr>
+          <w:sz w:val="32"/>
+          <w:szCs w:val="32"/>
+        </w:rPr>
+        <w:t xml:space="preserve"># </w:t>
+      </w:r>
+      <w:r>
+        <w:rPr>
+          <w:sz w:val="32"/>
+          <w:szCs w:val="32"/>
+        </w:rPr>
+        <w:t>Constant</w:t>
+      </w:r>
+      <w:r>
+        <w:rPr>
+          <w:sz w:val="32"/>
+          <w:szCs w:val="32"/>
+        </w:rPr>
+        <w:t xml:space="preserve"> or</w:t>
+      </w:r>
+      <w:r>
+        <w:rPr>
+          <w:sz w:val="32"/>
+          <w:szCs w:val="32"/>
+        </w:rPr>
+        <w:t xml:space="preserve"> </w:t>
+      </w:r>
+      <w:proofErr w:type="gramStart"/>
+      <w:r>
+        <w:rPr>
+          <w:b/>
+          <w:bCs/>
+          <w:sz w:val="32"/>
+          <w:szCs w:val="32"/>
+        </w:rPr>
+        <w:t>O(</w:t>
+      </w:r>
+      <w:proofErr w:type="gramEnd"/>
+      <w:r>
+        <w:rPr>
+          <w:b/>
+          <w:bCs/>
+          <w:sz w:val="32"/>
+          <w:szCs w:val="32"/>
+        </w:rPr>
+        <w:t>1)</w:t>
+      </w:r>
+      <w:r>
+        <w:rPr>
+          <w:sz w:val="32"/>
+          <w:szCs w:val="32"/>
+        </w:rPr>
+        <w:t>.</w:t>
+      </w:r>
+      <w:r>
+        <w:rPr>
+          <w:sz w:val="32"/>
+          <w:szCs w:val="32"/>
+        </w:rPr>
+        <w:t xml:space="preserve"> </w:t>
+      </w:r>
+      <w:r>
+        <w:rPr>
+          <w:sz w:val="32"/>
+          <w:szCs w:val="32"/>
+        </w:rPr>
+        <w:t xml:space="preserve">Here, </w:t>
+      </w:r>
+      <w:r>
+        <w:rPr>
+          <w:sz w:val="32"/>
+          <w:szCs w:val="32"/>
+        </w:rPr>
+        <w:t>runtime doesn't depend on input size at all.</w:t>
+      </w:r>
+    </w:p>
+    <w:p>
+      <w:pPr>
+        <w:jc w:val="both"/>
+        <w:rPr>
+          <w:b/>
+          <w:bCs/>
+          <w:color w:val="D86DCB" w:themeColor="accent5" w:themeTint="99"/>
+          <w:sz w:val="32"/>
+          <w:szCs w:val="32"/>
+        </w:rPr>
+      </w:pPr>
+      <w:r>
+        <w:rPr>
+          <w:b/>
+          <w:bCs/>
+          <w:color w:val="D86DCB" w:themeColor="accent5" w:themeTint="99"/>
+          <w:sz w:val="32"/>
+          <w:szCs w:val="32"/>
+        </w:rPr>
+        <w:t>x = 5 * (5 + 10)</w:t>
+      </w:r>
+      <w:r>
+        <w:rPr>
+          <w:b/>
+          <w:bCs/>
+          <w:color w:val="D86DCB" w:themeColor="accent5" w:themeTint="99"/>
+          <w:sz w:val="32"/>
+          <w:szCs w:val="32"/>
+        </w:rPr>
+        <w:tab/>
+      </w:r>
+      <w:r>
+        <w:rPr>
+          <w:b/>
+          <w:bCs/>
+          <w:color w:val="D86DCB" w:themeColor="accent5" w:themeTint="99"/>
+          <w:sz w:val="32"/>
+          <w:szCs w:val="32"/>
+        </w:rPr>
+        <w:tab/>
+      </w:r>
+      <w:r>
+        <w:rPr>
+          <w:b/>
+          <w:bCs/>
+          <w:color w:val="D86DCB" w:themeColor="accent5" w:themeTint="99"/>
+          <w:sz w:val="32"/>
+          <w:szCs w:val="32"/>
+        </w:rPr>
+        <w:tab/>
+      </w:r>
+      <w:r>
+        <w:rPr>
+          <w:b/>
+          <w:bCs/>
+          <w:color w:val="D86DCB" w:themeColor="accent5" w:themeTint="99"/>
+          <w:sz w:val="32"/>
+          <w:szCs w:val="32"/>
+        </w:rPr>
+        <w:t xml:space="preserve"># </w:t>
+      </w:r>
+      <w:proofErr w:type="gramStart"/>
+      <w:r>
+        <w:rPr>
+          <w:b/>
+          <w:bCs/>
+          <w:color w:val="D86DCB" w:themeColor="accent5" w:themeTint="99"/>
+          <w:sz w:val="32"/>
+          <w:szCs w:val="32"/>
+        </w:rPr>
+        <w:t>O(</w:t>
+      </w:r>
+      <w:proofErr w:type="gramEnd"/>
+      <w:r>
+        <w:rPr>
+          <w:b/>
+          <w:bCs/>
+          <w:color w:val="D86DCB" w:themeColor="accent5" w:themeTint="99"/>
+          <w:sz w:val="32"/>
+          <w:szCs w:val="32"/>
+        </w:rPr>
+        <w:t>1)</w:t>
+      </w:r>
+    </w:p>
+    <w:p>
+      <w:pPr>
+        <w:jc w:val="both"/>
+        <w:rPr>
+          <w:b/>
+          <w:bCs/>
+          <w:color w:val="D86DCB" w:themeColor="accent5" w:themeTint="99"/>
+          <w:sz w:val="32"/>
+          <w:szCs w:val="32"/>
+        </w:rPr>
+      </w:pPr>
+      <w:r>
+        <w:rPr>
+          <w:b/>
+          <w:bCs/>
+          <w:color w:val="D86DCB" w:themeColor="accent5" w:themeTint="99"/>
+          <w:sz w:val="32"/>
+          <w:szCs w:val="32"/>
+        </w:rPr>
+        <w:t>y = 3</w:t>
+      </w:r>
+      <w:r>
+        <w:rPr>
+          <w:b/>
+          <w:bCs/>
+          <w:color w:val="D86DCB" w:themeColor="accent5" w:themeTint="99"/>
+          <w:sz w:val="32"/>
+          <w:szCs w:val="32"/>
+        </w:rPr>
+        <w:tab/>
+      </w:r>
+      <w:r>
+        <w:rPr>
+          <w:b/>
+          <w:bCs/>
+          <w:color w:val="D86DCB" w:themeColor="accent5" w:themeTint="99"/>
+          <w:sz w:val="32"/>
+          <w:szCs w:val="32"/>
+        </w:rPr>
+        <w:tab/>
+      </w:r>
+      <w:r>
+        <w:rPr>
+          <w:b/>
+          <w:bCs/>
+          <w:color w:val="D86DCB" w:themeColor="accent5" w:themeTint="99"/>
+          <w:sz w:val="32"/>
+          <w:szCs w:val="32"/>
+        </w:rPr>
+        <w:tab/>
+      </w:r>
+      <w:r>
+        <w:rPr>
+          <w:b/>
+          <w:bCs/>
+          <w:color w:val="D86DCB" w:themeColor="accent5" w:themeTint="99"/>
+          <w:sz w:val="32"/>
+          <w:szCs w:val="32"/>
+        </w:rPr>
+        <w:tab/>
+      </w:r>
+      <w:r>
+        <w:rPr>
+          <w:b/>
+          <w:bCs/>
+          <w:color w:val="D86DCB" w:themeColor="accent5" w:themeTint="99"/>
+          <w:sz w:val="32"/>
+          <w:szCs w:val="32"/>
+        </w:rPr>
+        <w:tab/>
+      </w:r>
+      <w:r>
+        <w:rPr>
+          <w:b/>
+          <w:bCs/>
+          <w:color w:val="D86DCB" w:themeColor="accent5" w:themeTint="99"/>
+          <w:sz w:val="32"/>
+          <w:szCs w:val="32"/>
+        </w:rPr>
+        <w:t xml:space="preserve"># </w:t>
+      </w:r>
+      <w:proofErr w:type="gramStart"/>
+      <w:r>
+        <w:rPr>
+          <w:b/>
+          <w:bCs/>
+          <w:color w:val="D86DCB" w:themeColor="accent5" w:themeTint="99"/>
+          <w:sz w:val="32"/>
+          <w:szCs w:val="32"/>
+        </w:rPr>
+        <w:t>O(</w:t>
+      </w:r>
+      <w:proofErr w:type="gramEnd"/>
+      <w:r>
+        <w:rPr>
+          <w:b/>
+          <w:bCs/>
+          <w:color w:val="D86DCB" w:themeColor="accent5" w:themeTint="99"/>
+          <w:sz w:val="32"/>
+          <w:szCs w:val="32"/>
+        </w:rPr>
+        <w:t>1)</w:t>
+      </w:r>
+    </w:p>
+    <w:p>
+      <w:pPr>
+        <w:jc w:val="both"/>
+        <w:rPr>
+          <w:b/>
+          <w:bCs/>
+          <w:color w:val="D86DCB" w:themeColor="accent5" w:themeTint="99"/>
+          <w:sz w:val="32"/>
+          <w:szCs w:val="32"/>
+        </w:rPr>
+      </w:pPr>
+      <w:proofErr w:type="gramStart"/>
+      <w:r>
+        <w:rPr>
+          <w:b/>
+          <w:bCs/>
+          <w:color w:val="D86DCB" w:themeColor="accent5" w:themeTint="99"/>
+          <w:sz w:val="32"/>
+          <w:szCs w:val="32"/>
+        </w:rPr>
+        <w:lastRenderedPageBreak/>
+        <w:t>print(</w:t>
+      </w:r>
+      <w:proofErr w:type="gramEnd"/>
+      <w:r>
+        <w:rPr>
+          <w:b/>
+          <w:bCs/>
+          <w:color w:val="D86DCB" w:themeColor="accent5" w:themeTint="99"/>
+          <w:sz w:val="32"/>
+          <w:szCs w:val="32"/>
+        </w:rPr>
+        <w:t>x + y)</w:t>
+      </w:r>
+      <w:r>
+        <w:rPr>
+          <w:b/>
+          <w:bCs/>
+          <w:color w:val="D86DCB" w:themeColor="accent5" w:themeTint="99"/>
+          <w:sz w:val="32"/>
+          <w:szCs w:val="32"/>
+        </w:rPr>
+        <w:tab/>
+      </w:r>
+      <w:r>
+        <w:rPr>
+          <w:b/>
+          <w:bCs/>
+          <w:color w:val="D86DCB" w:themeColor="accent5" w:themeTint="99"/>
+          <w:sz w:val="32"/>
+          <w:szCs w:val="32"/>
+        </w:rPr>
+        <w:tab/>
+      </w:r>
+      <w:r>
+        <w:rPr>
+          <w:b/>
+          <w:bCs/>
+          <w:color w:val="D86DCB" w:themeColor="accent5" w:themeTint="99"/>
+          <w:sz w:val="32"/>
+          <w:szCs w:val="32"/>
+        </w:rPr>
+        <w:tab/>
+      </w:r>
+      <w:r>
+        <w:rPr>
+          <w:b/>
+          <w:bCs/>
+          <w:color w:val="D86DCB" w:themeColor="accent5" w:themeTint="99"/>
+          <w:sz w:val="32"/>
+          <w:szCs w:val="32"/>
+        </w:rPr>
+        <w:t># O(1)</w:t>
+      </w:r>
+    </w:p>
+    <w:p>
+      <w:pPr>
+        <w:jc w:val="both"/>
+        <w:rPr>
+          <w:b/>
+          <w:bCs/>
+          <w:color w:val="D86DCB" w:themeColor="accent5" w:themeTint="99"/>
+          <w:sz w:val="32"/>
+          <w:szCs w:val="32"/>
+        </w:rPr>
+      </w:pPr>
+      <w:r>
+        <w:rPr>
+          <w:b/>
+          <w:bCs/>
+          <w:color w:val="D86DCB" w:themeColor="accent5" w:themeTint="99"/>
+          <w:sz w:val="32"/>
+          <w:szCs w:val="32"/>
+        </w:rPr>
+        <w:t xml:space="preserve"># </w:t>
+      </w:r>
+      <w:proofErr w:type="gramStart"/>
+      <w:r>
+        <w:rPr>
+          <w:b/>
+          <w:bCs/>
+          <w:color w:val="D86DCB" w:themeColor="accent5" w:themeTint="99"/>
+          <w:sz w:val="32"/>
+          <w:szCs w:val="32"/>
+        </w:rPr>
+        <w:t>O(</w:t>
+      </w:r>
+      <w:proofErr w:type="gramEnd"/>
+      <w:r>
+        <w:rPr>
+          <w:b/>
+          <w:bCs/>
+          <w:color w:val="D86DCB" w:themeColor="accent5" w:themeTint="99"/>
+          <w:sz w:val="32"/>
+          <w:szCs w:val="32"/>
+        </w:rPr>
+        <w:t>1) + O(1) + O(1) = 3 * O(1) = O(1)  (constant multiplier dropped)</w:t>
+      </w:r>
+    </w:p>
+    <w:p>
+      <w:pPr>
+        <w:jc w:val="both"/>
+        <w:rPr>
+          <w:sz w:val="32"/>
+          <w:szCs w:val="32"/>
+        </w:rPr>
+      </w:pPr>
+      <w:r>
+        <w:rPr>
+          <w:sz w:val="32"/>
+          <w:szCs w:val="32"/>
+        </w:rPr>
+        <w:t xml:space="preserve"># </w:t>
+      </w:r>
+      <w:r>
+        <w:rPr>
+          <w:sz w:val="32"/>
+          <w:szCs w:val="32"/>
+        </w:rPr>
+        <w:t>Linear</w:t>
+      </w:r>
+      <w:r>
+        <w:rPr>
+          <w:sz w:val="32"/>
+          <w:szCs w:val="32"/>
+        </w:rPr>
+        <w:t xml:space="preserve"> or</w:t>
+      </w:r>
+      <w:r>
+        <w:rPr>
+          <w:sz w:val="32"/>
+          <w:szCs w:val="32"/>
+        </w:rPr>
+        <w:t xml:space="preserve"> O(n)</w:t>
+      </w:r>
+      <w:r>
+        <w:rPr>
+          <w:sz w:val="32"/>
+          <w:szCs w:val="32"/>
+        </w:rPr>
+        <w:t>,</w:t>
+      </w:r>
+      <w:r>
+        <w:rPr>
+          <w:sz w:val="32"/>
+          <w:szCs w:val="32"/>
+        </w:rPr>
+        <w:t xml:space="preserve"> runtime grows directly with input size.</w:t>
+      </w:r>
+    </w:p>
+    <w:p>
+      <w:pPr>
+        <w:jc w:val="both"/>
+        <w:rPr>
+          <w:b/>
+          <w:bCs/>
+          <w:color w:val="D86DCB" w:themeColor="accent5" w:themeTint="99"/>
+          <w:sz w:val="32"/>
+          <w:szCs w:val="32"/>
+        </w:rPr>
+      </w:pPr>
+      <w:r>
+        <w:rPr>
+          <w:b/>
+          <w:bCs/>
+          <w:color w:val="D86DCB" w:themeColor="accent5" w:themeTint="99"/>
+          <w:sz w:val="32"/>
+          <w:szCs w:val="32"/>
+        </w:rPr>
+        <w:t>y = 5 + (15 * 20)</w:t>
+      </w:r>
+      <w:r>
+        <w:rPr>
+          <w:b/>
+          <w:bCs/>
+          <w:color w:val="D86DCB" w:themeColor="accent5" w:themeTint="99"/>
+          <w:sz w:val="32"/>
+          <w:szCs w:val="32"/>
+        </w:rPr>
+        <w:tab/>
+      </w:r>
+      <w:r>
+        <w:rPr>
+          <w:b/>
+          <w:bCs/>
+          <w:color w:val="D86DCB" w:themeColor="accent5" w:themeTint="99"/>
+          <w:sz w:val="32"/>
+          <w:szCs w:val="32"/>
+        </w:rPr>
+        <w:tab/>
+      </w:r>
+      <w:r>
+        <w:rPr>
+          <w:b/>
+          <w:bCs/>
+          <w:color w:val="D86DCB" w:themeColor="accent5" w:themeTint="99"/>
+          <w:sz w:val="32"/>
+          <w:szCs w:val="32"/>
+        </w:rPr>
+        <w:tab/>
+      </w:r>
+      <w:r>
+        <w:rPr>
+          <w:b/>
+          <w:bCs/>
+          <w:color w:val="D86DCB" w:themeColor="accent5" w:themeTint="99"/>
+          <w:sz w:val="32"/>
+          <w:szCs w:val="32"/>
+        </w:rPr>
+        <w:t xml:space="preserve"># </w:t>
+      </w:r>
+      <w:proofErr w:type="gramStart"/>
+      <w:r>
+        <w:rPr>
+          <w:b/>
+          <w:bCs/>
+          <w:color w:val="D86DCB" w:themeColor="accent5" w:themeTint="99"/>
+          <w:sz w:val="32"/>
+          <w:szCs w:val="32"/>
+        </w:rPr>
+        <w:t>O(</w:t>
+      </w:r>
+      <w:proofErr w:type="gramEnd"/>
+      <w:r>
+        <w:rPr>
+          <w:b/>
+          <w:bCs/>
+          <w:color w:val="D86DCB" w:themeColor="accent5" w:themeTint="99"/>
+          <w:sz w:val="32"/>
+          <w:szCs w:val="32"/>
+        </w:rPr>
+        <w:t>1)</w:t>
+      </w:r>
+    </w:p>
+    <w:p>
+      <w:pPr>
+        <w:jc w:val="both"/>
+        <w:rPr>
+          <w:b/>
+          <w:bCs/>
+          <w:color w:val="D86DCB" w:themeColor="accent5" w:themeTint="99"/>
+          <w:sz w:val="32"/>
+          <w:szCs w:val="32"/>
+        </w:rPr>
+      </w:pPr>
+      <w:r>
+        <w:rPr>
+          <w:b/>
+          <w:bCs/>
+          <w:color w:val="D86DCB" w:themeColor="accent5" w:themeTint="99"/>
+          <w:sz w:val="32"/>
+          <w:szCs w:val="32"/>
+        </w:rPr>
+        <w:t>for x in range(n):</w:t>
+      </w:r>
+    </w:p>
+    <w:p>
+      <w:pPr>
+        <w:jc w:val="both"/>
+        <w:rPr>
+          <w:b/>
+          <w:bCs/>
+          <w:color w:val="D86DCB" w:themeColor="accent5" w:themeTint="99"/>
+          <w:sz w:val="32"/>
+          <w:szCs w:val="32"/>
+        </w:rPr>
+      </w:pPr>
+      <w:r>
+        <w:rPr>
+          <w:b/>
+          <w:bCs/>
+          <w:color w:val="D86DCB" w:themeColor="accent5" w:themeTint="99"/>
+          <w:sz w:val="32"/>
+          <w:szCs w:val="32"/>
+        </w:rPr>
+        <w:t xml:space="preserve">    print(x)</w:t>
+      </w:r>
+      <w:r>
+        <w:rPr>
+          <w:b/>
+          <w:bCs/>
+          <w:color w:val="D86DCB" w:themeColor="accent5" w:themeTint="99"/>
+          <w:sz w:val="32"/>
+          <w:szCs w:val="32"/>
+        </w:rPr>
+        <w:tab/>
+      </w:r>
+      <w:r>
+        <w:rPr>
+          <w:b/>
+          <w:bCs/>
+          <w:color w:val="D86DCB" w:themeColor="accent5" w:themeTint="99"/>
+          <w:sz w:val="32"/>
+          <w:szCs w:val="32"/>
+        </w:rPr>
+        <w:tab/>
+      </w:r>
+      <w:r>
+        <w:rPr>
+          <w:b/>
+          <w:bCs/>
+          <w:color w:val="D86DCB" w:themeColor="accent5" w:themeTint="99"/>
+          <w:sz w:val="32"/>
+          <w:szCs w:val="32"/>
+        </w:rPr>
+        <w:tab/>
+      </w:r>
+      <w:r>
+        <w:rPr>
+          <w:b/>
+          <w:bCs/>
+          <w:color w:val="D86DCB" w:themeColor="accent5" w:themeTint="99"/>
+          <w:sz w:val="32"/>
+          <w:szCs w:val="32"/>
+        </w:rPr>
+        <w:tab/>
+      </w:r>
+      <w:r>
+        <w:rPr>
+          <w:b/>
+          <w:bCs/>
+          <w:color w:val="D86DCB" w:themeColor="accent5" w:themeTint="99"/>
+          <w:sz w:val="32"/>
+          <w:szCs w:val="32"/>
+        </w:rPr>
+        <w:t># runs n times → O(n)</w:t>
+      </w:r>
+    </w:p>
+    <w:p>
+      <w:pPr>
+        <w:jc w:val="both"/>
+        <w:rPr>
+          <w:b/>
+          <w:bCs/>
+          <w:color w:val="D86DCB" w:themeColor="accent5" w:themeTint="99"/>
+          <w:sz w:val="32"/>
+          <w:szCs w:val="32"/>
+        </w:rPr>
+      </w:pPr>
+      <w:r>
+        <w:rPr>
+          <w:b/>
+          <w:bCs/>
+          <w:color w:val="D86DCB" w:themeColor="accent5" w:themeTint="99"/>
+          <w:sz w:val="32"/>
+          <w:szCs w:val="32"/>
+        </w:rPr>
+        <w:t xml:space="preserve"># total = </w:t>
+      </w:r>
+      <w:proofErr w:type="gramStart"/>
+      <w:r>
+        <w:rPr>
+          <w:b/>
+          <w:bCs/>
+          <w:color w:val="D86DCB" w:themeColor="accent5" w:themeTint="99"/>
+          <w:sz w:val="32"/>
+          <w:szCs w:val="32"/>
+        </w:rPr>
+        <w:t>O(</w:t>
+      </w:r>
+      <w:proofErr w:type="gramEnd"/>
+      <w:r>
+        <w:rPr>
+          <w:b/>
+          <w:bCs/>
+          <w:color w:val="D86DCB" w:themeColor="accent5" w:themeTint="99"/>
+          <w:sz w:val="32"/>
+          <w:szCs w:val="32"/>
+        </w:rPr>
+        <w:t>1) + O(n) = O(n)   (lower order O(1) dropped)</w:t>
+      </w:r>
+    </w:p>
+    <w:p>
+      <w:pPr>
+        <w:jc w:val="both"/>
+        <w:rPr>
+          <w:sz w:val="32"/>
+          <w:szCs w:val="32"/>
+        </w:rPr>
+      </w:pPr>
+      <w:r>
+        <w:rPr>
+          <w:sz w:val="32"/>
+          <w:szCs w:val="32"/>
+        </w:rPr>
+        <w:t xml:space="preserve"># </w:t>
+      </w:r>
+      <w:r>
+        <w:rPr>
+          <w:sz w:val="32"/>
+          <w:szCs w:val="32"/>
+        </w:rPr>
+        <w:t>Quadratic</w:t>
+      </w:r>
+      <w:r>
+        <w:rPr>
+          <w:sz w:val="32"/>
+          <w:szCs w:val="32"/>
+        </w:rPr>
+        <w:t xml:space="preserve"> or</w:t>
+      </w:r>
+      <w:r>
+        <w:rPr>
+          <w:sz w:val="32"/>
+          <w:szCs w:val="32"/>
+        </w:rPr>
+        <w:t xml:space="preserve"> O(n²)</w:t>
+      </w:r>
+      <w:r>
+        <w:rPr>
+          <w:sz w:val="32"/>
+          <w:szCs w:val="32"/>
+        </w:rPr>
+        <w:t>,</w:t>
+      </w:r>
+      <w:r>
+        <w:rPr>
+          <w:sz w:val="32"/>
+          <w:szCs w:val="32"/>
+        </w:rPr>
+        <w:t xml:space="preserve"> happens with nested loops over the same input.</w:t>
+      </w:r>
+    </w:p>
+    <w:p>
+      <w:pPr>
+        <w:jc w:val="both"/>
+        <w:rPr>
+          <w:b/>
+          <w:bCs/>
+          <w:color w:val="D86DCB" w:themeColor="accent5" w:themeTint="99"/>
+          <w:sz w:val="32"/>
+          <w:szCs w:val="32"/>
+        </w:rPr>
+      </w:pPr>
+      <w:r>
+        <w:rPr>
+          <w:b/>
+          <w:bCs/>
+          <w:color w:val="D86DCB" w:themeColor="accent5" w:themeTint="99"/>
+          <w:sz w:val="32"/>
+          <w:szCs w:val="32"/>
+        </w:rPr>
+        <w:t>for x in range(n):</w:t>
+      </w:r>
+      <w:r>
+        <w:rPr>
+          <w:b/>
+          <w:bCs/>
+          <w:color w:val="D86DCB" w:themeColor="accent5" w:themeTint="99"/>
+          <w:sz w:val="32"/>
+          <w:szCs w:val="32"/>
+        </w:rPr>
+        <w:tab/>
+      </w:r>
+      <w:r>
+        <w:rPr>
+          <w:b/>
+          <w:bCs/>
+          <w:color w:val="D86DCB" w:themeColor="accent5" w:themeTint="99"/>
+          <w:sz w:val="32"/>
+          <w:szCs w:val="32"/>
+        </w:rPr>
+        <w:tab/>
+      </w:r>
+      <w:r>
+        <w:rPr>
+          <w:b/>
+          <w:bCs/>
+          <w:color w:val="D86DCB" w:themeColor="accent5" w:themeTint="99"/>
+          <w:sz w:val="32"/>
+          <w:szCs w:val="32"/>
+        </w:rPr>
+        <w:t># O(n)</w:t>
+      </w:r>
+    </w:p>
+    <w:p>
+      <w:pPr>
+        <w:jc w:val="both"/>
+        <w:rPr>
+          <w:b/>
+          <w:bCs/>
+          <w:color w:val="D86DCB" w:themeColor="accent5" w:themeTint="99"/>
+          <w:sz w:val="32"/>
+          <w:szCs w:val="32"/>
+        </w:rPr>
+      </w:pPr>
+      <w:r>
+        <w:rPr>
+          <w:b/>
+          <w:bCs/>
+          <w:color w:val="D86DCB" w:themeColor="accent5" w:themeTint="99"/>
+          <w:sz w:val="32"/>
+          <w:szCs w:val="32"/>
+        </w:rPr>
+        <w:t xml:space="preserve">    for y in range(n):</w:t>
+      </w:r>
+      <w:r>
+        <w:rPr>
+          <w:b/>
+          <w:bCs/>
+          <w:color w:val="D86DCB" w:themeColor="accent5" w:themeTint="99"/>
+          <w:sz w:val="32"/>
+          <w:szCs w:val="32"/>
+        </w:rPr>
+        <w:tab/>
+      </w:r>
+      <w:r>
+        <w:rPr>
+          <w:b/>
+          <w:bCs/>
+          <w:color w:val="D86DCB" w:themeColor="accent5" w:themeTint="99"/>
+          <w:sz w:val="32"/>
+          <w:szCs w:val="32"/>
+        </w:rPr>
+        <w:tab/>
+      </w:r>
+      <w:r>
+        <w:rPr>
+          <w:b/>
+          <w:bCs/>
+          <w:color w:val="D86DCB" w:themeColor="accent5" w:themeTint="99"/>
+          <w:sz w:val="32"/>
+          <w:szCs w:val="32"/>
+        </w:rPr>
+        <w:t># O(n), nested inside</w:t>
+      </w:r>
+    </w:p>
+    <w:p>
+      <w:pPr>
+        <w:jc w:val="both"/>
+        <w:rPr>
+          <w:b/>
+          <w:bCs/>
+          <w:color w:val="D86DCB" w:themeColor="accent5" w:themeTint="99"/>
+          <w:sz w:val="32"/>
+          <w:szCs w:val="32"/>
+        </w:rPr>
+      </w:pPr>
+      <w:r>
+        <w:rPr>
+          <w:b/>
+          <w:bCs/>
+          <w:color w:val="D86DCB" w:themeColor="accent5" w:themeTint="99"/>
+          <w:sz w:val="32"/>
+          <w:szCs w:val="32"/>
+        </w:rPr>
+        <w:t xml:space="preserve">        </w:t>
+      </w:r>
+      <w:proofErr w:type="gramStart"/>
+      <w:r>
+        <w:rPr>
+          <w:b/>
+          <w:bCs/>
+          <w:color w:val="D86DCB" w:themeColor="accent5" w:themeTint="99"/>
+          <w:sz w:val="32"/>
+          <w:szCs w:val="32"/>
+        </w:rPr>
+        <w:t>print(</w:t>
+      </w:r>
+      <w:proofErr w:type="gramEnd"/>
+      <w:r>
+        <w:rPr>
+          <w:b/>
+          <w:bCs/>
+          <w:color w:val="D86DCB" w:themeColor="accent5" w:themeTint="99"/>
+          <w:sz w:val="32"/>
+          <w:szCs w:val="32"/>
+        </w:rPr>
+        <w:t>x * y)</w:t>
+      </w:r>
+      <w:r>
+        <w:rPr>
+          <w:b/>
+          <w:bCs/>
+          <w:color w:val="D86DCB" w:themeColor="accent5" w:themeTint="99"/>
+          <w:sz w:val="32"/>
+          <w:szCs w:val="32"/>
+        </w:rPr>
+        <w:tab/>
+      </w:r>
+      <w:r>
+        <w:rPr>
+          <w:b/>
+          <w:bCs/>
+          <w:color w:val="D86DCB" w:themeColor="accent5" w:themeTint="99"/>
+          <w:sz w:val="32"/>
+          <w:szCs w:val="32"/>
+        </w:rPr>
+        <w:tab/>
+      </w:r>
+      <w:r>
+        <w:rPr>
+          <w:b/>
+          <w:bCs/>
+          <w:color w:val="D86DCB" w:themeColor="accent5" w:themeTint="99"/>
+          <w:sz w:val="32"/>
+          <w:szCs w:val="32"/>
+        </w:rPr>
+        <w:tab/>
+      </w:r>
+      <w:r>
+        <w:rPr>
+          <w:b/>
+          <w:bCs/>
+          <w:color w:val="D86DCB" w:themeColor="accent5" w:themeTint="99"/>
+          <w:sz w:val="32"/>
+          <w:szCs w:val="32"/>
+        </w:rPr>
+        <w:t># O(1) per hit</w:t>
+      </w:r>
+    </w:p>
+    <w:p>
+      <w:pPr>
+        <w:jc w:val="both"/>
+        <w:rPr>
+          <w:b/>
+          <w:bCs/>
+          <w:color w:val="D86DCB" w:themeColor="accent5" w:themeTint="99"/>
+          <w:sz w:val="32"/>
+          <w:szCs w:val="32"/>
+        </w:rPr>
+      </w:pPr>
+      <w:r>
+        <w:rPr>
+          <w:b/>
+          <w:bCs/>
+          <w:color w:val="D86DCB" w:themeColor="accent5" w:themeTint="99"/>
+          <w:sz w:val="32"/>
+          <w:szCs w:val="32"/>
+        </w:rPr>
+        <w:t># O(n) * O(n) = O(n²)</w:t>
+      </w:r>
+    </w:p>
+    <w:p>
+      <w:pPr>
+        <w:jc w:val="both"/>
+        <w:rPr>
+          <w:b/>
+          <w:bCs/>
+          <w:sz w:val="32"/>
+          <w:szCs w:val="32"/>
+        </w:rPr>
+      </w:pPr>
+    </w:p>
+    <w:p>
+      <w:pPr>
+        <w:jc w:val="both"/>
+        <w:rPr>
+          <w:sz w:val="32"/>
+          <w:szCs w:val="32"/>
+        </w:rPr>
+      </w:pPr>
+      <w:r>
+        <w:rPr>
+          <w:sz w:val="32"/>
+          <w:szCs w:val="32"/>
+        </w:rPr>
+        <w:t>Space Complexity</w:t>
+      </w:r>
+      <w:r>
+        <w:rPr>
+          <w:sz w:val="32"/>
+          <w:szCs w:val="32"/>
+        </w:rPr>
+        <w:t>:</w:t>
+      </w:r>
+    </w:p>
+    <w:p>
+      <w:pPr>
+        <w:jc w:val="both"/>
+        <w:rPr>
+          <w:sz w:val="32"/>
+          <w:szCs w:val="32"/>
+        </w:rPr>
+      </w:pPr>
+      <w:r>
+        <w:rPr>
+          <w:sz w:val="32"/>
+          <w:szCs w:val="32"/>
+        </w:rPr>
+        <w:t xml:space="preserve"># </w:t>
+      </w:r>
+      <w:r>
+        <w:rPr>
+          <w:sz w:val="32"/>
+          <w:szCs w:val="32"/>
+        </w:rPr>
+        <w:t xml:space="preserve">Same rules as </w:t>
+      </w:r>
+      <w:r>
+        <w:rPr>
+          <w:sz w:val="32"/>
+          <w:szCs w:val="32"/>
+        </w:rPr>
+        <w:t>Time Complexity,</w:t>
+      </w:r>
+      <w:r>
+        <w:rPr>
+          <w:sz w:val="32"/>
+          <w:szCs w:val="32"/>
+        </w:rPr>
+        <w:t xml:space="preserve"> worst case, drop constants, drop lower orders</w:t>
+      </w:r>
+    </w:p>
+    <w:p>
+      <w:pPr>
+        <w:jc w:val="both"/>
+        <w:rPr>
+          <w:sz w:val="32"/>
+          <w:szCs w:val="32"/>
+        </w:rPr>
+      </w:pPr>
+      <w:r>
+        <w:rPr>
+          <w:sz w:val="32"/>
+          <w:szCs w:val="32"/>
+        </w:rPr>
+        <w:t># B</w:t>
+      </w:r>
+      <w:r>
+        <w:rPr>
+          <w:sz w:val="32"/>
+          <w:szCs w:val="32"/>
+        </w:rPr>
+        <w:t xml:space="preserve">ut instead of asking "how many operations," </w:t>
+      </w:r>
+      <w:r>
+        <w:rPr>
+          <w:sz w:val="32"/>
+          <w:szCs w:val="32"/>
+        </w:rPr>
+        <w:t>we</w:t>
+      </w:r>
+      <w:r>
+        <w:rPr>
+          <w:sz w:val="32"/>
+          <w:szCs w:val="32"/>
+        </w:rPr>
+        <w:t xml:space="preserve"> ask "how much extra memory does this need, beyond the input, as </w:t>
+      </w:r>
+      <w:r>
+        <w:rPr>
+          <w:b/>
+          <w:bCs/>
+          <w:sz w:val="32"/>
+          <w:szCs w:val="32"/>
+        </w:rPr>
+        <w:t>n</w:t>
+      </w:r>
+      <w:r>
+        <w:rPr>
+          <w:sz w:val="32"/>
+          <w:szCs w:val="32"/>
+        </w:rPr>
+        <w:t xml:space="preserve"> grows?" That's called auxiliary space (space excluding the input itself).</w:t>
+      </w:r>
+    </w:p>
+    <w:p>
+      <w:pPr>
+        <w:jc w:val="both"/>
+        <w:rPr>
+          <w:sz w:val="32"/>
+          <w:szCs w:val="32"/>
+        </w:rPr>
+      </w:pPr>
+      <w:r>
+        <w:rPr>
+          <w:sz w:val="32"/>
+          <w:szCs w:val="32"/>
+        </w:rPr>
+        <w:t xml:space="preserve"># </w:t>
+      </w:r>
+      <w:r>
+        <w:rPr>
+          <w:sz w:val="32"/>
+          <w:szCs w:val="32"/>
+        </w:rPr>
+        <w:t>"Total space" would include the input too, but when people say "space complexity" they almost always mean auxiliary.</w:t>
+      </w:r>
+    </w:p>
+    <w:p>
+      <w:pPr>
+        <w:jc w:val="both"/>
+        <w:rPr>
+          <w:sz w:val="32"/>
+          <w:szCs w:val="32"/>
+        </w:rPr>
+      </w:pPr>
+      <w:r>
+        <w:rPr>
+          <w:sz w:val="32"/>
+          <w:szCs w:val="32"/>
+        </w:rPr>
+        <w:t xml:space="preserve"># </w:t>
+      </w:r>
+      <w:r>
+        <w:rPr>
+          <w:sz w:val="32"/>
+          <w:szCs w:val="32"/>
+        </w:rPr>
+        <w:t>Constant</w:t>
+      </w:r>
+      <w:r>
+        <w:rPr>
+          <w:sz w:val="32"/>
+          <w:szCs w:val="32"/>
+        </w:rPr>
+        <w:t xml:space="preserve"> or</w:t>
+      </w:r>
+      <w:r>
+        <w:rPr>
+          <w:sz w:val="32"/>
+          <w:szCs w:val="32"/>
+        </w:rPr>
+        <w:t xml:space="preserve"> </w:t>
+      </w:r>
+      <w:proofErr w:type="gramStart"/>
+      <w:r>
+        <w:rPr>
+          <w:b/>
+          <w:bCs/>
+          <w:sz w:val="32"/>
+          <w:szCs w:val="32"/>
+        </w:rPr>
+        <w:t>O(</w:t>
+      </w:r>
+      <w:proofErr w:type="gramEnd"/>
+      <w:r>
+        <w:rPr>
+          <w:b/>
+          <w:bCs/>
+          <w:sz w:val="32"/>
+          <w:szCs w:val="32"/>
+        </w:rPr>
+        <w:t>1)</w:t>
+      </w:r>
+      <w:r>
+        <w:rPr>
+          <w:sz w:val="32"/>
+          <w:szCs w:val="32"/>
+        </w:rPr>
+        <w:t>,</w:t>
+      </w:r>
+      <w:r>
+        <w:rPr>
+          <w:sz w:val="32"/>
+          <w:szCs w:val="32"/>
+        </w:rPr>
+        <w:t xml:space="preserve"> extra memory used doesn't grow, no matter how big the input is.</w:t>
+      </w:r>
+    </w:p>
+    <w:p>
+      <w:pPr>
+        <w:jc w:val="both"/>
+        <w:rPr>
+          <w:b/>
+          <w:bCs/>
+          <w:color w:val="D86DCB" w:themeColor="accent5" w:themeTint="99"/>
+          <w:sz w:val="32"/>
+          <w:szCs w:val="32"/>
+        </w:rPr>
+      </w:pPr>
+      <w:r>
+        <w:rPr>
+          <w:b/>
+          <w:bCs/>
+          <w:color w:val="D86DCB" w:themeColor="accent5" w:themeTint="99"/>
+          <w:sz w:val="32"/>
+          <w:szCs w:val="32"/>
+        </w:rPr>
+        <w:lastRenderedPageBreak/>
+        <w:t xml:space="preserve">def </w:t>
+      </w:r>
+      <w:proofErr w:type="spellStart"/>
+      <w:r>
+        <w:rPr>
+          <w:b/>
+          <w:bCs/>
+          <w:color w:val="D86DCB" w:themeColor="accent5" w:themeTint="99"/>
+          <w:sz w:val="32"/>
+          <w:szCs w:val="32"/>
+        </w:rPr>
+        <w:t>get_max</w:t>
+      </w:r>
+      <w:proofErr w:type="spellEnd"/>
+      <w:r>
+        <w:rPr>
+          <w:b/>
+          <w:bCs/>
+          <w:color w:val="D86DCB" w:themeColor="accent5" w:themeTint="99"/>
+          <w:sz w:val="32"/>
+          <w:szCs w:val="32"/>
+        </w:rPr>
+        <w:t>(</w:t>
+      </w:r>
+      <w:proofErr w:type="spellStart"/>
+      <w:r>
+        <w:rPr>
+          <w:b/>
+          <w:bCs/>
+          <w:color w:val="D86DCB" w:themeColor="accent5" w:themeTint="99"/>
+          <w:sz w:val="32"/>
+          <w:szCs w:val="32"/>
+        </w:rPr>
+        <w:t>arr</w:t>
+      </w:r>
+      <w:proofErr w:type="spellEnd"/>
+      <w:r>
+        <w:rPr>
+          <w:b/>
+          <w:bCs/>
+          <w:color w:val="D86DCB" w:themeColor="accent5" w:themeTint="99"/>
+          <w:sz w:val="32"/>
+          <w:szCs w:val="32"/>
+        </w:rPr>
+        <w:t>):</w:t>
+      </w:r>
+    </w:p>
+    <w:p>
+      <w:pPr>
+        <w:jc w:val="both"/>
+        <w:rPr>
+          <w:b/>
+          <w:bCs/>
+          <w:color w:val="D86DCB" w:themeColor="accent5" w:themeTint="99"/>
+          <w:sz w:val="32"/>
+          <w:szCs w:val="32"/>
+        </w:rPr>
+      </w:pPr>
+      <w:r>
+        <w:rPr>
+          <w:b/>
+          <w:bCs/>
+          <w:color w:val="D86DCB" w:themeColor="accent5" w:themeTint="99"/>
+          <w:sz w:val="32"/>
+          <w:szCs w:val="32"/>
+        </w:rPr>
+        <w:t xml:space="preserve">    </w:t>
+      </w:r>
+      <w:proofErr w:type="spellStart"/>
+      <w:r>
+        <w:rPr>
+          <w:b/>
+          <w:bCs/>
+          <w:color w:val="D86DCB" w:themeColor="accent5" w:themeTint="99"/>
+          <w:sz w:val="32"/>
+          <w:szCs w:val="32"/>
+        </w:rPr>
+        <w:t>max_val</w:t>
+      </w:r>
+      <w:proofErr w:type="spellEnd"/>
+      <w:r>
+        <w:rPr>
+          <w:b/>
+          <w:bCs/>
+          <w:color w:val="D86DCB" w:themeColor="accent5" w:themeTint="99"/>
+          <w:sz w:val="32"/>
+          <w:szCs w:val="32"/>
+        </w:rPr>
+        <w:t xml:space="preserve"> = </w:t>
+      </w:r>
+      <w:proofErr w:type="spellStart"/>
+      <w:proofErr w:type="gramStart"/>
+      <w:r>
+        <w:rPr>
+          <w:b/>
+          <w:bCs/>
+          <w:color w:val="D86DCB" w:themeColor="accent5" w:themeTint="99"/>
+          <w:sz w:val="32"/>
+          <w:szCs w:val="32"/>
+        </w:rPr>
+        <w:t>arr</w:t>
+      </w:r>
+      <w:proofErr w:type="spellEnd"/>
+      <w:r>
+        <w:rPr>
+          <w:b/>
+          <w:bCs/>
+          <w:color w:val="D86DCB" w:themeColor="accent5" w:themeTint="99"/>
+          <w:sz w:val="32"/>
+          <w:szCs w:val="32"/>
+        </w:rPr>
+        <w:t>[</w:t>
+      </w:r>
+      <w:proofErr w:type="gramEnd"/>
+      <w:r>
+        <w:rPr>
+          <w:b/>
+          <w:bCs/>
+          <w:color w:val="D86DCB" w:themeColor="accent5" w:themeTint="99"/>
+          <w:sz w:val="32"/>
+          <w:szCs w:val="32"/>
+        </w:rPr>
+        <w:t xml:space="preserve">0]      # one variable, regardless of </w:t>
+      </w:r>
+      <w:proofErr w:type="spellStart"/>
+      <w:r>
+        <w:rPr>
+          <w:b/>
+          <w:bCs/>
+          <w:color w:val="D86DCB" w:themeColor="accent5" w:themeTint="99"/>
+          <w:sz w:val="32"/>
+          <w:szCs w:val="32"/>
+        </w:rPr>
+        <w:t>len</w:t>
+      </w:r>
+      <w:proofErr w:type="spellEnd"/>
+      <w:r>
+        <w:rPr>
+          <w:b/>
+          <w:bCs/>
+          <w:color w:val="D86DCB" w:themeColor="accent5" w:themeTint="99"/>
+          <w:sz w:val="32"/>
+          <w:szCs w:val="32"/>
+        </w:rPr>
+        <w:t>(</w:t>
+      </w:r>
+      <w:proofErr w:type="spellStart"/>
+      <w:r>
+        <w:rPr>
+          <w:b/>
+          <w:bCs/>
+          <w:color w:val="D86DCB" w:themeColor="accent5" w:themeTint="99"/>
+          <w:sz w:val="32"/>
+          <w:szCs w:val="32"/>
+        </w:rPr>
+        <w:t>arr</w:t>
+      </w:r>
+      <w:proofErr w:type="spellEnd"/>
+      <w:r>
+        <w:rPr>
+          <w:b/>
+          <w:bCs/>
+          <w:color w:val="D86DCB" w:themeColor="accent5" w:themeTint="99"/>
+          <w:sz w:val="32"/>
+          <w:szCs w:val="32"/>
+        </w:rPr>
+        <w:t>)</w:t>
+      </w:r>
+    </w:p>
+    <w:p>
+      <w:pPr>
+        <w:jc w:val="both"/>
+        <w:rPr>
+          <w:b/>
+          <w:bCs/>
+          <w:color w:val="D86DCB" w:themeColor="accent5" w:themeTint="99"/>
+          <w:sz w:val="32"/>
+          <w:szCs w:val="32"/>
+        </w:rPr>
+      </w:pPr>
+      <w:r>
+        <w:rPr>
+          <w:b/>
+          <w:bCs/>
+          <w:color w:val="D86DCB" w:themeColor="accent5" w:themeTint="99"/>
+          <w:sz w:val="32"/>
+          <w:szCs w:val="32"/>
+        </w:rPr>
+        <w:t xml:space="preserve">    for num in </w:t>
+      </w:r>
+      <w:proofErr w:type="spellStart"/>
+      <w:r>
+        <w:rPr>
+          <w:b/>
+          <w:bCs/>
+          <w:color w:val="D86DCB" w:themeColor="accent5" w:themeTint="99"/>
+          <w:sz w:val="32"/>
+          <w:szCs w:val="32"/>
+        </w:rPr>
+        <w:t>arr</w:t>
+      </w:r>
+      <w:proofErr w:type="spellEnd"/>
+      <w:r>
+        <w:rPr>
+          <w:b/>
+          <w:bCs/>
+          <w:color w:val="D86DCB" w:themeColor="accent5" w:themeTint="99"/>
+          <w:sz w:val="32"/>
+          <w:szCs w:val="32"/>
+        </w:rPr>
+        <w:t>:</w:t>
+      </w:r>
+    </w:p>
+    <w:p>
+      <w:pPr>
+        <w:jc w:val="both"/>
+        <w:rPr>
+          <w:b/>
+          <w:bCs/>
+          <w:color w:val="D86DCB" w:themeColor="accent5" w:themeTint="99"/>
+          <w:sz w:val="32"/>
+          <w:szCs w:val="32"/>
+        </w:rPr>
+      </w:pPr>
+      <w:r>
+        <w:rPr>
+          <w:b/>
+          <w:bCs/>
+          <w:color w:val="D86DCB" w:themeColor="accent5" w:themeTint="99"/>
+          <w:sz w:val="32"/>
+          <w:szCs w:val="32"/>
+        </w:rPr>
+        <w:t xml:space="preserve">        if num &gt; </w:t>
+      </w:r>
+      <w:proofErr w:type="spellStart"/>
+      <w:r>
+        <w:rPr>
+          <w:b/>
+          <w:bCs/>
+          <w:color w:val="D86DCB" w:themeColor="accent5" w:themeTint="99"/>
+          <w:sz w:val="32"/>
+          <w:szCs w:val="32"/>
+        </w:rPr>
+        <w:t>max_val</w:t>
+      </w:r>
+      <w:proofErr w:type="spellEnd"/>
+      <w:r>
+        <w:rPr>
+          <w:b/>
+          <w:bCs/>
+          <w:color w:val="D86DCB" w:themeColor="accent5" w:themeTint="99"/>
+          <w:sz w:val="32"/>
+          <w:szCs w:val="32"/>
+        </w:rPr>
+        <w:t>:</w:t>
+      </w:r>
+    </w:p>
+    <w:p>
+      <w:pPr>
+        <w:jc w:val="both"/>
+        <w:rPr>
+          <w:b/>
+          <w:bCs/>
+          <w:color w:val="D86DCB" w:themeColor="accent5" w:themeTint="99"/>
+          <w:sz w:val="32"/>
+          <w:szCs w:val="32"/>
+        </w:rPr>
+      </w:pPr>
+      <w:r>
+        <w:rPr>
+          <w:b/>
+          <w:bCs/>
+          <w:color w:val="D86DCB" w:themeColor="accent5" w:themeTint="99"/>
+          <w:sz w:val="32"/>
+          <w:szCs w:val="32"/>
+        </w:rPr>
+        <w:t xml:space="preserve">            </w:t>
+      </w:r>
+      <w:proofErr w:type="spellStart"/>
+      <w:r>
+        <w:rPr>
+          <w:b/>
+          <w:bCs/>
+          <w:color w:val="D86DCB" w:themeColor="accent5" w:themeTint="99"/>
+          <w:sz w:val="32"/>
+          <w:szCs w:val="32"/>
+        </w:rPr>
+        <w:t>max_val</w:t>
+      </w:r>
+      <w:proofErr w:type="spellEnd"/>
+      <w:r>
+        <w:rPr>
+          <w:b/>
+          <w:bCs/>
+          <w:color w:val="D86DCB" w:themeColor="accent5" w:themeTint="99"/>
+          <w:sz w:val="32"/>
+          <w:szCs w:val="32"/>
+        </w:rPr>
+        <w:t xml:space="preserve"> = num</w:t>
+      </w:r>
+    </w:p>
+    <w:p>
+      <w:pPr>
+        <w:jc w:val="both"/>
+        <w:rPr>
+          <w:b/>
+          <w:bCs/>
+          <w:color w:val="D86DCB" w:themeColor="accent5" w:themeTint="99"/>
+          <w:sz w:val="32"/>
+          <w:szCs w:val="32"/>
+        </w:rPr>
+      </w:pPr>
+      <w:r>
+        <w:rPr>
+          <w:b/>
+          <w:bCs/>
+          <w:color w:val="D86DCB" w:themeColor="accent5" w:themeTint="99"/>
+          <w:sz w:val="32"/>
+          <w:szCs w:val="32"/>
+        </w:rPr>
+        <w:t xml:space="preserve">    return </w:t>
+      </w:r>
+      <w:proofErr w:type="spellStart"/>
+      <w:r>
+        <w:rPr>
+          <w:b/>
+          <w:bCs/>
+          <w:color w:val="D86DCB" w:themeColor="accent5" w:themeTint="99"/>
+          <w:sz w:val="32"/>
+          <w:szCs w:val="32"/>
+        </w:rPr>
+        <w:t>max_val</w:t>
+      </w:r>
+      <w:proofErr w:type="spellEnd"/>
+    </w:p>
+    <w:p>
+      <w:pPr>
+        <w:jc w:val="both"/>
+        <w:rPr>
+          <w:b/>
+          <w:bCs/>
+          <w:color w:val="D86DCB" w:themeColor="accent5" w:themeTint="99"/>
+          <w:sz w:val="32"/>
+          <w:szCs w:val="32"/>
+        </w:rPr>
+      </w:pPr>
+      <w:r>
+        <w:rPr>
+          <w:b/>
+          <w:bCs/>
+          <w:color w:val="D86DCB" w:themeColor="accent5" w:themeTint="99"/>
+          <w:sz w:val="32"/>
+          <w:szCs w:val="32"/>
+        </w:rPr>
+        <w:t xml:space="preserve"># Time: O(n) loops through </w:t>
+      </w:r>
+      <w:proofErr w:type="spellStart"/>
+      <w:r>
+        <w:rPr>
+          <w:b/>
+          <w:bCs/>
+          <w:color w:val="D86DCB" w:themeColor="accent5" w:themeTint="99"/>
+          <w:sz w:val="32"/>
+          <w:szCs w:val="32"/>
+        </w:rPr>
+        <w:t>arr</w:t>
+      </w:r>
+      <w:proofErr w:type="spellEnd"/>
+      <w:r>
+        <w:rPr>
+          <w:b/>
+          <w:bCs/>
+          <w:color w:val="D86DCB" w:themeColor="accent5" w:themeTint="99"/>
+          <w:sz w:val="32"/>
+          <w:szCs w:val="32"/>
+        </w:rPr>
+        <w:t xml:space="preserve"> once</w:t>
+      </w:r>
+    </w:p>
+    <w:p>
+      <w:pPr>
+        <w:jc w:val="both"/>
+        <w:rPr>
+          <w:sz w:val="32"/>
+          <w:szCs w:val="32"/>
+        </w:rPr>
+      </w:pPr>
+      <w:r>
+        <w:rPr>
+          <w:b/>
+          <w:bCs/>
+          <w:color w:val="D86DCB" w:themeColor="accent5" w:themeTint="99"/>
+          <w:sz w:val="32"/>
+          <w:szCs w:val="32"/>
+        </w:rPr>
+        <w:t xml:space="preserve"># Space: </w:t>
+      </w:r>
+      <w:proofErr w:type="gramStart"/>
+      <w:r>
+        <w:rPr>
+          <w:b/>
+          <w:bCs/>
+          <w:color w:val="D86DCB" w:themeColor="accent5" w:themeTint="99"/>
+          <w:sz w:val="32"/>
+          <w:szCs w:val="32"/>
+        </w:rPr>
+        <w:t>O(</w:t>
+      </w:r>
+      <w:proofErr w:type="gramEnd"/>
+      <w:r>
+        <w:rPr>
+          <w:b/>
+          <w:bCs/>
+          <w:color w:val="D86DCB" w:themeColor="accent5" w:themeTint="99"/>
+          <w:sz w:val="32"/>
+          <w:szCs w:val="32"/>
+        </w:rPr>
+        <w:t>1) only ever holds one extra variable (</w:t>
+      </w:r>
+      <w:proofErr w:type="spellStart"/>
+      <w:r>
+        <w:rPr>
+          <w:b/>
+          <w:bCs/>
+          <w:color w:val="D86DCB" w:themeColor="accent5" w:themeTint="99"/>
+          <w:sz w:val="32"/>
+          <w:szCs w:val="32"/>
+        </w:rPr>
+        <w:t>max_val</w:t>
+      </w:r>
+      <w:proofErr w:type="spellEnd"/>
+      <w:r>
+        <w:rPr>
+          <w:sz w:val="32"/>
+          <w:szCs w:val="32"/>
+        </w:rPr>
+        <w:t>)</w:t>
+      </w:r>
+    </w:p>
+    <w:p>
+      <w:pPr>
+        <w:jc w:val="both"/>
+        <w:rPr>
+          <w:sz w:val="32"/>
+          <w:szCs w:val="32"/>
+        </w:rPr>
+      </w:pPr>
+      <w:r>
+        <w:rPr>
+          <w:sz w:val="32"/>
+          <w:szCs w:val="32"/>
+        </w:rPr>
+        <w:t xml:space="preserve"># </w:t>
+      </w:r>
+      <w:r>
+        <w:rPr>
+          <w:sz w:val="32"/>
+          <w:szCs w:val="32"/>
+        </w:rPr>
+        <w:t>Linear</w:t>
+      </w:r>
+      <w:r>
+        <w:rPr>
+          <w:sz w:val="32"/>
+          <w:szCs w:val="32"/>
+        </w:rPr>
+        <w:t xml:space="preserve"> or</w:t>
+      </w:r>
+      <w:r>
+        <w:rPr>
+          <w:sz w:val="32"/>
+          <w:szCs w:val="32"/>
+        </w:rPr>
+        <w:t xml:space="preserve"> </w:t>
+      </w:r>
+      <w:r>
+        <w:rPr>
+          <w:b/>
+          <w:bCs/>
+          <w:sz w:val="32"/>
+          <w:szCs w:val="32"/>
+        </w:rPr>
+        <w:t>O(n)</w:t>
+      </w:r>
+      <w:r>
+        <w:rPr>
+          <w:sz w:val="32"/>
+          <w:szCs w:val="32"/>
+        </w:rPr>
+        <w:t>,</w:t>
+      </w:r>
+      <w:r>
+        <w:rPr>
+          <w:sz w:val="32"/>
+          <w:szCs w:val="32"/>
+        </w:rPr>
+        <w:t xml:space="preserve"> extra memory grows in step with input size.</w:t>
+      </w:r>
+    </w:p>
+    <w:p>
+      <w:pPr>
+        <w:jc w:val="both"/>
+        <w:rPr>
+          <w:b/>
+          <w:bCs/>
+          <w:color w:val="D86DCB" w:themeColor="accent5" w:themeTint="99"/>
+          <w:sz w:val="32"/>
+          <w:szCs w:val="32"/>
+        </w:rPr>
+      </w:pPr>
+      <w:r>
+        <w:rPr>
+          <w:b/>
+          <w:bCs/>
+          <w:color w:val="D86DCB" w:themeColor="accent5" w:themeTint="99"/>
+          <w:sz w:val="32"/>
+          <w:szCs w:val="32"/>
+        </w:rPr>
+        <w:t xml:space="preserve">def </w:t>
+      </w:r>
+      <w:proofErr w:type="spellStart"/>
+      <w:r>
+        <w:rPr>
+          <w:b/>
+          <w:bCs/>
+          <w:color w:val="D86DCB" w:themeColor="accent5" w:themeTint="99"/>
+          <w:sz w:val="32"/>
+          <w:szCs w:val="32"/>
+        </w:rPr>
+        <w:t>double_all</w:t>
+      </w:r>
+      <w:proofErr w:type="spellEnd"/>
+      <w:r>
+        <w:rPr>
+          <w:b/>
+          <w:bCs/>
+          <w:color w:val="D86DCB" w:themeColor="accent5" w:themeTint="99"/>
+          <w:sz w:val="32"/>
+          <w:szCs w:val="32"/>
+        </w:rPr>
+        <w:t>(</w:t>
+      </w:r>
+      <w:proofErr w:type="spellStart"/>
+      <w:r>
+        <w:rPr>
+          <w:b/>
+          <w:bCs/>
+          <w:color w:val="D86DCB" w:themeColor="accent5" w:themeTint="99"/>
+          <w:sz w:val="32"/>
+          <w:szCs w:val="32"/>
+        </w:rPr>
+        <w:t>arr</w:t>
+      </w:r>
+      <w:proofErr w:type="spellEnd"/>
+      <w:r>
+        <w:rPr>
+          <w:b/>
+          <w:bCs/>
+          <w:color w:val="D86DCB" w:themeColor="accent5" w:themeTint="99"/>
+          <w:sz w:val="32"/>
+          <w:szCs w:val="32"/>
+        </w:rPr>
+        <w:t>):</w:t>
+      </w:r>
+    </w:p>
+    <w:p>
+      <w:pPr>
+        <w:jc w:val="both"/>
+        <w:rPr>
+          <w:b/>
+          <w:bCs/>
+          <w:color w:val="D86DCB" w:themeColor="accent5" w:themeTint="99"/>
+          <w:sz w:val="32"/>
+          <w:szCs w:val="32"/>
+        </w:rPr>
+      </w:pPr>
+      <w:r>
+        <w:rPr>
+          <w:b/>
+          <w:bCs/>
+          <w:color w:val="D86DCB" w:themeColor="accent5" w:themeTint="99"/>
+          <w:sz w:val="32"/>
+          <w:szCs w:val="32"/>
+        </w:rPr>
+        <w:t xml:space="preserve">    result = []</w:t>
+      </w:r>
+    </w:p>
+    <w:p>
+      <w:pPr>
+        <w:jc w:val="both"/>
+        <w:rPr>
+          <w:b/>
+          <w:bCs/>
+          <w:color w:val="D86DCB" w:themeColor="accent5" w:themeTint="99"/>
+          <w:sz w:val="32"/>
+          <w:szCs w:val="32"/>
+        </w:rPr>
+      </w:pPr>
+      <w:r>
+        <w:rPr>
+          <w:b/>
+          <w:bCs/>
+          <w:color w:val="D86DCB" w:themeColor="accent5" w:themeTint="99"/>
+          <w:sz w:val="32"/>
+          <w:szCs w:val="32"/>
+        </w:rPr>
+        <w:t xml:space="preserve">    for num in </w:t>
+      </w:r>
+      <w:proofErr w:type="spellStart"/>
+      <w:r>
+        <w:rPr>
+          <w:b/>
+          <w:bCs/>
+          <w:color w:val="D86DCB" w:themeColor="accent5" w:themeTint="99"/>
+          <w:sz w:val="32"/>
+          <w:szCs w:val="32"/>
+        </w:rPr>
+        <w:t>arr</w:t>
+      </w:r>
+      <w:proofErr w:type="spellEnd"/>
+      <w:r>
+        <w:rPr>
+          <w:b/>
+          <w:bCs/>
+          <w:color w:val="D86DCB" w:themeColor="accent5" w:themeTint="99"/>
+          <w:sz w:val="32"/>
+          <w:szCs w:val="32"/>
+        </w:rPr>
+        <w:t>:</w:t>
+      </w:r>
+    </w:p>
+    <w:p>
+      <w:pPr>
+        <w:jc w:val="both"/>
+        <w:rPr>
+          <w:b/>
+          <w:bCs/>
+          <w:color w:val="D86DCB" w:themeColor="accent5" w:themeTint="99"/>
+          <w:sz w:val="32"/>
+          <w:szCs w:val="32"/>
+        </w:rPr>
+      </w:pPr>
+      <w:r>
+        <w:rPr>
+          <w:b/>
+          <w:bCs/>
+          <w:color w:val="D86DCB" w:themeColor="accent5" w:themeTint="99"/>
+          <w:sz w:val="32"/>
+          <w:szCs w:val="32"/>
+        </w:rPr>
+        <w:t xml:space="preserve">        </w:t>
+      </w:r>
+      <w:proofErr w:type="spellStart"/>
+      <w:proofErr w:type="gramStart"/>
+      <w:r>
+        <w:rPr>
+          <w:b/>
+          <w:bCs/>
+          <w:color w:val="D86DCB" w:themeColor="accent5" w:themeTint="99"/>
+          <w:sz w:val="32"/>
+          <w:szCs w:val="32"/>
+        </w:rPr>
+        <w:t>result.append</w:t>
+      </w:r>
+      <w:proofErr w:type="spellEnd"/>
+      <w:proofErr w:type="gramEnd"/>
+      <w:r>
+        <w:rPr>
+          <w:b/>
+          <w:bCs/>
+          <w:color w:val="D86DCB" w:themeColor="accent5" w:themeTint="99"/>
+          <w:sz w:val="32"/>
+          <w:szCs w:val="32"/>
+        </w:rPr>
+        <w:t>(num * 2)</w:t>
+      </w:r>
+    </w:p>
+    <w:p>
+      <w:pPr>
+        <w:jc w:val="both"/>
+        <w:rPr>
+          <w:b/>
+          <w:bCs/>
+          <w:color w:val="D86DCB" w:themeColor="accent5" w:themeTint="99"/>
+          <w:sz w:val="32"/>
+          <w:szCs w:val="32"/>
+        </w:rPr>
+      </w:pPr>
+      <w:r>
+        <w:rPr>
+          <w:b/>
+          <w:bCs/>
+          <w:color w:val="D86DCB" w:themeColor="accent5" w:themeTint="99"/>
+          <w:sz w:val="32"/>
+          <w:szCs w:val="32"/>
+        </w:rPr>
+        <w:t xml:space="preserve">    return result</w:t>
+      </w:r>
+    </w:p>
+    <w:p>
+      <w:pPr>
+        <w:jc w:val="both"/>
+        <w:rPr>
+          <w:b/>
+          <w:bCs/>
+          <w:color w:val="D86DCB" w:themeColor="accent5" w:themeTint="99"/>
+          <w:sz w:val="32"/>
+          <w:szCs w:val="32"/>
+        </w:rPr>
+      </w:pPr>
+      <w:r>
+        <w:rPr>
+          <w:b/>
+          <w:bCs/>
+          <w:color w:val="D86DCB" w:themeColor="accent5" w:themeTint="99"/>
+          <w:sz w:val="32"/>
+          <w:szCs w:val="32"/>
+        </w:rPr>
+        <w:t># Time: O(n) one pass</w:t>
+      </w:r>
+    </w:p>
+    <w:p>
+      <w:pPr>
+        <w:jc w:val="both"/>
+        <w:rPr>
+          <w:b/>
+          <w:bCs/>
+          <w:color w:val="D86DCB" w:themeColor="accent5" w:themeTint="99"/>
+          <w:sz w:val="32"/>
+          <w:szCs w:val="32"/>
+        </w:rPr>
+      </w:pPr>
+      <w:r>
+        <w:rPr>
+          <w:b/>
+          <w:bCs/>
+          <w:color w:val="D86DCB" w:themeColor="accent5" w:themeTint="99"/>
+          <w:sz w:val="32"/>
+          <w:szCs w:val="32"/>
+        </w:rPr>
+        <w:t># Space: O(n) result grows to match array's size</w:t>
+      </w:r>
+    </w:p>
+    <w:p>
+      <w:pPr>
+        <w:jc w:val="both"/>
+        <w:rPr>
+          <w:sz w:val="32"/>
+          <w:szCs w:val="32"/>
+        </w:rPr>
+      </w:pPr>
+      <w:r>
+        <w:rPr>
+          <w:sz w:val="32"/>
+          <w:szCs w:val="32"/>
+        </w:rPr>
+        <w:t xml:space="preserve"># </w:t>
+      </w:r>
+      <w:r>
+        <w:rPr>
+          <w:sz w:val="32"/>
+          <w:szCs w:val="32"/>
+        </w:rPr>
+        <w:t xml:space="preserve">Linear via recursion </w:t>
+      </w:r>
+      <w:r>
+        <w:rPr>
+          <w:sz w:val="32"/>
+          <w:szCs w:val="32"/>
+        </w:rPr>
+        <w:t>or</w:t>
+      </w:r>
+      <w:r>
+        <w:rPr>
+          <w:b/>
+          <w:bCs/>
+          <w:sz w:val="32"/>
+          <w:szCs w:val="32"/>
+        </w:rPr>
+        <w:t xml:space="preserve"> O(n</w:t>
+      </w:r>
+      <w:r>
+        <w:rPr>
+          <w:sz w:val="32"/>
+          <w:szCs w:val="32"/>
+        </w:rPr>
+        <w:t>)</w:t>
+      </w:r>
+      <w:r>
+        <w:rPr>
+          <w:sz w:val="32"/>
+          <w:szCs w:val="32"/>
+        </w:rPr>
+        <w:t>,</w:t>
+      </w:r>
+      <w:r>
+        <w:rPr>
+          <w:sz w:val="32"/>
+          <w:szCs w:val="32"/>
+        </w:rPr>
+        <w:t xml:space="preserve"> every recursive call adds a frame to the call stack, and that stack is memory.</w:t>
+      </w:r>
+    </w:p>
+    <w:p>
+      <w:pPr>
+        <w:jc w:val="both"/>
+        <w:rPr>
+          <w:b/>
+          <w:bCs/>
+          <w:color w:val="D86DCB" w:themeColor="accent5" w:themeTint="99"/>
+          <w:sz w:val="32"/>
+          <w:szCs w:val="32"/>
+        </w:rPr>
+      </w:pPr>
+      <w:r>
+        <w:rPr>
+          <w:b/>
+          <w:bCs/>
+          <w:color w:val="D86DCB" w:themeColor="accent5" w:themeTint="99"/>
+          <w:sz w:val="32"/>
+          <w:szCs w:val="32"/>
+        </w:rPr>
+        <w:t>def factorial(n):</w:t>
+      </w:r>
+    </w:p>
+    <w:p>
+      <w:pPr>
+        <w:jc w:val="both"/>
+        <w:rPr>
+          <w:b/>
+          <w:bCs/>
+          <w:color w:val="D86DCB" w:themeColor="accent5" w:themeTint="99"/>
+          <w:sz w:val="32"/>
+          <w:szCs w:val="32"/>
+        </w:rPr>
+      </w:pPr>
+      <w:r>
+        <w:rPr>
+          <w:b/>
+          <w:bCs/>
+          <w:color w:val="D86DCB" w:themeColor="accent5" w:themeTint="99"/>
+          <w:sz w:val="32"/>
+          <w:szCs w:val="32"/>
+        </w:rPr>
+        <w:t xml:space="preserve">    if n &lt;= 1:</w:t>
+      </w:r>
+    </w:p>
+    <w:p>
+      <w:pPr>
+        <w:jc w:val="both"/>
+        <w:rPr>
+          <w:b/>
+          <w:bCs/>
+          <w:color w:val="D86DCB" w:themeColor="accent5" w:themeTint="99"/>
+          <w:sz w:val="32"/>
+          <w:szCs w:val="32"/>
+        </w:rPr>
+      </w:pPr>
+      <w:r>
+        <w:rPr>
+          <w:b/>
+          <w:bCs/>
+          <w:color w:val="D86DCB" w:themeColor="accent5" w:themeTint="99"/>
+          <w:sz w:val="32"/>
+          <w:szCs w:val="32"/>
+        </w:rPr>
+        <w:t xml:space="preserve">        return 1</w:t>
+      </w:r>
+    </w:p>
+    <w:p>
+      <w:pPr>
+        <w:jc w:val="both"/>
+        <w:rPr>
+          <w:b/>
+          <w:bCs/>
+          <w:color w:val="D86DCB" w:themeColor="accent5" w:themeTint="99"/>
+          <w:sz w:val="32"/>
+          <w:szCs w:val="32"/>
+        </w:rPr>
+      </w:pPr>
+      <w:r>
+        <w:rPr>
+          <w:b/>
+          <w:bCs/>
+          <w:color w:val="D86DCB" w:themeColor="accent5" w:themeTint="99"/>
+          <w:sz w:val="32"/>
+          <w:szCs w:val="32"/>
+        </w:rPr>
+        <w:t xml:space="preserve">    return n * </w:t>
+      </w:r>
+      <w:proofErr w:type="gramStart"/>
+      <w:r>
+        <w:rPr>
+          <w:b/>
+          <w:bCs/>
+          <w:color w:val="D86DCB" w:themeColor="accent5" w:themeTint="99"/>
+          <w:sz w:val="32"/>
+          <w:szCs w:val="32"/>
+        </w:rPr>
+        <w:t>factorial(</w:t>
+      </w:r>
+      <w:proofErr w:type="gramEnd"/>
+      <w:r>
+        <w:rPr>
+          <w:b/>
+          <w:bCs/>
+          <w:color w:val="D86DCB" w:themeColor="accent5" w:themeTint="99"/>
+          <w:sz w:val="32"/>
+          <w:szCs w:val="32"/>
+        </w:rPr>
+        <w:t>n - 1)</w:t>
+      </w:r>
+    </w:p>
+    <w:p>
+      <w:pPr>
+        <w:jc w:val="both"/>
+        <w:rPr>
+          <w:b/>
+          <w:bCs/>
+          <w:color w:val="D86DCB" w:themeColor="accent5" w:themeTint="99"/>
+          <w:sz w:val="32"/>
+          <w:szCs w:val="32"/>
+        </w:rPr>
+      </w:pPr>
+      <w:r>
+        <w:rPr>
+          <w:b/>
+          <w:bCs/>
+          <w:color w:val="D86DCB" w:themeColor="accent5" w:themeTint="99"/>
+          <w:sz w:val="32"/>
+          <w:szCs w:val="32"/>
+        </w:rPr>
+        <w:t># Time: O(n), n calls</w:t>
+      </w:r>
+    </w:p>
+    <w:p>
+      <w:pPr>
+        <w:jc w:val="both"/>
+        <w:rPr>
+          <w:b/>
+          <w:bCs/>
+          <w:color w:val="D86DCB" w:themeColor="accent5" w:themeTint="99"/>
+          <w:sz w:val="32"/>
+          <w:szCs w:val="32"/>
+        </w:rPr>
+      </w:pPr>
+      <w:r>
+        <w:rPr>
+          <w:b/>
+          <w:bCs/>
+          <w:color w:val="D86DCB" w:themeColor="accent5" w:themeTint="99"/>
+          <w:sz w:val="32"/>
+          <w:szCs w:val="32"/>
+        </w:rPr>
+        <w:lastRenderedPageBreak/>
+        <w:t># Space: O(n), n stack frames waiting to return, not freed until the base case hits</w:t>
+      </w:r>
+    </w:p>
+    <w:p>
+      <w:pPr>
+        <w:jc w:val="both"/>
+        <w:rPr>
+          <w:sz w:val="32"/>
+          <w:szCs w:val="32"/>
+        </w:rPr>
+      </w:pPr>
+      <w:r>
+        <w:rPr>
+          <w:sz w:val="32"/>
+          <w:szCs w:val="32"/>
+        </w:rPr>
+        <w:t xml:space="preserve"># </w:t>
+      </w:r>
+      <w:r>
+        <w:rPr>
+          <w:sz w:val="32"/>
+          <w:szCs w:val="32"/>
+        </w:rPr>
+        <w:t xml:space="preserve">Quadratic </w:t>
+      </w:r>
+      <w:r>
+        <w:rPr>
+          <w:sz w:val="32"/>
+          <w:szCs w:val="32"/>
+        </w:rPr>
+        <w:t>or</w:t>
+      </w:r>
+      <w:r>
+        <w:rPr>
+          <w:b/>
+          <w:bCs/>
+          <w:sz w:val="32"/>
+          <w:szCs w:val="32"/>
+        </w:rPr>
+        <w:t xml:space="preserve"> O(n²)</w:t>
+      </w:r>
+      <w:r>
+        <w:rPr>
+          <w:sz w:val="32"/>
+          <w:szCs w:val="32"/>
+        </w:rPr>
+        <w:t>,</w:t>
+      </w:r>
+      <w:r>
+        <w:rPr>
+          <w:sz w:val="32"/>
+          <w:szCs w:val="32"/>
+        </w:rPr>
+        <w:t xml:space="preserve"> memory itself grows as a grid, not just a list.</w:t>
+      </w:r>
+    </w:p>
+    <w:p>
+      <w:pPr>
+        <w:jc w:val="both"/>
+        <w:rPr>
+          <w:b/>
+          <w:bCs/>
+          <w:color w:val="D86DCB" w:themeColor="accent5" w:themeTint="99"/>
+          <w:sz w:val="32"/>
+          <w:szCs w:val="32"/>
+        </w:rPr>
+      </w:pPr>
+      <w:r>
+        <w:rPr>
+          <w:b/>
+          <w:bCs/>
+          <w:color w:val="D86DCB" w:themeColor="accent5" w:themeTint="99"/>
+          <w:sz w:val="32"/>
+          <w:szCs w:val="32"/>
+        </w:rPr>
+        <w:t>matrix = [[0] * n for _ in range(n)]</w:t>
+      </w:r>
+    </w:p>
+    <w:p>
+      <w:pPr>
+        <w:jc w:val="both"/>
+        <w:rPr>
+          <w:b/>
+          <w:bCs/>
+          <w:color w:val="D86DCB" w:themeColor="accent5" w:themeTint="99"/>
+          <w:sz w:val="32"/>
+          <w:szCs w:val="32"/>
+        </w:rPr>
+      </w:pPr>
+      <w:r>
+        <w:rPr>
+          <w:b/>
+          <w:bCs/>
+          <w:color w:val="D86DCB" w:themeColor="accent5" w:themeTint="99"/>
+          <w:sz w:val="32"/>
+          <w:szCs w:val="32"/>
+        </w:rPr>
+        <w:t># Space: O(n²),</w:t>
+      </w:r>
+      <w:r>
+        <w:rPr>
+          <w:b/>
+          <w:bCs/>
+          <w:color w:val="D86DCB" w:themeColor="accent5" w:themeTint="99"/>
+          <w:sz w:val="32"/>
+          <w:szCs w:val="32"/>
+        </w:rPr>
+        <w:t xml:space="preserve"> </w:t>
+      </w:r>
+      <w:r>
+        <w:rPr>
+          <w:b/>
+          <w:bCs/>
+          <w:color w:val="D86DCB" w:themeColor="accent5" w:themeTint="99"/>
+          <w:sz w:val="32"/>
+          <w:szCs w:val="32"/>
+        </w:rPr>
+        <w:t>n rows, each of length n</w:t>
+      </w:r>
+    </w:p>
+    <w:p>
+      <w:pPr>
+        <w:jc w:val="both"/>
+        <w:rPr>
+          <w:sz w:val="32"/>
+          <w:szCs w:val="32"/>
+        </w:rPr>
+      </w:pPr>
+    </w:p>
+    <w:p>
+      <w:pPr>
+        <w:jc w:val="both"/>
+        <w:rPr>
+          <w:sz w:val="32"/>
+          <w:szCs w:val="32"/>
+        </w:rPr>
+      </w:pPr>
+      <w:r>
+        <w:rPr>
+          <w:sz w:val="32"/>
+          <w:szCs w:val="32"/>
+        </w:rPr>
+        <w:t>The trap to watch for:</w:t>
+      </w:r>
+    </w:p>
+    <w:p>
+      <w:pPr>
+        <w:jc w:val="both"/>
+        <w:rPr>
+          <w:sz w:val="32"/>
+          <w:szCs w:val="32"/>
+        </w:rPr>
+      </w:pPr>
+      <w:r>
+        <w:rPr>
+          <w:sz w:val="32"/>
+          <w:szCs w:val="32"/>
+        </w:rPr>
+        <w:t xml:space="preserve"># Nested loops. </w:t>
+      </w:r>
+      <w:r>
+        <w:rPr>
+          <w:sz w:val="32"/>
+          <w:szCs w:val="32"/>
+        </w:rPr>
+        <w:t xml:space="preserve">This is </w:t>
+      </w:r>
+      <w:r>
+        <w:rPr>
+          <w:b/>
+          <w:bCs/>
+          <w:sz w:val="32"/>
+          <w:szCs w:val="32"/>
+        </w:rPr>
+        <w:t>O(n²)</w:t>
+      </w:r>
+      <w:r>
+        <w:rPr>
+          <w:sz w:val="32"/>
+          <w:szCs w:val="32"/>
+        </w:rPr>
+        <w:t xml:space="preserve"> time, but </w:t>
+      </w:r>
+      <w:proofErr w:type="gramStart"/>
+      <w:r>
+        <w:rPr>
+          <w:b/>
+          <w:bCs/>
+          <w:sz w:val="32"/>
+          <w:szCs w:val="32"/>
+        </w:rPr>
+        <w:t>O(</w:t>
+      </w:r>
+      <w:proofErr w:type="gramEnd"/>
+      <w:r>
+        <w:rPr>
+          <w:b/>
+          <w:bCs/>
+          <w:sz w:val="32"/>
+          <w:szCs w:val="32"/>
+        </w:rPr>
+        <w:t xml:space="preserve">1) </w:t>
+      </w:r>
+      <w:r>
+        <w:rPr>
+          <w:sz w:val="32"/>
+          <w:szCs w:val="32"/>
+        </w:rPr>
+        <w:t xml:space="preserve">space. Nothing is being stored </w:t>
+      </w:r>
+      <w:r>
+        <w:rPr>
+          <w:sz w:val="32"/>
+          <w:szCs w:val="32"/>
+        </w:rPr>
+        <w:t>so</w:t>
+      </w:r>
+      <w:r>
+        <w:rPr>
+          <w:sz w:val="32"/>
+          <w:szCs w:val="32"/>
+        </w:rPr>
+        <w:t xml:space="preserve"> print doesn't accumulate memory that scales with </w:t>
+      </w:r>
+      <w:r>
+        <w:rPr>
+          <w:b/>
+          <w:bCs/>
+          <w:sz w:val="32"/>
+          <w:szCs w:val="32"/>
+        </w:rPr>
+        <w:t>n</w:t>
+      </w:r>
+      <w:r>
+        <w:rPr>
+          <w:sz w:val="32"/>
+          <w:szCs w:val="32"/>
+        </w:rPr>
+        <w:t>.</w:t>
+      </w:r>
+    </w:p>
+    <w:p>
+      <w:pPr>
+        <w:jc w:val="both"/>
+        <w:rPr>
+          <w:sz w:val="32"/>
+          <w:szCs w:val="32"/>
+        </w:rPr>
+      </w:pPr>
+      <w:r>
+        <w:rPr>
+          <w:sz w:val="32"/>
+          <w:szCs w:val="32"/>
+        </w:rPr>
+        <w:t xml:space="preserve"># </w:t>
+      </w:r>
+      <w:r>
+        <w:rPr>
+          <w:sz w:val="32"/>
+          <w:szCs w:val="32"/>
+        </w:rPr>
+        <w:t>This is the whole point</w:t>
+      </w:r>
+      <w:r>
+        <w:rPr>
+          <w:sz w:val="32"/>
+          <w:szCs w:val="32"/>
+        </w:rPr>
+        <w:t>,</w:t>
+      </w:r>
+      <w:r>
+        <w:rPr>
+          <w:sz w:val="32"/>
+          <w:szCs w:val="32"/>
+        </w:rPr>
+        <w:t xml:space="preserve"> don't assume expensive time = expensive space, or cheap time = cheap space. Check them separately, every time.</w:t>
+      </w:r>
+    </w:p>
+    <w:p>
+      <w:pPr>
+        <w:jc w:val="both"/>
+        <w:rPr>
+          <w:b/>
+          <w:bCs/>
+          <w:color w:val="D86DCB" w:themeColor="accent5" w:themeTint="99"/>
+          <w:sz w:val="32"/>
+          <w:szCs w:val="32"/>
+        </w:rPr>
+      </w:pPr>
+      <w:r>
+        <w:rPr>
+          <w:b/>
+          <w:bCs/>
+          <w:color w:val="D86DCB" w:themeColor="accent5" w:themeTint="99"/>
+          <w:sz w:val="32"/>
+          <w:szCs w:val="32"/>
+        </w:rPr>
+        <w:t>for x in range(n):</w:t>
+      </w:r>
+    </w:p>
+    <w:p>
+      <w:pPr>
+        <w:jc w:val="both"/>
+        <w:rPr>
+          <w:b/>
+          <w:bCs/>
+          <w:color w:val="D86DCB" w:themeColor="accent5" w:themeTint="99"/>
+          <w:sz w:val="32"/>
+          <w:szCs w:val="32"/>
+        </w:rPr>
+      </w:pPr>
+      <w:r>
+        <w:rPr>
+          <w:b/>
+          <w:bCs/>
+          <w:color w:val="D86DCB" w:themeColor="accent5" w:themeTint="99"/>
+          <w:sz w:val="32"/>
+          <w:szCs w:val="32"/>
+        </w:rPr>
+        <w:t xml:space="preserve">    for y in range(n):</w:t>
+      </w:r>
+    </w:p>
+    <w:p>
+      <w:pPr>
+        <w:jc w:val="both"/>
+        <w:rPr>
+          <w:b/>
+          <w:bCs/>
+          <w:color w:val="D86DCB" w:themeColor="accent5" w:themeTint="99"/>
+          <w:sz w:val="32"/>
+          <w:szCs w:val="32"/>
+        </w:rPr>
+      </w:pPr>
+      <w:r>
+        <w:rPr>
+          <w:b/>
+          <w:bCs/>
+          <w:color w:val="D86DCB" w:themeColor="accent5" w:themeTint="99"/>
+          <w:sz w:val="32"/>
+          <w:szCs w:val="32"/>
+        </w:rPr>
+        <w:t xml:space="preserve">        </w:t>
+      </w:r>
+      <w:proofErr w:type="gramStart"/>
+      <w:r>
+        <w:rPr>
+          <w:b/>
+          <w:bCs/>
+          <w:color w:val="D86DCB" w:themeColor="accent5" w:themeTint="99"/>
+          <w:sz w:val="32"/>
+          <w:szCs w:val="32"/>
+        </w:rPr>
+        <w:t>print(</w:t>
+      </w:r>
+      <w:proofErr w:type="gramEnd"/>
+      <w:r>
+        <w:rPr>
+          <w:b/>
+          <w:bCs/>
+          <w:color w:val="D86DCB" w:themeColor="accent5" w:themeTint="99"/>
+          <w:sz w:val="32"/>
+          <w:szCs w:val="32"/>
+        </w:rPr>
+        <w:t>x * y)</w:t>
+      </w:r>
+    </w:p>
+    <w:p>
+      <w:pPr>
+        <w:jc w:val="both"/>
+        <w:rPr>
+          <w:b/>
+          <w:bCs/>
+          <w:sz w:val="32"/>
+          <w:szCs w:val="32"/>
+        </w:rPr>
+      </w:pPr>
+    </w:p>
+    <w:p>
+      <w:pPr>
+        <w:jc w:val="center"/>
+        <w:rPr>
+          <w:sz w:val="32"/>
+          <w:szCs w:val="32"/>
+        </w:rPr>
+      </w:pPr>
+      <w:r>
+        <w:rPr>
+          <w:sz w:val="32"/>
+          <w:szCs w:val="32"/>
+        </w:rPr>
+        <w:t>Break</w:t>
+      </w:r>
+    </w:p>
+    <w:p>
+      <w:pPr>
+        <w:jc w:val="both"/>
+        <w:rPr>
+          <w:sz w:val="32"/>
+          <w:szCs w:val="32"/>
+        </w:rPr>
+      </w:pPr>
+    </w:p>
+    <w:p>
+      <w:pPr>
+        <w:jc w:val="both"/>
+        <w:rPr>
+          <w:b/>
+          <w:bCs/>
+          <w:sz w:val="32"/>
+          <w:szCs w:val="32"/>
+        </w:rPr>
+      </w:pPr>
+      <w:r>
+        <w:rPr>
+          <w:b/>
+          <w:bCs/>
+          <w:sz w:val="32"/>
+          <w:szCs w:val="32"/>
+        </w:rPr>
+        <w:t>Recursion in DSA:</w:t>
+      </w:r>
+    </w:p>
+    <w:p>
+      <w:pPr>
+        <w:jc w:val="both"/>
+        <w:rPr>
+          <w:sz w:val="32"/>
+          <w:szCs w:val="32"/>
+        </w:rPr>
+      </w:pPr>
+      <w:r>
+        <w:rPr>
+          <w:sz w:val="32"/>
+          <w:szCs w:val="32"/>
+        </w:rPr>
+        <w:t># Basically, if a function or method calls itself that its recursion. There are two things to consider when writing recursion</w:t>
+      </w:r>
+    </w:p>
+    <w:p>
+      <w:pPr>
+        <w:pStyle w:val="ListParagraph"/>
+        <w:numPr>
+          <w:ilvl w:val="0"/>
+          <w:numId w:val="39"/>
+        </w:numPr>
+        <w:jc w:val="both"/>
+        <w:rPr>
+          <w:sz w:val="32"/>
+          <w:szCs w:val="32"/>
+        </w:rPr>
+      </w:pPr>
+      <w:r>
+        <w:rPr>
+          <w:b/>
+          <w:bCs/>
+          <w:sz w:val="32"/>
+          <w:szCs w:val="32"/>
+        </w:rPr>
+        <w:t>Base Case:</w:t>
+      </w:r>
+      <w:r>
+        <w:rPr>
+          <w:sz w:val="32"/>
+          <w:szCs w:val="32"/>
+        </w:rPr>
+        <w:t xml:space="preserve"> The condition responsible for stopping the recursion using return (otherwise recursion runs for eternity)</w:t>
+      </w:r>
+    </w:p>
+    <w:p>
+      <w:pPr>
+        <w:pStyle w:val="ListParagraph"/>
+        <w:numPr>
+          <w:ilvl w:val="0"/>
+          <w:numId w:val="39"/>
+        </w:numPr>
+        <w:jc w:val="both"/>
+        <w:rPr>
+          <w:sz w:val="32"/>
+          <w:szCs w:val="32"/>
+        </w:rPr>
+      </w:pPr>
+      <w:r>
+        <w:rPr>
+          <w:b/>
+          <w:bCs/>
+          <w:sz w:val="32"/>
+          <w:szCs w:val="32"/>
+        </w:rPr>
+        <w:t>Recursive Case:</w:t>
+      </w:r>
+      <w:r>
+        <w:rPr>
+          <w:sz w:val="32"/>
+          <w:szCs w:val="32"/>
+        </w:rPr>
+        <w:t xml:space="preserve"> The case where the function or method calls itself and logic is implemented here or before it.</w:t>
+      </w:r>
+    </w:p>
+    <w:p>
+      <w:pPr>
+        <w:jc w:val="both"/>
+        <w:rPr>
+          <w:b/>
+          <w:bCs/>
+          <w:color w:val="D86DCB" w:themeColor="accent5" w:themeTint="99"/>
+          <w:sz w:val="32"/>
+          <w:szCs w:val="32"/>
+        </w:rPr>
+      </w:pPr>
+      <w:r>
+        <w:rPr>
+          <w:b/>
+          <w:bCs/>
+          <w:color w:val="D86DCB" w:themeColor="accent5" w:themeTint="99"/>
+          <w:sz w:val="32"/>
+          <w:szCs w:val="32"/>
+        </w:rPr>
+        <w:lastRenderedPageBreak/>
+        <w:t xml:space="preserve">int </w:t>
+      </w:r>
+      <w:proofErr w:type="gramStart"/>
+      <w:r>
+        <w:rPr>
+          <w:b/>
+          <w:bCs/>
+          <w:color w:val="D86DCB" w:themeColor="accent5" w:themeTint="99"/>
+          <w:sz w:val="32"/>
+          <w:szCs w:val="32"/>
+        </w:rPr>
+        <w:t>factorial(</w:t>
+      </w:r>
+      <w:proofErr w:type="gramEnd"/>
+      <w:r>
+        <w:rPr>
+          <w:b/>
+          <w:bCs/>
+          <w:color w:val="D86DCB" w:themeColor="accent5" w:themeTint="99"/>
+          <w:sz w:val="32"/>
+          <w:szCs w:val="32"/>
+        </w:rPr>
+        <w:t>int n){</w:t>
+      </w:r>
+    </w:p>
+    <w:p>
+      <w:pPr>
+        <w:jc w:val="both"/>
+        <w:rPr>
+          <w:b/>
+          <w:bCs/>
+          <w:color w:val="D86DCB" w:themeColor="accent5" w:themeTint="99"/>
+          <w:sz w:val="32"/>
+          <w:szCs w:val="32"/>
+        </w:rPr>
+      </w:pPr>
+      <w:r>
+        <w:rPr>
+          <w:b/>
+          <w:bCs/>
+          <w:color w:val="D86DCB" w:themeColor="accent5" w:themeTint="99"/>
+          <w:sz w:val="32"/>
+          <w:szCs w:val="32"/>
+        </w:rPr>
+        <w:t xml:space="preserve">  // base case</w:t>
+      </w:r>
+    </w:p>
+    <w:p>
+      <w:pPr>
+        <w:jc w:val="both"/>
+        <w:rPr>
+          <w:b/>
+          <w:bCs/>
+          <w:color w:val="D86DCB" w:themeColor="accent5" w:themeTint="99"/>
+          <w:sz w:val="32"/>
+          <w:szCs w:val="32"/>
+        </w:rPr>
+      </w:pPr>
+      <w:r>
+        <w:rPr>
+          <w:b/>
+          <w:bCs/>
+          <w:color w:val="D86DCB" w:themeColor="accent5" w:themeTint="99"/>
+          <w:sz w:val="32"/>
+          <w:szCs w:val="32"/>
+        </w:rPr>
+        <w:t xml:space="preserve">  </w:t>
+      </w:r>
+      <w:proofErr w:type="gramStart"/>
+      <w:r>
+        <w:rPr>
+          <w:b/>
+          <w:bCs/>
+          <w:color w:val="D86DCB" w:themeColor="accent5" w:themeTint="99"/>
+          <w:sz w:val="32"/>
+          <w:szCs w:val="32"/>
+        </w:rPr>
+        <w:t>if(</w:t>
+      </w:r>
+      <w:proofErr w:type="gramEnd"/>
+      <w:r>
+        <w:rPr>
+          <w:b/>
+          <w:bCs/>
+          <w:color w:val="D86DCB" w:themeColor="accent5" w:themeTint="99"/>
+          <w:sz w:val="32"/>
+          <w:szCs w:val="32"/>
+        </w:rPr>
+        <w:t>n &lt;= 1) return 1;</w:t>
+      </w:r>
+    </w:p>
+    <w:p>
+      <w:pPr>
+        <w:jc w:val="both"/>
+        <w:rPr>
+          <w:b/>
+          <w:bCs/>
+          <w:color w:val="D86DCB" w:themeColor="accent5" w:themeTint="99"/>
+          <w:sz w:val="32"/>
+          <w:szCs w:val="32"/>
+        </w:rPr>
+      </w:pPr>
+      <w:r>
+        <w:rPr>
+          <w:b/>
+          <w:bCs/>
+          <w:color w:val="D86DCB" w:themeColor="accent5" w:themeTint="99"/>
+          <w:sz w:val="32"/>
+          <w:szCs w:val="32"/>
+        </w:rPr>
+        <w:t xml:space="preserve">  // recursive case</w:t>
+      </w:r>
+    </w:p>
+    <w:p>
+      <w:pPr>
+        <w:jc w:val="both"/>
+        <w:rPr>
+          <w:b/>
+          <w:bCs/>
+          <w:color w:val="D86DCB" w:themeColor="accent5" w:themeTint="99"/>
+          <w:sz w:val="32"/>
+          <w:szCs w:val="32"/>
+        </w:rPr>
+      </w:pPr>
+      <w:r>
+        <w:rPr>
+          <w:b/>
+          <w:bCs/>
+          <w:color w:val="D86DCB" w:themeColor="accent5" w:themeTint="99"/>
+          <w:sz w:val="32"/>
+          <w:szCs w:val="32"/>
+        </w:rPr>
+        <w:t xml:space="preserve">  return n * factorial(n-1);</w:t>
+      </w:r>
+    </w:p>
+    <w:p>
+      <w:pPr>
+        <w:jc w:val="both"/>
+        <w:rPr>
+          <w:b/>
+          <w:bCs/>
+          <w:color w:val="D86DCB" w:themeColor="accent5" w:themeTint="99"/>
+          <w:sz w:val="32"/>
+          <w:szCs w:val="32"/>
+        </w:rPr>
+      </w:pPr>
+      <w:r>
+        <w:rPr>
+          <w:b/>
+          <w:bCs/>
+          <w:color w:val="D86DCB" w:themeColor="accent5" w:themeTint="99"/>
+          <w:sz w:val="32"/>
+          <w:szCs w:val="32"/>
+        </w:rPr>
+        <w:t>}</w:t>
+      </w:r>
+    </w:p>
+    <w:p>
+      <w:pPr>
+        <w:jc w:val="both"/>
+        <w:rPr>
+          <w:b/>
+          <w:bCs/>
+          <w:color w:val="D86DCB" w:themeColor="accent5" w:themeTint="99"/>
+          <w:sz w:val="32"/>
+          <w:szCs w:val="32"/>
+        </w:rPr>
+      </w:pPr>
+      <w:r>
+        <w:rPr>
+          <w:b/>
+          <w:bCs/>
+          <w:color w:val="D86DCB" w:themeColor="accent5" w:themeTint="99"/>
+          <w:sz w:val="32"/>
+          <w:szCs w:val="32"/>
+        </w:rPr>
+        <w:t>void main () {</w:t>
+      </w:r>
+    </w:p>
+    <w:p>
+      <w:pPr>
+        <w:jc w:val="both"/>
+        <w:rPr>
+          <w:b/>
+          <w:bCs/>
+          <w:color w:val="D86DCB" w:themeColor="accent5" w:themeTint="99"/>
+          <w:sz w:val="32"/>
+          <w:szCs w:val="32"/>
+        </w:rPr>
+      </w:pPr>
+      <w:r>
+        <w:rPr>
+          <w:b/>
+          <w:bCs/>
+          <w:color w:val="D86DCB" w:themeColor="accent5" w:themeTint="99"/>
+          <w:sz w:val="32"/>
+          <w:szCs w:val="32"/>
+        </w:rPr>
+        <w:t xml:space="preserve">  print(</w:t>
+      </w:r>
+      <w:proofErr w:type="gramStart"/>
+      <w:r>
+        <w:rPr>
+          <w:b/>
+          <w:bCs/>
+          <w:color w:val="D86DCB" w:themeColor="accent5" w:themeTint="99"/>
+          <w:sz w:val="32"/>
+          <w:szCs w:val="32"/>
+        </w:rPr>
+        <w:t>factorial(</w:t>
+      </w:r>
+      <w:proofErr w:type="gramEnd"/>
+      <w:r>
+        <w:rPr>
+          <w:b/>
+          <w:bCs/>
+          <w:color w:val="D86DCB" w:themeColor="accent5" w:themeTint="99"/>
+          <w:sz w:val="32"/>
+          <w:szCs w:val="32"/>
+        </w:rPr>
+        <w:t>5)); // 120</w:t>
+      </w:r>
+    </w:p>
+    <w:p>
+      <w:pPr>
+        <w:jc w:val="both"/>
+        <w:rPr>
+          <w:b/>
+          <w:bCs/>
+          <w:color w:val="D86DCB" w:themeColor="accent5" w:themeTint="99"/>
+          <w:sz w:val="32"/>
+          <w:szCs w:val="32"/>
+        </w:rPr>
+      </w:pPr>
+      <w:r>
+        <w:rPr>
+          <w:b/>
+          <w:bCs/>
+          <w:color w:val="D86DCB" w:themeColor="accent5" w:themeTint="99"/>
+          <w:sz w:val="32"/>
+          <w:szCs w:val="32"/>
+        </w:rPr>
+        <w:t>}</w:t>
+      </w:r>
+    </w:p>
+    <w:p>
+      <w:pPr>
+        <w:jc w:val="both"/>
+        <w:rPr>
+          <w:sz w:val="32"/>
+          <w:szCs w:val="32"/>
+        </w:rPr>
+      </w:pPr>
+      <w:r>
+        <w:rPr>
+          <w:sz w:val="32"/>
+          <w:szCs w:val="32"/>
+        </w:rPr>
+        <w:t># Used for:</w:t>
+      </w:r>
+    </w:p>
+    <w:p>
+      <w:pPr>
+        <w:pStyle w:val="ListParagraph"/>
+        <w:numPr>
+          <w:ilvl w:val="0"/>
+          <w:numId w:val="38"/>
+        </w:numPr>
+        <w:jc w:val="both"/>
+        <w:rPr>
+          <w:sz w:val="32"/>
+          <w:szCs w:val="32"/>
+        </w:rPr>
+      </w:pPr>
+      <w:r>
+        <w:rPr>
+          <w:sz w:val="32"/>
+          <w:szCs w:val="32"/>
+        </w:rPr>
+        <w:t>Factorial math &amp; Fibonacci numbers</w:t>
+      </w:r>
+    </w:p>
+    <w:p>
+      <w:pPr>
+        <w:pStyle w:val="ListParagraph"/>
+        <w:numPr>
+          <w:ilvl w:val="0"/>
+          <w:numId w:val="38"/>
+        </w:numPr>
+        <w:jc w:val="both"/>
+        <w:rPr>
+          <w:sz w:val="32"/>
+          <w:szCs w:val="32"/>
+        </w:rPr>
+      </w:pPr>
+      <w:r>
+        <w:rPr>
+          <w:sz w:val="32"/>
+          <w:szCs w:val="32"/>
+        </w:rPr>
+        <w:t>Finding subsets, finding palindrome and Backtracking</w:t>
+      </w:r>
+    </w:p>
+    <w:p>
+      <w:pPr>
+        <w:pStyle w:val="ListParagraph"/>
+        <w:numPr>
+          <w:ilvl w:val="0"/>
+          <w:numId w:val="38"/>
+        </w:numPr>
+        <w:jc w:val="both"/>
+        <w:rPr>
+          <w:sz w:val="32"/>
+          <w:szCs w:val="32"/>
+        </w:rPr>
+      </w:pPr>
+      <w:r>
+        <w:rPr>
+          <w:sz w:val="32"/>
+          <w:szCs w:val="32"/>
+        </w:rPr>
+        <w:t>Dynamic programming</w:t>
+      </w:r>
     </w:p>
     <w:p>
       <w:pPr>
@@ -407,6 +5672,7 @@
           <w:sz w:val="32"/>
           <w:szCs w:val="32"/>
         </w:rPr>
+        <w:lastRenderedPageBreak/>
         <w:t>Strings</w:t>
       </w:r>
     </w:p>
@@ -667,6 +5933,15 @@
       <w:pPr>
         <w:jc w:val="both"/>
         <w:rPr>
+          <w:sz w:val="32"/>
+          <w:szCs w:val="32"/>
+        </w:rPr>
+      </w:pPr>
+    </w:p>
+    <w:p>
+      <w:pPr>
+        <w:jc w:val="both"/>
+        <w:rPr>
           <w:b/>
           <w:bCs/>
           <w:sz w:val="32"/>
@@ -832,6 +6107,7 @@
           <w:sz w:val="32"/>
           <w:szCs w:val="32"/>
         </w:rPr>
+        <w:lastRenderedPageBreak/>
         <w:t xml:space="preserve">seen = {} </w:t>
       </w:r>
     </w:p>
@@ -880,37 +6156,83 @@
           <w:szCs w:val="32"/>
         </w:rPr>
       </w:pPr>
-      <w:r>
-        <w:rPr>
-          <w:b/>
-          <w:bCs/>
-          <w:color w:val="D86DCB" w:themeColor="accent5" w:themeTint="99"/>
-          <w:sz w:val="32"/>
-          <w:szCs w:val="32"/>
-        </w:rPr>
-        <w:t>i = 0</w:t>
-      </w:r>
-    </w:p>
-    <w:p>
-      <w:pPr>
-        <w:jc w:val="both"/>
-        <w:rPr>
-          <w:b/>
-          <w:bCs/>
-          <w:color w:val="D86DCB" w:themeColor="accent5" w:themeTint="99"/>
-          <w:sz w:val="32"/>
-          <w:szCs w:val="32"/>
-        </w:rPr>
-      </w:pPr>
-      <w:r>
-        <w:rPr>
-          <w:b/>
-          <w:bCs/>
-          <w:color w:val="D86DCB" w:themeColor="accent5" w:themeTint="99"/>
-          <w:sz w:val="32"/>
-          <w:szCs w:val="32"/>
-        </w:rPr>
-        <w:t>nums[i] = 2</w:t>
+      <w:proofErr w:type="spellStart"/>
+      <w:r>
+        <w:rPr>
+          <w:b/>
+          <w:bCs/>
+          <w:color w:val="D86DCB" w:themeColor="accent5" w:themeTint="99"/>
+          <w:sz w:val="32"/>
+          <w:szCs w:val="32"/>
+        </w:rPr>
+        <w:t>i</w:t>
+      </w:r>
+      <w:proofErr w:type="spellEnd"/>
+      <w:r>
+        <w:rPr>
+          <w:b/>
+          <w:bCs/>
+          <w:color w:val="D86DCB" w:themeColor="accent5" w:themeTint="99"/>
+          <w:sz w:val="32"/>
+          <w:szCs w:val="32"/>
+        </w:rPr>
+        <w:t xml:space="preserve"> = 0</w:t>
+      </w:r>
+    </w:p>
+    <w:p>
+      <w:pPr>
+        <w:jc w:val="both"/>
+        <w:rPr>
+          <w:b/>
+          <w:bCs/>
+          <w:color w:val="D86DCB" w:themeColor="accent5" w:themeTint="99"/>
+          <w:sz w:val="32"/>
+          <w:szCs w:val="32"/>
+        </w:rPr>
+      </w:pPr>
+      <w:proofErr w:type="spellStart"/>
+      <w:r>
+        <w:rPr>
+          <w:b/>
+          <w:bCs/>
+          <w:color w:val="D86DCB" w:themeColor="accent5" w:themeTint="99"/>
+          <w:sz w:val="32"/>
+          <w:szCs w:val="32"/>
+        </w:rPr>
+        <w:t>nums</w:t>
+      </w:r>
+      <w:proofErr w:type="spellEnd"/>
+      <w:r>
+        <w:rPr>
+          <w:b/>
+          <w:bCs/>
+          <w:color w:val="D86DCB" w:themeColor="accent5" w:themeTint="99"/>
+          <w:sz w:val="32"/>
+          <w:szCs w:val="32"/>
+        </w:rPr>
+        <w:t>[</w:t>
+      </w:r>
+      <w:proofErr w:type="spellStart"/>
+      <w:r>
+        <w:rPr>
+          <w:b/>
+          <w:bCs/>
+          <w:color w:val="D86DCB" w:themeColor="accent5" w:themeTint="99"/>
+          <w:sz w:val="32"/>
+          <w:szCs w:val="32"/>
+        </w:rPr>
+        <w:t>i</w:t>
+      </w:r>
+      <w:proofErr w:type="spellEnd"/>
+      <w:r>
+        <w:rPr>
+          <w:b/>
+          <w:bCs/>
+          <w:color w:val="D86DCB" w:themeColor="accent5" w:themeTint="99"/>
+          <w:sz w:val="32"/>
+          <w:szCs w:val="32"/>
+        </w:rPr>
+        <w:t>] = 2</w:t>
       </w:r>
     </w:p>
     <w:p>
@@ -1078,7 +6400,6 @@
           <w:sz w:val="32"/>
           <w:szCs w:val="32"/>
         </w:rPr>
-        <w:lastRenderedPageBreak/>
         <w:t>Iteration-2:</w:t>
       </w:r>
     </w:p>
@@ -1093,37 +6414,83 @@
           <w:szCs w:val="32"/>
         </w:rPr>
       </w:pPr>
-      <w:r>
-        <w:rPr>
-          <w:b/>
-          <w:bCs/>
-          <w:color w:val="D86DCB" w:themeColor="accent5" w:themeTint="99"/>
-          <w:sz w:val="32"/>
-          <w:szCs w:val="32"/>
-        </w:rPr>
-        <w:t>i = 1</w:t>
-      </w:r>
-    </w:p>
-    <w:p>
-      <w:pPr>
-        <w:jc w:val="both"/>
-        <w:rPr>
-          <w:b/>
-          <w:bCs/>
-          <w:color w:val="D86DCB" w:themeColor="accent5" w:themeTint="99"/>
-          <w:sz w:val="32"/>
-          <w:szCs w:val="32"/>
-        </w:rPr>
-      </w:pPr>
-      <w:r>
-        <w:rPr>
-          <w:b/>
-          <w:bCs/>
-          <w:color w:val="D86DCB" w:themeColor="accent5" w:themeTint="99"/>
-          <w:sz w:val="32"/>
-          <w:szCs w:val="32"/>
-        </w:rPr>
-        <w:t>nums[i] = 7</w:t>
+      <w:proofErr w:type="spellStart"/>
+      <w:r>
+        <w:rPr>
+          <w:b/>
+          <w:bCs/>
+          <w:color w:val="D86DCB" w:themeColor="accent5" w:themeTint="99"/>
+          <w:sz w:val="32"/>
+          <w:szCs w:val="32"/>
+        </w:rPr>
+        <w:t>i</w:t>
+      </w:r>
+      <w:proofErr w:type="spellEnd"/>
+      <w:r>
+        <w:rPr>
+          <w:b/>
+          <w:bCs/>
+          <w:color w:val="D86DCB" w:themeColor="accent5" w:themeTint="99"/>
+          <w:sz w:val="32"/>
+          <w:szCs w:val="32"/>
+        </w:rPr>
+        <w:t xml:space="preserve"> = 1</w:t>
+      </w:r>
+    </w:p>
+    <w:p>
+      <w:pPr>
+        <w:jc w:val="both"/>
+        <w:rPr>
+          <w:b/>
+          <w:bCs/>
+          <w:color w:val="D86DCB" w:themeColor="accent5" w:themeTint="99"/>
+          <w:sz w:val="32"/>
+          <w:szCs w:val="32"/>
+        </w:rPr>
+      </w:pPr>
+      <w:proofErr w:type="spellStart"/>
+      <w:r>
+        <w:rPr>
+          <w:b/>
+          <w:bCs/>
+          <w:color w:val="D86DCB" w:themeColor="accent5" w:themeTint="99"/>
+          <w:sz w:val="32"/>
+          <w:szCs w:val="32"/>
+        </w:rPr>
+        <w:t>nums</w:t>
+      </w:r>
+      <w:proofErr w:type="spellEnd"/>
+      <w:r>
+        <w:rPr>
+          <w:b/>
+          <w:bCs/>
+          <w:color w:val="D86DCB" w:themeColor="accent5" w:themeTint="99"/>
+          <w:sz w:val="32"/>
+          <w:szCs w:val="32"/>
+        </w:rPr>
+        <w:t>[</w:t>
+      </w:r>
+      <w:proofErr w:type="spellStart"/>
+      <w:r>
+        <w:rPr>
+          <w:b/>
+          <w:bCs/>
+          <w:color w:val="D86DCB" w:themeColor="accent5" w:themeTint="99"/>
+          <w:sz w:val="32"/>
+          <w:szCs w:val="32"/>
+        </w:rPr>
+        <w:t>i</w:t>
+      </w:r>
+      <w:proofErr w:type="spellEnd"/>
+      <w:r>
+        <w:rPr>
+          <w:b/>
+          <w:bCs/>
+          <w:color w:val="D86DCB" w:themeColor="accent5" w:themeTint="99"/>
+          <w:sz w:val="32"/>
+          <w:szCs w:val="32"/>
+        </w:rPr>
+        <w:t>] = 7</w:t>
       </w:r>
     </w:p>
     <w:p>
@@ -1189,15 +6556,27 @@
           <w:szCs w:val="32"/>
         </w:rPr>
       </w:pPr>
-      <w:r>
-        <w:rPr>
-          <w:b/>
-          <w:bCs/>
-          <w:color w:val="D86DCB" w:themeColor="accent5" w:themeTint="99"/>
-          <w:sz w:val="32"/>
-          <w:szCs w:val="32"/>
-        </w:rPr>
-        <w:t>seen[2] == 0</w:t>
+      <w:proofErr w:type="gramStart"/>
+      <w:r>
+        <w:rPr>
+          <w:b/>
+          <w:bCs/>
+          <w:color w:val="D86DCB" w:themeColor="accent5" w:themeTint="99"/>
+          <w:sz w:val="32"/>
+          <w:szCs w:val="32"/>
+        </w:rPr>
+        <w:t>seen[</w:t>
+      </w:r>
+      <w:proofErr w:type="gramEnd"/>
+      <w:r>
+        <w:rPr>
+          <w:b/>
+          <w:bCs/>
+          <w:color w:val="D86DCB" w:themeColor="accent5" w:themeTint="99"/>
+          <w:sz w:val="32"/>
+          <w:szCs w:val="32"/>
+        </w:rPr>
+        <w:t>2] == 0</w:t>
       </w:r>
     </w:p>
     <w:p>
@@ -1272,36 +6651,49 @@
           <w:szCs w:val="32"/>
         </w:rPr>
       </w:pPr>
-      <w:r>
-        <w:rPr>
-          <w:b/>
-          <w:bCs/>
-          <w:color w:val="D86DCB" w:themeColor="accent5" w:themeTint="99"/>
-          <w:sz w:val="32"/>
-          <w:szCs w:val="32"/>
-        </w:rPr>
-        <w:t>nums = [2, 7, 11, 15]</w:t>
-      </w:r>
-    </w:p>
-    <w:p>
-      <w:pPr>
-        <w:jc w:val="both"/>
-        <w:rPr>
-          <w:b/>
-          <w:bCs/>
-          <w:color w:val="D86DCB" w:themeColor="accent5" w:themeTint="99"/>
-          <w:sz w:val="32"/>
-          <w:szCs w:val="32"/>
-        </w:rPr>
-      </w:pPr>
-      <w:r>
-        <w:rPr>
-          <w:b/>
-          <w:bCs/>
-          <w:color w:val="D86DCB" w:themeColor="accent5" w:themeTint="99"/>
-          <w:sz w:val="32"/>
-          <w:szCs w:val="32"/>
-        </w:rPr>
+      <w:proofErr w:type="spellStart"/>
+      <w:r>
+        <w:rPr>
+          <w:b/>
+          <w:bCs/>
+          <w:color w:val="D86DCB" w:themeColor="accent5" w:themeTint="99"/>
+          <w:sz w:val="32"/>
+          <w:szCs w:val="32"/>
+        </w:rPr>
+        <w:t>nums</w:t>
+      </w:r>
+      <w:proofErr w:type="spellEnd"/>
+      <w:r>
+        <w:rPr>
+          <w:b/>
+          <w:bCs/>
+          <w:color w:val="D86DCB" w:themeColor="accent5" w:themeTint="99"/>
+          <w:sz w:val="32"/>
+          <w:szCs w:val="32"/>
+        </w:rPr>
+        <w:t xml:space="preserve"> = [2, 7, 11, 15]</w:t>
+      </w:r>
+    </w:p>
+    <w:p>
+      <w:pPr>
+        <w:jc w:val="both"/>
+        <w:rPr>
+          <w:b/>
+          <w:bCs/>
+          <w:color w:val="D86DCB" w:themeColor="accent5" w:themeTint="99"/>
+          <w:sz w:val="32"/>
+          <w:szCs w:val="32"/>
+        </w:rPr>
+      </w:pPr>
+      <w:r>
+        <w:rPr>
+          <w:b/>
+          <w:bCs/>
+          <w:color w:val="D86DCB" w:themeColor="accent5" w:themeTint="99"/>
+          <w:sz w:val="32"/>
+          <w:szCs w:val="32"/>
+        </w:rPr>
+        <w:lastRenderedPageBreak/>
         <w:t>target = 9</w:t>
       </w:r>
     </w:p>
@@ -1346,29 +6738,139 @@
           <w:sz w:val="32"/>
           <w:szCs w:val="32"/>
         </w:rPr>
-        <w:t>for i in range(len(nums)):</w:t>
-      </w:r>
-    </w:p>
-    <w:p>
-      <w:pPr>
-        <w:jc w:val="both"/>
-        <w:rPr>
-          <w:b/>
-          <w:bCs/>
-          <w:color w:val="D86DCB" w:themeColor="accent5" w:themeTint="99"/>
-          <w:sz w:val="32"/>
-          <w:szCs w:val="32"/>
-        </w:rPr>
-      </w:pPr>
-      <w:r>
-        <w:rPr>
-          <w:b/>
-          <w:bCs/>
-          <w:color w:val="D86DCB" w:themeColor="accent5" w:themeTint="99"/>
-          <w:sz w:val="32"/>
-          <w:szCs w:val="32"/>
-        </w:rPr>
-        <w:t xml:space="preserve">    needed = target - nums[i]</w:t>
+        <w:t xml:space="preserve">for </w:t>
+      </w:r>
+      <w:proofErr w:type="spellStart"/>
+      <w:r>
+        <w:rPr>
+          <w:b/>
+          <w:bCs/>
+          <w:color w:val="D86DCB" w:themeColor="accent5" w:themeTint="99"/>
+          <w:sz w:val="32"/>
+          <w:szCs w:val="32"/>
+        </w:rPr>
+        <w:t>i</w:t>
+      </w:r>
+      <w:proofErr w:type="spellEnd"/>
+      <w:r>
+        <w:rPr>
+          <w:b/>
+          <w:bCs/>
+          <w:color w:val="D86DCB" w:themeColor="accent5" w:themeTint="99"/>
+          <w:sz w:val="32"/>
+          <w:szCs w:val="32"/>
+        </w:rPr>
+        <w:t xml:space="preserve"> in range(</w:t>
+      </w:r>
+      <w:proofErr w:type="spellStart"/>
+      <w:r>
+        <w:rPr>
+          <w:b/>
+          <w:bCs/>
+          <w:color w:val="D86DCB" w:themeColor="accent5" w:themeTint="99"/>
+          <w:sz w:val="32"/>
+          <w:szCs w:val="32"/>
+        </w:rPr>
+        <w:t>len</w:t>
+      </w:r>
+      <w:proofErr w:type="spellEnd"/>
+      <w:r>
+        <w:rPr>
+          <w:b/>
+          <w:bCs/>
+          <w:color w:val="D86DCB" w:themeColor="accent5" w:themeTint="99"/>
+          <w:sz w:val="32"/>
+          <w:szCs w:val="32"/>
+        </w:rPr>
+        <w:t>(</w:t>
+      </w:r>
+      <w:proofErr w:type="spellStart"/>
+      <w:r>
+        <w:rPr>
+          <w:b/>
+          <w:bCs/>
+          <w:color w:val="D86DCB" w:themeColor="accent5" w:themeTint="99"/>
+          <w:sz w:val="32"/>
+          <w:szCs w:val="32"/>
+        </w:rPr>
+        <w:t>nums</w:t>
+      </w:r>
+      <w:proofErr w:type="spellEnd"/>
+      <w:r>
+        <w:rPr>
+          <w:b/>
+          <w:bCs/>
+          <w:color w:val="D86DCB" w:themeColor="accent5" w:themeTint="99"/>
+          <w:sz w:val="32"/>
+          <w:szCs w:val="32"/>
+        </w:rPr>
+        <w:t>)):</w:t>
+      </w:r>
+    </w:p>
+    <w:p>
+      <w:pPr>
+        <w:jc w:val="both"/>
+        <w:rPr>
+          <w:b/>
+          <w:bCs/>
+          <w:color w:val="D86DCB" w:themeColor="accent5" w:themeTint="99"/>
+          <w:sz w:val="32"/>
+          <w:szCs w:val="32"/>
+        </w:rPr>
+      </w:pPr>
+      <w:r>
+        <w:rPr>
+          <w:b/>
+          <w:bCs/>
+          <w:color w:val="D86DCB" w:themeColor="accent5" w:themeTint="99"/>
+          <w:sz w:val="32"/>
+          <w:szCs w:val="32"/>
+        </w:rPr>
+        <w:t xml:space="preserve">    needed = target - </w:t>
+      </w:r>
+      <w:proofErr w:type="spellStart"/>
+      <w:r>
+        <w:rPr>
+          <w:b/>
+          <w:bCs/>
+          <w:color w:val="D86DCB" w:themeColor="accent5" w:themeTint="99"/>
+          <w:sz w:val="32"/>
+          <w:szCs w:val="32"/>
+        </w:rPr>
+        <w:t>nums</w:t>
+      </w:r>
+      <w:proofErr w:type="spellEnd"/>
+      <w:r>
+        <w:rPr>
+          <w:b/>
+          <w:bCs/>
+          <w:color w:val="D86DCB" w:themeColor="accent5" w:themeTint="99"/>
+          <w:sz w:val="32"/>
+          <w:szCs w:val="32"/>
+        </w:rPr>
+        <w:t>[</w:t>
+      </w:r>
+      <w:proofErr w:type="spellStart"/>
+      <w:r>
+        <w:rPr>
+          <w:b/>
+          <w:bCs/>
+          <w:color w:val="D86DCB" w:themeColor="accent5" w:themeTint="99"/>
+          <w:sz w:val="32"/>
+          <w:szCs w:val="32"/>
+        </w:rPr>
+        <w:t>i</w:t>
+      </w:r>
+      <w:proofErr w:type="spellEnd"/>
+      <w:r>
+        <w:rPr>
+          <w:b/>
+          <w:bCs/>
+          <w:color w:val="D86DCB" w:themeColor="accent5" w:themeTint="99"/>
+          <w:sz w:val="32"/>
+          <w:szCs w:val="32"/>
+        </w:rPr>
+        <w:t>]</w:t>
       </w:r>
     </w:p>
     <w:p>
@@ -1412,7 +6914,29 @@
           <w:sz w:val="32"/>
           <w:szCs w:val="32"/>
         </w:rPr>
-        <w:t xml:space="preserve">        output = [seen[needed], i]</w:t>
+        <w:t xml:space="preserve">        output = [seen[needed], </w:t>
+      </w:r>
+      <w:proofErr w:type="spellStart"/>
+      <w:r>
+        <w:rPr>
+          <w:b/>
+          <w:bCs/>
+          <w:color w:val="D86DCB" w:themeColor="accent5" w:themeTint="99"/>
+          <w:sz w:val="32"/>
+          <w:szCs w:val="32"/>
+        </w:rPr>
+        <w:t>i</w:t>
+      </w:r>
+      <w:proofErr w:type="spellEnd"/>
+      <w:r>
+        <w:rPr>
+          <w:b/>
+          <w:bCs/>
+          <w:color w:val="D86DCB" w:themeColor="accent5" w:themeTint="99"/>
+          <w:sz w:val="32"/>
+          <w:szCs w:val="32"/>
+        </w:rPr>
+        <w:t>]</w:t>
       </w:r>
     </w:p>
     <w:p>
@@ -1500,32 +7024,87 @@
           <w:sz w:val="32"/>
           <w:szCs w:val="32"/>
         </w:rPr>
-        <w:t xml:space="preserve">        seen[nums[i]] = i</w:t>
-      </w:r>
-    </w:p>
-    <w:p>
-      <w:pPr>
-        <w:jc w:val="both"/>
-        <w:rPr>
-          <w:sz w:val="32"/>
-          <w:szCs w:val="32"/>
-        </w:rPr>
-      </w:pPr>
-    </w:p>
-    <w:p>
-      <w:pPr>
-        <w:jc w:val="both"/>
-        <w:rPr>
-          <w:sz w:val="32"/>
-          <w:szCs w:val="32"/>
-        </w:rPr>
-      </w:pPr>
-      <w:r>
-        <w:rPr>
-          <w:sz w:val="32"/>
-          <w:szCs w:val="32"/>
-        </w:rPr>
-        <w:lastRenderedPageBreak/>
+        <w:t xml:space="preserve">        seen[</w:t>
+      </w:r>
+      <w:proofErr w:type="spellStart"/>
+      <w:r>
+        <w:rPr>
+          <w:b/>
+          <w:bCs/>
+          <w:color w:val="D86DCB" w:themeColor="accent5" w:themeTint="99"/>
+          <w:sz w:val="32"/>
+          <w:szCs w:val="32"/>
+        </w:rPr>
+        <w:t>nums</w:t>
+      </w:r>
+      <w:proofErr w:type="spellEnd"/>
+      <w:r>
+        <w:rPr>
+          <w:b/>
+          <w:bCs/>
+          <w:color w:val="D86DCB" w:themeColor="accent5" w:themeTint="99"/>
+          <w:sz w:val="32"/>
+          <w:szCs w:val="32"/>
+        </w:rPr>
+        <w:t>[</w:t>
+      </w:r>
+      <w:proofErr w:type="spellStart"/>
+      <w:r>
+        <w:rPr>
+          <w:b/>
+          <w:bCs/>
+          <w:color w:val="D86DCB" w:themeColor="accent5" w:themeTint="99"/>
+          <w:sz w:val="32"/>
+          <w:szCs w:val="32"/>
+        </w:rPr>
+        <w:t>i</w:t>
+      </w:r>
+      <w:proofErr w:type="spellEnd"/>
+      <w:r>
+        <w:rPr>
+          <w:b/>
+          <w:bCs/>
+          <w:color w:val="D86DCB" w:themeColor="accent5" w:themeTint="99"/>
+          <w:sz w:val="32"/>
+          <w:szCs w:val="32"/>
+        </w:rPr>
+        <w:t xml:space="preserve">]] = </w:t>
+      </w:r>
+      <w:proofErr w:type="spellStart"/>
+      <w:r>
+        <w:rPr>
+          <w:b/>
+          <w:bCs/>
+          <w:color w:val="D86DCB" w:themeColor="accent5" w:themeTint="99"/>
+          <w:sz w:val="32"/>
+          <w:szCs w:val="32"/>
+        </w:rPr>
+        <w:t>i</w:t>
+      </w:r>
+      <w:proofErr w:type="spellEnd"/>
+    </w:p>
+    <w:p>
+      <w:pPr>
+        <w:jc w:val="both"/>
+        <w:rPr>
+          <w:sz w:val="32"/>
+          <w:szCs w:val="32"/>
+        </w:rPr>
+      </w:pPr>
+    </w:p>
+    <w:p>
+      <w:pPr>
+        <w:jc w:val="both"/>
+        <w:rPr>
+          <w:sz w:val="32"/>
+          <w:szCs w:val="32"/>
+        </w:rPr>
+      </w:pPr>
+      <w:r>
+        <w:rPr>
+          <w:sz w:val="32"/>
+          <w:szCs w:val="32"/>
+        </w:rPr>
         <w:t>The Pattern We Just Learned:</w:t>
       </w:r>
     </w:p>
@@ -2101,14 +7680,36 @@
           <w:szCs w:val="32"/>
         </w:rPr>
       </w:pPr>
-      <w:r>
-        <w:rPr>
-          <w:b/>
-          <w:bCs/>
-          <w:sz w:val="32"/>
-          <w:szCs w:val="32"/>
-        </w:rPr>
-        <w:t>dict.get()</w:t>
+      <w:proofErr w:type="spellStart"/>
+      <w:proofErr w:type="gramStart"/>
+      <w:r>
+        <w:rPr>
+          <w:b/>
+          <w:bCs/>
+          <w:sz w:val="32"/>
+          <w:szCs w:val="32"/>
+        </w:rPr>
+        <w:t>dict.get</w:t>
+      </w:r>
+      <w:proofErr w:type="spellEnd"/>
+      <w:r>
+        <w:rPr>
+          <w:b/>
+          <w:bCs/>
+          <w:sz w:val="32"/>
+          <w:szCs w:val="32"/>
+        </w:rPr>
+        <w:t>(</w:t>
+      </w:r>
+      <w:proofErr w:type="gramEnd"/>
+      <w:r>
+        <w:rPr>
+          <w:b/>
+          <w:bCs/>
+          <w:sz w:val="32"/>
+          <w:szCs w:val="32"/>
+        </w:rPr>
+        <w:t>)</w:t>
       </w:r>
     </w:p>
     <w:p>
@@ -2166,7 +7767,6 @@
           <w:sz w:val="32"/>
           <w:szCs w:val="32"/>
         </w:rPr>
-        <w:lastRenderedPageBreak/>
         <w:t>Lists</w:t>
       </w:r>
     </w:p>
@@ -2315,7 +7915,58 @@
           <w:sz w:val="32"/>
           <w:szCs w:val="32"/>
         </w:rPr>
-        <w:t># We can check if a string is palindrome or not using Two Pointer pattern. Examples, check if the first character matches with the last character of the string. Then check the second first and second last, and so on. Like this:</w:t>
+        <w:lastRenderedPageBreak/>
+        <w:t xml:space="preserve"># We can check if a </w:t>
+      </w:r>
+      <w:r>
+        <w:rPr>
+          <w:b/>
+          <w:bCs/>
+          <w:sz w:val="32"/>
+          <w:szCs w:val="32"/>
+        </w:rPr>
+        <w:t>S</w:t>
+      </w:r>
+      <w:r>
+        <w:rPr>
+          <w:b/>
+          <w:bCs/>
+          <w:sz w:val="32"/>
+          <w:szCs w:val="32"/>
+        </w:rPr>
+        <w:t>tring</w:t>
+      </w:r>
+      <w:r>
+        <w:rPr>
+          <w:sz w:val="32"/>
+          <w:szCs w:val="32"/>
+        </w:rPr>
+        <w:t xml:space="preserve"> is palindrome or not using Two Pointer pattern. Examples, check if the first character matches with the last character of the </w:t>
+      </w:r>
+      <w:r>
+        <w:rPr>
+          <w:b/>
+          <w:bCs/>
+          <w:sz w:val="32"/>
+          <w:szCs w:val="32"/>
+        </w:rPr>
+        <w:t>S</w:t>
+      </w:r>
+      <w:r>
+        <w:rPr>
+          <w:b/>
+          <w:bCs/>
+          <w:sz w:val="32"/>
+          <w:szCs w:val="32"/>
+        </w:rPr>
+        <w:t>tring</w:t>
+      </w:r>
+      <w:r>
+        <w:rPr>
+          <w:sz w:val="32"/>
+          <w:szCs w:val="32"/>
+        </w:rPr>
+        <w:t>. Then check the second first and second last, and so on. Like this:</w:t>
       </w:r>
     </w:p>
     <w:p>
@@ -2474,14 +8125,25 @@
         </w:rPr>
         <w:t xml:space="preserve"> Time complexity and no additional variable used so </w:t>
       </w:r>
-      <w:r>
-        <w:rPr>
-          <w:b/>
-          <w:bCs/>
-          <w:sz w:val="32"/>
-          <w:szCs w:val="32"/>
-        </w:rPr>
-        <w:t>O(1)</w:t>
+      <w:proofErr w:type="gramStart"/>
+      <w:r>
+        <w:rPr>
+          <w:b/>
+          <w:bCs/>
+          <w:sz w:val="32"/>
+          <w:szCs w:val="32"/>
+        </w:rPr>
+        <w:t>O(</w:t>
+      </w:r>
+      <w:proofErr w:type="gramEnd"/>
+      <w:r>
+        <w:rPr>
+          <w:b/>
+          <w:bCs/>
+          <w:sz w:val="32"/>
+          <w:szCs w:val="32"/>
+        </w:rPr>
+        <w:t>1)</w:t>
       </w:r>
       <w:r>
         <w:rPr>
@@ -2504,224 +8166,512 @@
           <w:sz w:val="32"/>
           <w:szCs w:val="32"/>
         </w:rPr>
+        <w:t># This is called two-pointer pattern. Code:</w:t>
+      </w:r>
+    </w:p>
+    <w:p>
+      <w:pPr>
+        <w:jc w:val="both"/>
+        <w:rPr>
+          <w:b/>
+          <w:bCs/>
+          <w:color w:val="D86DCB" w:themeColor="accent5" w:themeTint="99"/>
+          <w:sz w:val="32"/>
+          <w:szCs w:val="32"/>
+        </w:rPr>
+      </w:pPr>
+      <w:r>
+        <w:rPr>
+          <w:b/>
+          <w:bCs/>
+          <w:color w:val="D86DCB" w:themeColor="accent5" w:themeTint="99"/>
+          <w:sz w:val="32"/>
+          <w:szCs w:val="32"/>
+        </w:rPr>
+        <w:t xml:space="preserve">def </w:t>
+      </w:r>
+      <w:proofErr w:type="spellStart"/>
+      <w:r>
+        <w:rPr>
+          <w:b/>
+          <w:bCs/>
+          <w:color w:val="D86DCB" w:themeColor="accent5" w:themeTint="99"/>
+          <w:sz w:val="32"/>
+          <w:szCs w:val="32"/>
+        </w:rPr>
+        <w:t>is_palindrome</w:t>
+      </w:r>
+      <w:proofErr w:type="spellEnd"/>
+      <w:r>
+        <w:rPr>
+          <w:b/>
+          <w:bCs/>
+          <w:color w:val="D86DCB" w:themeColor="accent5" w:themeTint="99"/>
+          <w:sz w:val="32"/>
+          <w:szCs w:val="32"/>
+        </w:rPr>
+        <w:t>(</w:t>
+      </w:r>
+      <w:proofErr w:type="spellStart"/>
+      <w:r>
+        <w:rPr>
+          <w:b/>
+          <w:bCs/>
+          <w:color w:val="D86DCB" w:themeColor="accent5" w:themeTint="99"/>
+          <w:sz w:val="32"/>
+          <w:szCs w:val="32"/>
+        </w:rPr>
+        <w:t>chk_str</w:t>
+      </w:r>
+      <w:proofErr w:type="spellEnd"/>
+      <w:r>
+        <w:rPr>
+          <w:b/>
+          <w:bCs/>
+          <w:color w:val="D86DCB" w:themeColor="accent5" w:themeTint="99"/>
+          <w:sz w:val="32"/>
+          <w:szCs w:val="32"/>
+        </w:rPr>
+        <w:t>):</w:t>
+      </w:r>
+    </w:p>
+    <w:p>
+      <w:pPr>
+        <w:jc w:val="both"/>
+        <w:rPr>
+          <w:b/>
+          <w:bCs/>
+          <w:color w:val="D86DCB" w:themeColor="accent5" w:themeTint="99"/>
+          <w:sz w:val="32"/>
+          <w:szCs w:val="32"/>
+        </w:rPr>
+      </w:pPr>
+      <w:r>
+        <w:rPr>
+          <w:b/>
+          <w:bCs/>
+          <w:color w:val="D86DCB" w:themeColor="accent5" w:themeTint="99"/>
+          <w:sz w:val="32"/>
+          <w:szCs w:val="32"/>
+        </w:rPr>
+        <w:t xml:space="preserve">    </w:t>
+      </w:r>
+      <w:proofErr w:type="spellStart"/>
+      <w:r>
+        <w:rPr>
+          <w:b/>
+          <w:bCs/>
+          <w:color w:val="D86DCB" w:themeColor="accent5" w:themeTint="99"/>
+          <w:sz w:val="32"/>
+          <w:szCs w:val="32"/>
+        </w:rPr>
+        <w:t>str_len</w:t>
+      </w:r>
+      <w:proofErr w:type="spellEnd"/>
+      <w:r>
+        <w:rPr>
+          <w:b/>
+          <w:bCs/>
+          <w:color w:val="D86DCB" w:themeColor="accent5" w:themeTint="99"/>
+          <w:sz w:val="32"/>
+          <w:szCs w:val="32"/>
+        </w:rPr>
+        <w:t xml:space="preserve"> = </w:t>
+      </w:r>
+      <w:proofErr w:type="spellStart"/>
+      <w:r>
+        <w:rPr>
+          <w:b/>
+          <w:bCs/>
+          <w:color w:val="D86DCB" w:themeColor="accent5" w:themeTint="99"/>
+          <w:sz w:val="32"/>
+          <w:szCs w:val="32"/>
+        </w:rPr>
+        <w:t>len</w:t>
+      </w:r>
+      <w:proofErr w:type="spellEnd"/>
+      <w:r>
+        <w:rPr>
+          <w:b/>
+          <w:bCs/>
+          <w:color w:val="D86DCB" w:themeColor="accent5" w:themeTint="99"/>
+          <w:sz w:val="32"/>
+          <w:szCs w:val="32"/>
+        </w:rPr>
+        <w:t>(</w:t>
+      </w:r>
+      <w:proofErr w:type="spellStart"/>
+      <w:r>
+        <w:rPr>
+          <w:b/>
+          <w:bCs/>
+          <w:color w:val="D86DCB" w:themeColor="accent5" w:themeTint="99"/>
+          <w:sz w:val="32"/>
+          <w:szCs w:val="32"/>
+        </w:rPr>
+        <w:t>chk_str</w:t>
+      </w:r>
+      <w:proofErr w:type="spellEnd"/>
+      <w:r>
+        <w:rPr>
+          <w:b/>
+          <w:bCs/>
+          <w:color w:val="D86DCB" w:themeColor="accent5" w:themeTint="99"/>
+          <w:sz w:val="32"/>
+          <w:szCs w:val="32"/>
+        </w:rPr>
+        <w:t>)</w:t>
+      </w:r>
+    </w:p>
+    <w:p>
+      <w:pPr>
+        <w:jc w:val="both"/>
+        <w:rPr>
+          <w:b/>
+          <w:bCs/>
+          <w:color w:val="D86DCB" w:themeColor="accent5" w:themeTint="99"/>
+          <w:sz w:val="32"/>
+          <w:szCs w:val="32"/>
+        </w:rPr>
+      </w:pPr>
+      <w:r>
+        <w:rPr>
+          <w:b/>
+          <w:bCs/>
+          <w:color w:val="D86DCB" w:themeColor="accent5" w:themeTint="99"/>
+          <w:sz w:val="32"/>
+          <w:szCs w:val="32"/>
+        </w:rPr>
+        <w:t xml:space="preserve">    for </w:t>
+      </w:r>
+      <w:proofErr w:type="spellStart"/>
+      <w:r>
+        <w:rPr>
+          <w:b/>
+          <w:bCs/>
+          <w:color w:val="D86DCB" w:themeColor="accent5" w:themeTint="99"/>
+          <w:sz w:val="32"/>
+          <w:szCs w:val="32"/>
+        </w:rPr>
+        <w:t>i</w:t>
+      </w:r>
+      <w:proofErr w:type="spellEnd"/>
+      <w:r>
+        <w:rPr>
+          <w:b/>
+          <w:bCs/>
+          <w:color w:val="D86DCB" w:themeColor="accent5" w:themeTint="99"/>
+          <w:sz w:val="32"/>
+          <w:szCs w:val="32"/>
+        </w:rPr>
+        <w:t xml:space="preserve"> in </w:t>
+      </w:r>
+      <w:proofErr w:type="gramStart"/>
+      <w:r>
+        <w:rPr>
+          <w:b/>
+          <w:bCs/>
+          <w:color w:val="D86DCB" w:themeColor="accent5" w:themeTint="99"/>
+          <w:sz w:val="32"/>
+          <w:szCs w:val="32"/>
+        </w:rPr>
+        <w:t>range(</w:t>
+      </w:r>
+      <w:proofErr w:type="spellStart"/>
+      <w:proofErr w:type="gramEnd"/>
+      <w:r>
+        <w:rPr>
+          <w:b/>
+          <w:bCs/>
+          <w:color w:val="D86DCB" w:themeColor="accent5" w:themeTint="99"/>
+          <w:sz w:val="32"/>
+          <w:szCs w:val="32"/>
+        </w:rPr>
+        <w:t>str_len</w:t>
+      </w:r>
+      <w:proofErr w:type="spellEnd"/>
+      <w:r>
+        <w:rPr>
+          <w:b/>
+          <w:bCs/>
+          <w:color w:val="D86DCB" w:themeColor="accent5" w:themeTint="99"/>
+          <w:sz w:val="32"/>
+          <w:szCs w:val="32"/>
+        </w:rPr>
+        <w:t xml:space="preserve"> // 2):</w:t>
+      </w:r>
+    </w:p>
+    <w:p>
+      <w:pPr>
+        <w:jc w:val="both"/>
+        <w:rPr>
+          <w:b/>
+          <w:bCs/>
+          <w:color w:val="D86DCB" w:themeColor="accent5" w:themeTint="99"/>
+          <w:sz w:val="32"/>
+          <w:szCs w:val="32"/>
+        </w:rPr>
+      </w:pPr>
+      <w:r>
+        <w:rPr>
+          <w:b/>
+          <w:bCs/>
+          <w:color w:val="D86DCB" w:themeColor="accent5" w:themeTint="99"/>
+          <w:sz w:val="32"/>
+          <w:szCs w:val="32"/>
+        </w:rPr>
+        <w:t xml:space="preserve">        if </w:t>
+      </w:r>
+      <w:proofErr w:type="spellStart"/>
+      <w:r>
+        <w:rPr>
+          <w:b/>
+          <w:bCs/>
+          <w:color w:val="D86DCB" w:themeColor="accent5" w:themeTint="99"/>
+          <w:sz w:val="32"/>
+          <w:szCs w:val="32"/>
+        </w:rPr>
+        <w:t>chk_str</w:t>
+      </w:r>
+      <w:proofErr w:type="spellEnd"/>
+      <w:r>
+        <w:rPr>
+          <w:b/>
+          <w:bCs/>
+          <w:color w:val="D86DCB" w:themeColor="accent5" w:themeTint="99"/>
+          <w:sz w:val="32"/>
+          <w:szCs w:val="32"/>
+        </w:rPr>
+        <w:t>[</w:t>
+      </w:r>
+      <w:proofErr w:type="spellStart"/>
+      <w:r>
+        <w:rPr>
+          <w:b/>
+          <w:bCs/>
+          <w:color w:val="D86DCB" w:themeColor="accent5" w:themeTint="99"/>
+          <w:sz w:val="32"/>
+          <w:szCs w:val="32"/>
+        </w:rPr>
+        <w:t>i</w:t>
+      </w:r>
+      <w:proofErr w:type="spellEnd"/>
+      <w:proofErr w:type="gramStart"/>
+      <w:r>
+        <w:rPr>
+          <w:b/>
+          <w:bCs/>
+          <w:color w:val="D86DCB" w:themeColor="accent5" w:themeTint="99"/>
+          <w:sz w:val="32"/>
+          <w:szCs w:val="32"/>
+        </w:rPr>
+        <w:t>] !</w:t>
+      </w:r>
+      <w:proofErr w:type="gramEnd"/>
+      <w:r>
+        <w:rPr>
+          <w:b/>
+          <w:bCs/>
+          <w:color w:val="D86DCB" w:themeColor="accent5" w:themeTint="99"/>
+          <w:sz w:val="32"/>
+          <w:szCs w:val="32"/>
+        </w:rPr>
+        <w:t xml:space="preserve">= </w:t>
+      </w:r>
+      <w:proofErr w:type="spellStart"/>
+      <w:r>
+        <w:rPr>
+          <w:b/>
+          <w:bCs/>
+          <w:color w:val="D86DCB" w:themeColor="accent5" w:themeTint="99"/>
+          <w:sz w:val="32"/>
+          <w:szCs w:val="32"/>
+        </w:rPr>
+        <w:t>chk_str</w:t>
+      </w:r>
+      <w:proofErr w:type="spellEnd"/>
+      <w:r>
+        <w:rPr>
+          <w:b/>
+          <w:bCs/>
+          <w:color w:val="D86DCB" w:themeColor="accent5" w:themeTint="99"/>
+          <w:sz w:val="32"/>
+          <w:szCs w:val="32"/>
+        </w:rPr>
+        <w:t xml:space="preserve">[-1 - </w:t>
+      </w:r>
+      <w:proofErr w:type="spellStart"/>
+      <w:r>
+        <w:rPr>
+          <w:b/>
+          <w:bCs/>
+          <w:color w:val="D86DCB" w:themeColor="accent5" w:themeTint="99"/>
+          <w:sz w:val="32"/>
+          <w:szCs w:val="32"/>
+        </w:rPr>
+        <w:t>i</w:t>
+      </w:r>
+      <w:proofErr w:type="spellEnd"/>
+      <w:r>
+        <w:rPr>
+          <w:b/>
+          <w:bCs/>
+          <w:color w:val="D86DCB" w:themeColor="accent5" w:themeTint="99"/>
+          <w:sz w:val="32"/>
+          <w:szCs w:val="32"/>
+        </w:rPr>
+        <w:t>]:</w:t>
+      </w:r>
+    </w:p>
+    <w:p>
+      <w:pPr>
+        <w:jc w:val="both"/>
+        <w:rPr>
+          <w:b/>
+          <w:bCs/>
+          <w:color w:val="D86DCB" w:themeColor="accent5" w:themeTint="99"/>
+          <w:sz w:val="32"/>
+          <w:szCs w:val="32"/>
+        </w:rPr>
+      </w:pPr>
+      <w:r>
+        <w:rPr>
+          <w:b/>
+          <w:bCs/>
+          <w:color w:val="D86DCB" w:themeColor="accent5" w:themeTint="99"/>
+          <w:sz w:val="32"/>
+          <w:szCs w:val="32"/>
+        </w:rPr>
+        <w:t xml:space="preserve">            return False # break loop and return false</w:t>
+      </w:r>
+    </w:p>
+    <w:p>
+      <w:pPr>
+        <w:jc w:val="both"/>
+        <w:rPr>
+          <w:b/>
+          <w:bCs/>
+          <w:color w:val="D86DCB" w:themeColor="accent5" w:themeTint="99"/>
+          <w:sz w:val="32"/>
+          <w:szCs w:val="32"/>
+        </w:rPr>
+      </w:pPr>
+      <w:r>
+        <w:rPr>
+          <w:b/>
+          <w:bCs/>
+          <w:color w:val="D86DCB" w:themeColor="accent5" w:themeTint="99"/>
+          <w:sz w:val="32"/>
+          <w:szCs w:val="32"/>
+        </w:rPr>
+        <w:t xml:space="preserve">    return True # if all matches and makes it here return true</w:t>
+      </w:r>
+    </w:p>
+    <w:p>
+      <w:pPr>
+        <w:jc w:val="both"/>
+        <w:rPr>
+          <w:b/>
+          <w:bCs/>
+          <w:color w:val="D86DCB" w:themeColor="accent5" w:themeTint="99"/>
+          <w:sz w:val="32"/>
+          <w:szCs w:val="32"/>
+        </w:rPr>
+      </w:pPr>
+      <w:r>
+        <w:rPr>
+          <w:b/>
+          <w:bCs/>
+          <w:color w:val="D86DCB" w:themeColor="accent5" w:themeTint="99"/>
+          <w:sz w:val="32"/>
+          <w:szCs w:val="32"/>
+        </w:rPr>
+        <w:t>if __name__ == '__main__':</w:t>
+      </w:r>
+    </w:p>
+    <w:p>
+      <w:pPr>
+        <w:jc w:val="both"/>
+        <w:rPr>
+          <w:b/>
+          <w:bCs/>
+          <w:color w:val="D86DCB" w:themeColor="accent5" w:themeTint="99"/>
+          <w:sz w:val="32"/>
+          <w:szCs w:val="32"/>
+        </w:rPr>
+      </w:pPr>
+      <w:r>
+        <w:rPr>
+          <w:b/>
+          <w:bCs/>
+          <w:color w:val="D86DCB" w:themeColor="accent5" w:themeTint="99"/>
+          <w:sz w:val="32"/>
+          <w:szCs w:val="32"/>
+        </w:rPr>
+        <w:t xml:space="preserve">    print(</w:t>
+      </w:r>
+      <w:proofErr w:type="spellStart"/>
+      <w:r>
+        <w:rPr>
+          <w:b/>
+          <w:bCs/>
+          <w:color w:val="D86DCB" w:themeColor="accent5" w:themeTint="99"/>
+          <w:sz w:val="32"/>
+          <w:szCs w:val="32"/>
+        </w:rPr>
+        <w:t>is_palindrome</w:t>
+      </w:r>
+      <w:proofErr w:type="spellEnd"/>
+      <w:r>
+        <w:rPr>
+          <w:b/>
+          <w:bCs/>
+          <w:color w:val="D86DCB" w:themeColor="accent5" w:themeTint="99"/>
+          <w:sz w:val="32"/>
+          <w:szCs w:val="32"/>
+        </w:rPr>
+        <w:t>('madam'))</w:t>
+      </w:r>
+    </w:p>
+    <w:p>
+      <w:pPr>
+        <w:jc w:val="both"/>
+        <w:rPr>
+          <w:sz w:val="32"/>
+          <w:szCs w:val="32"/>
+        </w:rPr>
+      </w:pPr>
+    </w:p>
+    <w:p>
+      <w:pPr>
+        <w:jc w:val="both"/>
+        <w:rPr>
+          <w:sz w:val="32"/>
+          <w:szCs w:val="32"/>
+        </w:rPr>
+      </w:pPr>
+      <w:r>
+        <w:rPr>
+          <w:sz w:val="32"/>
+          <w:szCs w:val="32"/>
+        </w:rPr>
+        <w:t>Use Cases:</w:t>
+      </w:r>
+    </w:p>
+    <w:p>
+      <w:pPr>
+        <w:jc w:val="both"/>
+        <w:rPr>
+          <w:sz w:val="32"/>
+          <w:szCs w:val="32"/>
+        </w:rPr>
+      </w:pPr>
+      <w:r>
+        <w:rPr>
+          <w:sz w:val="32"/>
+          <w:szCs w:val="32"/>
+        </w:rPr>
         <w:lastRenderedPageBreak/>
-        <w:t># This is called two-pointer pattern. Code:</w:t>
-      </w:r>
-    </w:p>
-    <w:p>
-      <w:pPr>
-        <w:jc w:val="both"/>
-        <w:rPr>
-          <w:b/>
-          <w:bCs/>
-          <w:color w:val="D86DCB" w:themeColor="accent5" w:themeTint="99"/>
-          <w:sz w:val="32"/>
-          <w:szCs w:val="32"/>
-        </w:rPr>
-      </w:pPr>
-      <w:r>
-        <w:rPr>
-          <w:b/>
-          <w:bCs/>
-          <w:color w:val="D86DCB" w:themeColor="accent5" w:themeTint="99"/>
-          <w:sz w:val="32"/>
-          <w:szCs w:val="32"/>
-        </w:rPr>
-        <w:t>def is_palindrome(chk_str):</w:t>
-      </w:r>
-    </w:p>
-    <w:p>
-      <w:pPr>
-        <w:jc w:val="both"/>
-        <w:rPr>
-          <w:b/>
-          <w:bCs/>
-          <w:color w:val="D86DCB" w:themeColor="accent5" w:themeTint="99"/>
-          <w:sz w:val="32"/>
-          <w:szCs w:val="32"/>
-        </w:rPr>
-      </w:pPr>
-      <w:r>
-        <w:rPr>
-          <w:b/>
-          <w:bCs/>
-          <w:color w:val="D86DCB" w:themeColor="accent5" w:themeTint="99"/>
-          <w:sz w:val="32"/>
-          <w:szCs w:val="32"/>
-        </w:rPr>
-        <w:t xml:space="preserve">    str_len = len(chk_str)</w:t>
-      </w:r>
-    </w:p>
-    <w:p>
-      <w:pPr>
-        <w:jc w:val="both"/>
-        <w:rPr>
-          <w:b/>
-          <w:bCs/>
-          <w:color w:val="D86DCB" w:themeColor="accent5" w:themeTint="99"/>
-          <w:sz w:val="32"/>
-          <w:szCs w:val="32"/>
-        </w:rPr>
-      </w:pPr>
-      <w:r>
-        <w:rPr>
-          <w:b/>
-          <w:bCs/>
-          <w:color w:val="D86DCB" w:themeColor="accent5" w:themeTint="99"/>
-          <w:sz w:val="32"/>
-          <w:szCs w:val="32"/>
-        </w:rPr>
-        <w:t xml:space="preserve">    for i in range(str_len // 2):</w:t>
-      </w:r>
-    </w:p>
-    <w:p>
-      <w:pPr>
-        <w:jc w:val="both"/>
-        <w:rPr>
-          <w:b/>
-          <w:bCs/>
-          <w:color w:val="D86DCB" w:themeColor="accent5" w:themeTint="99"/>
-          <w:sz w:val="32"/>
-          <w:szCs w:val="32"/>
-        </w:rPr>
-      </w:pPr>
-      <w:r>
-        <w:rPr>
-          <w:b/>
-          <w:bCs/>
-          <w:color w:val="D86DCB" w:themeColor="accent5" w:themeTint="99"/>
-          <w:sz w:val="32"/>
-          <w:szCs w:val="32"/>
-        </w:rPr>
-        <w:t xml:space="preserve">        if chk_str[i] != chk_str[-1 - i]:</w:t>
-      </w:r>
-    </w:p>
-    <w:p>
-      <w:pPr>
-        <w:jc w:val="both"/>
-        <w:rPr>
-          <w:b/>
-          <w:bCs/>
-          <w:color w:val="D86DCB" w:themeColor="accent5" w:themeTint="99"/>
-          <w:sz w:val="32"/>
-          <w:szCs w:val="32"/>
-        </w:rPr>
-      </w:pPr>
-      <w:r>
-        <w:rPr>
-          <w:b/>
-          <w:bCs/>
-          <w:color w:val="D86DCB" w:themeColor="accent5" w:themeTint="99"/>
-          <w:sz w:val="32"/>
-          <w:szCs w:val="32"/>
-        </w:rPr>
-        <w:t xml:space="preserve">            return False # break loop and return false</w:t>
-      </w:r>
-    </w:p>
-    <w:p>
-      <w:pPr>
-        <w:jc w:val="both"/>
-        <w:rPr>
-          <w:b/>
-          <w:bCs/>
-          <w:color w:val="D86DCB" w:themeColor="accent5" w:themeTint="99"/>
-          <w:sz w:val="32"/>
-          <w:szCs w:val="32"/>
-        </w:rPr>
-      </w:pPr>
-      <w:r>
-        <w:rPr>
-          <w:b/>
-          <w:bCs/>
-          <w:color w:val="D86DCB" w:themeColor="accent5" w:themeTint="99"/>
-          <w:sz w:val="32"/>
-          <w:szCs w:val="32"/>
-        </w:rPr>
-        <w:t xml:space="preserve">    return True # if all matches and makes it here return true</w:t>
-      </w:r>
-    </w:p>
-    <w:p>
-      <w:pPr>
-        <w:jc w:val="both"/>
-        <w:rPr>
-          <w:b/>
-          <w:bCs/>
-          <w:color w:val="D86DCB" w:themeColor="accent5" w:themeTint="99"/>
-          <w:sz w:val="32"/>
-          <w:szCs w:val="32"/>
-        </w:rPr>
-      </w:pPr>
-      <w:r>
-        <w:rPr>
-          <w:b/>
-          <w:bCs/>
-          <w:color w:val="D86DCB" w:themeColor="accent5" w:themeTint="99"/>
-          <w:sz w:val="32"/>
-          <w:szCs w:val="32"/>
-        </w:rPr>
-        <w:t>if __name__ == '__main__':</w:t>
-      </w:r>
-    </w:p>
-    <w:p>
-      <w:pPr>
-        <w:jc w:val="both"/>
-        <w:rPr>
-          <w:b/>
-          <w:bCs/>
-          <w:color w:val="D86DCB" w:themeColor="accent5" w:themeTint="99"/>
-          <w:sz w:val="32"/>
-          <w:szCs w:val="32"/>
-        </w:rPr>
-      </w:pPr>
-      <w:r>
-        <w:rPr>
-          <w:b/>
-          <w:bCs/>
-          <w:color w:val="D86DCB" w:themeColor="accent5" w:themeTint="99"/>
-          <w:sz w:val="32"/>
-          <w:szCs w:val="32"/>
-        </w:rPr>
-        <w:t xml:space="preserve">    print(is_palindrome('madam'))</w:t>
-      </w:r>
-    </w:p>
-    <w:p>
-      <w:pPr>
-        <w:jc w:val="both"/>
-        <w:rPr>
-          <w:sz w:val="32"/>
-          <w:szCs w:val="32"/>
-        </w:rPr>
-      </w:pPr>
-    </w:p>
-    <w:p>
-      <w:pPr>
-        <w:jc w:val="both"/>
-        <w:rPr>
-          <w:sz w:val="32"/>
-          <w:szCs w:val="32"/>
-        </w:rPr>
-      </w:pPr>
-      <w:r>
-        <w:rPr>
-          <w:sz w:val="32"/>
-          <w:szCs w:val="32"/>
-        </w:rPr>
-        <w:t>Use Cases:</w:t>
-      </w:r>
-    </w:p>
-    <w:p>
-      <w:pPr>
-        <w:jc w:val="both"/>
-        <w:rPr>
-          <w:sz w:val="32"/>
-          <w:szCs w:val="32"/>
-        </w:rPr>
-      </w:pPr>
-      <w:r>
-        <w:rPr>
-          <w:sz w:val="32"/>
-          <w:szCs w:val="32"/>
-        </w:rPr>
         <w:t># This pattern can be used for reversing an array or string.</w:t>
       </w:r>
     </w:p>
@@ -2854,14 +8804,6 @@
           <w:szCs w:val="32"/>
         </w:rPr>
         <w:tab/>
-      </w:r>
-      <w:r>
-        <w:rPr>
-          <w:b/>
-          <w:bCs/>
-          <w:sz w:val="32"/>
-          <w:szCs w:val="32"/>
-        </w:rPr>
         <w:t xml:space="preserve">[0, 1, 0, 3, 12] </w:t>
       </w:r>
     </w:p>
@@ -2992,7 +8934,6 @@
           <w:sz w:val="32"/>
           <w:szCs w:val="32"/>
         </w:rPr>
-        <w:lastRenderedPageBreak/>
         <w:t># Think like an engineer inversely we have to move the zeroes to the last so the inverse condition would be moving no-zero (1, 3, 12) numbers to the write position.</w:t>
       </w:r>
     </w:p>
@@ -3392,19 +9333,20 @@
           <w:sz w:val="28"/>
           <w:szCs w:val="28"/>
         </w:rPr>
-        <w:t>Copy nums[1] to nums[0]</w:t>
-      </w:r>
-    </w:p>
-    <w:p>
-      <w:pPr>
-        <w:jc w:val="both"/>
+        <w:t xml:space="preserve">Copy </w:t>
+      </w:r>
+      <w:proofErr w:type="spellStart"/>
+      <w:proofErr w:type="gramStart"/>
+      <w:r>
         <w:rPr>
           <w:b/>
           <w:bCs/>
           <w:sz w:val="28"/>
           <w:szCs w:val="28"/>
         </w:rPr>
-      </w:pPr>
+        <w:t>nums</w:t>
+      </w:r>
+      <w:proofErr w:type="spellEnd"/>
       <w:r>
         <w:rPr>
           <w:b/>
@@ -3412,19 +9354,19 @@
           <w:sz w:val="28"/>
           <w:szCs w:val="28"/>
         </w:rPr>
-        <w:t>↓</w:t>
-      </w:r>
-    </w:p>
-    <w:p>
-      <w:pPr>
-        <w:jc w:val="both"/>
+        <w:t>[</w:t>
+      </w:r>
+      <w:proofErr w:type="gramEnd"/>
+      <w:r>
         <w:rPr>
           <w:b/>
           <w:bCs/>
           <w:sz w:val="28"/>
           <w:szCs w:val="28"/>
         </w:rPr>
-      </w:pPr>
+        <w:t xml:space="preserve">1] to </w:t>
+      </w:r>
+      <w:proofErr w:type="spellStart"/>
       <w:r>
         <w:rPr>
           <w:b/>
@@ -3432,49 +9374,49 @@
           <w:sz w:val="28"/>
           <w:szCs w:val="28"/>
         </w:rPr>
-        <w:t>[1, 1, 0, 3, 12]</w:t>
-      </w:r>
-    </w:p>
-    <w:p>
-      <w:pPr>
-        <w:jc w:val="both"/>
+        <w:t>nums</w:t>
+      </w:r>
+      <w:proofErr w:type="spellEnd"/>
+      <w:r>
         <w:rPr>
           <w:b/>
           <w:bCs/>
           <w:sz w:val="28"/>
           <w:szCs w:val="28"/>
         </w:rPr>
-      </w:pPr>
-      <w:r>
+        <w:t>[0]</w:t>
+      </w:r>
+    </w:p>
+    <w:p>
+      <w:pPr>
+        <w:jc w:val="both"/>
         <w:rPr>
           <w:b/>
           <w:bCs/>
           <w:sz w:val="28"/>
           <w:szCs w:val="28"/>
         </w:rPr>
-        <w:lastRenderedPageBreak/>
-        <w:t>↓</w:t>
-      </w:r>
-    </w:p>
-    <w:p>
-      <w:pPr>
-        <w:jc w:val="both"/>
+      </w:pPr>
+      <w:r>
         <w:rPr>
           <w:b/>
           <w:bCs/>
           <w:sz w:val="28"/>
           <w:szCs w:val="28"/>
         </w:rPr>
-      </w:pPr>
-      <w:r>
+        <w:t>↓</w:t>
+      </w:r>
+    </w:p>
+    <w:p>
+      <w:pPr>
+        <w:jc w:val="both"/>
         <w:rPr>
           <w:b/>
           <w:bCs/>
           <w:sz w:val="28"/>
           <w:szCs w:val="28"/>
         </w:rPr>
-        <w:t>Yes, there are temporarily two 1s.</w:t>
-      </w:r>
+      </w:pPr>
       <w:r>
         <w:rPr>
           <w:b/>
@@ -3482,17 +9424,19 @@
           <w:sz w:val="28"/>
           <w:szCs w:val="28"/>
         </w:rPr>
-        <w:t xml:space="preserve"> </w:t>
-      </w:r>
-      <w:r>
+        <w:t>[1, 1, 0, 3, 12]</w:t>
+      </w:r>
+    </w:p>
+    <w:p>
+      <w:pPr>
+        <w:jc w:val="both"/>
         <w:rPr>
           <w:b/>
           <w:bCs/>
           <w:sz w:val="28"/>
           <w:szCs w:val="28"/>
         </w:rPr>
-        <w:t>That's allowed.</w:t>
-      </w:r>
+      </w:pPr>
       <w:r>
         <w:rPr>
           <w:b/>
@@ -3500,17 +9444,19 @@
           <w:sz w:val="28"/>
           <w:szCs w:val="28"/>
         </w:rPr>
-        <w:t xml:space="preserve"> </w:t>
-      </w:r>
-      <w:r>
+        <w:t>↓</w:t>
+      </w:r>
+    </w:p>
+    <w:p>
+      <w:pPr>
+        <w:jc w:val="both"/>
         <w:rPr>
           <w:b/>
           <w:bCs/>
           <w:sz w:val="28"/>
           <w:szCs w:val="28"/>
         </w:rPr>
-        <w:t>Now continue.</w:t>
-      </w:r>
+      </w:pPr>
       <w:r>
         <w:rPr>
           <w:b/>
@@ -3518,17 +9464,19 @@
           <w:sz w:val="28"/>
           <w:szCs w:val="28"/>
         </w:rPr>
-        <w:t xml:space="preserve"> </w:t>
-      </w:r>
-      <w:r>
+        <w:t>Yes, there are temporarily two 1s. That's allowed. Now continue. Next non-zero is 3. Copy it:</w:t>
+      </w:r>
+    </w:p>
+    <w:p>
+      <w:pPr>
+        <w:jc w:val="both"/>
         <w:rPr>
           <w:b/>
           <w:bCs/>
           <w:sz w:val="28"/>
           <w:szCs w:val="28"/>
         </w:rPr>
-        <w:t>Next non-zero is 3.</w:t>
-      </w:r>
+      </w:pPr>
       <w:r>
         <w:rPr>
           <w:b/>
@@ -3536,97 +9484,99 @@
           <w:sz w:val="28"/>
           <w:szCs w:val="28"/>
         </w:rPr>
-        <w:t xml:space="preserve"> </w:t>
-      </w:r>
-      <w:r>
+        <w:t>↓</w:t>
+      </w:r>
+    </w:p>
+    <w:p>
+      <w:pPr>
+        <w:jc w:val="both"/>
         <w:rPr>
           <w:b/>
           <w:bCs/>
           <w:sz w:val="28"/>
           <w:szCs w:val="28"/>
         </w:rPr>
-        <w:t>Copy it:</w:t>
-      </w:r>
-    </w:p>
-    <w:p>
-      <w:pPr>
-        <w:jc w:val="both"/>
+      </w:pPr>
+      <w:r>
         <w:rPr>
           <w:b/>
           <w:bCs/>
           <w:sz w:val="28"/>
           <w:szCs w:val="28"/>
         </w:rPr>
-      </w:pPr>
-      <w:r>
+        <w:t>[1, 3, 0, 3, 12]</w:t>
+      </w:r>
+    </w:p>
+    <w:p>
+      <w:pPr>
+        <w:jc w:val="both"/>
         <w:rPr>
           <w:b/>
           <w:bCs/>
           <w:sz w:val="28"/>
           <w:szCs w:val="28"/>
         </w:rPr>
-        <w:t>↓</w:t>
-      </w:r>
-    </w:p>
-    <w:p>
-      <w:pPr>
-        <w:jc w:val="both"/>
+      </w:pPr>
+      <w:r>
         <w:rPr>
           <w:b/>
           <w:bCs/>
           <w:sz w:val="28"/>
           <w:szCs w:val="28"/>
         </w:rPr>
-      </w:pPr>
-      <w:r>
+        <w:t>↓</w:t>
+      </w:r>
+    </w:p>
+    <w:p>
+      <w:pPr>
+        <w:jc w:val="both"/>
         <w:rPr>
           <w:b/>
           <w:bCs/>
           <w:sz w:val="28"/>
           <w:szCs w:val="28"/>
         </w:rPr>
-        <w:t>[1, 3, 0, 3, 12]</w:t>
-      </w:r>
-    </w:p>
-    <w:p>
-      <w:pPr>
-        <w:jc w:val="both"/>
+      </w:pPr>
+      <w:r>
         <w:rPr>
           <w:b/>
           <w:bCs/>
           <w:sz w:val="28"/>
           <w:szCs w:val="28"/>
         </w:rPr>
-      </w:pPr>
-      <w:r>
+        <w:t>Again, there are temporarily two 3s. Still okay. Next:</w:t>
+      </w:r>
+    </w:p>
+    <w:p>
+      <w:pPr>
+        <w:jc w:val="both"/>
         <w:rPr>
           <w:b/>
           <w:bCs/>
           <w:sz w:val="28"/>
           <w:szCs w:val="28"/>
         </w:rPr>
-        <w:t>↓</w:t>
-      </w:r>
-    </w:p>
-    <w:p>
-      <w:pPr>
-        <w:jc w:val="both"/>
+      </w:pPr>
+      <w:r>
         <w:rPr>
           <w:b/>
           <w:bCs/>
           <w:sz w:val="28"/>
           <w:szCs w:val="28"/>
         </w:rPr>
-      </w:pPr>
-      <w:r>
+        <w:t>↓</w:t>
+      </w:r>
+    </w:p>
+    <w:p>
+      <w:pPr>
+        <w:jc w:val="both"/>
         <w:rPr>
           <w:b/>
           <w:bCs/>
           <w:sz w:val="28"/>
           <w:szCs w:val="28"/>
         </w:rPr>
-        <w:t>Again, there are temporarily two 3s.</w:t>
-      </w:r>
+      </w:pPr>
       <w:r>
         <w:rPr>
           <w:b/>
@@ -3634,17 +9584,19 @@
           <w:sz w:val="28"/>
           <w:szCs w:val="28"/>
         </w:rPr>
-        <w:t xml:space="preserve"> S</w:t>
-      </w:r>
-      <w:r>
+        <w:t>[1, 3, 12, 3, 12]</w:t>
+      </w:r>
+    </w:p>
+    <w:p>
+      <w:pPr>
+        <w:jc w:val="both"/>
         <w:rPr>
           <w:b/>
           <w:bCs/>
           <w:sz w:val="28"/>
           <w:szCs w:val="28"/>
         </w:rPr>
-        <w:t>till okay.</w:t>
-      </w:r>
+      </w:pPr>
       <w:r>
         <w:rPr>
           <w:b/>
@@ -3652,171 +9604,67 @@
           <w:sz w:val="28"/>
           <w:szCs w:val="28"/>
         </w:rPr>
-        <w:t xml:space="preserve"> </w:t>
-      </w:r>
-      <w:r>
+        <w:t>↓</w:t>
+      </w:r>
+    </w:p>
+    <w:p>
+      <w:pPr>
+        <w:jc w:val="both"/>
         <w:rPr>
           <w:b/>
           <w:bCs/>
           <w:sz w:val="28"/>
           <w:szCs w:val="28"/>
         </w:rPr>
-        <w:t>Next:</w:t>
-      </w:r>
-    </w:p>
-    <w:p>
-      <w:pPr>
-        <w:jc w:val="both"/>
+      </w:pPr>
+      <w:r>
         <w:rPr>
           <w:b/>
           <w:bCs/>
           <w:sz w:val="28"/>
           <w:szCs w:val="28"/>
         </w:rPr>
-      </w:pPr>
-      <w:r>
+        <w:t>Now all non-zero numbers have been compacted to the front. Finally, fill everything after write with zeros.</w:t>
+      </w:r>
+    </w:p>
+    <w:p>
+      <w:pPr>
+        <w:jc w:val="both"/>
         <w:rPr>
           <w:b/>
           <w:bCs/>
           <w:sz w:val="28"/>
           <w:szCs w:val="28"/>
         </w:rPr>
-        <w:t>↓</w:t>
-      </w:r>
-    </w:p>
-    <w:p>
-      <w:pPr>
-        <w:jc w:val="both"/>
+      </w:pPr>
+      <w:r>
         <w:rPr>
           <w:b/>
           <w:bCs/>
           <w:sz w:val="28"/>
           <w:szCs w:val="28"/>
         </w:rPr>
-      </w:pPr>
-      <w:r>
+        <w:t>↓</w:t>
+      </w:r>
+    </w:p>
+    <w:p>
+      <w:pPr>
+        <w:jc w:val="both"/>
         <w:rPr>
           <w:b/>
           <w:bCs/>
           <w:sz w:val="28"/>
           <w:szCs w:val="28"/>
         </w:rPr>
-        <w:t>[1, 3, 12, 3, 12]</w:t>
-      </w:r>
-    </w:p>
-    <w:p>
-      <w:pPr>
-        <w:jc w:val="both"/>
+      </w:pPr>
+      <w:r>
         <w:rPr>
           <w:b/>
           <w:bCs/>
           <w:sz w:val="28"/>
           <w:szCs w:val="28"/>
         </w:rPr>
-      </w:pPr>
-      <w:r>
-        <w:rPr>
-          <w:b/>
-          <w:bCs/>
-          <w:sz w:val="28"/>
-          <w:szCs w:val="28"/>
-        </w:rPr>
-        <w:t>↓</w:t>
-      </w:r>
-    </w:p>
-    <w:p>
-      <w:pPr>
-        <w:jc w:val="both"/>
-        <w:rPr>
-          <w:b/>
-          <w:bCs/>
-          <w:sz w:val="28"/>
-          <w:szCs w:val="28"/>
-        </w:rPr>
-      </w:pPr>
-      <w:r>
-        <w:rPr>
-          <w:b/>
-          <w:bCs/>
-          <w:sz w:val="28"/>
-          <w:szCs w:val="28"/>
-        </w:rPr>
-        <w:t>Now all non-zero numbers have been compacted to the front.</w:t>
-      </w:r>
-      <w:r>
-        <w:rPr>
-          <w:b/>
-          <w:bCs/>
-          <w:sz w:val="28"/>
-          <w:szCs w:val="28"/>
-        </w:rPr>
-        <w:t xml:space="preserve"> </w:t>
-      </w:r>
-      <w:r>
-        <w:rPr>
-          <w:b/>
-          <w:bCs/>
-          <w:sz w:val="28"/>
-          <w:szCs w:val="28"/>
-        </w:rPr>
-        <w:t>Finally</w:t>
-      </w:r>
-      <w:r>
-        <w:rPr>
-          <w:b/>
-          <w:bCs/>
-          <w:sz w:val="28"/>
-          <w:szCs w:val="28"/>
-        </w:rPr>
-        <w:t>, f</w:t>
-      </w:r>
-      <w:r>
-        <w:rPr>
-          <w:b/>
-          <w:bCs/>
-          <w:sz w:val="28"/>
-          <w:szCs w:val="28"/>
-        </w:rPr>
-        <w:t>ill everything after write with zeros.</w:t>
-      </w:r>
-    </w:p>
-    <w:p>
-      <w:pPr>
-        <w:jc w:val="both"/>
-        <w:rPr>
-          <w:b/>
-          <w:bCs/>
-          <w:sz w:val="28"/>
-          <w:szCs w:val="28"/>
-        </w:rPr>
-      </w:pPr>
-      <w:r>
-        <w:rPr>
-          <w:b/>
-          <w:bCs/>
-          <w:sz w:val="28"/>
-          <w:szCs w:val="28"/>
-        </w:rPr>
-        <w:t>↓</w:t>
-      </w:r>
-    </w:p>
-    <w:p>
-      <w:pPr>
-        <w:jc w:val="both"/>
-        <w:rPr>
-          <w:b/>
-          <w:bCs/>
-          <w:sz w:val="28"/>
-          <w:szCs w:val="28"/>
-        </w:rPr>
-      </w:pPr>
-      <w:r>
-        <w:rPr>
-          <w:b/>
-          <w:bCs/>
-          <w:sz w:val="28"/>
-          <w:szCs w:val="28"/>
-        </w:rPr>
+        <w:lastRenderedPageBreak/>
         <w:t>[1, 3, 12, 0, 0]</w:t>
       </w:r>
     </w:p>
@@ -4101,21 +9949,7 @@
           <w:sz w:val="32"/>
           <w:szCs w:val="32"/>
         </w:rPr>
-        <w:t>Time</w:t>
-      </w:r>
-      <w:r>
-        <w:rPr>
-          <w:sz w:val="32"/>
-          <w:szCs w:val="32"/>
-        </w:rPr>
-        <w:t xml:space="preserve"> Complexity</w:t>
-      </w:r>
-      <w:r>
-        <w:rPr>
-          <w:sz w:val="32"/>
-          <w:szCs w:val="32"/>
-        </w:rPr>
-        <w:t xml:space="preserve">: </w:t>
+        <w:t xml:space="preserve">Time Complexity: </w:t>
       </w:r>
       <w:r>
         <w:rPr>
@@ -4145,30 +9979,27 @@
           <w:sz w:val="32"/>
           <w:szCs w:val="32"/>
         </w:rPr>
-        <w:t>Space</w:t>
-      </w:r>
-      <w:r>
-        <w:rPr>
-          <w:sz w:val="32"/>
-          <w:szCs w:val="32"/>
-        </w:rPr>
-        <w:t xml:space="preserve"> Complexity</w:t>
-      </w:r>
-      <w:r>
-        <w:rPr>
-          <w:sz w:val="32"/>
-          <w:szCs w:val="32"/>
-        </w:rPr>
-        <w:t xml:space="preserve">: </w:t>
-      </w:r>
-      <w:r>
-        <w:rPr>
-          <w:b/>
-          <w:bCs/>
-          <w:sz w:val="32"/>
-          <w:szCs w:val="32"/>
-        </w:rPr>
-        <w:t>O(1)</w:t>
+        <w:t xml:space="preserve">Space Complexity: </w:t>
+      </w:r>
+      <w:proofErr w:type="gramStart"/>
+      <w:r>
+        <w:rPr>
+          <w:b/>
+          <w:bCs/>
+          <w:sz w:val="32"/>
+          <w:szCs w:val="32"/>
+        </w:rPr>
+        <w:t>O(</w:t>
+      </w:r>
+      <w:proofErr w:type="gramEnd"/>
+      <w:r>
+        <w:rPr>
+          <w:b/>
+          <w:bCs/>
+          <w:sz w:val="32"/>
+          <w:szCs w:val="32"/>
+        </w:rPr>
+        <w:t>1)</w:t>
       </w:r>
       <w:r>
         <w:rPr>
@@ -4266,51 +10097,151 @@
           <w:sz w:val="32"/>
           <w:szCs w:val="32"/>
         </w:rPr>
-        <w:t>for i in range(len(numbers)):</w:t>
-      </w:r>
-    </w:p>
-    <w:p>
-      <w:pPr>
-        <w:jc w:val="both"/>
-        <w:rPr>
-          <w:b/>
-          <w:bCs/>
-          <w:color w:val="D86DCB" w:themeColor="accent5" w:themeTint="99"/>
-          <w:sz w:val="32"/>
-          <w:szCs w:val="32"/>
-        </w:rPr>
-      </w:pPr>
-      <w:r>
-        <w:rPr>
-          <w:b/>
-          <w:bCs/>
-          <w:color w:val="D86DCB" w:themeColor="accent5" w:themeTint="99"/>
-          <w:sz w:val="32"/>
-          <w:szCs w:val="32"/>
-        </w:rPr>
-        <w:t xml:space="preserve">    if numbers[i] != 0:</w:t>
-      </w:r>
-    </w:p>
-    <w:p>
-      <w:pPr>
-        <w:jc w:val="both"/>
-        <w:rPr>
-          <w:b/>
-          <w:bCs/>
-          <w:color w:val="D86DCB" w:themeColor="accent5" w:themeTint="99"/>
-          <w:sz w:val="32"/>
-          <w:szCs w:val="32"/>
-        </w:rPr>
-      </w:pPr>
-      <w:r>
-        <w:rPr>
-          <w:b/>
-          <w:bCs/>
-          <w:color w:val="D86DCB" w:themeColor="accent5" w:themeTint="99"/>
-          <w:sz w:val="32"/>
-          <w:szCs w:val="32"/>
-        </w:rPr>
-        <w:t xml:space="preserve">        numbers[write] = numbers[i]</w:t>
+        <w:t xml:space="preserve">for </w:t>
+      </w:r>
+      <w:proofErr w:type="spellStart"/>
+      <w:r>
+        <w:rPr>
+          <w:b/>
+          <w:bCs/>
+          <w:color w:val="D86DCB" w:themeColor="accent5" w:themeTint="99"/>
+          <w:sz w:val="32"/>
+          <w:szCs w:val="32"/>
+        </w:rPr>
+        <w:t>i</w:t>
+      </w:r>
+      <w:proofErr w:type="spellEnd"/>
+      <w:r>
+        <w:rPr>
+          <w:b/>
+          <w:bCs/>
+          <w:color w:val="D86DCB" w:themeColor="accent5" w:themeTint="99"/>
+          <w:sz w:val="32"/>
+          <w:szCs w:val="32"/>
+        </w:rPr>
+        <w:t xml:space="preserve"> in range(</w:t>
+      </w:r>
+      <w:proofErr w:type="spellStart"/>
+      <w:r>
+        <w:rPr>
+          <w:b/>
+          <w:bCs/>
+          <w:color w:val="D86DCB" w:themeColor="accent5" w:themeTint="99"/>
+          <w:sz w:val="32"/>
+          <w:szCs w:val="32"/>
+        </w:rPr>
+        <w:t>len</w:t>
+      </w:r>
+      <w:proofErr w:type="spellEnd"/>
+      <w:r>
+        <w:rPr>
+          <w:b/>
+          <w:bCs/>
+          <w:color w:val="D86DCB" w:themeColor="accent5" w:themeTint="99"/>
+          <w:sz w:val="32"/>
+          <w:szCs w:val="32"/>
+        </w:rPr>
+        <w:t>(numbers)):</w:t>
+      </w:r>
+    </w:p>
+    <w:p>
+      <w:pPr>
+        <w:jc w:val="both"/>
+        <w:rPr>
+          <w:b/>
+          <w:bCs/>
+          <w:color w:val="D86DCB" w:themeColor="accent5" w:themeTint="99"/>
+          <w:sz w:val="32"/>
+          <w:szCs w:val="32"/>
+        </w:rPr>
+      </w:pPr>
+      <w:r>
+        <w:rPr>
+          <w:b/>
+          <w:bCs/>
+          <w:color w:val="D86DCB" w:themeColor="accent5" w:themeTint="99"/>
+          <w:sz w:val="32"/>
+          <w:szCs w:val="32"/>
+        </w:rPr>
+        <w:t xml:space="preserve">    if numbers[</w:t>
+      </w:r>
+      <w:proofErr w:type="spellStart"/>
+      <w:r>
+        <w:rPr>
+          <w:b/>
+          <w:bCs/>
+          <w:color w:val="D86DCB" w:themeColor="accent5" w:themeTint="99"/>
+          <w:sz w:val="32"/>
+          <w:szCs w:val="32"/>
+        </w:rPr>
+        <w:t>i</w:t>
+      </w:r>
+      <w:proofErr w:type="spellEnd"/>
+      <w:proofErr w:type="gramStart"/>
+      <w:r>
+        <w:rPr>
+          <w:b/>
+          <w:bCs/>
+          <w:color w:val="D86DCB" w:themeColor="accent5" w:themeTint="99"/>
+          <w:sz w:val="32"/>
+          <w:szCs w:val="32"/>
+        </w:rPr>
+        <w:t>] !</w:t>
+      </w:r>
+      <w:proofErr w:type="gramEnd"/>
+      <w:r>
+        <w:rPr>
+          <w:b/>
+          <w:bCs/>
+          <w:color w:val="D86DCB" w:themeColor="accent5" w:themeTint="99"/>
+          <w:sz w:val="32"/>
+          <w:szCs w:val="32"/>
+        </w:rPr>
+        <w:t>= 0:</w:t>
+      </w:r>
+    </w:p>
+    <w:p>
+      <w:pPr>
+        <w:jc w:val="both"/>
+        <w:rPr>
+          <w:b/>
+          <w:bCs/>
+          <w:color w:val="D86DCB" w:themeColor="accent5" w:themeTint="99"/>
+          <w:sz w:val="32"/>
+          <w:szCs w:val="32"/>
+        </w:rPr>
+      </w:pPr>
+      <w:r>
+        <w:rPr>
+          <w:b/>
+          <w:bCs/>
+          <w:color w:val="D86DCB" w:themeColor="accent5" w:themeTint="99"/>
+          <w:sz w:val="32"/>
+          <w:szCs w:val="32"/>
+        </w:rPr>
+        <w:t xml:space="preserve">        numbers[write] = numbers[</w:t>
+      </w:r>
+      <w:proofErr w:type="spellStart"/>
+      <w:r>
+        <w:rPr>
+          <w:b/>
+          <w:bCs/>
+          <w:color w:val="D86DCB" w:themeColor="accent5" w:themeTint="99"/>
+          <w:sz w:val="32"/>
+          <w:szCs w:val="32"/>
+        </w:rPr>
+        <w:t>i</w:t>
+      </w:r>
+      <w:proofErr w:type="spellEnd"/>
+      <w:r>
+        <w:rPr>
+          <w:b/>
+          <w:bCs/>
+          <w:color w:val="D86DCB" w:themeColor="accent5" w:themeTint="99"/>
+          <w:sz w:val="32"/>
+          <w:szCs w:val="32"/>
+        </w:rPr>
+        <w:t>]</w:t>
       </w:r>
     </w:p>
     <w:p>
@@ -4354,29 +10285,97 @@
           <w:sz w:val="32"/>
           <w:szCs w:val="32"/>
         </w:rPr>
-        <w:t>for i in range(write,len(numbers)):</w:t>
-      </w:r>
-    </w:p>
-    <w:p>
-      <w:pPr>
-        <w:jc w:val="both"/>
-        <w:rPr>
-          <w:b/>
-          <w:bCs/>
-          <w:color w:val="D86DCB" w:themeColor="accent5" w:themeTint="99"/>
-          <w:sz w:val="32"/>
-          <w:szCs w:val="32"/>
-        </w:rPr>
-      </w:pPr>
-      <w:r>
-        <w:rPr>
-          <w:b/>
-          <w:bCs/>
-          <w:color w:val="D86DCB" w:themeColor="accent5" w:themeTint="99"/>
-          <w:sz w:val="32"/>
-          <w:szCs w:val="32"/>
-        </w:rPr>
-        <w:t xml:space="preserve">    numbers[i] = 0</w:t>
+        <w:t xml:space="preserve">for </w:t>
+      </w:r>
+      <w:proofErr w:type="spellStart"/>
+      <w:r>
+        <w:rPr>
+          <w:b/>
+          <w:bCs/>
+          <w:color w:val="D86DCB" w:themeColor="accent5" w:themeTint="99"/>
+          <w:sz w:val="32"/>
+          <w:szCs w:val="32"/>
+        </w:rPr>
+        <w:t>i</w:t>
+      </w:r>
+      <w:proofErr w:type="spellEnd"/>
+      <w:r>
+        <w:rPr>
+          <w:b/>
+          <w:bCs/>
+          <w:color w:val="D86DCB" w:themeColor="accent5" w:themeTint="99"/>
+          <w:sz w:val="32"/>
+          <w:szCs w:val="32"/>
+        </w:rPr>
+        <w:t xml:space="preserve"> in range(</w:t>
+      </w:r>
+      <w:proofErr w:type="spellStart"/>
+      <w:proofErr w:type="gramStart"/>
+      <w:r>
+        <w:rPr>
+          <w:b/>
+          <w:bCs/>
+          <w:color w:val="D86DCB" w:themeColor="accent5" w:themeTint="99"/>
+          <w:sz w:val="32"/>
+          <w:szCs w:val="32"/>
+        </w:rPr>
+        <w:t>write,len</w:t>
+      </w:r>
+      <w:proofErr w:type="spellEnd"/>
+      <w:proofErr w:type="gramEnd"/>
+      <w:r>
+        <w:rPr>
+          <w:b/>
+          <w:bCs/>
+          <w:color w:val="D86DCB" w:themeColor="accent5" w:themeTint="99"/>
+          <w:sz w:val="32"/>
+          <w:szCs w:val="32"/>
+        </w:rPr>
+        <w:t>(numbers)):</w:t>
+      </w:r>
+    </w:p>
+    <w:p>
+      <w:pPr>
+        <w:jc w:val="both"/>
+        <w:rPr>
+          <w:b/>
+          <w:bCs/>
+          <w:color w:val="D86DCB" w:themeColor="accent5" w:themeTint="99"/>
+          <w:sz w:val="32"/>
+          <w:szCs w:val="32"/>
+        </w:rPr>
+      </w:pPr>
+      <w:r>
+        <w:rPr>
+          <w:b/>
+          <w:bCs/>
+          <w:color w:val="D86DCB" w:themeColor="accent5" w:themeTint="99"/>
+          <w:sz w:val="32"/>
+          <w:szCs w:val="32"/>
+        </w:rPr>
+        <w:t xml:space="preserve">    numbers[</w:t>
+      </w:r>
+      <w:proofErr w:type="spellStart"/>
+      <w:r>
+        <w:rPr>
+          <w:b/>
+          <w:bCs/>
+          <w:color w:val="D86DCB" w:themeColor="accent5" w:themeTint="99"/>
+          <w:sz w:val="32"/>
+          <w:szCs w:val="32"/>
+        </w:rPr>
+        <w:t>i</w:t>
+      </w:r>
+      <w:proofErr w:type="spellEnd"/>
+      <w:r>
+        <w:rPr>
+          <w:b/>
+          <w:bCs/>
+          <w:color w:val="D86DCB" w:themeColor="accent5" w:themeTint="99"/>
+          <w:sz w:val="32"/>
+          <w:szCs w:val="32"/>
+        </w:rPr>
+        <w:t>] = 0</w:t>
       </w:r>
     </w:p>
     <w:p>
@@ -4577,7 +10576,6 @@
           <w:sz w:val="32"/>
           <w:szCs w:val="32"/>
         </w:rPr>
-        <w:lastRenderedPageBreak/>
         <w:t>Break</w:t>
       </w:r>
     </w:p>
@@ -5128,6 +11126,119 @@
     </w:lvl>
   </w:abstractNum>
   <w:abstractNum w:abstractNumId="4" w15:restartNumberingAfterBreak="0">
+    <w:nsid w:val="148C786E"/>
+    <w:multiLevelType w:val="hybridMultilevel"/>
+    <w:tmpl w:val="B942C0EC"/>
+    <w:lvl w:ilvl="0" w:tplc="04090001">
+      <w:start w:val="1"/>
+      <w:numFmt w:val="bullet"/>
+      <w:lvlText w:val=""/>
+      <w:lvlJc w:val="left"/>
+      <w:pPr>
+        <w:ind w:left="360" w:hanging="360"/>
+      </w:pPr>
+      <w:rPr>
+        <w:rFonts w:ascii="Symbol" w:hAnsi="Symbol" w:hint="default"/>
+      </w:rPr>
+    </w:lvl>
+    <w:lvl w:ilvl="1" w:tplc="04090003" w:tentative="1">
+      <w:start w:val="1"/>
+      <w:numFmt w:val="bullet"/>
+      <w:lvlText w:val="o"/>
+      <w:lvlJc w:val="left"/>
+      <w:pPr>
+        <w:ind w:left="1440" w:hanging="360"/>
+      </w:pPr>
+      <w:rPr>
+        <w:rFonts w:ascii="Courier New" w:hAnsi="Courier New" w:cs="Courier New" w:hint="default"/>
+      </w:rPr>
+    </w:lvl>
+    <w:lvl w:ilvl="2" w:tplc="04090005" w:tentative="1">
+      <w:start w:val="1"/>
+      <w:numFmt w:val="bullet"/>
+      <w:lvlText w:val=""/>
+      <w:lvlJc w:val="left"/>
+      <w:pPr>
+        <w:ind w:left="2160" w:hanging="360"/>
+      </w:pPr>
+      <w:rPr>
+        <w:rFonts w:ascii="Wingdings" w:hAnsi="Wingdings" w:hint="default"/>
+      </w:rPr>
+    </w:lvl>
+    <w:lvl w:ilvl="3" w:tplc="04090001" w:tentative="1">
+      <w:start w:val="1"/>
+      <w:numFmt w:val="bullet"/>
+      <w:lvlText w:val=""/>
+      <w:lvlJc w:val="left"/>
+      <w:pPr>
+        <w:ind w:left="2880" w:hanging="360"/>
+      </w:pPr>
+      <w:rPr>
+        <w:rFonts w:ascii="Symbol" w:hAnsi="Symbol" w:hint="default"/>
+      </w:rPr>
+    </w:lvl>
+    <w:lvl w:ilvl="4" w:tplc="04090003" w:tentative="1">
+      <w:start w:val="1"/>
+      <w:numFmt w:val="bullet"/>
+      <w:lvlText w:val="o"/>
+      <w:lvlJc w:val="left"/>
+      <w:pPr>
+        <w:ind w:left="3600" w:hanging="360"/>
+      </w:pPr>
+      <w:rPr>
+        <w:rFonts w:ascii="Courier New" w:hAnsi="Courier New" w:cs="Courier New" w:hint="default"/>
+      </w:rPr>
+    </w:lvl>
+    <w:lvl w:ilvl="5" w:tplc="04090005" w:tentative="1">
+      <w:start w:val="1"/>
+      <w:numFmt w:val="bullet"/>
+      <w:lvlText w:val=""/>
+      <w:lvlJc w:val="left"/>
+      <w:pPr>
+        <w:ind w:left="4320" w:hanging="360"/>
+      </w:pPr>
+      <w:rPr>
+        <w:rFonts w:ascii="Wingdings" w:hAnsi="Wingdings" w:hint="default"/>
+      </w:rPr>
+    </w:lvl>
+    <w:lvl w:ilvl="6" w:tplc="04090001" w:tentative="1">
+      <w:start w:val="1"/>
+      <w:numFmt w:val="bullet"/>
+      <w:lvlText w:val=""/>
+      <w:lvlJc w:val="left"/>
+      <w:pPr>
+        <w:ind w:left="5040" w:hanging="360"/>
+      </w:pPr>
+      <w:rPr>
+        <w:rFonts w:ascii="Symbol" w:hAnsi="Symbol" w:hint="default"/>
+      </w:rPr>
+    </w:lvl>
+    <w:lvl w:ilvl="7" w:tplc="04090003" w:tentative="1">
+      <w:start w:val="1"/>
+      <w:numFmt w:val="bullet"/>
+      <w:lvlText w:val="o"/>
+      <w:lvlJc w:val="left"/>
+      <w:pPr>
+        <w:ind w:left="5760" w:hanging="360"/>
+      </w:pPr>
+      <w:rPr>
+        <w:rFonts w:ascii="Courier New" w:hAnsi="Courier New" w:cs="Courier New" w:hint="default"/>
+      </w:rPr>
+    </w:lvl>
+    <w:lvl w:ilvl="8" w:tplc="04090005" w:tentative="1">
+      <w:start w:val="1"/>
+      <w:numFmt w:val="bullet"/>
+      <w:lvlText w:val=""/>
+      <w:lvlJc w:val="left"/>
+      <w:pPr>
+        <w:ind w:left="6480" w:hanging="360"/>
+      </w:pPr>
+      <w:rPr>
+        <w:rFonts w:ascii="Wingdings" w:hAnsi="Wingdings" w:hint="default"/>
+      </w:rPr>
+    </w:lvl>
+  </w:abstractNum>
+  <w:abstractNum w:abstractNumId="5" w15:restartNumberingAfterBreak="0">
     <w:nsid w:val="18AD477D"/>
     <w:multiLevelType w:val="hybridMultilevel"/>
     <w:tmpl w:val="873C75EA"/>
@@ -5240,7 +11351,7 @@
       </w:rPr>
     </w:lvl>
   </w:abstractNum>
-  <w:abstractNum w:abstractNumId="5" w15:restartNumberingAfterBreak="0">
+  <w:abstractNum w:abstractNumId="6" w15:restartNumberingAfterBreak="0">
     <w:nsid w:val="1E9323AD"/>
     <w:multiLevelType w:val="hybridMultilevel"/>
     <w:tmpl w:val="B4A0E43E"/>
@@ -5353,7 +11464,7 @@
       </w:rPr>
     </w:lvl>
   </w:abstractNum>
-  <w:abstractNum w:abstractNumId="6" w15:restartNumberingAfterBreak="0">
+  <w:abstractNum w:abstractNumId="7" w15:restartNumberingAfterBreak="0">
     <w:nsid w:val="23A11734"/>
     <w:multiLevelType w:val="hybridMultilevel"/>
     <w:tmpl w:val="CCB83A46"/>
@@ -5466,7 +11577,7 @@
       </w:rPr>
     </w:lvl>
   </w:abstractNum>
-  <w:abstractNum w:abstractNumId="7" w15:restartNumberingAfterBreak="0">
+  <w:abstractNum w:abstractNumId="8" w15:restartNumberingAfterBreak="0">
     <w:nsid w:val="2557343A"/>
     <w:multiLevelType w:val="hybridMultilevel"/>
     <w:tmpl w:val="8A30FEE6"/>
@@ -5579,7 +11690,7 @@
       </w:rPr>
     </w:lvl>
   </w:abstractNum>
-  <w:abstractNum w:abstractNumId="8" w15:restartNumberingAfterBreak="0">
+  <w:abstractNum w:abstractNumId="9" w15:restartNumberingAfterBreak="0">
     <w:nsid w:val="2803370B"/>
     <w:multiLevelType w:val="hybridMultilevel"/>
     <w:tmpl w:val="9EA49456"/>
@@ -5692,7 +11803,7 @@
       </w:rPr>
     </w:lvl>
   </w:abstractNum>
-  <w:abstractNum w:abstractNumId="9" w15:restartNumberingAfterBreak="0">
+  <w:abstractNum w:abstractNumId="10" w15:restartNumberingAfterBreak="0">
     <w:nsid w:val="2E007351"/>
     <w:multiLevelType w:val="hybridMultilevel"/>
     <w:tmpl w:val="6F2EBE88"/>
@@ -5805,7 +11916,7 @@
       </w:rPr>
     </w:lvl>
   </w:abstractNum>
-  <w:abstractNum w:abstractNumId="10" w15:restartNumberingAfterBreak="0">
+  <w:abstractNum w:abstractNumId="11" w15:restartNumberingAfterBreak="0">
     <w:nsid w:val="2F592B5B"/>
     <w:multiLevelType w:val="hybridMultilevel"/>
     <w:tmpl w:val="FE62C13A"/>
@@ -5918,7 +12029,7 @@
       </w:rPr>
     </w:lvl>
   </w:abstractNum>
-  <w:abstractNum w:abstractNumId="11" w15:restartNumberingAfterBreak="0">
+  <w:abstractNum w:abstractNumId="12" w15:restartNumberingAfterBreak="0">
     <w:nsid w:val="343F15CA"/>
     <w:multiLevelType w:val="hybridMultilevel"/>
     <w:tmpl w:val="38905CBE"/>
@@ -6031,7 +12142,7 @@
       </w:rPr>
     </w:lvl>
   </w:abstractNum>
-  <w:abstractNum w:abstractNumId="12" w15:restartNumberingAfterBreak="0">
+  <w:abstractNum w:abstractNumId="13" w15:restartNumberingAfterBreak="0">
     <w:nsid w:val="352E72A6"/>
     <w:multiLevelType w:val="hybridMultilevel"/>
     <w:tmpl w:val="36608DA2"/>
@@ -6144,7 +12255,7 @@
       </w:rPr>
     </w:lvl>
   </w:abstractNum>
-  <w:abstractNum w:abstractNumId="13" w15:restartNumberingAfterBreak="0">
+  <w:abstractNum w:abstractNumId="14" w15:restartNumberingAfterBreak="0">
     <w:nsid w:val="3A64427A"/>
     <w:multiLevelType w:val="hybridMultilevel"/>
     <w:tmpl w:val="08061F78"/>
@@ -6257,7 +12368,7 @@
       </w:rPr>
     </w:lvl>
   </w:abstractNum>
-  <w:abstractNum w:abstractNumId="14" w15:restartNumberingAfterBreak="0">
+  <w:abstractNum w:abstractNumId="15" w15:restartNumberingAfterBreak="0">
     <w:nsid w:val="3B0B59EE"/>
     <w:multiLevelType w:val="hybridMultilevel"/>
     <w:tmpl w:val="A9A007C4"/>
@@ -6370,7 +12481,7 @@
       </w:rPr>
     </w:lvl>
   </w:abstractNum>
-  <w:abstractNum w:abstractNumId="15" w15:restartNumberingAfterBreak="0">
+  <w:abstractNum w:abstractNumId="16" w15:restartNumberingAfterBreak="0">
     <w:nsid w:val="3CE6114A"/>
     <w:multiLevelType w:val="hybridMultilevel"/>
     <w:tmpl w:val="DAC8EAB2"/>
@@ -6483,7 +12594,7 @@
       </w:rPr>
     </w:lvl>
   </w:abstractNum>
-  <w:abstractNum w:abstractNumId="16" w15:restartNumberingAfterBreak="0">
+  <w:abstractNum w:abstractNumId="17" w15:restartNumberingAfterBreak="0">
     <w:nsid w:val="3EA15ED3"/>
     <w:multiLevelType w:val="hybridMultilevel"/>
     <w:tmpl w:val="32A66580"/>
@@ -6596,7 +12707,7 @@
       </w:rPr>
     </w:lvl>
   </w:abstractNum>
-  <w:abstractNum w:abstractNumId="17" w15:restartNumberingAfterBreak="0">
+  <w:abstractNum w:abstractNumId="18" w15:restartNumberingAfterBreak="0">
     <w:nsid w:val="434167F6"/>
     <w:multiLevelType w:val="hybridMultilevel"/>
     <w:tmpl w:val="17709D4E"/>
@@ -6709,7 +12820,7 @@
       </w:rPr>
     </w:lvl>
   </w:abstractNum>
-  <w:abstractNum w:abstractNumId="18" w15:restartNumberingAfterBreak="0">
+  <w:abstractNum w:abstractNumId="19" w15:restartNumberingAfterBreak="0">
     <w:nsid w:val="465D0ED0"/>
     <w:multiLevelType w:val="hybridMultilevel"/>
     <w:tmpl w:val="CA2CA59C"/>
@@ -6822,7 +12933,120 @@
       </w:rPr>
     </w:lvl>
   </w:abstractNum>
-  <w:abstractNum w:abstractNumId="19" w15:restartNumberingAfterBreak="0">
+  <w:abstractNum w:abstractNumId="20" w15:restartNumberingAfterBreak="0">
+    <w:nsid w:val="46D34B34"/>
+    <w:multiLevelType w:val="hybridMultilevel"/>
+    <w:tmpl w:val="7C9A861A"/>
+    <w:lvl w:ilvl="0" w:tplc="04090001">
+      <w:start w:val="1"/>
+      <w:numFmt w:val="bullet"/>
+      <w:lvlText w:val=""/>
+      <w:lvlJc w:val="left"/>
+      <w:pPr>
+        <w:ind w:left="360" w:hanging="360"/>
+      </w:pPr>
+      <w:rPr>
+        <w:rFonts w:ascii="Symbol" w:hAnsi="Symbol" w:hint="default"/>
+      </w:rPr>
+    </w:lvl>
+    <w:lvl w:ilvl="1" w:tplc="04090003" w:tentative="1">
+      <w:start w:val="1"/>
+      <w:numFmt w:val="bullet"/>
+      <w:lvlText w:val="o"/>
+      <w:lvlJc w:val="left"/>
+      <w:pPr>
+        <w:ind w:left="1080" w:hanging="360"/>
+      </w:pPr>
+      <w:rPr>
+        <w:rFonts w:ascii="Courier New" w:hAnsi="Courier New" w:cs="Courier New" w:hint="default"/>
+      </w:rPr>
+    </w:lvl>
+    <w:lvl w:ilvl="2" w:tplc="04090005" w:tentative="1">
+      <w:start w:val="1"/>
+      <w:numFmt w:val="bullet"/>
+      <w:lvlText w:val=""/>
+      <w:lvlJc w:val="left"/>
+      <w:pPr>
+        <w:ind w:left="1800" w:hanging="360"/>
+      </w:pPr>
+      <w:rPr>
+        <w:rFonts w:ascii="Wingdings" w:hAnsi="Wingdings" w:hint="default"/>
+      </w:rPr>
+    </w:lvl>
+    <w:lvl w:ilvl="3" w:tplc="04090001" w:tentative="1">
+      <w:start w:val="1"/>
+      <w:numFmt w:val="bullet"/>
+      <w:lvlText w:val=""/>
+      <w:lvlJc w:val="left"/>
+      <w:pPr>
+        <w:ind w:left="2520" w:hanging="360"/>
+      </w:pPr>
+      <w:rPr>
+        <w:rFonts w:ascii="Symbol" w:hAnsi="Symbol" w:hint="default"/>
+      </w:rPr>
+    </w:lvl>
+    <w:lvl w:ilvl="4" w:tplc="04090003" w:tentative="1">
+      <w:start w:val="1"/>
+      <w:numFmt w:val="bullet"/>
+      <w:lvlText w:val="o"/>
+      <w:lvlJc w:val="left"/>
+      <w:pPr>
+        <w:ind w:left="3240" w:hanging="360"/>
+      </w:pPr>
+      <w:rPr>
+        <w:rFonts w:ascii="Courier New" w:hAnsi="Courier New" w:cs="Courier New" w:hint="default"/>
+      </w:rPr>
+    </w:lvl>
+    <w:lvl w:ilvl="5" w:tplc="04090005" w:tentative="1">
+      <w:start w:val="1"/>
+      <w:numFmt w:val="bullet"/>
+      <w:lvlText w:val=""/>
+      <w:lvlJc w:val="left"/>
+      <w:pPr>
+        <w:ind w:left="3960" w:hanging="360"/>
+      </w:pPr>
+      <w:rPr>
+        <w:rFonts w:ascii="Wingdings" w:hAnsi="Wingdings" w:hint="default"/>
+      </w:rPr>
+    </w:lvl>
+    <w:lvl w:ilvl="6" w:tplc="04090001" w:tentative="1">
+      <w:start w:val="1"/>
+      <w:numFmt w:val="bullet"/>
+      <w:lvlText w:val=""/>
+      <w:lvlJc w:val="left"/>
+      <w:pPr>
+        <w:ind w:left="4680" w:hanging="360"/>
+      </w:pPr>
+      <w:rPr>
+        <w:rFonts w:ascii="Symbol" w:hAnsi="Symbol" w:hint="default"/>
+      </w:rPr>
+    </w:lvl>
+    <w:lvl w:ilvl="7" w:tplc="04090003" w:tentative="1">
+      <w:start w:val="1"/>
+      <w:numFmt w:val="bullet"/>
+      <w:lvlText w:val="o"/>
+      <w:lvlJc w:val="left"/>
+      <w:pPr>
+        <w:ind w:left="5400" w:hanging="360"/>
+      </w:pPr>
+      <w:rPr>
+        <w:rFonts w:ascii="Courier New" w:hAnsi="Courier New" w:cs="Courier New" w:hint="default"/>
+      </w:rPr>
+    </w:lvl>
+    <w:lvl w:ilvl="8" w:tplc="04090005" w:tentative="1">
+      <w:start w:val="1"/>
+      <w:numFmt w:val="bullet"/>
+      <w:lvlText w:val=""/>
+      <w:lvlJc w:val="left"/>
+      <w:pPr>
+        <w:ind w:left="6120" w:hanging="360"/>
+      </w:pPr>
+      <w:rPr>
+        <w:rFonts w:ascii="Wingdings" w:hAnsi="Wingdings" w:hint="default"/>
+      </w:rPr>
+    </w:lvl>
+  </w:abstractNum>
+  <w:abstractNum w:abstractNumId="21" w15:restartNumberingAfterBreak="0">
     <w:nsid w:val="48BC2A2E"/>
     <w:multiLevelType w:val="hybridMultilevel"/>
     <w:tmpl w:val="262A606E"/>
@@ -6913,7 +13137,7 @@
       </w:pPr>
     </w:lvl>
   </w:abstractNum>
-  <w:abstractNum w:abstractNumId="20" w15:restartNumberingAfterBreak="0">
+  <w:abstractNum w:abstractNumId="22" w15:restartNumberingAfterBreak="0">
     <w:nsid w:val="49767D6F"/>
     <w:multiLevelType w:val="hybridMultilevel"/>
     <w:tmpl w:val="4218F1BC"/>
@@ -7004,7 +13228,7 @@
       </w:pPr>
     </w:lvl>
   </w:abstractNum>
-  <w:abstractNum w:abstractNumId="21" w15:restartNumberingAfterBreak="0">
+  <w:abstractNum w:abstractNumId="23" w15:restartNumberingAfterBreak="0">
     <w:nsid w:val="4A3641F2"/>
     <w:multiLevelType w:val="hybridMultilevel"/>
     <w:tmpl w:val="55A4C6E8"/>
@@ -7117,7 +13341,7 @@
       </w:rPr>
     </w:lvl>
   </w:abstractNum>
-  <w:abstractNum w:abstractNumId="22" w15:restartNumberingAfterBreak="0">
+  <w:abstractNum w:abstractNumId="24" w15:restartNumberingAfterBreak="0">
     <w:nsid w:val="4FB51FC8"/>
     <w:multiLevelType w:val="hybridMultilevel"/>
     <w:tmpl w:val="C10C9EF6"/>
@@ -7230,7 +13454,120 @@
       </w:rPr>
     </w:lvl>
   </w:abstractNum>
-  <w:abstractNum w:abstractNumId="23" w15:restartNumberingAfterBreak="0">
+  <w:abstractNum w:abstractNumId="25" w15:restartNumberingAfterBreak="0">
+    <w:nsid w:val="51B554BC"/>
+    <w:multiLevelType w:val="hybridMultilevel"/>
+    <w:tmpl w:val="D036245C"/>
+    <w:lvl w:ilvl="0" w:tplc="04090001">
+      <w:start w:val="1"/>
+      <w:numFmt w:val="bullet"/>
+      <w:lvlText w:val=""/>
+      <w:lvlJc w:val="left"/>
+      <w:pPr>
+        <w:ind w:left="360" w:hanging="360"/>
+      </w:pPr>
+      <w:rPr>
+        <w:rFonts w:ascii="Symbol" w:hAnsi="Symbol" w:hint="default"/>
+      </w:rPr>
+    </w:lvl>
+    <w:lvl w:ilvl="1" w:tplc="04090003" w:tentative="1">
+      <w:start w:val="1"/>
+      <w:numFmt w:val="bullet"/>
+      <w:lvlText w:val="o"/>
+      <w:lvlJc w:val="left"/>
+      <w:pPr>
+        <w:ind w:left="1080" w:hanging="360"/>
+      </w:pPr>
+      <w:rPr>
+        <w:rFonts w:ascii="Courier New" w:hAnsi="Courier New" w:cs="Courier New" w:hint="default"/>
+      </w:rPr>
+    </w:lvl>
+    <w:lvl w:ilvl="2" w:tplc="04090005" w:tentative="1">
+      <w:start w:val="1"/>
+      <w:numFmt w:val="bullet"/>
+      <w:lvlText w:val=""/>
+      <w:lvlJc w:val="left"/>
+      <w:pPr>
+        <w:ind w:left="1800" w:hanging="360"/>
+      </w:pPr>
+      <w:rPr>
+        <w:rFonts w:ascii="Wingdings" w:hAnsi="Wingdings" w:hint="default"/>
+      </w:rPr>
+    </w:lvl>
+    <w:lvl w:ilvl="3" w:tplc="04090001" w:tentative="1">
+      <w:start w:val="1"/>
+      <w:numFmt w:val="bullet"/>
+      <w:lvlText w:val=""/>
+      <w:lvlJc w:val="left"/>
+      <w:pPr>
+        <w:ind w:left="2520" w:hanging="360"/>
+      </w:pPr>
+      <w:rPr>
+        <w:rFonts w:ascii="Symbol" w:hAnsi="Symbol" w:hint="default"/>
+      </w:rPr>
+    </w:lvl>
+    <w:lvl w:ilvl="4" w:tplc="04090003" w:tentative="1">
+      <w:start w:val="1"/>
+      <w:numFmt w:val="bullet"/>
+      <w:lvlText w:val="o"/>
+      <w:lvlJc w:val="left"/>
+      <w:pPr>
+        <w:ind w:left="3240" w:hanging="360"/>
+      </w:pPr>
+      <w:rPr>
+        <w:rFonts w:ascii="Courier New" w:hAnsi="Courier New" w:cs="Courier New" w:hint="default"/>
+      </w:rPr>
+    </w:lvl>
+    <w:lvl w:ilvl="5" w:tplc="04090005" w:tentative="1">
+      <w:start w:val="1"/>
+      <w:numFmt w:val="bullet"/>
+      <w:lvlText w:val=""/>
+      <w:lvlJc w:val="left"/>
+      <w:pPr>
+        <w:ind w:left="3960" w:hanging="360"/>
+      </w:pPr>
+      <w:rPr>
+        <w:rFonts w:ascii="Wingdings" w:hAnsi="Wingdings" w:hint="default"/>
+      </w:rPr>
+    </w:lvl>
+    <w:lvl w:ilvl="6" w:tplc="04090001" w:tentative="1">
+      <w:start w:val="1"/>
+      <w:numFmt w:val="bullet"/>
+      <w:lvlText w:val=""/>
+      <w:lvlJc w:val="left"/>
+      <w:pPr>
+        <w:ind w:left="4680" w:hanging="360"/>
+      </w:pPr>
+      <w:rPr>
+        <w:rFonts w:ascii="Symbol" w:hAnsi="Symbol" w:hint="default"/>
+      </w:rPr>
+    </w:lvl>
+    <w:lvl w:ilvl="7" w:tplc="04090003" w:tentative="1">
+      <w:start w:val="1"/>
+      <w:numFmt w:val="bullet"/>
+      <w:lvlText w:val="o"/>
+      <w:lvlJc w:val="left"/>
+      <w:pPr>
+        <w:ind w:left="5400" w:hanging="360"/>
+      </w:pPr>
+      <w:rPr>
+        <w:rFonts w:ascii="Courier New" w:hAnsi="Courier New" w:cs="Courier New" w:hint="default"/>
+      </w:rPr>
+    </w:lvl>
+    <w:lvl w:ilvl="8" w:tplc="04090005" w:tentative="1">
+      <w:start w:val="1"/>
+      <w:numFmt w:val="bullet"/>
+      <w:lvlText w:val=""/>
+      <w:lvlJc w:val="left"/>
+      <w:pPr>
+        <w:ind w:left="6120" w:hanging="360"/>
+      </w:pPr>
+      <w:rPr>
+        <w:rFonts w:ascii="Wingdings" w:hAnsi="Wingdings" w:hint="default"/>
+      </w:rPr>
+    </w:lvl>
+  </w:abstractNum>
+  <w:abstractNum w:abstractNumId="26" w15:restartNumberingAfterBreak="0">
     <w:nsid w:val="51D943C0"/>
     <w:multiLevelType w:val="hybridMultilevel"/>
     <w:tmpl w:val="AACCBFFC"/>
@@ -7343,7 +13680,7 @@
       </w:rPr>
     </w:lvl>
   </w:abstractNum>
-  <w:abstractNum w:abstractNumId="24" w15:restartNumberingAfterBreak="0">
+  <w:abstractNum w:abstractNumId="27" w15:restartNumberingAfterBreak="0">
     <w:nsid w:val="566B2156"/>
     <w:multiLevelType w:val="hybridMultilevel"/>
     <w:tmpl w:val="49A48358"/>
@@ -7456,7 +13793,7 @@
       </w:rPr>
     </w:lvl>
   </w:abstractNum>
-  <w:abstractNum w:abstractNumId="25" w15:restartNumberingAfterBreak="0">
+  <w:abstractNum w:abstractNumId="28" w15:restartNumberingAfterBreak="0">
     <w:nsid w:val="567C273C"/>
     <w:multiLevelType w:val="hybridMultilevel"/>
     <w:tmpl w:val="A574C75E"/>
@@ -7569,7 +13906,7 @@
       </w:rPr>
     </w:lvl>
   </w:abstractNum>
-  <w:abstractNum w:abstractNumId="26" w15:restartNumberingAfterBreak="0">
+  <w:abstractNum w:abstractNumId="29" w15:restartNumberingAfterBreak="0">
     <w:nsid w:val="6574689A"/>
     <w:multiLevelType w:val="hybridMultilevel"/>
     <w:tmpl w:val="3040723C"/>
@@ -7682,7 +14019,7 @@
       </w:rPr>
     </w:lvl>
   </w:abstractNum>
-  <w:abstractNum w:abstractNumId="27" w15:restartNumberingAfterBreak="0">
+  <w:abstractNum w:abstractNumId="30" w15:restartNumberingAfterBreak="0">
     <w:nsid w:val="68152F36"/>
     <w:multiLevelType w:val="hybridMultilevel"/>
     <w:tmpl w:val="C42ED464"/>
@@ -7795,7 +14132,7 @@
       </w:rPr>
     </w:lvl>
   </w:abstractNum>
-  <w:abstractNum w:abstractNumId="28" w15:restartNumberingAfterBreak="0">
+  <w:abstractNum w:abstractNumId="31" w15:restartNumberingAfterBreak="0">
     <w:nsid w:val="684E54B5"/>
     <w:multiLevelType w:val="hybridMultilevel"/>
     <w:tmpl w:val="E238318E"/>
@@ -7908,7 +14245,7 @@
       </w:rPr>
     </w:lvl>
   </w:abstractNum>
-  <w:abstractNum w:abstractNumId="29" w15:restartNumberingAfterBreak="0">
+  <w:abstractNum w:abstractNumId="32" w15:restartNumberingAfterBreak="0">
     <w:nsid w:val="68F2565C"/>
     <w:multiLevelType w:val="hybridMultilevel"/>
     <w:tmpl w:val="8D324286"/>
@@ -8021,7 +14358,7 @@
       </w:rPr>
     </w:lvl>
   </w:abstractNum>
-  <w:abstractNum w:abstractNumId="30" w15:restartNumberingAfterBreak="0">
+  <w:abstractNum w:abstractNumId="33" w15:restartNumberingAfterBreak="0">
     <w:nsid w:val="6F1C47F5"/>
     <w:multiLevelType w:val="hybridMultilevel"/>
     <w:tmpl w:val="41E69716"/>
@@ -8134,7 +14471,7 @@
       </w:rPr>
     </w:lvl>
   </w:abstractNum>
-  <w:abstractNum w:abstractNumId="31" w15:restartNumberingAfterBreak="0">
+  <w:abstractNum w:abstractNumId="34" w15:restartNumberingAfterBreak="0">
     <w:nsid w:val="6F9908ED"/>
     <w:multiLevelType w:val="hybridMultilevel"/>
     <w:tmpl w:val="19A64D52"/>
@@ -8247,7 +14584,7 @@
       </w:rPr>
     </w:lvl>
   </w:abstractNum>
-  <w:abstractNum w:abstractNumId="32" w15:restartNumberingAfterBreak="0">
+  <w:abstractNum w:abstractNumId="35" w15:restartNumberingAfterBreak="0">
     <w:nsid w:val="73EF6507"/>
     <w:multiLevelType w:val="hybridMultilevel"/>
     <w:tmpl w:val="CB3EB4AA"/>
@@ -8338,7 +14675,7 @@
       </w:pPr>
     </w:lvl>
   </w:abstractNum>
-  <w:abstractNum w:abstractNumId="33" w15:restartNumberingAfterBreak="0">
+  <w:abstractNum w:abstractNumId="36" w15:restartNumberingAfterBreak="0">
     <w:nsid w:val="77931365"/>
     <w:multiLevelType w:val="hybridMultilevel"/>
     <w:tmpl w:val="5C26A464"/>
@@ -8451,7 +14788,7 @@
       </w:rPr>
     </w:lvl>
   </w:abstractNum>
-  <w:abstractNum w:abstractNumId="34" w15:restartNumberingAfterBreak="0">
+  <w:abstractNum w:abstractNumId="37" w15:restartNumberingAfterBreak="0">
     <w:nsid w:val="7B9E3FA6"/>
     <w:multiLevelType w:val="hybridMultilevel"/>
     <w:tmpl w:val="6F8231C2"/>
@@ -8564,110 +14901,235 @@
       </w:rPr>
     </w:lvl>
   </w:abstractNum>
+  <w:abstractNum w:abstractNumId="38" w15:restartNumberingAfterBreak="0">
+    <w:nsid w:val="7E3A560A"/>
+    <w:multiLevelType w:val="hybridMultilevel"/>
+    <w:tmpl w:val="2FDA1202"/>
+    <w:lvl w:ilvl="0" w:tplc="04090001">
+      <w:start w:val="1"/>
+      <w:numFmt w:val="bullet"/>
+      <w:lvlText w:val=""/>
+      <w:lvlJc w:val="left"/>
+      <w:pPr>
+        <w:ind w:left="360" w:hanging="360"/>
+      </w:pPr>
+      <w:rPr>
+        <w:rFonts w:ascii="Symbol" w:hAnsi="Symbol" w:hint="default"/>
+      </w:rPr>
+    </w:lvl>
+    <w:lvl w:ilvl="1" w:tplc="04090003" w:tentative="1">
+      <w:start w:val="1"/>
+      <w:numFmt w:val="bullet"/>
+      <w:lvlText w:val="o"/>
+      <w:lvlJc w:val="left"/>
+      <w:pPr>
+        <w:ind w:left="1080" w:hanging="360"/>
+      </w:pPr>
+      <w:rPr>
+        <w:rFonts w:ascii="Courier New" w:hAnsi="Courier New" w:cs="Courier New" w:hint="default"/>
+      </w:rPr>
+    </w:lvl>
+    <w:lvl w:ilvl="2" w:tplc="04090005" w:tentative="1">
+      <w:start w:val="1"/>
+      <w:numFmt w:val="bullet"/>
+      <w:lvlText w:val=""/>
+      <w:lvlJc w:val="left"/>
+      <w:pPr>
+        <w:ind w:left="1800" w:hanging="360"/>
+      </w:pPr>
+      <w:rPr>
+        <w:rFonts w:ascii="Wingdings" w:hAnsi="Wingdings" w:hint="default"/>
+      </w:rPr>
+    </w:lvl>
+    <w:lvl w:ilvl="3" w:tplc="04090001" w:tentative="1">
+      <w:start w:val="1"/>
+      <w:numFmt w:val="bullet"/>
+      <w:lvlText w:val=""/>
+      <w:lvlJc w:val="left"/>
+      <w:pPr>
+        <w:ind w:left="2520" w:hanging="360"/>
+      </w:pPr>
+      <w:rPr>
+        <w:rFonts w:ascii="Symbol" w:hAnsi="Symbol" w:hint="default"/>
+      </w:rPr>
+    </w:lvl>
+    <w:lvl w:ilvl="4" w:tplc="04090003" w:tentative="1">
+      <w:start w:val="1"/>
+      <w:numFmt w:val="bullet"/>
+      <w:lvlText w:val="o"/>
+      <w:lvlJc w:val="left"/>
+      <w:pPr>
+        <w:ind w:left="3240" w:hanging="360"/>
+      </w:pPr>
+      <w:rPr>
+        <w:rFonts w:ascii="Courier New" w:hAnsi="Courier New" w:cs="Courier New" w:hint="default"/>
+      </w:rPr>
+    </w:lvl>
+    <w:lvl w:ilvl="5" w:tplc="04090005" w:tentative="1">
+      <w:start w:val="1"/>
+      <w:numFmt w:val="bullet"/>
+      <w:lvlText w:val=""/>
+      <w:lvlJc w:val="left"/>
+      <w:pPr>
+        <w:ind w:left="3960" w:hanging="360"/>
+      </w:pPr>
+      <w:rPr>
+        <w:rFonts w:ascii="Wingdings" w:hAnsi="Wingdings" w:hint="default"/>
+      </w:rPr>
+    </w:lvl>
+    <w:lvl w:ilvl="6" w:tplc="04090001" w:tentative="1">
+      <w:start w:val="1"/>
+      <w:numFmt w:val="bullet"/>
+      <w:lvlText w:val=""/>
+      <w:lvlJc w:val="left"/>
+      <w:pPr>
+        <w:ind w:left="4680" w:hanging="360"/>
+      </w:pPr>
+      <w:rPr>
+        <w:rFonts w:ascii="Symbol" w:hAnsi="Symbol" w:hint="default"/>
+      </w:rPr>
+    </w:lvl>
+    <w:lvl w:ilvl="7" w:tplc="04090003" w:tentative="1">
+      <w:start w:val="1"/>
+      <w:numFmt w:val="bullet"/>
+      <w:lvlText w:val="o"/>
+      <w:lvlJc w:val="left"/>
+      <w:pPr>
+        <w:ind w:left="5400" w:hanging="360"/>
+      </w:pPr>
+      <w:rPr>
+        <w:rFonts w:ascii="Courier New" w:hAnsi="Courier New" w:cs="Courier New" w:hint="default"/>
+      </w:rPr>
+    </w:lvl>
+    <w:lvl w:ilvl="8" w:tplc="04090005" w:tentative="1">
+      <w:start w:val="1"/>
+      <w:numFmt w:val="bullet"/>
+      <w:lvlText w:val=""/>
+      <w:lvlJc w:val="left"/>
+      <w:pPr>
+        <w:ind w:left="6120" w:hanging="360"/>
+      </w:pPr>
+      <w:rPr>
+        <w:rFonts w:ascii="Wingdings" w:hAnsi="Wingdings" w:hint="default"/>
+      </w:rPr>
+    </w:lvl>
+  </w:abstractNum>
   <w:num w:numId="1" w16cid:durableId="664865304">
-    <w:abstractNumId w:val="26"/>
+    <w:abstractNumId w:val="29"/>
   </w:num>
   <w:num w:numId="2" w16cid:durableId="2008902027">
-    <w:abstractNumId w:val="12"/>
+    <w:abstractNumId w:val="13"/>
   </w:num>
   <w:num w:numId="3" w16cid:durableId="704447734">
-    <w:abstractNumId w:val="33"/>
+    <w:abstractNumId w:val="36"/>
   </w:num>
   <w:num w:numId="4" w16cid:durableId="1510021272">
-    <w:abstractNumId w:val="10"/>
+    <w:abstractNumId w:val="11"/>
   </w:num>
   <w:num w:numId="5" w16cid:durableId="359281728">
-    <w:abstractNumId w:val="19"/>
+    <w:abstractNumId w:val="21"/>
   </w:num>
   <w:num w:numId="6" w16cid:durableId="259992389">
-    <w:abstractNumId w:val="15"/>
+    <w:abstractNumId w:val="16"/>
   </w:num>
   <w:num w:numId="7" w16cid:durableId="202402556">
-    <w:abstractNumId w:val="7"/>
+    <w:abstractNumId w:val="8"/>
   </w:num>
   <w:num w:numId="8" w16cid:durableId="879320700">
     <w:abstractNumId w:val="2"/>
   </w:num>
   <w:num w:numId="9" w16cid:durableId="1021131634">
-    <w:abstractNumId w:val="24"/>
+    <w:abstractNumId w:val="27"/>
   </w:num>
   <w:num w:numId="10" w16cid:durableId="1837186236">
-    <w:abstractNumId w:val="21"/>
+    <w:abstractNumId w:val="23"/>
   </w:num>
   <w:num w:numId="11" w16cid:durableId="480124734">
-    <w:abstractNumId w:val="20"/>
+    <w:abstractNumId w:val="22"/>
   </w:num>
   <w:num w:numId="12" w16cid:durableId="1120107619">
-    <w:abstractNumId w:val="16"/>
+    <w:abstractNumId w:val="17"/>
   </w:num>
   <w:num w:numId="13" w16cid:durableId="2129663888">
-    <w:abstractNumId w:val="6"/>
+    <w:abstractNumId w:val="7"/>
   </w:num>
   <w:num w:numId="14" w16cid:durableId="1609662036">
-    <w:abstractNumId w:val="13"/>
+    <w:abstractNumId w:val="14"/>
   </w:num>
   <w:num w:numId="15" w16cid:durableId="473985100">
+    <w:abstractNumId w:val="35"/>
+  </w:num>
+  <w:num w:numId="16" w16cid:durableId="619263971">
+    <w:abstractNumId w:val="10"/>
+  </w:num>
+  <w:num w:numId="17" w16cid:durableId="1712536812">
     <w:abstractNumId w:val="32"/>
   </w:num>
-  <w:num w:numId="16" w16cid:durableId="619263971">
-    <w:abstractNumId w:val="9"/>
-  </w:num>
-  <w:num w:numId="17" w16cid:durableId="1712536812">
-    <w:abstractNumId w:val="29"/>
-  </w:num>
   <w:num w:numId="18" w16cid:durableId="553348773">
-    <w:abstractNumId w:val="31"/>
+    <w:abstractNumId w:val="34"/>
   </w:num>
   <w:num w:numId="19" w16cid:durableId="616566803">
-    <w:abstractNumId w:val="28"/>
+    <w:abstractNumId w:val="31"/>
   </w:num>
   <w:num w:numId="20" w16cid:durableId="1195458330">
     <w:abstractNumId w:val="1"/>
   </w:num>
   <w:num w:numId="21" w16cid:durableId="979728643">
-    <w:abstractNumId w:val="18"/>
+    <w:abstractNumId w:val="19"/>
   </w:num>
   <w:num w:numId="22" w16cid:durableId="1781026175">
-    <w:abstractNumId w:val="23"/>
+    <w:abstractNumId w:val="26"/>
   </w:num>
   <w:num w:numId="23" w16cid:durableId="1358390278">
     <w:abstractNumId w:val="3"/>
   </w:num>
   <w:num w:numId="24" w16cid:durableId="319967696">
-    <w:abstractNumId w:val="22"/>
+    <w:abstractNumId w:val="24"/>
   </w:num>
   <w:num w:numId="25" w16cid:durableId="1490172335">
-    <w:abstractNumId w:val="11"/>
+    <w:abstractNumId w:val="12"/>
   </w:num>
   <w:num w:numId="26" w16cid:durableId="494876458">
-    <w:abstractNumId w:val="34"/>
+    <w:abstractNumId w:val="37"/>
   </w:num>
   <w:num w:numId="27" w16cid:durableId="965160156">
-    <w:abstractNumId w:val="8"/>
+    <w:abstractNumId w:val="9"/>
   </w:num>
   <w:num w:numId="28" w16cid:durableId="2104494634">
-    <w:abstractNumId w:val="5"/>
+    <w:abstractNumId w:val="6"/>
   </w:num>
   <w:num w:numId="29" w16cid:durableId="1588465180">
-    <w:abstractNumId w:val="27"/>
+    <w:abstractNumId w:val="30"/>
   </w:num>
   <w:num w:numId="30" w16cid:durableId="727455599">
-    <w:abstractNumId w:val="14"/>
+    <w:abstractNumId w:val="15"/>
   </w:num>
   <w:num w:numId="31" w16cid:durableId="1486900710">
-    <w:abstractNumId w:val="17"/>
+    <w:abstractNumId w:val="18"/>
   </w:num>
   <w:num w:numId="32" w16cid:durableId="1109591766">
-    <w:abstractNumId w:val="30"/>
+    <w:abstractNumId w:val="33"/>
   </w:num>
   <w:num w:numId="33" w16cid:durableId="244725603">
     <w:abstractNumId w:val="0"/>
   </w:num>
   <w:num w:numId="34" w16cid:durableId="1414274765">
+    <w:abstractNumId w:val="28"/>
+  </w:num>
+  <w:num w:numId="35" w16cid:durableId="410547057">
+    <w:abstractNumId w:val="5"/>
+  </w:num>
+  <w:num w:numId="36" w16cid:durableId="2049453449">
+    <w:abstractNumId w:val="4"/>
+  </w:num>
+  <w:num w:numId="37" w16cid:durableId="72515444">
     <w:abstractNumId w:val="25"/>
   </w:num>
-  <w:num w:numId="35" w16cid:durableId="410547057">
-    <w:abstractNumId w:val="4"/>
+  <w:num w:numId="38" w16cid:durableId="754518985">
+    <w:abstractNumId w:val="20"/>
+  </w:num>
+  <w:num w:numId="39" w16cid:durableId="1369793211">
+    <w:abstractNumId w:val="38"/>
   </w:num>
 </w:numbering>
 </file>
@@ -9275,6 +15737,7 @@
   <w:style w:type="character" w:default="1" w:styleId="DefaultParagraphFont">
     <w:name w:val="Default Paragraph Font"/>
     <w:uiPriority w:val="1"/>
+    <w:semiHidden/>
     <w:unhideWhenUsed/>
   </w:style>
   <w:style w:type="table" w:default="1" w:styleId="TableNormal">

--- a/programming_mental_models/p4_problem_solving_and_dsa_mental_models.docx
+++ b/programming_mental_models/p4_problem_solving_and_dsa_mental_models.docx
@@ -101,17 +101,15 @@
           <w:sz w:val="32"/>
           <w:szCs w:val="32"/>
         </w:rPr>
-        <w:t>Recursion in DSA…………………………………………………………</w:t>
-      </w:r>
-      <w:proofErr w:type="gramStart"/>
-      <w:r>
-        <w:rPr>
-          <w:sz w:val="32"/>
-          <w:szCs w:val="32"/>
-        </w:rPr>
-        <w:t>…..</w:t>
-      </w:r>
-      <w:proofErr w:type="gramEnd"/>
+        <w:t>Recursion in DSA…………………………………………………………….</w:t>
+      </w:r>
+      <w:r>
+        <w:rPr>
+          <w:sz w:val="32"/>
+          <w:szCs w:val="32"/>
+        </w:rPr>
+        <w:t>8</w:t>
+      </w:r>
     </w:p>
     <w:p>
       <w:pPr>
@@ -140,6 +138,13 @@
         </w:rPr>
         <w:t>….</w:t>
       </w:r>
+      <w:r>
+        <w:rPr>
+          <w:sz w:val="32"/>
+          <w:szCs w:val="32"/>
+        </w:rPr>
+        <w:t>9</w:t>
+      </w:r>
     </w:p>
     <w:p>
       <w:pPr>
@@ -159,17 +164,15 @@
           <w:sz w:val="32"/>
           <w:szCs w:val="32"/>
         </w:rPr>
-        <w:t>Two Sum Problem Breakdown……………………………………</w:t>
-      </w:r>
-      <w:proofErr w:type="gramStart"/>
-      <w:r>
-        <w:rPr>
-          <w:sz w:val="32"/>
-          <w:szCs w:val="32"/>
-        </w:rPr>
-        <w:t>…..</w:t>
-      </w:r>
-      <w:proofErr w:type="gramEnd"/>
+        <w:t>Two Sum Problem Breakdown………………………………………</w:t>
+      </w:r>
+      <w:r>
+        <w:rPr>
+          <w:sz w:val="32"/>
+          <w:szCs w:val="32"/>
+        </w:rPr>
+        <w:t>….10</w:t>
+      </w:r>
     </w:p>
     <w:p>
       <w:pPr>
@@ -200,6 +203,13 @@
         <w:t>…..</w:t>
       </w:r>
       <w:proofErr w:type="gramEnd"/>
+      <w:r>
+        <w:rPr>
+          <w:sz w:val="32"/>
+          <w:szCs w:val="32"/>
+        </w:rPr>
+        <w:t>14</w:t>
+      </w:r>
     </w:p>
     <w:p>
       <w:pPr>
@@ -219,7 +229,51 @@
           <w:sz w:val="32"/>
           <w:szCs w:val="32"/>
         </w:rPr>
-        <w:t>Read &amp; Write Two Pointer Pattern……………………………………</w:t>
+        <w:t>Read &amp; Write Two Pointer Pattern…………………………………</w:t>
+      </w:r>
+      <w:proofErr w:type="gramStart"/>
+      <w:r>
+        <w:rPr>
+          <w:sz w:val="32"/>
+          <w:szCs w:val="32"/>
+        </w:rPr>
+        <w:t>…</w:t>
+      </w:r>
+      <w:r>
+        <w:rPr>
+          <w:sz w:val="32"/>
+          <w:szCs w:val="32"/>
+        </w:rPr>
+        <w:t>..</w:t>
+      </w:r>
+      <w:proofErr w:type="gramEnd"/>
+      <w:r>
+        <w:rPr>
+          <w:sz w:val="32"/>
+          <w:szCs w:val="32"/>
+        </w:rPr>
+        <w:t>15</w:t>
+      </w:r>
+    </w:p>
+    <w:p>
+      <w:pPr>
+        <w:pStyle w:val="ListParagraph"/>
+        <w:numPr>
+          <w:ilvl w:val="0"/>
+          <w:numId w:val="33"/>
+        </w:numPr>
+        <w:jc w:val="both"/>
+        <w:rPr>
+          <w:sz w:val="32"/>
+          <w:szCs w:val="32"/>
+        </w:rPr>
+      </w:pPr>
+      <w:r>
+        <w:rPr>
+          <w:sz w:val="32"/>
+          <w:szCs w:val="32"/>
+        </w:rPr>
+        <w:t>Stack Implementation in DSA………………………………………….18</w:t>
       </w:r>
     </w:p>
     <w:p>
@@ -5908,6 +5962,60 @@
       <w:pPr>
         <w:jc w:val="both"/>
         <w:rPr>
+          <w:b/>
+          <w:bCs/>
+          <w:sz w:val="32"/>
+          <w:szCs w:val="32"/>
+        </w:rPr>
+      </w:pPr>
+      <w:r>
+        <w:rPr>
+          <w:sz w:val="32"/>
+          <w:szCs w:val="32"/>
+        </w:rPr>
+        <w:t xml:space="preserve">NOTE: Engineers think in inverse like instead of thinking </w:t>
+      </w:r>
+      <w:proofErr w:type="gramStart"/>
+      <w:r>
+        <w:rPr>
+          <w:b/>
+          <w:bCs/>
+          <w:sz w:val="32"/>
+          <w:szCs w:val="32"/>
+        </w:rPr>
+        <w:t>if(</w:t>
+      </w:r>
+      <w:proofErr w:type="gramEnd"/>
+      <w:r>
+        <w:rPr>
+          <w:b/>
+          <w:bCs/>
+          <w:sz w:val="32"/>
+          <w:szCs w:val="32"/>
+        </w:rPr>
+        <w:t>condition == true)</w:t>
+      </w:r>
+      <w:r>
+        <w:rPr>
+          <w:sz w:val="32"/>
+          <w:szCs w:val="32"/>
+        </w:rPr>
+        <w:t xml:space="preserve"> think </w:t>
+      </w:r>
+      <w:r>
+        <w:rPr>
+          <w:b/>
+          <w:bCs/>
+          <w:sz w:val="32"/>
+          <w:szCs w:val="32"/>
+        </w:rPr>
+        <w:t>if(!condition == true)</w:t>
+      </w:r>
+    </w:p>
+    <w:p>
+      <w:pPr>
+        <w:jc w:val="both"/>
+        <w:rPr>
           <w:sz w:val="32"/>
           <w:szCs w:val="32"/>
         </w:rPr>
@@ -6053,6 +6161,7 @@
           <w:sz w:val="32"/>
           <w:szCs w:val="32"/>
         </w:rPr>
+        <w:lastRenderedPageBreak/>
         <w:t>Initially:</w:t>
       </w:r>
     </w:p>
@@ -6107,7 +6216,6 @@
           <w:sz w:val="32"/>
           <w:szCs w:val="32"/>
         </w:rPr>
-        <w:lastRenderedPageBreak/>
         <w:t xml:space="preserve">seen = {} </w:t>
       </w:r>
     </w:p>
@@ -6637,6 +6745,7 @@
           <w:sz w:val="32"/>
           <w:szCs w:val="32"/>
         </w:rPr>
+        <w:lastRenderedPageBreak/>
         <w:t>Code:</w:t>
       </w:r>
     </w:p>
@@ -6693,7 +6802,6 @@
           <w:sz w:val="32"/>
           <w:szCs w:val="32"/>
         </w:rPr>
-        <w:lastRenderedPageBreak/>
         <w:t>target = 9</w:t>
       </w:r>
     </w:p>
@@ -7313,6 +7421,7 @@
           <w:sz w:val="32"/>
           <w:szCs w:val="32"/>
         </w:rPr>
+        <w:lastRenderedPageBreak/>
         <w:t xml:space="preserve"># </w:t>
       </w:r>
       <w:r>
@@ -7899,6 +8008,7 @@
           <w:sz w:val="32"/>
           <w:szCs w:val="32"/>
         </w:rPr>
+        <w:lastRenderedPageBreak/>
         <w:t>Two Pointer Pattern for Palindrome:</w:t>
       </w:r>
     </w:p>
@@ -7915,7 +8025,6 @@
           <w:sz w:val="32"/>
           <w:szCs w:val="32"/>
         </w:rPr>
-        <w:lastRenderedPageBreak/>
         <w:t xml:space="preserve"># We can check if a </w:t>
       </w:r>
       <w:r>
@@ -8655,6 +8764,7 @@
           <w:sz w:val="32"/>
           <w:szCs w:val="32"/>
         </w:rPr>
+        <w:lastRenderedPageBreak/>
         <w:t>Use Cases:</w:t>
       </w:r>
     </w:p>
@@ -8671,7 +8781,6 @@
           <w:sz w:val="32"/>
           <w:szCs w:val="32"/>
         </w:rPr>
-        <w:lastRenderedPageBreak/>
         <w:t># This pattern can be used for reversing an array or string.</w:t>
       </w:r>
     </w:p>
@@ -9084,6 +9193,7 @@
           <w:sz w:val="32"/>
           <w:szCs w:val="32"/>
         </w:rPr>
+        <w:lastRenderedPageBreak/>
         <w:t xml:space="preserve">[1, 3, 12, </w:t>
       </w:r>
       <w:r>
@@ -9644,6 +9754,7 @@
           <w:sz w:val="28"/>
           <w:szCs w:val="28"/>
         </w:rPr>
+        <w:lastRenderedPageBreak/>
         <w:t>↓</w:t>
       </w:r>
     </w:p>
@@ -9664,7 +9775,6 @@
           <w:sz w:val="28"/>
           <w:szCs w:val="28"/>
         </w:rPr>
-        <w:lastRenderedPageBreak/>
         <w:t>[1, 3, 12, 0, 0]</w:t>
       </w:r>
     </w:p>
@@ -10394,6 +10504,7 @@
           <w:sz w:val="32"/>
           <w:szCs w:val="32"/>
         </w:rPr>
+        <w:lastRenderedPageBreak/>
         <w:t>print(numbers)</w:t>
       </w:r>
     </w:p>
@@ -10578,6 +10689,2800 @@
         </w:rPr>
         <w:t>Break</w:t>
       </w:r>
+    </w:p>
+    <w:p>
+      <w:pPr>
+        <w:jc w:val="both"/>
+        <w:rPr>
+          <w:b/>
+          <w:bCs/>
+          <w:sz w:val="32"/>
+          <w:szCs w:val="32"/>
+        </w:rPr>
+      </w:pPr>
+    </w:p>
+    <w:p>
+      <w:pPr>
+        <w:jc w:val="both"/>
+        <w:rPr>
+          <w:b/>
+          <w:bCs/>
+          <w:sz w:val="32"/>
+          <w:szCs w:val="32"/>
+        </w:rPr>
+      </w:pPr>
+      <w:r>
+        <w:rPr>
+          <w:b/>
+          <w:bCs/>
+          <w:sz w:val="32"/>
+          <w:szCs w:val="32"/>
+        </w:rPr>
+        <w:t>Stack Implementation in DSA:</w:t>
+      </w:r>
+    </w:p>
+    <w:p>
+      <w:pPr>
+        <w:jc w:val="both"/>
+        <w:rPr>
+          <w:sz w:val="32"/>
+          <w:szCs w:val="32"/>
+        </w:rPr>
+      </w:pPr>
+      <w:r>
+        <w:rPr>
+          <w:sz w:val="32"/>
+          <w:szCs w:val="32"/>
+        </w:rPr>
+        <w:t xml:space="preserve"># Stack in DSA means stacking things on top of each other, LIFO (Last in First Out). </w:t>
+      </w:r>
+    </w:p>
+    <w:p>
+      <w:pPr>
+        <w:jc w:val="both"/>
+        <w:rPr>
+          <w:sz w:val="32"/>
+          <w:szCs w:val="32"/>
+        </w:rPr>
+      </w:pPr>
+      <w:r>
+        <w:rPr>
+          <w:sz w:val="32"/>
+          <w:szCs w:val="32"/>
+        </w:rPr>
+        <w:t># There are four operations in Stack like:</w:t>
+      </w:r>
+    </w:p>
+    <w:p>
+      <w:pPr>
+        <w:pStyle w:val="ListParagraph"/>
+        <w:numPr>
+          <w:ilvl w:val="0"/>
+          <w:numId w:val="40"/>
+        </w:numPr>
+        <w:jc w:val="both"/>
+        <w:rPr>
+          <w:sz w:val="32"/>
+          <w:szCs w:val="32"/>
+        </w:rPr>
+      </w:pPr>
+      <w:r>
+        <w:rPr>
+          <w:sz w:val="32"/>
+          <w:szCs w:val="32"/>
+        </w:rPr>
+        <w:t>Push</w:t>
+      </w:r>
+      <w:r>
+        <w:rPr>
+          <w:sz w:val="32"/>
+          <w:szCs w:val="32"/>
+        </w:rPr>
+        <w:tab/>
+      </w:r>
+      <w:r>
+        <w:rPr>
+          <w:sz w:val="32"/>
+          <w:szCs w:val="32"/>
+        </w:rPr>
+        <w:tab/>
+      </w:r>
+      <w:r>
+        <w:sym w:font="Wingdings" w:char="F0E0"/>
+      </w:r>
+      <w:r>
+        <w:rPr>
+          <w:sz w:val="32"/>
+          <w:szCs w:val="32"/>
+        </w:rPr>
+        <w:tab/>
+        <w:t>Add on top of the Stack</w:t>
+      </w:r>
+    </w:p>
+    <w:p>
+      <w:pPr>
+        <w:pStyle w:val="ListParagraph"/>
+        <w:numPr>
+          <w:ilvl w:val="0"/>
+          <w:numId w:val="40"/>
+        </w:numPr>
+        <w:jc w:val="both"/>
+        <w:rPr>
+          <w:sz w:val="32"/>
+          <w:szCs w:val="32"/>
+        </w:rPr>
+      </w:pPr>
+      <w:r>
+        <w:rPr>
+          <w:sz w:val="32"/>
+          <w:szCs w:val="32"/>
+        </w:rPr>
+        <w:t>Pop</w:t>
+      </w:r>
+      <w:r>
+        <w:rPr>
+          <w:sz w:val="32"/>
+          <w:szCs w:val="32"/>
+        </w:rPr>
+        <w:tab/>
+      </w:r>
+      <w:r>
+        <w:rPr>
+          <w:sz w:val="32"/>
+          <w:szCs w:val="32"/>
+        </w:rPr>
+        <w:tab/>
+      </w:r>
+      <w:r>
+        <w:sym w:font="Wingdings" w:char="F0E0"/>
+      </w:r>
+      <w:r>
+        <w:rPr>
+          <w:sz w:val="32"/>
+          <w:szCs w:val="32"/>
+        </w:rPr>
+        <w:tab/>
+        <w:t>Remove from the top of the Stack</w:t>
+      </w:r>
+    </w:p>
+    <w:p>
+      <w:pPr>
+        <w:pStyle w:val="ListParagraph"/>
+        <w:numPr>
+          <w:ilvl w:val="0"/>
+          <w:numId w:val="40"/>
+        </w:numPr>
+        <w:jc w:val="both"/>
+        <w:rPr>
+          <w:sz w:val="32"/>
+          <w:szCs w:val="32"/>
+        </w:rPr>
+      </w:pPr>
+      <w:r>
+        <w:rPr>
+          <w:sz w:val="32"/>
+          <w:szCs w:val="32"/>
+        </w:rPr>
+        <w:t>Peek</w:t>
+      </w:r>
+      <w:r>
+        <w:rPr>
+          <w:sz w:val="32"/>
+          <w:szCs w:val="32"/>
+        </w:rPr>
+        <w:tab/>
+      </w:r>
+      <w:r>
+        <w:rPr>
+          <w:sz w:val="32"/>
+          <w:szCs w:val="32"/>
+        </w:rPr>
+        <w:tab/>
+      </w:r>
+      <w:r>
+        <w:sym w:font="Wingdings" w:char="F0E0"/>
+      </w:r>
+      <w:r>
+        <w:rPr>
+          <w:sz w:val="32"/>
+          <w:szCs w:val="32"/>
+        </w:rPr>
+        <w:tab/>
+        <w:t>See who’s at the top in the Stack</w:t>
+      </w:r>
+    </w:p>
+    <w:p>
+      <w:pPr>
+        <w:pStyle w:val="ListParagraph"/>
+        <w:numPr>
+          <w:ilvl w:val="0"/>
+          <w:numId w:val="40"/>
+        </w:numPr>
+        <w:jc w:val="both"/>
+        <w:rPr>
+          <w:sz w:val="32"/>
+          <w:szCs w:val="32"/>
+        </w:rPr>
+      </w:pPr>
+      <w:r>
+        <w:rPr>
+          <w:sz w:val="32"/>
+          <w:szCs w:val="32"/>
+        </w:rPr>
+        <w:t>Empty</w:t>
+      </w:r>
+      <w:r>
+        <w:rPr>
+          <w:sz w:val="32"/>
+          <w:szCs w:val="32"/>
+        </w:rPr>
+        <w:tab/>
+      </w:r>
+      <w:r>
+        <w:sym w:font="Wingdings" w:char="F0E0"/>
+      </w:r>
+      <w:r>
+        <w:rPr>
+          <w:sz w:val="32"/>
+          <w:szCs w:val="32"/>
+        </w:rPr>
+        <w:tab/>
+        <w:t>Check if Stack is empty or not</w:t>
+      </w:r>
+    </w:p>
+    <w:tbl>
+      <w:tblPr>
+        <w:tblStyle w:val="GridTable4"/>
+        <w:tblW w:w="0" w:type="auto"/>
+        <w:tblLayout w:type="fixed"/>
+        <w:tblLook w:val="04A0" w:firstRow="1" w:lastRow="0" w:firstColumn="1" w:lastColumn="0" w:noHBand="0" w:noVBand="1"/>
+      </w:tblPr>
+      <w:tblGrid>
+        <w:gridCol w:w="1669"/>
+        <w:gridCol w:w="2174"/>
+        <w:gridCol w:w="3172"/>
+        <w:gridCol w:w="1980"/>
+      </w:tblGrid>
+      <w:tr>
+        <w:trPr>
+          <w:cnfStyle w:val="100000000000" w:firstRow="1" w:lastRow="0" w:firstColumn="0" w:lastColumn="0" w:oddVBand="0" w:evenVBand="0" w:oddHBand="0" w:evenHBand="0" w:firstRowFirstColumn="0" w:firstRowLastColumn="0" w:lastRowFirstColumn="0" w:lastRowLastColumn="0"/>
+        </w:trPr>
+        <w:tc>
+          <w:tcPr>
+            <w:cnfStyle w:val="001000000000" w:firstRow="0" w:lastRow="0" w:firstColumn="1" w:lastColumn="0" w:oddVBand="0" w:evenVBand="0" w:oddHBand="0" w:evenHBand="0" w:firstRowFirstColumn="0" w:firstRowLastColumn="0" w:lastRowFirstColumn="0" w:lastRowLastColumn="0"/>
+            <w:tcW w:w="1669" w:type="dxa"/>
+            <w:hideMark/>
+          </w:tcPr>
+          <w:p>
+            <w:pPr>
+              <w:spacing w:after="160" w:line="278" w:lineRule="auto"/>
+              <w:jc w:val="both"/>
+              <w:rPr>
+                <w:sz w:val="32"/>
+                <w:szCs w:val="32"/>
+              </w:rPr>
+            </w:pPr>
+            <w:r>
+              <w:rPr>
+                <w:sz w:val="32"/>
+                <w:szCs w:val="32"/>
+              </w:rPr>
+              <w:t>Operation</w:t>
+            </w:r>
+          </w:p>
+        </w:tc>
+        <w:tc>
+          <w:tcPr>
+            <w:tcW w:w="2174" w:type="dxa"/>
+            <w:hideMark/>
+          </w:tcPr>
+          <w:p>
+            <w:pPr>
+              <w:spacing w:after="160" w:line="278" w:lineRule="auto"/>
+              <w:jc w:val="both"/>
+              <w:cnfStyle w:val="100000000000" w:firstRow="1" w:lastRow="0" w:firstColumn="0" w:lastColumn="0" w:oddVBand="0" w:evenVBand="0" w:oddHBand="0" w:evenHBand="0" w:firstRowFirstColumn="0" w:firstRowLastColumn="0" w:lastRowFirstColumn="0" w:lastRowLastColumn="0"/>
+              <w:rPr>
+                <w:sz w:val="32"/>
+                <w:szCs w:val="32"/>
+              </w:rPr>
+            </w:pPr>
+            <w:r>
+              <w:rPr>
+                <w:sz w:val="32"/>
+                <w:szCs w:val="32"/>
+              </w:rPr>
+              <w:t>Python</w:t>
+            </w:r>
+          </w:p>
+        </w:tc>
+        <w:tc>
+          <w:tcPr>
+            <w:tcW w:w="3172" w:type="dxa"/>
+          </w:tcPr>
+          <w:p>
+            <w:pPr>
+              <w:jc w:val="center"/>
+              <w:cnfStyle w:val="100000000000" w:firstRow="1" w:lastRow="0" w:firstColumn="0" w:lastColumn="0" w:oddVBand="0" w:evenVBand="0" w:oddHBand="0" w:evenHBand="0" w:firstRowFirstColumn="0" w:firstRowLastColumn="0" w:lastRowFirstColumn="0" w:lastRowLastColumn="0"/>
+              <w:rPr>
+                <w:sz w:val="32"/>
+                <w:szCs w:val="32"/>
+              </w:rPr>
+            </w:pPr>
+            <w:r>
+              <w:rPr>
+                <w:sz w:val="32"/>
+                <w:szCs w:val="32"/>
+              </w:rPr>
+              <w:t>Dart</w:t>
+            </w:r>
+          </w:p>
+        </w:tc>
+        <w:tc>
+          <w:tcPr>
+            <w:tcW w:w="1980" w:type="dxa"/>
+            <w:hideMark/>
+          </w:tcPr>
+          <w:p>
+            <w:pPr>
+              <w:spacing w:after="160" w:line="278" w:lineRule="auto"/>
+              <w:jc w:val="both"/>
+              <w:cnfStyle w:val="100000000000" w:firstRow="1" w:lastRow="0" w:firstColumn="0" w:lastColumn="0" w:oddVBand="0" w:evenVBand="0" w:oddHBand="0" w:evenHBand="0" w:firstRowFirstColumn="0" w:firstRowLastColumn="0" w:lastRowFirstColumn="0" w:lastRowLastColumn="0"/>
+              <w:rPr>
+                <w:sz w:val="32"/>
+                <w:szCs w:val="32"/>
+              </w:rPr>
+            </w:pPr>
+            <w:r>
+              <w:rPr>
+                <w:sz w:val="32"/>
+                <w:szCs w:val="32"/>
+              </w:rPr>
+              <w:t>Complexity</w:t>
+            </w:r>
+          </w:p>
+        </w:tc>
+      </w:tr>
+      <w:tr>
+        <w:trPr>
+          <w:cnfStyle w:val="000000100000" w:firstRow="0" w:lastRow="0" w:firstColumn="0" w:lastColumn="0" w:oddVBand="0" w:evenVBand="0" w:oddHBand="1" w:evenHBand="0" w:firstRowFirstColumn="0" w:firstRowLastColumn="0" w:lastRowFirstColumn="0" w:lastRowLastColumn="0"/>
+        </w:trPr>
+        <w:tc>
+          <w:tcPr>
+            <w:cnfStyle w:val="001000000000" w:firstRow="0" w:lastRow="0" w:firstColumn="1" w:lastColumn="0" w:oddVBand="0" w:evenVBand="0" w:oddHBand="0" w:evenHBand="0" w:firstRowFirstColumn="0" w:firstRowLastColumn="0" w:lastRowFirstColumn="0" w:lastRowLastColumn="0"/>
+            <w:tcW w:w="1669" w:type="dxa"/>
+            <w:hideMark/>
+          </w:tcPr>
+          <w:p>
+            <w:pPr>
+              <w:spacing w:after="160" w:line="278" w:lineRule="auto"/>
+              <w:jc w:val="both"/>
+              <w:rPr>
+                <w:b w:val="0"/>
+                <w:bCs w:val="0"/>
+                <w:sz w:val="32"/>
+                <w:szCs w:val="32"/>
+              </w:rPr>
+            </w:pPr>
+            <w:r>
+              <w:rPr>
+                <w:b w:val="0"/>
+                <w:bCs w:val="0"/>
+                <w:sz w:val="32"/>
+                <w:szCs w:val="32"/>
+              </w:rPr>
+              <w:lastRenderedPageBreak/>
+              <w:t>Push</w:t>
+            </w:r>
+          </w:p>
+        </w:tc>
+        <w:tc>
+          <w:tcPr>
+            <w:tcW w:w="2174" w:type="dxa"/>
+            <w:hideMark/>
+          </w:tcPr>
+          <w:p>
+            <w:pPr>
+              <w:spacing w:after="160" w:line="278" w:lineRule="auto"/>
+              <w:jc w:val="both"/>
+              <w:cnfStyle w:val="000000100000" w:firstRow="0" w:lastRow="0" w:firstColumn="0" w:lastColumn="0" w:oddVBand="0" w:evenVBand="0" w:oddHBand="1" w:evenHBand="0" w:firstRowFirstColumn="0" w:firstRowLastColumn="0" w:lastRowFirstColumn="0" w:lastRowLastColumn="0"/>
+              <w:rPr>
+                <w:b/>
+                <w:bCs/>
+                <w:sz w:val="32"/>
+                <w:szCs w:val="32"/>
+              </w:rPr>
+            </w:pPr>
+            <w:proofErr w:type="gramStart"/>
+            <w:r>
+              <w:rPr>
+                <w:b/>
+                <w:bCs/>
+                <w:sz w:val="32"/>
+                <w:szCs w:val="32"/>
+              </w:rPr>
+              <w:t>append(</w:t>
+            </w:r>
+            <w:proofErr w:type="gramEnd"/>
+            <w:r>
+              <w:rPr>
+                <w:b/>
+                <w:bCs/>
+                <w:sz w:val="32"/>
+                <w:szCs w:val="32"/>
+              </w:rPr>
+              <w:t>)</w:t>
+            </w:r>
+          </w:p>
+        </w:tc>
+        <w:tc>
+          <w:tcPr>
+            <w:tcW w:w="3172" w:type="dxa"/>
+          </w:tcPr>
+          <w:p>
+            <w:pPr>
+              <w:jc w:val="both"/>
+              <w:cnfStyle w:val="000000100000" w:firstRow="0" w:lastRow="0" w:firstColumn="0" w:lastColumn="0" w:oddVBand="0" w:evenVBand="0" w:oddHBand="1" w:evenHBand="0" w:firstRowFirstColumn="0" w:firstRowLastColumn="0" w:lastRowFirstColumn="0" w:lastRowLastColumn="0"/>
+              <w:rPr>
+                <w:b/>
+                <w:bCs/>
+                <w:sz w:val="32"/>
+                <w:szCs w:val="32"/>
+              </w:rPr>
+            </w:pPr>
+            <w:proofErr w:type="gramStart"/>
+            <w:r>
+              <w:rPr>
+                <w:b/>
+                <w:bCs/>
+                <w:sz w:val="32"/>
+                <w:szCs w:val="32"/>
+              </w:rPr>
+              <w:t>.add</w:t>
+            </w:r>
+            <w:proofErr w:type="gramEnd"/>
+            <w:r>
+              <w:rPr>
+                <w:b/>
+                <w:bCs/>
+                <w:sz w:val="32"/>
+                <w:szCs w:val="32"/>
+              </w:rPr>
+              <w:t>()</w:t>
+            </w:r>
+          </w:p>
+        </w:tc>
+        <w:tc>
+          <w:tcPr>
+            <w:tcW w:w="1980" w:type="dxa"/>
+            <w:hideMark/>
+          </w:tcPr>
+          <w:p>
+            <w:pPr>
+              <w:spacing w:after="160" w:line="278" w:lineRule="auto"/>
+              <w:jc w:val="both"/>
+              <w:cnfStyle w:val="000000100000" w:firstRow="0" w:lastRow="0" w:firstColumn="0" w:lastColumn="0" w:oddVBand="0" w:evenVBand="0" w:oddHBand="1" w:evenHBand="0" w:firstRowFirstColumn="0" w:firstRowLastColumn="0" w:lastRowFirstColumn="0" w:lastRowLastColumn="0"/>
+              <w:rPr>
+                <w:b/>
+                <w:bCs/>
+                <w:sz w:val="32"/>
+                <w:szCs w:val="32"/>
+              </w:rPr>
+            </w:pPr>
+            <w:proofErr w:type="gramStart"/>
+            <w:r>
+              <w:rPr>
+                <w:b/>
+                <w:bCs/>
+                <w:sz w:val="32"/>
+                <w:szCs w:val="32"/>
+              </w:rPr>
+              <w:t>O(</w:t>
+            </w:r>
+            <w:proofErr w:type="gramEnd"/>
+            <w:r>
+              <w:rPr>
+                <w:b/>
+                <w:bCs/>
+                <w:sz w:val="32"/>
+                <w:szCs w:val="32"/>
+              </w:rPr>
+              <w:t>1)</w:t>
+            </w:r>
+          </w:p>
+        </w:tc>
+      </w:tr>
+      <w:tr>
+        <w:tc>
+          <w:tcPr>
+            <w:cnfStyle w:val="001000000000" w:firstRow="0" w:lastRow="0" w:firstColumn="1" w:lastColumn="0" w:oddVBand="0" w:evenVBand="0" w:oddHBand="0" w:evenHBand="0" w:firstRowFirstColumn="0" w:firstRowLastColumn="0" w:lastRowFirstColumn="0" w:lastRowLastColumn="0"/>
+            <w:tcW w:w="1669" w:type="dxa"/>
+            <w:hideMark/>
+          </w:tcPr>
+          <w:p>
+            <w:pPr>
+              <w:spacing w:after="160" w:line="278" w:lineRule="auto"/>
+              <w:jc w:val="both"/>
+              <w:rPr>
+                <w:b w:val="0"/>
+                <w:bCs w:val="0"/>
+                <w:sz w:val="32"/>
+                <w:szCs w:val="32"/>
+              </w:rPr>
+            </w:pPr>
+            <w:r>
+              <w:rPr>
+                <w:b w:val="0"/>
+                <w:bCs w:val="0"/>
+                <w:sz w:val="32"/>
+                <w:szCs w:val="32"/>
+              </w:rPr>
+              <w:t>Pop</w:t>
+            </w:r>
+          </w:p>
+        </w:tc>
+        <w:tc>
+          <w:tcPr>
+            <w:tcW w:w="2174" w:type="dxa"/>
+            <w:hideMark/>
+          </w:tcPr>
+          <w:p>
+            <w:pPr>
+              <w:spacing w:after="160" w:line="278" w:lineRule="auto"/>
+              <w:jc w:val="both"/>
+              <w:cnfStyle w:val="000000000000" w:firstRow="0" w:lastRow="0" w:firstColumn="0" w:lastColumn="0" w:oddVBand="0" w:evenVBand="0" w:oddHBand="0" w:evenHBand="0" w:firstRowFirstColumn="0" w:firstRowLastColumn="0" w:lastRowFirstColumn="0" w:lastRowLastColumn="0"/>
+              <w:rPr>
+                <w:b/>
+                <w:bCs/>
+                <w:sz w:val="32"/>
+                <w:szCs w:val="32"/>
+              </w:rPr>
+            </w:pPr>
+            <w:proofErr w:type="gramStart"/>
+            <w:r>
+              <w:rPr>
+                <w:b/>
+                <w:bCs/>
+                <w:sz w:val="32"/>
+                <w:szCs w:val="32"/>
+              </w:rPr>
+              <w:t>pop(</w:t>
+            </w:r>
+            <w:proofErr w:type="gramEnd"/>
+            <w:r>
+              <w:rPr>
+                <w:b/>
+                <w:bCs/>
+                <w:sz w:val="32"/>
+                <w:szCs w:val="32"/>
+              </w:rPr>
+              <w:t>)</w:t>
+            </w:r>
+          </w:p>
+        </w:tc>
+        <w:tc>
+          <w:tcPr>
+            <w:tcW w:w="3172" w:type="dxa"/>
+          </w:tcPr>
+          <w:p>
+            <w:pPr>
+              <w:jc w:val="both"/>
+              <w:cnfStyle w:val="000000000000" w:firstRow="0" w:lastRow="0" w:firstColumn="0" w:lastColumn="0" w:oddVBand="0" w:evenVBand="0" w:oddHBand="0" w:evenHBand="0" w:firstRowFirstColumn="0" w:firstRowLastColumn="0" w:lastRowFirstColumn="0" w:lastRowLastColumn="0"/>
+              <w:rPr>
+                <w:b/>
+                <w:bCs/>
+                <w:sz w:val="32"/>
+                <w:szCs w:val="32"/>
+              </w:rPr>
+            </w:pPr>
+            <w:proofErr w:type="gramStart"/>
+            <w:r>
+              <w:rPr>
+                <w:b/>
+                <w:bCs/>
+                <w:sz w:val="32"/>
+                <w:szCs w:val="32"/>
+              </w:rPr>
+              <w:t>.</w:t>
+            </w:r>
+            <w:proofErr w:type="spellStart"/>
+            <w:r>
+              <w:rPr>
+                <w:b/>
+                <w:bCs/>
+                <w:sz w:val="32"/>
+                <w:szCs w:val="32"/>
+              </w:rPr>
+              <w:t>removeLast</w:t>
+            </w:r>
+            <w:proofErr w:type="spellEnd"/>
+            <w:proofErr w:type="gramEnd"/>
+            <w:r>
+              <w:rPr>
+                <w:b/>
+                <w:bCs/>
+                <w:sz w:val="32"/>
+                <w:szCs w:val="32"/>
+              </w:rPr>
+              <w:t>()</w:t>
+            </w:r>
+          </w:p>
+        </w:tc>
+        <w:tc>
+          <w:tcPr>
+            <w:tcW w:w="1980" w:type="dxa"/>
+            <w:hideMark/>
+          </w:tcPr>
+          <w:p>
+            <w:pPr>
+              <w:spacing w:after="160" w:line="278" w:lineRule="auto"/>
+              <w:jc w:val="both"/>
+              <w:cnfStyle w:val="000000000000" w:firstRow="0" w:lastRow="0" w:firstColumn="0" w:lastColumn="0" w:oddVBand="0" w:evenVBand="0" w:oddHBand="0" w:evenHBand="0" w:firstRowFirstColumn="0" w:firstRowLastColumn="0" w:lastRowFirstColumn="0" w:lastRowLastColumn="0"/>
+              <w:rPr>
+                <w:b/>
+                <w:bCs/>
+                <w:sz w:val="32"/>
+                <w:szCs w:val="32"/>
+              </w:rPr>
+            </w:pPr>
+            <w:proofErr w:type="gramStart"/>
+            <w:r>
+              <w:rPr>
+                <w:b/>
+                <w:bCs/>
+                <w:sz w:val="32"/>
+                <w:szCs w:val="32"/>
+              </w:rPr>
+              <w:t>O(</w:t>
+            </w:r>
+            <w:proofErr w:type="gramEnd"/>
+            <w:r>
+              <w:rPr>
+                <w:b/>
+                <w:bCs/>
+                <w:sz w:val="32"/>
+                <w:szCs w:val="32"/>
+              </w:rPr>
+              <w:t>1)</w:t>
+            </w:r>
+          </w:p>
+        </w:tc>
+      </w:tr>
+      <w:tr>
+        <w:trPr>
+          <w:cnfStyle w:val="000000100000" w:firstRow="0" w:lastRow="0" w:firstColumn="0" w:lastColumn="0" w:oddVBand="0" w:evenVBand="0" w:oddHBand="1" w:evenHBand="0" w:firstRowFirstColumn="0" w:firstRowLastColumn="0" w:lastRowFirstColumn="0" w:lastRowLastColumn="0"/>
+        </w:trPr>
+        <w:tc>
+          <w:tcPr>
+            <w:cnfStyle w:val="001000000000" w:firstRow="0" w:lastRow="0" w:firstColumn="1" w:lastColumn="0" w:oddVBand="0" w:evenVBand="0" w:oddHBand="0" w:evenHBand="0" w:firstRowFirstColumn="0" w:firstRowLastColumn="0" w:lastRowFirstColumn="0" w:lastRowLastColumn="0"/>
+            <w:tcW w:w="1669" w:type="dxa"/>
+            <w:hideMark/>
+          </w:tcPr>
+          <w:p>
+            <w:pPr>
+              <w:spacing w:after="160" w:line="278" w:lineRule="auto"/>
+              <w:jc w:val="both"/>
+              <w:rPr>
+                <w:b w:val="0"/>
+                <w:bCs w:val="0"/>
+                <w:sz w:val="32"/>
+                <w:szCs w:val="32"/>
+              </w:rPr>
+            </w:pPr>
+            <w:r>
+              <w:rPr>
+                <w:b w:val="0"/>
+                <w:bCs w:val="0"/>
+                <w:sz w:val="32"/>
+                <w:szCs w:val="32"/>
+              </w:rPr>
+              <w:t>Peek</w:t>
+            </w:r>
+          </w:p>
+        </w:tc>
+        <w:tc>
+          <w:tcPr>
+            <w:tcW w:w="2174" w:type="dxa"/>
+            <w:hideMark/>
+          </w:tcPr>
+          <w:p>
+            <w:pPr>
+              <w:spacing w:after="160" w:line="278" w:lineRule="auto"/>
+              <w:jc w:val="both"/>
+              <w:cnfStyle w:val="000000100000" w:firstRow="0" w:lastRow="0" w:firstColumn="0" w:lastColumn="0" w:oddVBand="0" w:evenVBand="0" w:oddHBand="1" w:evenHBand="0" w:firstRowFirstColumn="0" w:firstRowLastColumn="0" w:lastRowFirstColumn="0" w:lastRowLastColumn="0"/>
+              <w:rPr>
+                <w:b/>
+                <w:bCs/>
+                <w:sz w:val="32"/>
+                <w:szCs w:val="32"/>
+              </w:rPr>
+            </w:pPr>
+            <w:proofErr w:type="gramStart"/>
+            <w:r>
+              <w:rPr>
+                <w:b/>
+                <w:bCs/>
+                <w:sz w:val="32"/>
+                <w:szCs w:val="32"/>
+              </w:rPr>
+              <w:t>stack[</w:t>
+            </w:r>
+            <w:proofErr w:type="gramEnd"/>
+            <w:r>
+              <w:rPr>
+                <w:b/>
+                <w:bCs/>
+                <w:sz w:val="32"/>
+                <w:szCs w:val="32"/>
+              </w:rPr>
+              <w:t>-1]</w:t>
+            </w:r>
+          </w:p>
+        </w:tc>
+        <w:tc>
+          <w:tcPr>
+            <w:tcW w:w="3172" w:type="dxa"/>
+          </w:tcPr>
+          <w:p>
+            <w:pPr>
+              <w:jc w:val="both"/>
+              <w:cnfStyle w:val="000000100000" w:firstRow="0" w:lastRow="0" w:firstColumn="0" w:lastColumn="0" w:oddVBand="0" w:evenVBand="0" w:oddHBand="1" w:evenHBand="0" w:firstRowFirstColumn="0" w:firstRowLastColumn="0" w:lastRowFirstColumn="0" w:lastRowLastColumn="0"/>
+              <w:rPr>
+                <w:b/>
+                <w:bCs/>
+                <w:sz w:val="32"/>
+                <w:szCs w:val="32"/>
+              </w:rPr>
+            </w:pPr>
+            <w:proofErr w:type="gramStart"/>
+            <w:r>
+              <w:rPr>
+                <w:b/>
+                <w:bCs/>
+                <w:sz w:val="32"/>
+                <w:szCs w:val="32"/>
+              </w:rPr>
+              <w:t>stack[</w:t>
+            </w:r>
+            <w:proofErr w:type="spellStart"/>
+            <w:proofErr w:type="gramEnd"/>
+            <w:r>
+              <w:rPr>
+                <w:b/>
+                <w:bCs/>
+                <w:sz w:val="32"/>
+                <w:szCs w:val="32"/>
+              </w:rPr>
+              <w:t>stack.length</w:t>
+            </w:r>
+            <w:proofErr w:type="spellEnd"/>
+            <w:r>
+              <w:rPr>
+                <w:b/>
+                <w:bCs/>
+                <w:sz w:val="32"/>
+                <w:szCs w:val="32"/>
+              </w:rPr>
+              <w:t xml:space="preserve"> -1]</w:t>
+            </w:r>
+          </w:p>
+        </w:tc>
+        <w:tc>
+          <w:tcPr>
+            <w:tcW w:w="1980" w:type="dxa"/>
+            <w:hideMark/>
+          </w:tcPr>
+          <w:p>
+            <w:pPr>
+              <w:spacing w:after="160" w:line="278" w:lineRule="auto"/>
+              <w:jc w:val="both"/>
+              <w:cnfStyle w:val="000000100000" w:firstRow="0" w:lastRow="0" w:firstColumn="0" w:lastColumn="0" w:oddVBand="0" w:evenVBand="0" w:oddHBand="1" w:evenHBand="0" w:firstRowFirstColumn="0" w:firstRowLastColumn="0" w:lastRowFirstColumn="0" w:lastRowLastColumn="0"/>
+              <w:rPr>
+                <w:b/>
+                <w:bCs/>
+                <w:sz w:val="32"/>
+                <w:szCs w:val="32"/>
+              </w:rPr>
+            </w:pPr>
+            <w:proofErr w:type="gramStart"/>
+            <w:r>
+              <w:rPr>
+                <w:b/>
+                <w:bCs/>
+                <w:sz w:val="32"/>
+                <w:szCs w:val="32"/>
+              </w:rPr>
+              <w:t>O(</w:t>
+            </w:r>
+            <w:proofErr w:type="gramEnd"/>
+            <w:r>
+              <w:rPr>
+                <w:b/>
+                <w:bCs/>
+                <w:sz w:val="32"/>
+                <w:szCs w:val="32"/>
+              </w:rPr>
+              <w:t>1)</w:t>
+            </w:r>
+          </w:p>
+        </w:tc>
+      </w:tr>
+      <w:tr>
+        <w:tc>
+          <w:tcPr>
+            <w:cnfStyle w:val="001000000000" w:firstRow="0" w:lastRow="0" w:firstColumn="1" w:lastColumn="0" w:oddVBand="0" w:evenVBand="0" w:oddHBand="0" w:evenHBand="0" w:firstRowFirstColumn="0" w:firstRowLastColumn="0" w:lastRowFirstColumn="0" w:lastRowLastColumn="0"/>
+            <w:tcW w:w="1669" w:type="dxa"/>
+            <w:hideMark/>
+          </w:tcPr>
+          <w:p>
+            <w:pPr>
+              <w:spacing w:after="160" w:line="278" w:lineRule="auto"/>
+              <w:jc w:val="both"/>
+              <w:rPr>
+                <w:b w:val="0"/>
+                <w:bCs w:val="0"/>
+                <w:sz w:val="32"/>
+                <w:szCs w:val="32"/>
+              </w:rPr>
+            </w:pPr>
+            <w:r>
+              <w:rPr>
+                <w:b w:val="0"/>
+                <w:bCs w:val="0"/>
+                <w:sz w:val="32"/>
+                <w:szCs w:val="32"/>
+              </w:rPr>
+              <w:t>Empty</w:t>
+            </w:r>
+          </w:p>
+        </w:tc>
+        <w:tc>
+          <w:tcPr>
+            <w:tcW w:w="2174" w:type="dxa"/>
+            <w:hideMark/>
+          </w:tcPr>
+          <w:p>
+            <w:pPr>
+              <w:spacing w:after="160" w:line="278" w:lineRule="auto"/>
+              <w:jc w:val="both"/>
+              <w:cnfStyle w:val="000000000000" w:firstRow="0" w:lastRow="0" w:firstColumn="0" w:lastColumn="0" w:oddVBand="0" w:evenVBand="0" w:oddHBand="0" w:evenHBand="0" w:firstRowFirstColumn="0" w:firstRowLastColumn="0" w:lastRowFirstColumn="0" w:lastRowLastColumn="0"/>
+              <w:rPr>
+                <w:b/>
+                <w:bCs/>
+                <w:sz w:val="32"/>
+                <w:szCs w:val="32"/>
+              </w:rPr>
+            </w:pPr>
+            <w:proofErr w:type="spellStart"/>
+            <w:r>
+              <w:rPr>
+                <w:b/>
+                <w:bCs/>
+                <w:sz w:val="32"/>
+                <w:szCs w:val="32"/>
+              </w:rPr>
+              <w:t>len</w:t>
+            </w:r>
+            <w:proofErr w:type="spellEnd"/>
+            <w:r>
+              <w:rPr>
+                <w:b/>
+                <w:bCs/>
+                <w:sz w:val="32"/>
+                <w:szCs w:val="32"/>
+              </w:rPr>
+              <w:t>(stack)==0</w:t>
+            </w:r>
+          </w:p>
+        </w:tc>
+        <w:tc>
+          <w:tcPr>
+            <w:tcW w:w="3172" w:type="dxa"/>
+          </w:tcPr>
+          <w:p>
+            <w:pPr>
+              <w:jc w:val="both"/>
+              <w:cnfStyle w:val="000000000000" w:firstRow="0" w:lastRow="0" w:firstColumn="0" w:lastColumn="0" w:oddVBand="0" w:evenVBand="0" w:oddHBand="0" w:evenHBand="0" w:firstRowFirstColumn="0" w:firstRowLastColumn="0" w:lastRowFirstColumn="0" w:lastRowLastColumn="0"/>
+              <w:rPr>
+                <w:b/>
+                <w:bCs/>
+                <w:sz w:val="32"/>
+                <w:szCs w:val="32"/>
+              </w:rPr>
+            </w:pPr>
+            <w:proofErr w:type="spellStart"/>
+            <w:proofErr w:type="gramStart"/>
+            <w:r>
+              <w:rPr>
+                <w:b/>
+                <w:bCs/>
+                <w:sz w:val="32"/>
+                <w:szCs w:val="32"/>
+              </w:rPr>
+              <w:t>stack.isEmpty</w:t>
+            </w:r>
+            <w:proofErr w:type="spellEnd"/>
+            <w:proofErr w:type="gramEnd"/>
+          </w:p>
+        </w:tc>
+        <w:tc>
+          <w:tcPr>
+            <w:tcW w:w="1980" w:type="dxa"/>
+            <w:hideMark/>
+          </w:tcPr>
+          <w:p>
+            <w:pPr>
+              <w:spacing w:after="160" w:line="278" w:lineRule="auto"/>
+              <w:jc w:val="both"/>
+              <w:cnfStyle w:val="000000000000" w:firstRow="0" w:lastRow="0" w:firstColumn="0" w:lastColumn="0" w:oddVBand="0" w:evenVBand="0" w:oddHBand="0" w:evenHBand="0" w:firstRowFirstColumn="0" w:firstRowLastColumn="0" w:lastRowFirstColumn="0" w:lastRowLastColumn="0"/>
+              <w:rPr>
+                <w:b/>
+                <w:bCs/>
+                <w:sz w:val="32"/>
+                <w:szCs w:val="32"/>
+              </w:rPr>
+            </w:pPr>
+            <w:proofErr w:type="gramStart"/>
+            <w:r>
+              <w:rPr>
+                <w:b/>
+                <w:bCs/>
+                <w:sz w:val="32"/>
+                <w:szCs w:val="32"/>
+              </w:rPr>
+              <w:t>O(</w:t>
+            </w:r>
+            <w:proofErr w:type="gramEnd"/>
+            <w:r>
+              <w:rPr>
+                <w:b/>
+                <w:bCs/>
+                <w:sz w:val="32"/>
+                <w:szCs w:val="32"/>
+              </w:rPr>
+              <w:t>1)</w:t>
+            </w:r>
+          </w:p>
+        </w:tc>
+      </w:tr>
+    </w:tbl>
+    <w:p>
+      <w:pPr>
+        <w:jc w:val="both"/>
+        <w:rPr>
+          <w:sz w:val="32"/>
+          <w:szCs w:val="32"/>
+        </w:rPr>
+      </w:pPr>
+    </w:p>
+    <w:p>
+      <w:pPr>
+        <w:jc w:val="both"/>
+        <w:rPr>
+          <w:sz w:val="32"/>
+          <w:szCs w:val="32"/>
+        </w:rPr>
+      </w:pPr>
+      <w:r>
+        <w:rPr>
+          <w:sz w:val="32"/>
+          <w:szCs w:val="32"/>
+        </w:rPr>
+        <w:t>Call Stack:</w:t>
+      </w:r>
+    </w:p>
+    <w:p>
+      <w:pPr>
+        <w:jc w:val="both"/>
+        <w:rPr>
+          <w:sz w:val="32"/>
+          <w:szCs w:val="32"/>
+        </w:rPr>
+      </w:pPr>
+      <w:r>
+        <w:rPr>
+          <w:sz w:val="32"/>
+          <w:szCs w:val="32"/>
+        </w:rPr>
+        <w:t># When a function or method call another function and that function in turns calls the other one, this is called a Call Stack.</w:t>
+      </w:r>
+    </w:p>
+    <w:p>
+      <w:pPr>
+        <w:jc w:val="both"/>
+        <w:rPr>
+          <w:sz w:val="32"/>
+          <w:szCs w:val="32"/>
+        </w:rPr>
+      </w:pPr>
+      <w:r>
+        <w:rPr>
+          <w:sz w:val="32"/>
+          <w:szCs w:val="32"/>
+        </w:rPr>
+        <w:t># The function which is called last gets executed first LIFO or Stack. This is why recursion and Event Loop works</w:t>
+      </w:r>
+    </w:p>
+    <w:p>
+      <w:pPr>
+        <w:jc w:val="both"/>
+        <w:rPr>
+          <w:b/>
+          <w:bCs/>
+          <w:color w:val="D86DCB" w:themeColor="accent5" w:themeTint="99"/>
+          <w:sz w:val="32"/>
+          <w:szCs w:val="32"/>
+        </w:rPr>
+      </w:pPr>
+      <w:r>
+        <w:rPr>
+          <w:b/>
+          <w:bCs/>
+          <w:color w:val="D86DCB" w:themeColor="accent5" w:themeTint="99"/>
+          <w:sz w:val="32"/>
+          <w:szCs w:val="32"/>
+        </w:rPr>
+        <w:t>def funtion1():</w:t>
+      </w:r>
+    </w:p>
+    <w:p>
+      <w:pPr>
+        <w:jc w:val="both"/>
+        <w:rPr>
+          <w:b/>
+          <w:bCs/>
+          <w:color w:val="D86DCB" w:themeColor="accent5" w:themeTint="99"/>
+          <w:sz w:val="32"/>
+          <w:szCs w:val="32"/>
+        </w:rPr>
+      </w:pPr>
+      <w:r>
+        <w:rPr>
+          <w:b/>
+          <w:bCs/>
+          <w:color w:val="D86DCB" w:themeColor="accent5" w:themeTint="99"/>
+          <w:sz w:val="32"/>
+          <w:szCs w:val="32"/>
+        </w:rPr>
+        <w:tab/>
+        <w:t>function2()</w:t>
+      </w:r>
+    </w:p>
+    <w:p>
+      <w:pPr>
+        <w:jc w:val="both"/>
+        <w:rPr>
+          <w:b/>
+          <w:bCs/>
+          <w:color w:val="D86DCB" w:themeColor="accent5" w:themeTint="99"/>
+          <w:sz w:val="32"/>
+          <w:szCs w:val="32"/>
+        </w:rPr>
+      </w:pPr>
+      <w:r>
+        <w:rPr>
+          <w:b/>
+          <w:bCs/>
+          <w:color w:val="D86DCB" w:themeColor="accent5" w:themeTint="99"/>
+          <w:sz w:val="32"/>
+          <w:szCs w:val="32"/>
+        </w:rPr>
+        <w:t>def function2():</w:t>
+      </w:r>
+    </w:p>
+    <w:p>
+      <w:pPr>
+        <w:jc w:val="both"/>
+        <w:rPr>
+          <w:b/>
+          <w:bCs/>
+          <w:color w:val="D86DCB" w:themeColor="accent5" w:themeTint="99"/>
+          <w:sz w:val="32"/>
+          <w:szCs w:val="32"/>
+        </w:rPr>
+      </w:pPr>
+      <w:r>
+        <w:rPr>
+          <w:b/>
+          <w:bCs/>
+          <w:color w:val="D86DCB" w:themeColor="accent5" w:themeTint="99"/>
+          <w:sz w:val="32"/>
+          <w:szCs w:val="32"/>
+        </w:rPr>
+        <w:tab/>
+        <w:t>function3()</w:t>
+      </w:r>
+    </w:p>
+    <w:p>
+      <w:pPr>
+        <w:jc w:val="both"/>
+        <w:rPr>
+          <w:b/>
+          <w:bCs/>
+          <w:color w:val="D86DCB" w:themeColor="accent5" w:themeTint="99"/>
+          <w:sz w:val="32"/>
+          <w:szCs w:val="32"/>
+        </w:rPr>
+      </w:pPr>
+      <w:r>
+        <w:rPr>
+          <w:b/>
+          <w:bCs/>
+          <w:color w:val="D86DCB" w:themeColor="accent5" w:themeTint="99"/>
+          <w:sz w:val="32"/>
+          <w:szCs w:val="32"/>
+        </w:rPr>
+        <w:t>def function3():</w:t>
+      </w:r>
+    </w:p>
+    <w:p>
+      <w:pPr>
+        <w:jc w:val="both"/>
+        <w:rPr>
+          <w:b/>
+          <w:bCs/>
+          <w:color w:val="D86DCB" w:themeColor="accent5" w:themeTint="99"/>
+          <w:sz w:val="32"/>
+          <w:szCs w:val="32"/>
+        </w:rPr>
+      </w:pPr>
+      <w:r>
+        <w:rPr>
+          <w:b/>
+          <w:bCs/>
+          <w:color w:val="D86DCB" w:themeColor="accent5" w:themeTint="99"/>
+          <w:sz w:val="32"/>
+          <w:szCs w:val="32"/>
+        </w:rPr>
+        <w:tab/>
+        <w:t># Logic</w:t>
+      </w:r>
+    </w:p>
+    <w:p>
+      <w:pPr>
+        <w:jc w:val="both"/>
+        <w:rPr>
+          <w:b/>
+          <w:bCs/>
+          <w:color w:val="D86DCB" w:themeColor="accent5" w:themeTint="99"/>
+          <w:sz w:val="32"/>
+          <w:szCs w:val="32"/>
+        </w:rPr>
+      </w:pPr>
+      <w:r>
+        <w:rPr>
+          <w:b/>
+          <w:bCs/>
+          <w:color w:val="D86DCB" w:themeColor="accent5" w:themeTint="99"/>
+          <w:sz w:val="32"/>
+          <w:szCs w:val="32"/>
+        </w:rPr>
+        <w:t>if __name__ == “main”:</w:t>
+      </w:r>
+    </w:p>
+    <w:p>
+      <w:pPr>
+        <w:jc w:val="both"/>
+        <w:rPr>
+          <w:b/>
+          <w:bCs/>
+          <w:color w:val="D86DCB" w:themeColor="accent5" w:themeTint="99"/>
+          <w:sz w:val="32"/>
+          <w:szCs w:val="32"/>
+        </w:rPr>
+      </w:pPr>
+      <w:r>
+        <w:rPr>
+          <w:b/>
+          <w:bCs/>
+          <w:color w:val="D86DCB" w:themeColor="accent5" w:themeTint="99"/>
+          <w:sz w:val="32"/>
+          <w:szCs w:val="32"/>
+        </w:rPr>
+        <w:tab/>
+        <w:t>function1()</w:t>
+      </w:r>
+    </w:p>
+    <w:p>
+      <w:pPr>
+        <w:jc w:val="both"/>
+        <w:rPr>
+          <w:sz w:val="32"/>
+          <w:szCs w:val="32"/>
+        </w:rPr>
+      </w:pPr>
+      <w:r>
+        <w:rPr>
+          <w:sz w:val="32"/>
+          <w:szCs w:val="32"/>
+        </w:rPr>
+        <w:t># Here the call stack looks like this:</w:t>
+      </w:r>
+    </w:p>
+    <w:p>
+      <w:pPr>
+        <w:jc w:val="both"/>
+        <w:rPr>
+          <w:b/>
+          <w:bCs/>
+          <w:sz w:val="28"/>
+          <w:szCs w:val="28"/>
+        </w:rPr>
+      </w:pPr>
+      <w:r>
+        <w:rPr>
+          <w:b/>
+          <w:bCs/>
+          <w:sz w:val="28"/>
+          <w:szCs w:val="28"/>
+        </w:rPr>
+        <w:t>| function3 |</w:t>
+      </w:r>
+    </w:p>
+    <w:p>
+      <w:pPr>
+        <w:jc w:val="both"/>
+        <w:rPr>
+          <w:b/>
+          <w:bCs/>
+          <w:sz w:val="28"/>
+          <w:szCs w:val="28"/>
+        </w:rPr>
+      </w:pPr>
+      <w:r>
+        <w:rPr>
+          <w:b/>
+          <w:bCs/>
+          <w:sz w:val="28"/>
+          <w:szCs w:val="28"/>
+        </w:rPr>
+        <w:t>| function</w:t>
+      </w:r>
+      <w:r>
+        <w:rPr>
+          <w:b/>
+          <w:bCs/>
+          <w:sz w:val="28"/>
+          <w:szCs w:val="28"/>
+        </w:rPr>
+        <w:t>2</w:t>
+      </w:r>
+      <w:r>
+        <w:rPr>
+          <w:b/>
+          <w:bCs/>
+          <w:sz w:val="28"/>
+          <w:szCs w:val="28"/>
+        </w:rPr>
+        <w:t xml:space="preserve"> |</w:t>
+      </w:r>
+    </w:p>
+    <w:p>
+      <w:pPr>
+        <w:jc w:val="both"/>
+        <w:rPr>
+          <w:b/>
+          <w:bCs/>
+          <w:sz w:val="28"/>
+          <w:szCs w:val="28"/>
+        </w:rPr>
+      </w:pPr>
+      <w:r>
+        <w:rPr>
+          <w:b/>
+          <w:bCs/>
+          <w:sz w:val="28"/>
+          <w:szCs w:val="28"/>
+        </w:rPr>
+        <w:t>| function</w:t>
+      </w:r>
+      <w:r>
+        <w:rPr>
+          <w:b/>
+          <w:bCs/>
+          <w:sz w:val="28"/>
+          <w:szCs w:val="28"/>
+        </w:rPr>
+        <w:t>1</w:t>
+      </w:r>
+      <w:r>
+        <w:rPr>
+          <w:b/>
+          <w:bCs/>
+          <w:sz w:val="28"/>
+          <w:szCs w:val="28"/>
+        </w:rPr>
+        <w:t xml:space="preserve"> |</w:t>
+      </w:r>
+    </w:p>
+    <w:p>
+      <w:pPr>
+        <w:jc w:val="both"/>
+        <w:rPr>
+          <w:sz w:val="32"/>
+          <w:szCs w:val="32"/>
+        </w:rPr>
+      </w:pPr>
+      <w:r>
+        <w:rPr>
+          <w:sz w:val="32"/>
+          <w:szCs w:val="32"/>
+        </w:rPr>
+        <w:lastRenderedPageBreak/>
+        <w:t xml:space="preserve"># After </w:t>
+      </w:r>
+      <w:r>
+        <w:rPr>
+          <w:b/>
+          <w:bCs/>
+          <w:sz w:val="32"/>
+          <w:szCs w:val="32"/>
+        </w:rPr>
+        <w:t>function3()</w:t>
+      </w:r>
+      <w:r>
+        <w:rPr>
+          <w:sz w:val="32"/>
+          <w:szCs w:val="32"/>
+        </w:rPr>
+        <w:t xml:space="preserve"> executes and done. The code in</w:t>
+      </w:r>
+      <w:r>
+        <w:rPr>
+          <w:b/>
+          <w:bCs/>
+          <w:sz w:val="32"/>
+          <w:szCs w:val="32"/>
+        </w:rPr>
+        <w:t xml:space="preserve"> function2()</w:t>
+      </w:r>
+      <w:r>
+        <w:rPr>
+          <w:sz w:val="32"/>
+          <w:szCs w:val="32"/>
+        </w:rPr>
+        <w:t xml:space="preserve"> after the function call(</w:t>
+      </w:r>
+      <w:r>
+        <w:rPr>
+          <w:b/>
+          <w:bCs/>
+          <w:sz w:val="32"/>
+          <w:szCs w:val="32"/>
+        </w:rPr>
+        <w:t>function3()</w:t>
+      </w:r>
+      <w:r>
+        <w:rPr>
+          <w:sz w:val="32"/>
+          <w:szCs w:val="32"/>
+        </w:rPr>
+        <w:t>) runs. then Call Stack:</w:t>
+      </w:r>
+    </w:p>
+    <w:p>
+      <w:pPr>
+        <w:jc w:val="both"/>
+        <w:rPr>
+          <w:b/>
+          <w:bCs/>
+          <w:sz w:val="28"/>
+          <w:szCs w:val="28"/>
+        </w:rPr>
+      </w:pPr>
+      <w:r>
+        <w:rPr>
+          <w:b/>
+          <w:bCs/>
+          <w:sz w:val="28"/>
+          <w:szCs w:val="28"/>
+        </w:rPr>
+        <w:t>| function2 |</w:t>
+      </w:r>
+    </w:p>
+    <w:p>
+      <w:pPr>
+        <w:jc w:val="both"/>
+        <w:rPr>
+          <w:b/>
+          <w:bCs/>
+          <w:sz w:val="28"/>
+          <w:szCs w:val="28"/>
+        </w:rPr>
+      </w:pPr>
+      <w:r>
+        <w:rPr>
+          <w:b/>
+          <w:bCs/>
+          <w:sz w:val="28"/>
+          <w:szCs w:val="28"/>
+        </w:rPr>
+        <w:t>| function1 |</w:t>
+      </w:r>
+    </w:p>
+    <w:p>
+      <w:pPr>
+        <w:jc w:val="both"/>
+        <w:rPr>
+          <w:sz w:val="32"/>
+          <w:szCs w:val="32"/>
+        </w:rPr>
+      </w:pPr>
+      <w:r>
+        <w:rPr>
+          <w:sz w:val="32"/>
+          <w:szCs w:val="32"/>
+        </w:rPr>
+        <w:t># Afte</w:t>
+      </w:r>
+      <w:r>
+        <w:rPr>
+          <w:sz w:val="32"/>
+          <w:szCs w:val="32"/>
+        </w:rPr>
+        <w:t>r</w:t>
+      </w:r>
+      <w:r>
+        <w:rPr>
+          <w:b/>
+          <w:bCs/>
+          <w:sz w:val="32"/>
+          <w:szCs w:val="32"/>
+        </w:rPr>
+        <w:t xml:space="preserve"> function2()</w:t>
+      </w:r>
+      <w:r>
+        <w:rPr>
+          <w:sz w:val="32"/>
+          <w:szCs w:val="32"/>
+        </w:rPr>
+        <w:t xml:space="preserve"> is completed:</w:t>
+      </w:r>
+    </w:p>
+    <w:p>
+      <w:pPr>
+        <w:jc w:val="both"/>
+        <w:rPr>
+          <w:b/>
+          <w:bCs/>
+          <w:sz w:val="28"/>
+          <w:szCs w:val="28"/>
+        </w:rPr>
+      </w:pPr>
+      <w:r>
+        <w:rPr>
+          <w:b/>
+          <w:bCs/>
+          <w:sz w:val="28"/>
+          <w:szCs w:val="28"/>
+        </w:rPr>
+        <w:t>| function1 |</w:t>
+      </w:r>
+    </w:p>
+    <w:p>
+      <w:pPr>
+        <w:jc w:val="both"/>
+        <w:rPr>
+          <w:sz w:val="32"/>
+          <w:szCs w:val="32"/>
+        </w:rPr>
+      </w:pPr>
+      <w:r>
+        <w:rPr>
+          <w:sz w:val="32"/>
+          <w:szCs w:val="32"/>
+        </w:rPr>
+        <w:t># Finally,</w:t>
+      </w:r>
+      <w:r>
+        <w:rPr>
+          <w:b/>
+          <w:bCs/>
+          <w:sz w:val="32"/>
+          <w:szCs w:val="32"/>
+        </w:rPr>
+        <w:t xml:space="preserve"> function1() </w:t>
+      </w:r>
+      <w:r>
+        <w:rPr>
+          <w:sz w:val="32"/>
+          <w:szCs w:val="32"/>
+        </w:rPr>
+        <w:t>runs and Call Stack is empty (IMPORTANT concept for Event Loop)</w:t>
+      </w:r>
+    </w:p>
+    <w:p>
+      <w:pPr>
+        <w:jc w:val="both"/>
+        <w:rPr>
+          <w:b/>
+          <w:bCs/>
+          <w:sz w:val="28"/>
+          <w:szCs w:val="28"/>
+        </w:rPr>
+      </w:pPr>
+      <w:r>
+        <w:rPr>
+          <w:b/>
+          <w:bCs/>
+          <w:sz w:val="28"/>
+          <w:szCs w:val="28"/>
+        </w:rPr>
+        <w:t>empty</w:t>
+      </w:r>
+    </w:p>
+    <w:p>
+      <w:pPr>
+        <w:jc w:val="both"/>
+        <w:rPr>
+          <w:sz w:val="32"/>
+          <w:szCs w:val="32"/>
+        </w:rPr>
+      </w:pPr>
+    </w:p>
+    <w:p>
+      <w:pPr>
+        <w:jc w:val="both"/>
+        <w:rPr>
+          <w:sz w:val="32"/>
+          <w:szCs w:val="32"/>
+        </w:rPr>
+      </w:pPr>
+      <w:r>
+        <w:rPr>
+          <w:sz w:val="32"/>
+          <w:szCs w:val="32"/>
+        </w:rPr>
+        <w:t>Usage of Stack:</w:t>
+      </w:r>
+    </w:p>
+    <w:p>
+      <w:pPr>
+        <w:jc w:val="both"/>
+        <w:rPr>
+          <w:sz w:val="32"/>
+          <w:szCs w:val="32"/>
+        </w:rPr>
+      </w:pPr>
+      <w:r>
+        <w:rPr>
+          <w:sz w:val="32"/>
+          <w:szCs w:val="32"/>
+        </w:rPr>
+        <w:t># We can use Stack if a parenthesis in a String is valid or not like:</w:t>
+      </w:r>
+    </w:p>
+    <w:p>
+      <w:pPr>
+        <w:pStyle w:val="ListParagraph"/>
+        <w:numPr>
+          <w:ilvl w:val="0"/>
+          <w:numId w:val="41"/>
+        </w:numPr>
+        <w:jc w:val="both"/>
+        <w:rPr>
+          <w:sz w:val="32"/>
+          <w:szCs w:val="32"/>
+        </w:rPr>
+      </w:pPr>
+      <w:r>
+        <w:rPr>
+          <w:b/>
+          <w:bCs/>
+          <w:sz w:val="32"/>
+          <w:szCs w:val="32"/>
+        </w:rPr>
+        <w:t>() {} []</w:t>
+      </w:r>
+      <w:r>
+        <w:rPr>
+          <w:sz w:val="32"/>
+          <w:szCs w:val="32"/>
+        </w:rPr>
+        <w:t xml:space="preserve"> </w:t>
+      </w:r>
+      <w:r>
+        <w:sym w:font="Wingdings" w:char="F0E0"/>
+      </w:r>
+      <w:r>
+        <w:rPr>
+          <w:sz w:val="32"/>
+          <w:szCs w:val="32"/>
+        </w:rPr>
+        <w:t xml:space="preserve"> true</w:t>
+      </w:r>
+    </w:p>
+    <w:p>
+      <w:pPr>
+        <w:pStyle w:val="ListParagraph"/>
+        <w:numPr>
+          <w:ilvl w:val="0"/>
+          <w:numId w:val="41"/>
+        </w:numPr>
+        <w:jc w:val="both"/>
+        <w:rPr>
+          <w:sz w:val="32"/>
+          <w:szCs w:val="32"/>
+        </w:rPr>
+      </w:pPr>
+      <w:r>
+        <w:rPr>
+          <w:b/>
+          <w:bCs/>
+          <w:sz w:val="32"/>
+          <w:szCs w:val="32"/>
+        </w:rPr>
+        <w:t>({[]})</w:t>
+      </w:r>
+      <w:r>
+        <w:rPr>
+          <w:sz w:val="32"/>
+          <w:szCs w:val="32"/>
+        </w:rPr>
+        <w:t xml:space="preserve"> </w:t>
+      </w:r>
+      <w:r>
+        <w:sym w:font="Wingdings" w:char="F0E0"/>
+      </w:r>
+      <w:r>
+        <w:rPr>
+          <w:sz w:val="32"/>
+          <w:szCs w:val="32"/>
+        </w:rPr>
+        <w:t xml:space="preserve"> true</w:t>
+      </w:r>
+    </w:p>
+    <w:p>
+      <w:pPr>
+        <w:pStyle w:val="ListParagraph"/>
+        <w:numPr>
+          <w:ilvl w:val="0"/>
+          <w:numId w:val="41"/>
+        </w:numPr>
+        <w:jc w:val="both"/>
+        <w:rPr>
+          <w:sz w:val="32"/>
+          <w:szCs w:val="32"/>
+        </w:rPr>
+      </w:pPr>
+      <w:r>
+        <w:rPr>
+          <w:b/>
+          <w:bCs/>
+          <w:sz w:val="32"/>
+          <w:szCs w:val="32"/>
+        </w:rPr>
+        <w:t>()</w:t>
+      </w:r>
+      <w:r>
+        <w:rPr>
+          <w:sz w:val="32"/>
+          <w:szCs w:val="32"/>
+        </w:rPr>
+        <w:t xml:space="preserve"> </w:t>
+      </w:r>
+      <w:r>
+        <w:sym w:font="Wingdings" w:char="F0E0"/>
+      </w:r>
+      <w:r>
+        <w:rPr>
+          <w:sz w:val="32"/>
+          <w:szCs w:val="32"/>
+        </w:rPr>
+        <w:t xml:space="preserve"> true</w:t>
+      </w:r>
+    </w:p>
+    <w:p>
+      <w:pPr>
+        <w:pStyle w:val="ListParagraph"/>
+        <w:numPr>
+          <w:ilvl w:val="0"/>
+          <w:numId w:val="41"/>
+        </w:numPr>
+        <w:jc w:val="both"/>
+        <w:rPr>
+          <w:sz w:val="32"/>
+          <w:szCs w:val="32"/>
+        </w:rPr>
+      </w:pPr>
+      <w:r>
+        <w:rPr>
+          <w:b/>
+          <w:bCs/>
+          <w:sz w:val="32"/>
+          <w:szCs w:val="32"/>
+        </w:rPr>
+        <w:t>{(])</w:t>
+      </w:r>
+      <w:r>
+        <w:rPr>
+          <w:sz w:val="32"/>
+          <w:szCs w:val="32"/>
+        </w:rPr>
+        <w:t xml:space="preserve"> </w:t>
+      </w:r>
+      <w:r>
+        <w:sym w:font="Wingdings" w:char="F0E0"/>
+      </w:r>
+      <w:r>
+        <w:rPr>
+          <w:sz w:val="32"/>
+          <w:szCs w:val="32"/>
+        </w:rPr>
+        <w:t xml:space="preserve"> false</w:t>
+      </w:r>
+    </w:p>
+    <w:p>
+      <w:pPr>
+        <w:pStyle w:val="ListParagraph"/>
+        <w:numPr>
+          <w:ilvl w:val="0"/>
+          <w:numId w:val="41"/>
+        </w:numPr>
+        <w:jc w:val="both"/>
+        <w:rPr>
+          <w:sz w:val="32"/>
+          <w:szCs w:val="32"/>
+        </w:rPr>
+      </w:pPr>
+      <w:proofErr w:type="gramStart"/>
+      <w:r>
+        <w:rPr>
+          <w:b/>
+          <w:bCs/>
+          <w:sz w:val="32"/>
+          <w:szCs w:val="32"/>
+        </w:rPr>
+        <w:t>](</w:t>
+      </w:r>
+      <w:proofErr w:type="gramEnd"/>
+      <w:r>
+        <w:rPr>
+          <w:b/>
+          <w:bCs/>
+          <w:sz w:val="32"/>
+          <w:szCs w:val="32"/>
+        </w:rPr>
+        <w:t>){}[</w:t>
+      </w:r>
+      <w:r>
+        <w:rPr>
+          <w:sz w:val="32"/>
+          <w:szCs w:val="32"/>
+        </w:rPr>
+        <w:t xml:space="preserve"> </w:t>
+      </w:r>
+      <w:r>
+        <w:sym w:font="Wingdings" w:char="F0E0"/>
+      </w:r>
+      <w:r>
+        <w:rPr>
+          <w:sz w:val="32"/>
+          <w:szCs w:val="32"/>
+        </w:rPr>
+        <w:t xml:space="preserve"> false</w:t>
+      </w:r>
+    </w:p>
+    <w:p>
+      <w:pPr>
+        <w:jc w:val="both"/>
+        <w:rPr>
+          <w:sz w:val="32"/>
+          <w:szCs w:val="32"/>
+        </w:rPr>
+      </w:pPr>
+      <w:r>
+        <w:rPr>
+          <w:sz w:val="32"/>
+          <w:szCs w:val="32"/>
+        </w:rPr>
+        <w:t># Here notice if opening bracket “</w:t>
+      </w:r>
+      <w:r>
+        <w:rPr>
+          <w:b/>
+          <w:bCs/>
+          <w:sz w:val="32"/>
+          <w:szCs w:val="32"/>
+        </w:rPr>
+        <w:t>(</w:t>
+      </w:r>
+      <w:r>
+        <w:rPr>
+          <w:sz w:val="32"/>
+          <w:szCs w:val="32"/>
+        </w:rPr>
+        <w:t>” is found then the closing bracket “</w:t>
+      </w:r>
+      <w:r>
+        <w:rPr>
+          <w:b/>
+          <w:bCs/>
+          <w:sz w:val="32"/>
+          <w:szCs w:val="32"/>
+        </w:rPr>
+        <w:t>)</w:t>
+      </w:r>
+      <w:r>
+        <w:rPr>
+          <w:sz w:val="32"/>
+          <w:szCs w:val="32"/>
+        </w:rPr>
+        <w:t>” should be found too but according to parentheses order</w:t>
+      </w:r>
+    </w:p>
+    <w:p>
+      <w:pPr>
+        <w:jc w:val="both"/>
+        <w:rPr>
+          <w:sz w:val="32"/>
+          <w:szCs w:val="32"/>
+        </w:rPr>
+      </w:pPr>
+      <w:r>
+        <w:rPr>
+          <w:sz w:val="32"/>
+          <w:szCs w:val="32"/>
+        </w:rPr>
+        <w:t># We can use a Stack here to store all the opening brackets and match them with a closing bracket when we encounter one</w:t>
+      </w:r>
+    </w:p>
+    <w:p>
+      <w:pPr>
+        <w:jc w:val="both"/>
+        <w:rPr>
+          <w:sz w:val="32"/>
+          <w:szCs w:val="32"/>
+        </w:rPr>
+      </w:pPr>
+      <w:r>
+        <w:rPr>
+          <w:sz w:val="32"/>
+          <w:szCs w:val="32"/>
+        </w:rPr>
+        <w:t xml:space="preserve"># For Stack we try to use a single </w:t>
+      </w:r>
+      <w:r>
+        <w:rPr>
+          <w:b/>
+          <w:bCs/>
+          <w:sz w:val="32"/>
+          <w:szCs w:val="32"/>
+        </w:rPr>
+        <w:t>for</w:t>
+      </w:r>
+      <w:r>
+        <w:rPr>
+          <w:sz w:val="32"/>
+          <w:szCs w:val="32"/>
+        </w:rPr>
+        <w:t>-loop</w:t>
+      </w:r>
+      <w:r>
+        <w:rPr>
+          <w:sz w:val="32"/>
+          <w:szCs w:val="32"/>
+        </w:rPr>
+        <w:t>,</w:t>
+      </w:r>
+      <w:r>
+        <w:rPr>
+          <w:sz w:val="32"/>
+          <w:szCs w:val="32"/>
+        </w:rPr>
+        <w:t xml:space="preserve"> and process information as it arrives. This is called </w:t>
+      </w:r>
+      <w:r>
+        <w:rPr>
+          <w:b/>
+          <w:bCs/>
+          <w:sz w:val="32"/>
+          <w:szCs w:val="32"/>
+        </w:rPr>
+        <w:t>Stream Processing</w:t>
+      </w:r>
+      <w:r>
+        <w:rPr>
+          <w:sz w:val="32"/>
+          <w:szCs w:val="32"/>
+        </w:rPr>
+        <w:t>. Many algorithms like:</w:t>
+      </w:r>
+    </w:p>
+    <w:p>
+      <w:pPr>
+        <w:pStyle w:val="ListParagraph"/>
+        <w:numPr>
+          <w:ilvl w:val="0"/>
+          <w:numId w:val="42"/>
+        </w:numPr>
+        <w:jc w:val="both"/>
+        <w:rPr>
+          <w:sz w:val="32"/>
+          <w:szCs w:val="32"/>
+        </w:rPr>
+      </w:pPr>
+      <w:r>
+        <w:rPr>
+          <w:sz w:val="32"/>
+          <w:szCs w:val="32"/>
+        </w:rPr>
+        <w:t>Sliding window</w:t>
+      </w:r>
+    </w:p>
+    <w:p>
+      <w:pPr>
+        <w:pStyle w:val="ListParagraph"/>
+        <w:numPr>
+          <w:ilvl w:val="0"/>
+          <w:numId w:val="42"/>
+        </w:numPr>
+        <w:jc w:val="both"/>
+        <w:rPr>
+          <w:sz w:val="32"/>
+          <w:szCs w:val="32"/>
+        </w:rPr>
+      </w:pPr>
+      <w:r>
+        <w:rPr>
+          <w:sz w:val="32"/>
+          <w:szCs w:val="32"/>
+        </w:rPr>
+        <w:t>BFS, DFS</w:t>
+      </w:r>
+    </w:p>
+    <w:p>
+      <w:pPr>
+        <w:pStyle w:val="ListParagraph"/>
+        <w:numPr>
+          <w:ilvl w:val="0"/>
+          <w:numId w:val="42"/>
+        </w:numPr>
+        <w:jc w:val="both"/>
+        <w:rPr>
+          <w:sz w:val="32"/>
+          <w:szCs w:val="32"/>
+        </w:rPr>
+      </w:pPr>
+      <w:r>
+        <w:rPr>
+          <w:sz w:val="32"/>
+          <w:szCs w:val="32"/>
+        </w:rPr>
+        <w:lastRenderedPageBreak/>
+        <w:t>Parser and Network packets use this</w:t>
+      </w:r>
+    </w:p>
+    <w:p>
+      <w:pPr>
+        <w:jc w:val="both"/>
+        <w:rPr>
+          <w:sz w:val="32"/>
+          <w:szCs w:val="32"/>
+        </w:rPr>
+      </w:pPr>
+      <w:r>
+        <w:rPr>
+          <w:sz w:val="32"/>
+          <w:szCs w:val="32"/>
+        </w:rPr>
+        <w:t># We can also use a HashMap if needed</w:t>
+      </w:r>
+    </w:p>
+    <w:p>
+      <w:pPr>
+        <w:jc w:val="both"/>
+        <w:rPr>
+          <w:sz w:val="32"/>
+          <w:szCs w:val="32"/>
+        </w:rPr>
+      </w:pPr>
+    </w:p>
+    <w:p>
+      <w:pPr>
+        <w:jc w:val="both"/>
+        <w:rPr>
+          <w:sz w:val="32"/>
+          <w:szCs w:val="32"/>
+        </w:rPr>
+      </w:pPr>
+      <w:r>
+        <w:rPr>
+          <w:sz w:val="32"/>
+          <w:szCs w:val="32"/>
+        </w:rPr>
+        <w:t>Code:</w:t>
+      </w:r>
+    </w:p>
+    <w:p>
+      <w:pPr>
+        <w:jc w:val="both"/>
+        <w:rPr>
+          <w:sz w:val="32"/>
+          <w:szCs w:val="32"/>
+        </w:rPr>
+      </w:pPr>
+      <w:r>
+        <w:rPr>
+          <w:sz w:val="32"/>
+          <w:szCs w:val="32"/>
+        </w:rPr>
+        <w:t># Here’s the code:</w:t>
+      </w:r>
+    </w:p>
+    <w:p>
+      <w:pPr>
+        <w:jc w:val="both"/>
+        <w:rPr>
+          <w:b/>
+          <w:bCs/>
+          <w:color w:val="D86DCB" w:themeColor="accent5" w:themeTint="99"/>
+          <w:sz w:val="32"/>
+          <w:szCs w:val="32"/>
+        </w:rPr>
+      </w:pPr>
+      <w:r>
+        <w:rPr>
+          <w:b/>
+          <w:bCs/>
+          <w:color w:val="D86DCB" w:themeColor="accent5" w:themeTint="99"/>
+          <w:sz w:val="32"/>
+          <w:szCs w:val="32"/>
+        </w:rPr>
+        <w:t xml:space="preserve">def </w:t>
+      </w:r>
+      <w:proofErr w:type="spellStart"/>
+      <w:r>
+        <w:rPr>
+          <w:b/>
+          <w:bCs/>
+          <w:color w:val="D86DCB" w:themeColor="accent5" w:themeTint="99"/>
+          <w:sz w:val="32"/>
+          <w:szCs w:val="32"/>
+        </w:rPr>
+        <w:t>is_valid_parentheses</w:t>
+      </w:r>
+      <w:proofErr w:type="spellEnd"/>
+      <w:r>
+        <w:rPr>
+          <w:b/>
+          <w:bCs/>
+          <w:color w:val="D86DCB" w:themeColor="accent5" w:themeTint="99"/>
+          <w:sz w:val="32"/>
+          <w:szCs w:val="32"/>
+        </w:rPr>
+        <w:t>(s):</w:t>
+      </w:r>
+    </w:p>
+    <w:p>
+      <w:pPr>
+        <w:jc w:val="both"/>
+        <w:rPr>
+          <w:b/>
+          <w:bCs/>
+          <w:color w:val="D86DCB" w:themeColor="accent5" w:themeTint="99"/>
+          <w:sz w:val="32"/>
+          <w:szCs w:val="32"/>
+        </w:rPr>
+      </w:pPr>
+      <w:r>
+        <w:rPr>
+          <w:b/>
+          <w:bCs/>
+          <w:color w:val="D86DCB" w:themeColor="accent5" w:themeTint="99"/>
+          <w:sz w:val="32"/>
+          <w:szCs w:val="32"/>
+        </w:rPr>
+        <w:t xml:space="preserve">    stack = []</w:t>
+      </w:r>
+    </w:p>
+    <w:p>
+      <w:pPr>
+        <w:jc w:val="both"/>
+        <w:rPr>
+          <w:b/>
+          <w:bCs/>
+          <w:color w:val="D86DCB" w:themeColor="accent5" w:themeTint="99"/>
+          <w:sz w:val="32"/>
+          <w:szCs w:val="32"/>
+        </w:rPr>
+      </w:pPr>
+      <w:r>
+        <w:rPr>
+          <w:b/>
+          <w:bCs/>
+          <w:color w:val="D86DCB" w:themeColor="accent5" w:themeTint="99"/>
+          <w:sz w:val="32"/>
+          <w:szCs w:val="32"/>
+        </w:rPr>
+        <w:t xml:space="preserve">    pairs = {</w:t>
+      </w:r>
+    </w:p>
+    <w:p>
+      <w:pPr>
+        <w:jc w:val="both"/>
+        <w:rPr>
+          <w:b/>
+          <w:bCs/>
+          <w:color w:val="D86DCB" w:themeColor="accent5" w:themeTint="99"/>
+          <w:sz w:val="32"/>
+          <w:szCs w:val="32"/>
+        </w:rPr>
+      </w:pPr>
+      <w:r>
+        <w:rPr>
+          <w:b/>
+          <w:bCs/>
+          <w:color w:val="D86DCB" w:themeColor="accent5" w:themeTint="99"/>
+          <w:sz w:val="32"/>
+          <w:szCs w:val="32"/>
+        </w:rPr>
+        <w:t xml:space="preserve">        ')' : '(',</w:t>
+      </w:r>
+    </w:p>
+    <w:p>
+      <w:pPr>
+        <w:jc w:val="both"/>
+        <w:rPr>
+          <w:b/>
+          <w:bCs/>
+          <w:color w:val="D86DCB" w:themeColor="accent5" w:themeTint="99"/>
+          <w:sz w:val="32"/>
+          <w:szCs w:val="32"/>
+        </w:rPr>
+      </w:pPr>
+      <w:r>
+        <w:rPr>
+          <w:b/>
+          <w:bCs/>
+          <w:color w:val="D86DCB" w:themeColor="accent5" w:themeTint="99"/>
+          <w:sz w:val="32"/>
+          <w:szCs w:val="32"/>
+        </w:rPr>
+        <w:t xml:space="preserve">        '}' : '{',</w:t>
+      </w:r>
+    </w:p>
+    <w:p>
+      <w:pPr>
+        <w:jc w:val="both"/>
+        <w:rPr>
+          <w:b/>
+          <w:bCs/>
+          <w:color w:val="D86DCB" w:themeColor="accent5" w:themeTint="99"/>
+          <w:sz w:val="32"/>
+          <w:szCs w:val="32"/>
+        </w:rPr>
+      </w:pPr>
+      <w:r>
+        <w:rPr>
+          <w:b/>
+          <w:bCs/>
+          <w:color w:val="D86DCB" w:themeColor="accent5" w:themeTint="99"/>
+          <w:sz w:val="32"/>
+          <w:szCs w:val="32"/>
+        </w:rPr>
+        <w:t xml:space="preserve">        ']' : '['</w:t>
+      </w:r>
+    </w:p>
+    <w:p>
+      <w:pPr>
+        <w:jc w:val="both"/>
+        <w:rPr>
+          <w:b/>
+          <w:bCs/>
+          <w:color w:val="D86DCB" w:themeColor="accent5" w:themeTint="99"/>
+          <w:sz w:val="32"/>
+          <w:szCs w:val="32"/>
+        </w:rPr>
+      </w:pPr>
+      <w:r>
+        <w:rPr>
+          <w:b/>
+          <w:bCs/>
+          <w:color w:val="D86DCB" w:themeColor="accent5" w:themeTint="99"/>
+          <w:sz w:val="32"/>
+          <w:szCs w:val="32"/>
+        </w:rPr>
+        <w:t xml:space="preserve">    }</w:t>
+      </w:r>
+    </w:p>
+    <w:p>
+      <w:pPr>
+        <w:jc w:val="both"/>
+        <w:rPr>
+          <w:b/>
+          <w:bCs/>
+          <w:color w:val="D86DCB" w:themeColor="accent5" w:themeTint="99"/>
+          <w:sz w:val="32"/>
+          <w:szCs w:val="32"/>
+        </w:rPr>
+      </w:pPr>
+      <w:r>
+        <w:rPr>
+          <w:b/>
+          <w:bCs/>
+          <w:color w:val="D86DCB" w:themeColor="accent5" w:themeTint="99"/>
+          <w:sz w:val="32"/>
+          <w:szCs w:val="32"/>
+        </w:rPr>
+        <w:t xml:space="preserve">    for </w:t>
+      </w:r>
+      <w:proofErr w:type="spellStart"/>
+      <w:r>
+        <w:rPr>
+          <w:b/>
+          <w:bCs/>
+          <w:color w:val="D86DCB" w:themeColor="accent5" w:themeTint="99"/>
+          <w:sz w:val="32"/>
+          <w:szCs w:val="32"/>
+        </w:rPr>
+        <w:t>ch</w:t>
+      </w:r>
+      <w:proofErr w:type="spellEnd"/>
+      <w:r>
+        <w:rPr>
+          <w:b/>
+          <w:bCs/>
+          <w:color w:val="D86DCB" w:themeColor="accent5" w:themeTint="99"/>
+          <w:sz w:val="32"/>
+          <w:szCs w:val="32"/>
+        </w:rPr>
+        <w:t xml:space="preserve"> in s:</w:t>
+      </w:r>
+    </w:p>
+    <w:p>
+      <w:pPr>
+        <w:jc w:val="both"/>
+        <w:rPr>
+          <w:b/>
+          <w:bCs/>
+          <w:color w:val="D86DCB" w:themeColor="accent5" w:themeTint="99"/>
+          <w:sz w:val="32"/>
+          <w:szCs w:val="32"/>
+        </w:rPr>
+      </w:pPr>
+      <w:r>
+        <w:rPr>
+          <w:b/>
+          <w:bCs/>
+          <w:color w:val="D86DCB" w:themeColor="accent5" w:themeTint="99"/>
+          <w:sz w:val="32"/>
+          <w:szCs w:val="32"/>
+        </w:rPr>
+        <w:t xml:space="preserve">        if </w:t>
+      </w:r>
+      <w:proofErr w:type="spellStart"/>
+      <w:r>
+        <w:rPr>
+          <w:b/>
+          <w:bCs/>
+          <w:color w:val="D86DCB" w:themeColor="accent5" w:themeTint="99"/>
+          <w:sz w:val="32"/>
+          <w:szCs w:val="32"/>
+        </w:rPr>
+        <w:t>ch</w:t>
+      </w:r>
+      <w:proofErr w:type="spellEnd"/>
+      <w:r>
+        <w:rPr>
+          <w:b/>
+          <w:bCs/>
+          <w:color w:val="D86DCB" w:themeColor="accent5" w:themeTint="99"/>
+          <w:sz w:val="32"/>
+          <w:szCs w:val="32"/>
+        </w:rPr>
+        <w:t xml:space="preserve"> in '({[':</w:t>
+      </w:r>
+    </w:p>
+    <w:p>
+      <w:pPr>
+        <w:jc w:val="both"/>
+        <w:rPr>
+          <w:b/>
+          <w:bCs/>
+          <w:color w:val="D86DCB" w:themeColor="accent5" w:themeTint="99"/>
+          <w:sz w:val="32"/>
+          <w:szCs w:val="32"/>
+        </w:rPr>
+      </w:pPr>
+      <w:r>
+        <w:rPr>
+          <w:b/>
+          <w:bCs/>
+          <w:color w:val="D86DCB" w:themeColor="accent5" w:themeTint="99"/>
+          <w:sz w:val="32"/>
+          <w:szCs w:val="32"/>
+        </w:rPr>
+        <w:t xml:space="preserve">            </w:t>
+      </w:r>
+      <w:proofErr w:type="spellStart"/>
+      <w:proofErr w:type="gramStart"/>
+      <w:r>
+        <w:rPr>
+          <w:b/>
+          <w:bCs/>
+          <w:color w:val="D86DCB" w:themeColor="accent5" w:themeTint="99"/>
+          <w:sz w:val="32"/>
+          <w:szCs w:val="32"/>
+        </w:rPr>
+        <w:t>stack.append</w:t>
+      </w:r>
+      <w:proofErr w:type="spellEnd"/>
+      <w:proofErr w:type="gramEnd"/>
+      <w:r>
+        <w:rPr>
+          <w:b/>
+          <w:bCs/>
+          <w:color w:val="D86DCB" w:themeColor="accent5" w:themeTint="99"/>
+          <w:sz w:val="32"/>
+          <w:szCs w:val="32"/>
+        </w:rPr>
+        <w:t>(</w:t>
+      </w:r>
+      <w:proofErr w:type="spellStart"/>
+      <w:r>
+        <w:rPr>
+          <w:b/>
+          <w:bCs/>
+          <w:color w:val="D86DCB" w:themeColor="accent5" w:themeTint="99"/>
+          <w:sz w:val="32"/>
+          <w:szCs w:val="32"/>
+        </w:rPr>
+        <w:t>ch</w:t>
+      </w:r>
+      <w:proofErr w:type="spellEnd"/>
+      <w:r>
+        <w:rPr>
+          <w:b/>
+          <w:bCs/>
+          <w:color w:val="D86DCB" w:themeColor="accent5" w:themeTint="99"/>
+          <w:sz w:val="32"/>
+          <w:szCs w:val="32"/>
+        </w:rPr>
+        <w:t>)</w:t>
+      </w:r>
+    </w:p>
+    <w:p>
+      <w:pPr>
+        <w:jc w:val="both"/>
+        <w:rPr>
+          <w:b/>
+          <w:bCs/>
+          <w:color w:val="D86DCB" w:themeColor="accent5" w:themeTint="99"/>
+          <w:sz w:val="32"/>
+          <w:szCs w:val="32"/>
+        </w:rPr>
+      </w:pPr>
+      <w:r>
+        <w:rPr>
+          <w:b/>
+          <w:bCs/>
+          <w:color w:val="D86DCB" w:themeColor="accent5" w:themeTint="99"/>
+          <w:sz w:val="32"/>
+          <w:szCs w:val="32"/>
+        </w:rPr>
+        <w:t xml:space="preserve">        else:</w:t>
+      </w:r>
+    </w:p>
+    <w:p>
+      <w:pPr>
+        <w:jc w:val="both"/>
+        <w:rPr>
+          <w:b/>
+          <w:bCs/>
+          <w:color w:val="D86DCB" w:themeColor="accent5" w:themeTint="99"/>
+          <w:sz w:val="32"/>
+          <w:szCs w:val="32"/>
+        </w:rPr>
+      </w:pPr>
+      <w:r>
+        <w:rPr>
+          <w:b/>
+          <w:bCs/>
+          <w:color w:val="D86DCB" w:themeColor="accent5" w:themeTint="99"/>
+          <w:sz w:val="32"/>
+          <w:szCs w:val="32"/>
+        </w:rPr>
+        <w:t xml:space="preserve">            if </w:t>
+      </w:r>
+      <w:proofErr w:type="spellStart"/>
+      <w:r>
+        <w:rPr>
+          <w:b/>
+          <w:bCs/>
+          <w:color w:val="D86DCB" w:themeColor="accent5" w:themeTint="99"/>
+          <w:sz w:val="32"/>
+          <w:szCs w:val="32"/>
+        </w:rPr>
+        <w:t>len</w:t>
+      </w:r>
+      <w:proofErr w:type="spellEnd"/>
+      <w:r>
+        <w:rPr>
+          <w:b/>
+          <w:bCs/>
+          <w:color w:val="D86DCB" w:themeColor="accent5" w:themeTint="99"/>
+          <w:sz w:val="32"/>
+          <w:szCs w:val="32"/>
+        </w:rPr>
+        <w:t>(stack) == 0:</w:t>
+      </w:r>
+    </w:p>
+    <w:p>
+      <w:pPr>
+        <w:jc w:val="both"/>
+        <w:rPr>
+          <w:b/>
+          <w:bCs/>
+          <w:color w:val="D86DCB" w:themeColor="accent5" w:themeTint="99"/>
+          <w:sz w:val="32"/>
+          <w:szCs w:val="32"/>
+        </w:rPr>
+      </w:pPr>
+      <w:r>
+        <w:rPr>
+          <w:b/>
+          <w:bCs/>
+          <w:color w:val="D86DCB" w:themeColor="accent5" w:themeTint="99"/>
+          <w:sz w:val="32"/>
+          <w:szCs w:val="32"/>
+        </w:rPr>
+        <w:t xml:space="preserve">                return False</w:t>
+      </w:r>
+    </w:p>
+    <w:p>
+      <w:pPr>
+        <w:jc w:val="both"/>
+        <w:rPr>
+          <w:b/>
+          <w:bCs/>
+          <w:color w:val="D86DCB" w:themeColor="accent5" w:themeTint="99"/>
+          <w:sz w:val="32"/>
+          <w:szCs w:val="32"/>
+        </w:rPr>
+      </w:pPr>
+      <w:r>
+        <w:rPr>
+          <w:b/>
+          <w:bCs/>
+          <w:color w:val="D86DCB" w:themeColor="accent5" w:themeTint="99"/>
+          <w:sz w:val="32"/>
+          <w:szCs w:val="32"/>
+        </w:rPr>
+        <w:t xml:space="preserve">            recent = </w:t>
+      </w:r>
+      <w:proofErr w:type="spellStart"/>
+      <w:proofErr w:type="gramStart"/>
+      <w:r>
+        <w:rPr>
+          <w:b/>
+          <w:bCs/>
+          <w:color w:val="D86DCB" w:themeColor="accent5" w:themeTint="99"/>
+          <w:sz w:val="32"/>
+          <w:szCs w:val="32"/>
+        </w:rPr>
+        <w:t>stack.pop</w:t>
+      </w:r>
+      <w:proofErr w:type="spellEnd"/>
+      <w:r>
+        <w:rPr>
+          <w:b/>
+          <w:bCs/>
+          <w:color w:val="D86DCB" w:themeColor="accent5" w:themeTint="99"/>
+          <w:sz w:val="32"/>
+          <w:szCs w:val="32"/>
+        </w:rPr>
+        <w:t>(</w:t>
+      </w:r>
+      <w:proofErr w:type="gramEnd"/>
+      <w:r>
+        <w:rPr>
+          <w:b/>
+          <w:bCs/>
+          <w:color w:val="D86DCB" w:themeColor="accent5" w:themeTint="99"/>
+          <w:sz w:val="32"/>
+          <w:szCs w:val="32"/>
+        </w:rPr>
+        <w:t>)</w:t>
+      </w:r>
+    </w:p>
+    <w:p>
+      <w:pPr>
+        <w:jc w:val="both"/>
+        <w:rPr>
+          <w:b/>
+          <w:bCs/>
+          <w:color w:val="D86DCB" w:themeColor="accent5" w:themeTint="99"/>
+          <w:sz w:val="32"/>
+          <w:szCs w:val="32"/>
+        </w:rPr>
+      </w:pPr>
+      <w:r>
+        <w:rPr>
+          <w:b/>
+          <w:bCs/>
+          <w:color w:val="D86DCB" w:themeColor="accent5" w:themeTint="99"/>
+          <w:sz w:val="32"/>
+          <w:szCs w:val="32"/>
+        </w:rPr>
+        <w:t xml:space="preserve">            if </w:t>
+      </w:r>
+      <w:proofErr w:type="spellStart"/>
+      <w:proofErr w:type="gramStart"/>
+      <w:r>
+        <w:rPr>
+          <w:b/>
+          <w:bCs/>
+          <w:color w:val="D86DCB" w:themeColor="accent5" w:themeTint="99"/>
+          <w:sz w:val="32"/>
+          <w:szCs w:val="32"/>
+        </w:rPr>
+        <w:t>pairs.get</w:t>
+      </w:r>
+      <w:proofErr w:type="spellEnd"/>
+      <w:r>
+        <w:rPr>
+          <w:b/>
+          <w:bCs/>
+          <w:color w:val="D86DCB" w:themeColor="accent5" w:themeTint="99"/>
+          <w:sz w:val="32"/>
+          <w:szCs w:val="32"/>
+        </w:rPr>
+        <w:t>(</w:t>
+      </w:r>
+      <w:proofErr w:type="spellStart"/>
+      <w:proofErr w:type="gramEnd"/>
+      <w:r>
+        <w:rPr>
+          <w:b/>
+          <w:bCs/>
+          <w:color w:val="D86DCB" w:themeColor="accent5" w:themeTint="99"/>
+          <w:sz w:val="32"/>
+          <w:szCs w:val="32"/>
+        </w:rPr>
+        <w:t>ch</w:t>
+      </w:r>
+      <w:proofErr w:type="spellEnd"/>
+      <w:r>
+        <w:rPr>
+          <w:b/>
+          <w:bCs/>
+          <w:color w:val="D86DCB" w:themeColor="accent5" w:themeTint="99"/>
+          <w:sz w:val="32"/>
+          <w:szCs w:val="32"/>
+        </w:rPr>
+        <w:t>, '0') != recent:</w:t>
+      </w:r>
+    </w:p>
+    <w:p>
+      <w:pPr>
+        <w:jc w:val="both"/>
+        <w:rPr>
+          <w:b/>
+          <w:bCs/>
+          <w:color w:val="D86DCB" w:themeColor="accent5" w:themeTint="99"/>
+          <w:sz w:val="32"/>
+          <w:szCs w:val="32"/>
+        </w:rPr>
+      </w:pPr>
+      <w:r>
+        <w:rPr>
+          <w:b/>
+          <w:bCs/>
+          <w:color w:val="D86DCB" w:themeColor="accent5" w:themeTint="99"/>
+          <w:sz w:val="32"/>
+          <w:szCs w:val="32"/>
+        </w:rPr>
+        <w:t xml:space="preserve">                return False</w:t>
+      </w:r>
+    </w:p>
+    <w:p>
+      <w:pPr>
+        <w:jc w:val="both"/>
+        <w:rPr>
+          <w:b/>
+          <w:bCs/>
+          <w:color w:val="D86DCB" w:themeColor="accent5" w:themeTint="99"/>
+          <w:sz w:val="32"/>
+          <w:szCs w:val="32"/>
+        </w:rPr>
+      </w:pPr>
+      <w:r>
+        <w:rPr>
+          <w:b/>
+          <w:bCs/>
+          <w:color w:val="D86DCB" w:themeColor="accent5" w:themeTint="99"/>
+          <w:sz w:val="32"/>
+          <w:szCs w:val="32"/>
+        </w:rPr>
+        <w:t xml:space="preserve">    return </w:t>
+      </w:r>
+      <w:proofErr w:type="spellStart"/>
+      <w:r>
+        <w:rPr>
+          <w:b/>
+          <w:bCs/>
+          <w:color w:val="D86DCB" w:themeColor="accent5" w:themeTint="99"/>
+          <w:sz w:val="32"/>
+          <w:szCs w:val="32"/>
+        </w:rPr>
+        <w:t>len</w:t>
+      </w:r>
+      <w:proofErr w:type="spellEnd"/>
+      <w:r>
+        <w:rPr>
+          <w:b/>
+          <w:bCs/>
+          <w:color w:val="D86DCB" w:themeColor="accent5" w:themeTint="99"/>
+          <w:sz w:val="32"/>
+          <w:szCs w:val="32"/>
+        </w:rPr>
+        <w:t>(stack) == 0</w:t>
+      </w:r>
+    </w:p>
+    <w:p>
+      <w:pPr>
+        <w:jc w:val="both"/>
+        <w:rPr>
+          <w:b/>
+          <w:bCs/>
+          <w:color w:val="D86DCB" w:themeColor="accent5" w:themeTint="99"/>
+          <w:sz w:val="32"/>
+          <w:szCs w:val="32"/>
+        </w:rPr>
+      </w:pPr>
+    </w:p>
+    <w:p>
+      <w:pPr>
+        <w:jc w:val="both"/>
+        <w:rPr>
+          <w:b/>
+          <w:bCs/>
+          <w:color w:val="D86DCB" w:themeColor="accent5" w:themeTint="99"/>
+          <w:sz w:val="32"/>
+          <w:szCs w:val="32"/>
+        </w:rPr>
+      </w:pPr>
+      <w:r>
+        <w:rPr>
+          <w:b/>
+          <w:bCs/>
+          <w:color w:val="D86DCB" w:themeColor="accent5" w:themeTint="99"/>
+          <w:sz w:val="32"/>
+          <w:szCs w:val="32"/>
+        </w:rPr>
+        <w:lastRenderedPageBreak/>
+        <w:t>if __name__ == "__main__</w:t>
+      </w:r>
+      <w:proofErr w:type="gramStart"/>
+      <w:r>
+        <w:rPr>
+          <w:b/>
+          <w:bCs/>
+          <w:color w:val="D86DCB" w:themeColor="accent5" w:themeTint="99"/>
+          <w:sz w:val="32"/>
+          <w:szCs w:val="32"/>
+        </w:rPr>
+        <w:t>" :</w:t>
+      </w:r>
+      <w:proofErr w:type="gramEnd"/>
+    </w:p>
+    <w:p>
+      <w:pPr>
+        <w:jc w:val="both"/>
+        <w:rPr>
+          <w:b/>
+          <w:bCs/>
+          <w:color w:val="D86DCB" w:themeColor="accent5" w:themeTint="99"/>
+          <w:sz w:val="32"/>
+          <w:szCs w:val="32"/>
+        </w:rPr>
+      </w:pPr>
+      <w:r>
+        <w:rPr>
+          <w:b/>
+          <w:bCs/>
+          <w:color w:val="D86DCB" w:themeColor="accent5" w:themeTint="99"/>
+          <w:sz w:val="32"/>
+          <w:szCs w:val="32"/>
+        </w:rPr>
+        <w:t xml:space="preserve">    print(</w:t>
+      </w:r>
+      <w:proofErr w:type="spellStart"/>
+      <w:r>
+        <w:rPr>
+          <w:b/>
+          <w:bCs/>
+          <w:color w:val="D86DCB" w:themeColor="accent5" w:themeTint="99"/>
+          <w:sz w:val="32"/>
+          <w:szCs w:val="32"/>
+        </w:rPr>
+        <w:t>is_valid_</w:t>
+      </w:r>
+      <w:proofErr w:type="gramStart"/>
+      <w:r>
+        <w:rPr>
+          <w:b/>
+          <w:bCs/>
+          <w:color w:val="D86DCB" w:themeColor="accent5" w:themeTint="99"/>
+          <w:sz w:val="32"/>
+          <w:szCs w:val="32"/>
+        </w:rPr>
+        <w:t>parentheses</w:t>
+      </w:r>
+      <w:proofErr w:type="spellEnd"/>
+      <w:r>
+        <w:rPr>
+          <w:b/>
+          <w:bCs/>
+          <w:color w:val="D86DCB" w:themeColor="accent5" w:themeTint="99"/>
+          <w:sz w:val="32"/>
+          <w:szCs w:val="32"/>
+        </w:rPr>
+        <w:t>(</w:t>
+      </w:r>
+      <w:proofErr w:type="gramEnd"/>
+      <w:r>
+        <w:rPr>
+          <w:b/>
+          <w:bCs/>
+          <w:color w:val="D86DCB" w:themeColor="accent5" w:themeTint="99"/>
+          <w:sz w:val="32"/>
+          <w:szCs w:val="32"/>
+        </w:rPr>
+        <w:t>"()[]"))</w:t>
+      </w:r>
+    </w:p>
+    <w:p>
+      <w:pPr>
+        <w:jc w:val="both"/>
+        <w:rPr>
+          <w:sz w:val="32"/>
+          <w:szCs w:val="32"/>
+        </w:rPr>
+      </w:pPr>
+    </w:p>
+    <w:p>
+      <w:pPr>
+        <w:jc w:val="center"/>
+        <w:rPr>
+          <w:sz w:val="32"/>
+          <w:szCs w:val="32"/>
+        </w:rPr>
+      </w:pPr>
+      <w:r>
+        <w:rPr>
+          <w:sz w:val="32"/>
+          <w:szCs w:val="32"/>
+        </w:rPr>
+        <w:t>Break</w:t>
+      </w:r>
+    </w:p>
+    <w:p>
+      <w:pPr>
+        <w:jc w:val="both"/>
+        <w:rPr>
+          <w:sz w:val="32"/>
+          <w:szCs w:val="32"/>
+        </w:rPr>
+      </w:pPr>
+    </w:p>
+    <w:p>
+      <w:pPr>
+        <w:jc w:val="both"/>
+        <w:rPr>
+          <w:sz w:val="32"/>
+          <w:szCs w:val="32"/>
+        </w:rPr>
+      </w:pPr>
+    </w:p>
+    <w:p>
+      <w:pPr>
+        <w:jc w:val="both"/>
+        <w:rPr>
+          <w:sz w:val="32"/>
+          <w:szCs w:val="32"/>
+        </w:rPr>
+      </w:pPr>
     </w:p>
     <w:sectPr>
       <w:footerReference w:type="default" r:id="rId7"/>
@@ -11013,6 +13918,119 @@
     </w:lvl>
   </w:abstractNum>
   <w:abstractNum w:abstractNumId="3" w15:restartNumberingAfterBreak="0">
+    <w:nsid w:val="10EE2250"/>
+    <w:multiLevelType w:val="hybridMultilevel"/>
+    <w:tmpl w:val="16FC0B8C"/>
+    <w:lvl w:ilvl="0" w:tplc="04090001">
+      <w:start w:val="1"/>
+      <w:numFmt w:val="bullet"/>
+      <w:lvlText w:val=""/>
+      <w:lvlJc w:val="left"/>
+      <w:pPr>
+        <w:ind w:left="360" w:hanging="360"/>
+      </w:pPr>
+      <w:rPr>
+        <w:rFonts w:ascii="Symbol" w:hAnsi="Symbol" w:hint="default"/>
+      </w:rPr>
+    </w:lvl>
+    <w:lvl w:ilvl="1" w:tplc="04090003" w:tentative="1">
+      <w:start w:val="1"/>
+      <w:numFmt w:val="bullet"/>
+      <w:lvlText w:val="o"/>
+      <w:lvlJc w:val="left"/>
+      <w:pPr>
+        <w:ind w:left="1080" w:hanging="360"/>
+      </w:pPr>
+      <w:rPr>
+        <w:rFonts w:ascii="Courier New" w:hAnsi="Courier New" w:cs="Courier New" w:hint="default"/>
+      </w:rPr>
+    </w:lvl>
+    <w:lvl w:ilvl="2" w:tplc="04090005" w:tentative="1">
+      <w:start w:val="1"/>
+      <w:numFmt w:val="bullet"/>
+      <w:lvlText w:val=""/>
+      <w:lvlJc w:val="left"/>
+      <w:pPr>
+        <w:ind w:left="1800" w:hanging="360"/>
+      </w:pPr>
+      <w:rPr>
+        <w:rFonts w:ascii="Wingdings" w:hAnsi="Wingdings" w:hint="default"/>
+      </w:rPr>
+    </w:lvl>
+    <w:lvl w:ilvl="3" w:tplc="04090001" w:tentative="1">
+      <w:start w:val="1"/>
+      <w:numFmt w:val="bullet"/>
+      <w:lvlText w:val=""/>
+      <w:lvlJc w:val="left"/>
+      <w:pPr>
+        <w:ind w:left="2520" w:hanging="360"/>
+      </w:pPr>
+      <w:rPr>
+        <w:rFonts w:ascii="Symbol" w:hAnsi="Symbol" w:hint="default"/>
+      </w:rPr>
+    </w:lvl>
+    <w:lvl w:ilvl="4" w:tplc="04090003" w:tentative="1">
+      <w:start w:val="1"/>
+      <w:numFmt w:val="bullet"/>
+      <w:lvlText w:val="o"/>
+      <w:lvlJc w:val="left"/>
+      <w:pPr>
+        <w:ind w:left="3240" w:hanging="360"/>
+      </w:pPr>
+      <w:rPr>
+        <w:rFonts w:ascii="Courier New" w:hAnsi="Courier New" w:cs="Courier New" w:hint="default"/>
+      </w:rPr>
+    </w:lvl>
+    <w:lvl w:ilvl="5" w:tplc="04090005" w:tentative="1">
+      <w:start w:val="1"/>
+      <w:numFmt w:val="bullet"/>
+      <w:lvlText w:val=""/>
+      <w:lvlJc w:val="left"/>
+      <w:pPr>
+        <w:ind w:left="3960" w:hanging="360"/>
+      </w:pPr>
+      <w:rPr>
+        <w:rFonts w:ascii="Wingdings" w:hAnsi="Wingdings" w:hint="default"/>
+      </w:rPr>
+    </w:lvl>
+    <w:lvl w:ilvl="6" w:tplc="04090001" w:tentative="1">
+      <w:start w:val="1"/>
+      <w:numFmt w:val="bullet"/>
+      <w:lvlText w:val=""/>
+      <w:lvlJc w:val="left"/>
+      <w:pPr>
+        <w:ind w:left="4680" w:hanging="360"/>
+      </w:pPr>
+      <w:rPr>
+        <w:rFonts w:ascii="Symbol" w:hAnsi="Symbol" w:hint="default"/>
+      </w:rPr>
+    </w:lvl>
+    <w:lvl w:ilvl="7" w:tplc="04090003" w:tentative="1">
+      <w:start w:val="1"/>
+      <w:numFmt w:val="bullet"/>
+      <w:lvlText w:val="o"/>
+      <w:lvlJc w:val="left"/>
+      <w:pPr>
+        <w:ind w:left="5400" w:hanging="360"/>
+      </w:pPr>
+      <w:rPr>
+        <w:rFonts w:ascii="Courier New" w:hAnsi="Courier New" w:cs="Courier New" w:hint="default"/>
+      </w:rPr>
+    </w:lvl>
+    <w:lvl w:ilvl="8" w:tplc="04090005" w:tentative="1">
+      <w:start w:val="1"/>
+      <w:numFmt w:val="bullet"/>
+      <w:lvlText w:val=""/>
+      <w:lvlJc w:val="left"/>
+      <w:pPr>
+        <w:ind w:left="6120" w:hanging="360"/>
+      </w:pPr>
+      <w:rPr>
+        <w:rFonts w:ascii="Wingdings" w:hAnsi="Wingdings" w:hint="default"/>
+      </w:rPr>
+    </w:lvl>
+  </w:abstractNum>
+  <w:abstractNum w:abstractNumId="4" w15:restartNumberingAfterBreak="0">
     <w:nsid w:val="138C063B"/>
     <w:multiLevelType w:val="hybridMultilevel"/>
     <w:tmpl w:val="7BACD71C"/>
@@ -11125,7 +14143,7 @@
       </w:rPr>
     </w:lvl>
   </w:abstractNum>
-  <w:abstractNum w:abstractNumId="4" w15:restartNumberingAfterBreak="0">
+  <w:abstractNum w:abstractNumId="5" w15:restartNumberingAfterBreak="0">
     <w:nsid w:val="148C786E"/>
     <w:multiLevelType w:val="hybridMultilevel"/>
     <w:tmpl w:val="B942C0EC"/>
@@ -11238,7 +14256,7 @@
       </w:rPr>
     </w:lvl>
   </w:abstractNum>
-  <w:abstractNum w:abstractNumId="5" w15:restartNumberingAfterBreak="0">
+  <w:abstractNum w:abstractNumId="6" w15:restartNumberingAfterBreak="0">
     <w:nsid w:val="18AD477D"/>
     <w:multiLevelType w:val="hybridMultilevel"/>
     <w:tmpl w:val="873C75EA"/>
@@ -11351,7 +14369,7 @@
       </w:rPr>
     </w:lvl>
   </w:abstractNum>
-  <w:abstractNum w:abstractNumId="6" w15:restartNumberingAfterBreak="0">
+  <w:abstractNum w:abstractNumId="7" w15:restartNumberingAfterBreak="0">
     <w:nsid w:val="1E9323AD"/>
     <w:multiLevelType w:val="hybridMultilevel"/>
     <w:tmpl w:val="B4A0E43E"/>
@@ -11464,7 +14482,7 @@
       </w:rPr>
     </w:lvl>
   </w:abstractNum>
-  <w:abstractNum w:abstractNumId="7" w15:restartNumberingAfterBreak="0">
+  <w:abstractNum w:abstractNumId="8" w15:restartNumberingAfterBreak="0">
     <w:nsid w:val="23A11734"/>
     <w:multiLevelType w:val="hybridMultilevel"/>
     <w:tmpl w:val="CCB83A46"/>
@@ -11577,7 +14595,7 @@
       </w:rPr>
     </w:lvl>
   </w:abstractNum>
-  <w:abstractNum w:abstractNumId="8" w15:restartNumberingAfterBreak="0">
+  <w:abstractNum w:abstractNumId="9" w15:restartNumberingAfterBreak="0">
     <w:nsid w:val="2557343A"/>
     <w:multiLevelType w:val="hybridMultilevel"/>
     <w:tmpl w:val="8A30FEE6"/>
@@ -11690,7 +14708,7 @@
       </w:rPr>
     </w:lvl>
   </w:abstractNum>
-  <w:abstractNum w:abstractNumId="9" w15:restartNumberingAfterBreak="0">
+  <w:abstractNum w:abstractNumId="10" w15:restartNumberingAfterBreak="0">
     <w:nsid w:val="2803370B"/>
     <w:multiLevelType w:val="hybridMultilevel"/>
     <w:tmpl w:val="9EA49456"/>
@@ -11803,7 +14821,120 @@
       </w:rPr>
     </w:lvl>
   </w:abstractNum>
-  <w:abstractNum w:abstractNumId="10" w15:restartNumberingAfterBreak="0">
+  <w:abstractNum w:abstractNumId="11" w15:restartNumberingAfterBreak="0">
+    <w:nsid w:val="2BA342FE"/>
+    <w:multiLevelType w:val="hybridMultilevel"/>
+    <w:tmpl w:val="848097A2"/>
+    <w:lvl w:ilvl="0" w:tplc="04090001">
+      <w:start w:val="1"/>
+      <w:numFmt w:val="bullet"/>
+      <w:lvlText w:val=""/>
+      <w:lvlJc w:val="left"/>
+      <w:pPr>
+        <w:ind w:left="360" w:hanging="360"/>
+      </w:pPr>
+      <w:rPr>
+        <w:rFonts w:ascii="Symbol" w:hAnsi="Symbol" w:hint="default"/>
+      </w:rPr>
+    </w:lvl>
+    <w:lvl w:ilvl="1" w:tplc="04090003" w:tentative="1">
+      <w:start w:val="1"/>
+      <w:numFmt w:val="bullet"/>
+      <w:lvlText w:val="o"/>
+      <w:lvlJc w:val="left"/>
+      <w:pPr>
+        <w:ind w:left="1080" w:hanging="360"/>
+      </w:pPr>
+      <w:rPr>
+        <w:rFonts w:ascii="Courier New" w:hAnsi="Courier New" w:cs="Courier New" w:hint="default"/>
+      </w:rPr>
+    </w:lvl>
+    <w:lvl w:ilvl="2" w:tplc="04090005" w:tentative="1">
+      <w:start w:val="1"/>
+      <w:numFmt w:val="bullet"/>
+      <w:lvlText w:val=""/>
+      <w:lvlJc w:val="left"/>
+      <w:pPr>
+        <w:ind w:left="1800" w:hanging="360"/>
+      </w:pPr>
+      <w:rPr>
+        <w:rFonts w:ascii="Wingdings" w:hAnsi="Wingdings" w:hint="default"/>
+      </w:rPr>
+    </w:lvl>
+    <w:lvl w:ilvl="3" w:tplc="04090001" w:tentative="1">
+      <w:start w:val="1"/>
+      <w:numFmt w:val="bullet"/>
+      <w:lvlText w:val=""/>
+      <w:lvlJc w:val="left"/>
+      <w:pPr>
+        <w:ind w:left="2520" w:hanging="360"/>
+      </w:pPr>
+      <w:rPr>
+        <w:rFonts w:ascii="Symbol" w:hAnsi="Symbol" w:hint="default"/>
+      </w:rPr>
+    </w:lvl>
+    <w:lvl w:ilvl="4" w:tplc="04090003" w:tentative="1">
+      <w:start w:val="1"/>
+      <w:numFmt w:val="bullet"/>
+      <w:lvlText w:val="o"/>
+      <w:lvlJc w:val="left"/>
+      <w:pPr>
+        <w:ind w:left="3240" w:hanging="360"/>
+      </w:pPr>
+      <w:rPr>
+        <w:rFonts w:ascii="Courier New" w:hAnsi="Courier New" w:cs="Courier New" w:hint="default"/>
+      </w:rPr>
+    </w:lvl>
+    <w:lvl w:ilvl="5" w:tplc="04090005" w:tentative="1">
+      <w:start w:val="1"/>
+      <w:numFmt w:val="bullet"/>
+      <w:lvlText w:val=""/>
+      <w:lvlJc w:val="left"/>
+      <w:pPr>
+        <w:ind w:left="3960" w:hanging="360"/>
+      </w:pPr>
+      <w:rPr>
+        <w:rFonts w:ascii="Wingdings" w:hAnsi="Wingdings" w:hint="default"/>
+      </w:rPr>
+    </w:lvl>
+    <w:lvl w:ilvl="6" w:tplc="04090001" w:tentative="1">
+      <w:start w:val="1"/>
+      <w:numFmt w:val="bullet"/>
+      <w:lvlText w:val=""/>
+      <w:lvlJc w:val="left"/>
+      <w:pPr>
+        <w:ind w:left="4680" w:hanging="360"/>
+      </w:pPr>
+      <w:rPr>
+        <w:rFonts w:ascii="Symbol" w:hAnsi="Symbol" w:hint="default"/>
+      </w:rPr>
+    </w:lvl>
+    <w:lvl w:ilvl="7" w:tplc="04090003" w:tentative="1">
+      <w:start w:val="1"/>
+      <w:numFmt w:val="bullet"/>
+      <w:lvlText w:val="o"/>
+      <w:lvlJc w:val="left"/>
+      <w:pPr>
+        <w:ind w:left="5400" w:hanging="360"/>
+      </w:pPr>
+      <w:rPr>
+        <w:rFonts w:ascii="Courier New" w:hAnsi="Courier New" w:cs="Courier New" w:hint="default"/>
+      </w:rPr>
+    </w:lvl>
+    <w:lvl w:ilvl="8" w:tplc="04090005" w:tentative="1">
+      <w:start w:val="1"/>
+      <w:numFmt w:val="bullet"/>
+      <w:lvlText w:val=""/>
+      <w:lvlJc w:val="left"/>
+      <w:pPr>
+        <w:ind w:left="6120" w:hanging="360"/>
+      </w:pPr>
+      <w:rPr>
+        <w:rFonts w:ascii="Wingdings" w:hAnsi="Wingdings" w:hint="default"/>
+      </w:rPr>
+    </w:lvl>
+  </w:abstractNum>
+  <w:abstractNum w:abstractNumId="12" w15:restartNumberingAfterBreak="0">
     <w:nsid w:val="2E007351"/>
     <w:multiLevelType w:val="hybridMultilevel"/>
     <w:tmpl w:val="6F2EBE88"/>
@@ -11916,7 +15047,7 @@
       </w:rPr>
     </w:lvl>
   </w:abstractNum>
-  <w:abstractNum w:abstractNumId="11" w15:restartNumberingAfterBreak="0">
+  <w:abstractNum w:abstractNumId="13" w15:restartNumberingAfterBreak="0">
     <w:nsid w:val="2F592B5B"/>
     <w:multiLevelType w:val="hybridMultilevel"/>
     <w:tmpl w:val="FE62C13A"/>
@@ -12029,7 +15160,7 @@
       </w:rPr>
     </w:lvl>
   </w:abstractNum>
-  <w:abstractNum w:abstractNumId="12" w15:restartNumberingAfterBreak="0">
+  <w:abstractNum w:abstractNumId="14" w15:restartNumberingAfterBreak="0">
     <w:nsid w:val="343F15CA"/>
     <w:multiLevelType w:val="hybridMultilevel"/>
     <w:tmpl w:val="38905CBE"/>
@@ -12142,7 +15273,7 @@
       </w:rPr>
     </w:lvl>
   </w:abstractNum>
-  <w:abstractNum w:abstractNumId="13" w15:restartNumberingAfterBreak="0">
+  <w:abstractNum w:abstractNumId="15" w15:restartNumberingAfterBreak="0">
     <w:nsid w:val="352E72A6"/>
     <w:multiLevelType w:val="hybridMultilevel"/>
     <w:tmpl w:val="36608DA2"/>
@@ -12255,7 +15386,7 @@
       </w:rPr>
     </w:lvl>
   </w:abstractNum>
-  <w:abstractNum w:abstractNumId="14" w15:restartNumberingAfterBreak="0">
+  <w:abstractNum w:abstractNumId="16" w15:restartNumberingAfterBreak="0">
     <w:nsid w:val="3A64427A"/>
     <w:multiLevelType w:val="hybridMultilevel"/>
     <w:tmpl w:val="08061F78"/>
@@ -12368,7 +15499,7 @@
       </w:rPr>
     </w:lvl>
   </w:abstractNum>
-  <w:abstractNum w:abstractNumId="15" w15:restartNumberingAfterBreak="0">
+  <w:abstractNum w:abstractNumId="17" w15:restartNumberingAfterBreak="0">
     <w:nsid w:val="3B0B59EE"/>
     <w:multiLevelType w:val="hybridMultilevel"/>
     <w:tmpl w:val="A9A007C4"/>
@@ -12481,7 +15612,7 @@
       </w:rPr>
     </w:lvl>
   </w:abstractNum>
-  <w:abstractNum w:abstractNumId="16" w15:restartNumberingAfterBreak="0">
+  <w:abstractNum w:abstractNumId="18" w15:restartNumberingAfterBreak="0">
     <w:nsid w:val="3CE6114A"/>
     <w:multiLevelType w:val="hybridMultilevel"/>
     <w:tmpl w:val="DAC8EAB2"/>
@@ -12594,7 +15725,7 @@
       </w:rPr>
     </w:lvl>
   </w:abstractNum>
-  <w:abstractNum w:abstractNumId="17" w15:restartNumberingAfterBreak="0">
+  <w:abstractNum w:abstractNumId="19" w15:restartNumberingAfterBreak="0">
     <w:nsid w:val="3EA15ED3"/>
     <w:multiLevelType w:val="hybridMultilevel"/>
     <w:tmpl w:val="32A66580"/>
@@ -12707,7 +15838,7 @@
       </w:rPr>
     </w:lvl>
   </w:abstractNum>
-  <w:abstractNum w:abstractNumId="18" w15:restartNumberingAfterBreak="0">
+  <w:abstractNum w:abstractNumId="20" w15:restartNumberingAfterBreak="0">
     <w:nsid w:val="434167F6"/>
     <w:multiLevelType w:val="hybridMultilevel"/>
     <w:tmpl w:val="17709D4E"/>
@@ -12820,7 +15951,7 @@
       </w:rPr>
     </w:lvl>
   </w:abstractNum>
-  <w:abstractNum w:abstractNumId="19" w15:restartNumberingAfterBreak="0">
+  <w:abstractNum w:abstractNumId="21" w15:restartNumberingAfterBreak="0">
     <w:nsid w:val="465D0ED0"/>
     <w:multiLevelType w:val="hybridMultilevel"/>
     <w:tmpl w:val="CA2CA59C"/>
@@ -12933,7 +16064,7 @@
       </w:rPr>
     </w:lvl>
   </w:abstractNum>
-  <w:abstractNum w:abstractNumId="20" w15:restartNumberingAfterBreak="0">
+  <w:abstractNum w:abstractNumId="22" w15:restartNumberingAfterBreak="0">
     <w:nsid w:val="46D34B34"/>
     <w:multiLevelType w:val="hybridMultilevel"/>
     <w:tmpl w:val="7C9A861A"/>
@@ -13046,7 +16177,7 @@
       </w:rPr>
     </w:lvl>
   </w:abstractNum>
-  <w:abstractNum w:abstractNumId="21" w15:restartNumberingAfterBreak="0">
+  <w:abstractNum w:abstractNumId="23" w15:restartNumberingAfterBreak="0">
     <w:nsid w:val="48BC2A2E"/>
     <w:multiLevelType w:val="hybridMultilevel"/>
     <w:tmpl w:val="262A606E"/>
@@ -13137,7 +16268,7 @@
       </w:pPr>
     </w:lvl>
   </w:abstractNum>
-  <w:abstractNum w:abstractNumId="22" w15:restartNumberingAfterBreak="0">
+  <w:abstractNum w:abstractNumId="24" w15:restartNumberingAfterBreak="0">
     <w:nsid w:val="49767D6F"/>
     <w:multiLevelType w:val="hybridMultilevel"/>
     <w:tmpl w:val="4218F1BC"/>
@@ -13228,7 +16359,7 @@
       </w:pPr>
     </w:lvl>
   </w:abstractNum>
-  <w:abstractNum w:abstractNumId="23" w15:restartNumberingAfterBreak="0">
+  <w:abstractNum w:abstractNumId="25" w15:restartNumberingAfterBreak="0">
     <w:nsid w:val="4A3641F2"/>
     <w:multiLevelType w:val="hybridMultilevel"/>
     <w:tmpl w:val="55A4C6E8"/>
@@ -13341,7 +16472,7 @@
       </w:rPr>
     </w:lvl>
   </w:abstractNum>
-  <w:abstractNum w:abstractNumId="24" w15:restartNumberingAfterBreak="0">
+  <w:abstractNum w:abstractNumId="26" w15:restartNumberingAfterBreak="0">
     <w:nsid w:val="4FB51FC8"/>
     <w:multiLevelType w:val="hybridMultilevel"/>
     <w:tmpl w:val="C10C9EF6"/>
@@ -13454,7 +16585,7 @@
       </w:rPr>
     </w:lvl>
   </w:abstractNum>
-  <w:abstractNum w:abstractNumId="25" w15:restartNumberingAfterBreak="0">
+  <w:abstractNum w:abstractNumId="27" w15:restartNumberingAfterBreak="0">
     <w:nsid w:val="51B554BC"/>
     <w:multiLevelType w:val="hybridMultilevel"/>
     <w:tmpl w:val="D036245C"/>
@@ -13567,7 +16698,7 @@
       </w:rPr>
     </w:lvl>
   </w:abstractNum>
-  <w:abstractNum w:abstractNumId="26" w15:restartNumberingAfterBreak="0">
+  <w:abstractNum w:abstractNumId="28" w15:restartNumberingAfterBreak="0">
     <w:nsid w:val="51D943C0"/>
     <w:multiLevelType w:val="hybridMultilevel"/>
     <w:tmpl w:val="AACCBFFC"/>
@@ -13680,7 +16811,120 @@
       </w:rPr>
     </w:lvl>
   </w:abstractNum>
-  <w:abstractNum w:abstractNumId="27" w15:restartNumberingAfterBreak="0">
+  <w:abstractNum w:abstractNumId="29" w15:restartNumberingAfterBreak="0">
+    <w:nsid w:val="529E50B3"/>
+    <w:multiLevelType w:val="hybridMultilevel"/>
+    <w:tmpl w:val="3B9A03C8"/>
+    <w:lvl w:ilvl="0" w:tplc="04090001">
+      <w:start w:val="1"/>
+      <w:numFmt w:val="bullet"/>
+      <w:lvlText w:val=""/>
+      <w:lvlJc w:val="left"/>
+      <w:pPr>
+        <w:ind w:left="360" w:hanging="360"/>
+      </w:pPr>
+      <w:rPr>
+        <w:rFonts w:ascii="Symbol" w:hAnsi="Symbol" w:hint="default"/>
+      </w:rPr>
+    </w:lvl>
+    <w:lvl w:ilvl="1" w:tplc="04090003" w:tentative="1">
+      <w:start w:val="1"/>
+      <w:numFmt w:val="bullet"/>
+      <w:lvlText w:val="o"/>
+      <w:lvlJc w:val="left"/>
+      <w:pPr>
+        <w:ind w:left="1080" w:hanging="360"/>
+      </w:pPr>
+      <w:rPr>
+        <w:rFonts w:ascii="Courier New" w:hAnsi="Courier New" w:cs="Courier New" w:hint="default"/>
+      </w:rPr>
+    </w:lvl>
+    <w:lvl w:ilvl="2" w:tplc="04090005" w:tentative="1">
+      <w:start w:val="1"/>
+      <w:numFmt w:val="bullet"/>
+      <w:lvlText w:val=""/>
+      <w:lvlJc w:val="left"/>
+      <w:pPr>
+        <w:ind w:left="1800" w:hanging="360"/>
+      </w:pPr>
+      <w:rPr>
+        <w:rFonts w:ascii="Wingdings" w:hAnsi="Wingdings" w:hint="default"/>
+      </w:rPr>
+    </w:lvl>
+    <w:lvl w:ilvl="3" w:tplc="04090001" w:tentative="1">
+      <w:start w:val="1"/>
+      <w:numFmt w:val="bullet"/>
+      <w:lvlText w:val=""/>
+      <w:lvlJc w:val="left"/>
+      <w:pPr>
+        <w:ind w:left="2520" w:hanging="360"/>
+      </w:pPr>
+      <w:rPr>
+        <w:rFonts w:ascii="Symbol" w:hAnsi="Symbol" w:hint="default"/>
+      </w:rPr>
+    </w:lvl>
+    <w:lvl w:ilvl="4" w:tplc="04090003" w:tentative="1">
+      <w:start w:val="1"/>
+      <w:numFmt w:val="bullet"/>
+      <w:lvlText w:val="o"/>
+      <w:lvlJc w:val="left"/>
+      <w:pPr>
+        <w:ind w:left="3240" w:hanging="360"/>
+      </w:pPr>
+      <w:rPr>
+        <w:rFonts w:ascii="Courier New" w:hAnsi="Courier New" w:cs="Courier New" w:hint="default"/>
+      </w:rPr>
+    </w:lvl>
+    <w:lvl w:ilvl="5" w:tplc="04090005" w:tentative="1">
+      <w:start w:val="1"/>
+      <w:numFmt w:val="bullet"/>
+      <w:lvlText w:val=""/>
+      <w:lvlJc w:val="left"/>
+      <w:pPr>
+        <w:ind w:left="3960" w:hanging="360"/>
+      </w:pPr>
+      <w:rPr>
+        <w:rFonts w:ascii="Wingdings" w:hAnsi="Wingdings" w:hint="default"/>
+      </w:rPr>
+    </w:lvl>
+    <w:lvl w:ilvl="6" w:tplc="04090001" w:tentative="1">
+      <w:start w:val="1"/>
+      <w:numFmt w:val="bullet"/>
+      <w:lvlText w:val=""/>
+      <w:lvlJc w:val="left"/>
+      <w:pPr>
+        <w:ind w:left="4680" w:hanging="360"/>
+      </w:pPr>
+      <w:rPr>
+        <w:rFonts w:ascii="Symbol" w:hAnsi="Symbol" w:hint="default"/>
+      </w:rPr>
+    </w:lvl>
+    <w:lvl w:ilvl="7" w:tplc="04090003" w:tentative="1">
+      <w:start w:val="1"/>
+      <w:numFmt w:val="bullet"/>
+      <w:lvlText w:val="o"/>
+      <w:lvlJc w:val="left"/>
+      <w:pPr>
+        <w:ind w:left="5400" w:hanging="360"/>
+      </w:pPr>
+      <w:rPr>
+        <w:rFonts w:ascii="Courier New" w:hAnsi="Courier New" w:cs="Courier New" w:hint="default"/>
+      </w:rPr>
+    </w:lvl>
+    <w:lvl w:ilvl="8" w:tplc="04090005" w:tentative="1">
+      <w:start w:val="1"/>
+      <w:numFmt w:val="bullet"/>
+      <w:lvlText w:val=""/>
+      <w:lvlJc w:val="left"/>
+      <w:pPr>
+        <w:ind w:left="6120" w:hanging="360"/>
+      </w:pPr>
+      <w:rPr>
+        <w:rFonts w:ascii="Wingdings" w:hAnsi="Wingdings" w:hint="default"/>
+      </w:rPr>
+    </w:lvl>
+  </w:abstractNum>
+  <w:abstractNum w:abstractNumId="30" w15:restartNumberingAfterBreak="0">
     <w:nsid w:val="566B2156"/>
     <w:multiLevelType w:val="hybridMultilevel"/>
     <w:tmpl w:val="49A48358"/>
@@ -13793,7 +17037,7 @@
       </w:rPr>
     </w:lvl>
   </w:abstractNum>
-  <w:abstractNum w:abstractNumId="28" w15:restartNumberingAfterBreak="0">
+  <w:abstractNum w:abstractNumId="31" w15:restartNumberingAfterBreak="0">
     <w:nsid w:val="567C273C"/>
     <w:multiLevelType w:val="hybridMultilevel"/>
     <w:tmpl w:val="A574C75E"/>
@@ -13906,7 +17150,7 @@
       </w:rPr>
     </w:lvl>
   </w:abstractNum>
-  <w:abstractNum w:abstractNumId="29" w15:restartNumberingAfterBreak="0">
+  <w:abstractNum w:abstractNumId="32" w15:restartNumberingAfterBreak="0">
     <w:nsid w:val="6574689A"/>
     <w:multiLevelType w:val="hybridMultilevel"/>
     <w:tmpl w:val="3040723C"/>
@@ -14019,7 +17263,7 @@
       </w:rPr>
     </w:lvl>
   </w:abstractNum>
-  <w:abstractNum w:abstractNumId="30" w15:restartNumberingAfterBreak="0">
+  <w:abstractNum w:abstractNumId="33" w15:restartNumberingAfterBreak="0">
     <w:nsid w:val="68152F36"/>
     <w:multiLevelType w:val="hybridMultilevel"/>
     <w:tmpl w:val="C42ED464"/>
@@ -14132,7 +17376,7 @@
       </w:rPr>
     </w:lvl>
   </w:abstractNum>
-  <w:abstractNum w:abstractNumId="31" w15:restartNumberingAfterBreak="0">
+  <w:abstractNum w:abstractNumId="34" w15:restartNumberingAfterBreak="0">
     <w:nsid w:val="684E54B5"/>
     <w:multiLevelType w:val="hybridMultilevel"/>
     <w:tmpl w:val="E238318E"/>
@@ -14245,7 +17489,7 @@
       </w:rPr>
     </w:lvl>
   </w:abstractNum>
-  <w:abstractNum w:abstractNumId="32" w15:restartNumberingAfterBreak="0">
+  <w:abstractNum w:abstractNumId="35" w15:restartNumberingAfterBreak="0">
     <w:nsid w:val="68F2565C"/>
     <w:multiLevelType w:val="hybridMultilevel"/>
     <w:tmpl w:val="8D324286"/>
@@ -14358,7 +17602,7 @@
       </w:rPr>
     </w:lvl>
   </w:abstractNum>
-  <w:abstractNum w:abstractNumId="33" w15:restartNumberingAfterBreak="0">
+  <w:abstractNum w:abstractNumId="36" w15:restartNumberingAfterBreak="0">
     <w:nsid w:val="6F1C47F5"/>
     <w:multiLevelType w:val="hybridMultilevel"/>
     <w:tmpl w:val="41E69716"/>
@@ -14471,7 +17715,7 @@
       </w:rPr>
     </w:lvl>
   </w:abstractNum>
-  <w:abstractNum w:abstractNumId="34" w15:restartNumberingAfterBreak="0">
+  <w:abstractNum w:abstractNumId="37" w15:restartNumberingAfterBreak="0">
     <w:nsid w:val="6F9908ED"/>
     <w:multiLevelType w:val="hybridMultilevel"/>
     <w:tmpl w:val="19A64D52"/>
@@ -14584,7 +17828,7 @@
       </w:rPr>
     </w:lvl>
   </w:abstractNum>
-  <w:abstractNum w:abstractNumId="35" w15:restartNumberingAfterBreak="0">
+  <w:abstractNum w:abstractNumId="38" w15:restartNumberingAfterBreak="0">
     <w:nsid w:val="73EF6507"/>
     <w:multiLevelType w:val="hybridMultilevel"/>
     <w:tmpl w:val="CB3EB4AA"/>
@@ -14675,7 +17919,7 @@
       </w:pPr>
     </w:lvl>
   </w:abstractNum>
-  <w:abstractNum w:abstractNumId="36" w15:restartNumberingAfterBreak="0">
+  <w:abstractNum w:abstractNumId="39" w15:restartNumberingAfterBreak="0">
     <w:nsid w:val="77931365"/>
     <w:multiLevelType w:val="hybridMultilevel"/>
     <w:tmpl w:val="5C26A464"/>
@@ -14788,7 +18032,7 @@
       </w:rPr>
     </w:lvl>
   </w:abstractNum>
-  <w:abstractNum w:abstractNumId="37" w15:restartNumberingAfterBreak="0">
+  <w:abstractNum w:abstractNumId="40" w15:restartNumberingAfterBreak="0">
     <w:nsid w:val="7B9E3FA6"/>
     <w:multiLevelType w:val="hybridMultilevel"/>
     <w:tmpl w:val="6F8231C2"/>
@@ -14901,7 +18145,7 @@
       </w:rPr>
     </w:lvl>
   </w:abstractNum>
-  <w:abstractNum w:abstractNumId="38" w15:restartNumberingAfterBreak="0">
+  <w:abstractNum w:abstractNumId="41" w15:restartNumberingAfterBreak="0">
     <w:nsid w:val="7E3A560A"/>
     <w:multiLevelType w:val="hybridMultilevel"/>
     <w:tmpl w:val="2FDA1202"/>
@@ -15015,121 +18259,130 @@
     </w:lvl>
   </w:abstractNum>
   <w:num w:numId="1" w16cid:durableId="664865304">
-    <w:abstractNumId w:val="29"/>
+    <w:abstractNumId w:val="32"/>
   </w:num>
   <w:num w:numId="2" w16cid:durableId="2008902027">
+    <w:abstractNumId w:val="15"/>
+  </w:num>
+  <w:num w:numId="3" w16cid:durableId="704447734">
+    <w:abstractNumId w:val="39"/>
+  </w:num>
+  <w:num w:numId="4" w16cid:durableId="1510021272">
     <w:abstractNumId w:val="13"/>
   </w:num>
-  <w:num w:numId="3" w16cid:durableId="704447734">
-    <w:abstractNumId w:val="36"/>
-  </w:num>
-  <w:num w:numId="4" w16cid:durableId="1510021272">
-    <w:abstractNumId w:val="11"/>
-  </w:num>
   <w:num w:numId="5" w16cid:durableId="359281728">
-    <w:abstractNumId w:val="21"/>
+    <w:abstractNumId w:val="23"/>
   </w:num>
   <w:num w:numId="6" w16cid:durableId="259992389">
-    <w:abstractNumId w:val="16"/>
+    <w:abstractNumId w:val="18"/>
   </w:num>
   <w:num w:numId="7" w16cid:durableId="202402556">
-    <w:abstractNumId w:val="8"/>
+    <w:abstractNumId w:val="9"/>
   </w:num>
   <w:num w:numId="8" w16cid:durableId="879320700">
     <w:abstractNumId w:val="2"/>
   </w:num>
   <w:num w:numId="9" w16cid:durableId="1021131634">
-    <w:abstractNumId w:val="27"/>
+    <w:abstractNumId w:val="30"/>
   </w:num>
   <w:num w:numId="10" w16cid:durableId="1837186236">
-    <w:abstractNumId w:val="23"/>
+    <w:abstractNumId w:val="25"/>
   </w:num>
   <w:num w:numId="11" w16cid:durableId="480124734">
-    <w:abstractNumId w:val="22"/>
+    <w:abstractNumId w:val="24"/>
   </w:num>
   <w:num w:numId="12" w16cid:durableId="1120107619">
-    <w:abstractNumId w:val="17"/>
+    <w:abstractNumId w:val="19"/>
   </w:num>
   <w:num w:numId="13" w16cid:durableId="2129663888">
-    <w:abstractNumId w:val="7"/>
+    <w:abstractNumId w:val="8"/>
   </w:num>
   <w:num w:numId="14" w16cid:durableId="1609662036">
-    <w:abstractNumId w:val="14"/>
+    <w:abstractNumId w:val="16"/>
   </w:num>
   <w:num w:numId="15" w16cid:durableId="473985100">
+    <w:abstractNumId w:val="38"/>
+  </w:num>
+  <w:num w:numId="16" w16cid:durableId="619263971">
+    <w:abstractNumId w:val="12"/>
+  </w:num>
+  <w:num w:numId="17" w16cid:durableId="1712536812">
     <w:abstractNumId w:val="35"/>
   </w:num>
-  <w:num w:numId="16" w16cid:durableId="619263971">
-    <w:abstractNumId w:val="10"/>
-  </w:num>
-  <w:num w:numId="17" w16cid:durableId="1712536812">
-    <w:abstractNumId w:val="32"/>
-  </w:num>
   <w:num w:numId="18" w16cid:durableId="553348773">
-    <w:abstractNumId w:val="34"/>
+    <w:abstractNumId w:val="37"/>
   </w:num>
   <w:num w:numId="19" w16cid:durableId="616566803">
-    <w:abstractNumId w:val="31"/>
+    <w:abstractNumId w:val="34"/>
   </w:num>
   <w:num w:numId="20" w16cid:durableId="1195458330">
     <w:abstractNumId w:val="1"/>
   </w:num>
   <w:num w:numId="21" w16cid:durableId="979728643">
-    <w:abstractNumId w:val="19"/>
+    <w:abstractNumId w:val="21"/>
   </w:num>
   <w:num w:numId="22" w16cid:durableId="1781026175">
+    <w:abstractNumId w:val="28"/>
+  </w:num>
+  <w:num w:numId="23" w16cid:durableId="1358390278">
+    <w:abstractNumId w:val="4"/>
+  </w:num>
+  <w:num w:numId="24" w16cid:durableId="319967696">
     <w:abstractNumId w:val="26"/>
   </w:num>
-  <w:num w:numId="23" w16cid:durableId="1358390278">
-    <w:abstractNumId w:val="3"/>
-  </w:num>
-  <w:num w:numId="24" w16cid:durableId="319967696">
-    <w:abstractNumId w:val="24"/>
-  </w:num>
   <w:num w:numId="25" w16cid:durableId="1490172335">
-    <w:abstractNumId w:val="12"/>
+    <w:abstractNumId w:val="14"/>
   </w:num>
   <w:num w:numId="26" w16cid:durableId="494876458">
-    <w:abstractNumId w:val="37"/>
+    <w:abstractNumId w:val="40"/>
   </w:num>
   <w:num w:numId="27" w16cid:durableId="965160156">
-    <w:abstractNumId w:val="9"/>
+    <w:abstractNumId w:val="10"/>
   </w:num>
   <w:num w:numId="28" w16cid:durableId="2104494634">
-    <w:abstractNumId w:val="6"/>
+    <w:abstractNumId w:val="7"/>
   </w:num>
   <w:num w:numId="29" w16cid:durableId="1588465180">
-    <w:abstractNumId w:val="30"/>
+    <w:abstractNumId w:val="33"/>
   </w:num>
   <w:num w:numId="30" w16cid:durableId="727455599">
-    <w:abstractNumId w:val="15"/>
+    <w:abstractNumId w:val="17"/>
   </w:num>
   <w:num w:numId="31" w16cid:durableId="1486900710">
-    <w:abstractNumId w:val="18"/>
+    <w:abstractNumId w:val="20"/>
   </w:num>
   <w:num w:numId="32" w16cid:durableId="1109591766">
-    <w:abstractNumId w:val="33"/>
+    <w:abstractNumId w:val="36"/>
   </w:num>
   <w:num w:numId="33" w16cid:durableId="244725603">
     <w:abstractNumId w:val="0"/>
   </w:num>
   <w:num w:numId="34" w16cid:durableId="1414274765">
-    <w:abstractNumId w:val="28"/>
+    <w:abstractNumId w:val="31"/>
   </w:num>
   <w:num w:numId="35" w16cid:durableId="410547057">
+    <w:abstractNumId w:val="6"/>
+  </w:num>
+  <w:num w:numId="36" w16cid:durableId="2049453449">
     <w:abstractNumId w:val="5"/>
   </w:num>
-  <w:num w:numId="36" w16cid:durableId="2049453449">
-    <w:abstractNumId w:val="4"/>
-  </w:num>
   <w:num w:numId="37" w16cid:durableId="72515444">
-    <w:abstractNumId w:val="25"/>
+    <w:abstractNumId w:val="27"/>
   </w:num>
   <w:num w:numId="38" w16cid:durableId="754518985">
-    <w:abstractNumId w:val="20"/>
+    <w:abstractNumId w:val="22"/>
   </w:num>
   <w:num w:numId="39" w16cid:durableId="1369793211">
-    <w:abstractNumId w:val="38"/>
+    <w:abstractNumId w:val="41"/>
+  </w:num>
+  <w:num w:numId="40" w16cid:durableId="940575631">
+    <w:abstractNumId w:val="3"/>
+  </w:num>
+  <w:num w:numId="41" w16cid:durableId="1084884055">
+    <w:abstractNumId w:val="11"/>
+  </w:num>
+  <w:num w:numId="42" w16cid:durableId="1664964238">
+    <w:abstractNumId w:val="29"/>
   </w:num>
 </w:numbering>
 </file>
@@ -15737,7 +18990,6 @@
   <w:style w:type="character" w:default="1" w:styleId="DefaultParagraphFont">
     <w:name w:val="Default Paragraph Font"/>
     <w:uiPriority w:val="1"/>
-    <w:semiHidden/>
     <w:unhideWhenUsed/>
   </w:style>
   <w:style w:type="table" w:default="1" w:styleId="TableNormal">
@@ -16137,6 +19389,82 @@
       <w:shd w:val="clear" w:color="auto" w:fill="E1DFDD"/>
     </w:rPr>
   </w:style>
+  <w:style w:type="table" w:styleId="GridTable4">
+    <w:name w:val="Grid Table 4"/>
+    <w:basedOn w:val="TableNormal"/>
+    <w:uiPriority w:val="49"/>
+    <w:rsid w:val="009757AC"/>
+    <w:pPr>
+      <w:spacing w:after="0" w:line="240" w:lineRule="auto"/>
+    </w:pPr>
+    <w:tblPr>
+      <w:tblStyleRowBandSize w:val="1"/>
+      <w:tblStyleColBandSize w:val="1"/>
+      <w:tblBorders>
+        <w:top w:val="single" w:sz="4" w:space="0" w:color="666666" w:themeColor="text1" w:themeTint="99"/>
+        <w:left w:val="single" w:sz="4" w:space="0" w:color="666666" w:themeColor="text1" w:themeTint="99"/>
+        <w:bottom w:val="single" w:sz="4" w:space="0" w:color="666666" w:themeColor="text1" w:themeTint="99"/>
+        <w:right w:val="single" w:sz="4" w:space="0" w:color="666666" w:themeColor="text1" w:themeTint="99"/>
+        <w:insideH w:val="single" w:sz="4" w:space="0" w:color="666666" w:themeColor="text1" w:themeTint="99"/>
+        <w:insideV w:val="single" w:sz="4" w:space="0" w:color="666666" w:themeColor="text1" w:themeTint="99"/>
+      </w:tblBorders>
+    </w:tblPr>
+    <w:tblStylePr w:type="firstRow">
+      <w:rPr>
+        <w:b/>
+        <w:bCs/>
+        <w:color w:val="FFFFFF" w:themeColor="background1"/>
+      </w:rPr>
+      <w:tblPr/>
+      <w:tcPr>
+        <w:tcBorders>
+          <w:top w:val="single" w:sz="4" w:space="0" w:color="000000" w:themeColor="text1"/>
+          <w:left w:val="single" w:sz="4" w:space="0" w:color="000000" w:themeColor="text1"/>
+          <w:bottom w:val="single" w:sz="4" w:space="0" w:color="000000" w:themeColor="text1"/>
+          <w:right w:val="single" w:sz="4" w:space="0" w:color="000000" w:themeColor="text1"/>
+          <w:insideH w:val="nil"/>
+          <w:insideV w:val="nil"/>
+        </w:tcBorders>
+        <w:shd w:val="clear" w:color="auto" w:fill="000000" w:themeFill="text1"/>
+      </w:tcPr>
+    </w:tblStylePr>
+    <w:tblStylePr w:type="lastRow">
+      <w:rPr>
+        <w:b/>
+        <w:bCs/>
+      </w:rPr>
+      <w:tblPr/>
+      <w:tcPr>
+        <w:tcBorders>
+          <w:top w:val="double" w:sz="4" w:space="0" w:color="000000" w:themeColor="text1"/>
+        </w:tcBorders>
+      </w:tcPr>
+    </w:tblStylePr>
+    <w:tblStylePr w:type="firstCol">
+      <w:rPr>
+        <w:b/>
+        <w:bCs/>
+      </w:rPr>
+    </w:tblStylePr>
+    <w:tblStylePr w:type="lastCol">
+      <w:rPr>
+        <w:b/>
+        <w:bCs/>
+      </w:rPr>
+    </w:tblStylePr>
+    <w:tblStylePr w:type="band1Vert">
+      <w:tblPr/>
+      <w:tcPr>
+        <w:shd w:val="clear" w:color="auto" w:fill="CCCCCC" w:themeFill="text1" w:themeFillTint="33"/>
+      </w:tcPr>
+    </w:tblStylePr>
+    <w:tblStylePr w:type="band1Horz">
+      <w:tblPr/>
+      <w:tcPr>
+        <w:shd w:val="clear" w:color="auto" w:fill="CCCCCC" w:themeFill="text1" w:themeFillTint="33"/>
+      </w:tcPr>
+    </w:tblStylePr>
+  </w:style>
 </w:styles>
 </file>
 

--- a/programming_mental_models/p4_problem_solving_and_dsa_mental_models.docx
+++ b/programming_mental_models/p4_problem_solving_and_dsa_mental_models.docx
@@ -2698,7 +2698,17 @@
           <w:sz w:val="36"/>
           <w:szCs w:val="36"/>
         </w:rPr>
-        <w:t xml:space="preserve"> O(n)</w:t>
+        <w:t xml:space="preserve"> </w:t>
+      </w:r>
+      <w:r>
+        <w:rPr>
+          <w:rFonts w:ascii="Calibri" w:hAnsi="Calibri" w:cs="Calibri"/>
+          <w:b/>
+          <w:bCs/>
+          <w:sz w:val="36"/>
+          <w:szCs w:val="36"/>
+        </w:rPr>
+        <w:t>O(n)</w:t>
       </w:r>
       <w:r>
         <w:rPr>
@@ -3000,7 +3010,17 @@
           <w:sz w:val="36"/>
           <w:szCs w:val="36"/>
         </w:rPr>
-        <w:t xml:space="preserve"> O(n²)</w:t>
+        <w:t xml:space="preserve"> </w:t>
+      </w:r>
+      <w:r>
+        <w:rPr>
+          <w:rFonts w:ascii="Calibri" w:hAnsi="Calibri" w:cs="Calibri"/>
+          <w:b/>
+          <w:bCs/>
+          <w:sz w:val="36"/>
+          <w:szCs w:val="36"/>
+        </w:rPr>
+        <w:t>O(n²)</w:t>
       </w:r>
       <w:r>
         <w:rPr>
@@ -3815,21 +3835,19 @@
           <w:sz w:val="36"/>
           <w:szCs w:val="36"/>
         </w:rPr>
-        <w:t xml:space="preserve"># Time: O(n) loops through </w:t>
-      </w:r>
-      <w:proofErr w:type="spellStart"/>
-      <w:r>
-        <w:rPr>
-          <w:rFonts w:ascii="Calibri" w:hAnsi="Calibri" w:cs="Calibri"/>
-          <w:b/>
-          <w:bCs/>
-          <w:color w:val="D86DCB" w:themeColor="accent5" w:themeTint="99"/>
-          <w:sz w:val="36"/>
-          <w:szCs w:val="36"/>
-        </w:rPr>
-        <w:t>arr</w:t>
-      </w:r>
-      <w:proofErr w:type="spellEnd"/>
+        <w:t># Time: O(n) loops through arr</w:t>
+      </w:r>
+      <w:r>
+        <w:rPr>
+          <w:rFonts w:ascii="Calibri" w:hAnsi="Calibri" w:cs="Calibri"/>
+          <w:b/>
+          <w:bCs/>
+          <w:color w:val="D86DCB" w:themeColor="accent5" w:themeTint="99"/>
+          <w:sz w:val="36"/>
+          <w:szCs w:val="36"/>
+        </w:rPr>
+        <w:t>ay</w:t>
+      </w:r>
       <w:r>
         <w:rPr>
           <w:rFonts w:ascii="Calibri" w:hAnsi="Calibri" w:cs="Calibri"/>
@@ -5349,231 +5367,6 @@
           <w:szCs w:val="36"/>
         </w:rPr>
         <w:lastRenderedPageBreak/>
-        <w:t># Topics:</w:t>
-      </w:r>
-    </w:p>
-    <w:p>
-      <w:pPr>
-        <w:pStyle w:val="ListParagraph"/>
-        <w:numPr>
-          <w:ilvl w:val="0"/>
-          <w:numId w:val="30"/>
-        </w:numPr>
-        <w:jc w:val="both"/>
-        <w:rPr>
-          <w:rFonts w:ascii="Calibri" w:hAnsi="Calibri" w:cs="Calibri"/>
-          <w:sz w:val="36"/>
-          <w:szCs w:val="36"/>
-        </w:rPr>
-      </w:pPr>
-      <w:r>
-        <w:rPr>
-          <w:rFonts w:ascii="Calibri" w:hAnsi="Calibri" w:cs="Calibri"/>
-          <w:sz w:val="36"/>
-          <w:szCs w:val="36"/>
-        </w:rPr>
-        <w:t>Input/Output thinking</w:t>
-      </w:r>
-    </w:p>
-    <w:p>
-      <w:pPr>
-        <w:pStyle w:val="ListParagraph"/>
-        <w:numPr>
-          <w:ilvl w:val="0"/>
-          <w:numId w:val="30"/>
-        </w:numPr>
-        <w:jc w:val="both"/>
-        <w:rPr>
-          <w:rFonts w:ascii="Calibri" w:hAnsi="Calibri" w:cs="Calibri"/>
-          <w:sz w:val="36"/>
-          <w:szCs w:val="36"/>
-        </w:rPr>
-      </w:pPr>
-      <w:r>
-        <w:rPr>
-          <w:rFonts w:ascii="Calibri" w:hAnsi="Calibri" w:cs="Calibri"/>
-          <w:sz w:val="36"/>
-          <w:szCs w:val="36"/>
-        </w:rPr>
-        <w:t>Conditions</w:t>
-      </w:r>
-    </w:p>
-    <w:p>
-      <w:pPr>
-        <w:pStyle w:val="ListParagraph"/>
-        <w:numPr>
-          <w:ilvl w:val="0"/>
-          <w:numId w:val="30"/>
-        </w:numPr>
-        <w:jc w:val="both"/>
-        <w:rPr>
-          <w:rFonts w:ascii="Calibri" w:hAnsi="Calibri" w:cs="Calibri"/>
-          <w:sz w:val="36"/>
-          <w:szCs w:val="36"/>
-        </w:rPr>
-      </w:pPr>
-      <w:r>
-        <w:rPr>
-          <w:rFonts w:ascii="Calibri" w:hAnsi="Calibri" w:cs="Calibri"/>
-          <w:sz w:val="36"/>
-          <w:szCs w:val="36"/>
-        </w:rPr>
-        <w:t>Loops</w:t>
-      </w:r>
-    </w:p>
-    <w:p>
-      <w:pPr>
-        <w:pStyle w:val="ListParagraph"/>
-        <w:numPr>
-          <w:ilvl w:val="0"/>
-          <w:numId w:val="30"/>
-        </w:numPr>
-        <w:jc w:val="both"/>
-        <w:rPr>
-          <w:rFonts w:ascii="Calibri" w:hAnsi="Calibri" w:cs="Calibri"/>
-          <w:sz w:val="36"/>
-          <w:szCs w:val="36"/>
-        </w:rPr>
-      </w:pPr>
-      <w:r>
-        <w:rPr>
-          <w:rFonts w:ascii="Calibri" w:hAnsi="Calibri" w:cs="Calibri"/>
-          <w:sz w:val="36"/>
-          <w:szCs w:val="36"/>
-        </w:rPr>
-        <w:t>Pattern recognition</w:t>
-      </w:r>
-    </w:p>
-    <w:p>
-      <w:pPr>
-        <w:pStyle w:val="ListParagraph"/>
-        <w:numPr>
-          <w:ilvl w:val="0"/>
-          <w:numId w:val="30"/>
-        </w:numPr>
-        <w:jc w:val="both"/>
-        <w:rPr>
-          <w:rFonts w:ascii="Calibri" w:hAnsi="Calibri" w:cs="Calibri"/>
-          <w:sz w:val="36"/>
-          <w:szCs w:val="36"/>
-        </w:rPr>
-      </w:pPr>
-      <w:r>
-        <w:rPr>
-          <w:rFonts w:ascii="Calibri" w:hAnsi="Calibri" w:cs="Calibri"/>
-          <w:sz w:val="36"/>
-          <w:szCs w:val="36"/>
-        </w:rPr>
-        <w:t>Math problems</w:t>
-      </w:r>
-    </w:p>
-    <w:p>
-      <w:pPr>
-        <w:pStyle w:val="ListParagraph"/>
-        <w:numPr>
-          <w:ilvl w:val="0"/>
-          <w:numId w:val="30"/>
-        </w:numPr>
-        <w:jc w:val="both"/>
-        <w:rPr>
-          <w:rFonts w:ascii="Calibri" w:hAnsi="Calibri" w:cs="Calibri"/>
-          <w:sz w:val="36"/>
-          <w:szCs w:val="36"/>
-        </w:rPr>
-      </w:pPr>
-      <w:r>
-        <w:rPr>
-          <w:rFonts w:ascii="Calibri" w:hAnsi="Calibri" w:cs="Calibri"/>
-          <w:sz w:val="36"/>
-          <w:szCs w:val="36"/>
-        </w:rPr>
-        <w:t>Arrays (Lists)</w:t>
-      </w:r>
-    </w:p>
-    <w:p>
-      <w:pPr>
-        <w:pStyle w:val="ListParagraph"/>
-        <w:numPr>
-          <w:ilvl w:val="0"/>
-          <w:numId w:val="30"/>
-        </w:numPr>
-        <w:jc w:val="both"/>
-        <w:rPr>
-          <w:rFonts w:ascii="Calibri" w:hAnsi="Calibri" w:cs="Calibri"/>
-          <w:sz w:val="36"/>
-          <w:szCs w:val="36"/>
-        </w:rPr>
-      </w:pPr>
-      <w:r>
-        <w:rPr>
-          <w:rFonts w:ascii="Calibri" w:hAnsi="Calibri" w:cs="Calibri"/>
-          <w:sz w:val="36"/>
-          <w:szCs w:val="36"/>
-        </w:rPr>
-        <w:t>Strings</w:t>
-      </w:r>
-    </w:p>
-    <w:p>
-      <w:pPr>
-        <w:pStyle w:val="ListParagraph"/>
-        <w:numPr>
-          <w:ilvl w:val="0"/>
-          <w:numId w:val="30"/>
-        </w:numPr>
-        <w:jc w:val="both"/>
-        <w:rPr>
-          <w:rFonts w:ascii="Calibri" w:hAnsi="Calibri" w:cs="Calibri"/>
-          <w:sz w:val="36"/>
-          <w:szCs w:val="36"/>
-        </w:rPr>
-      </w:pPr>
-      <w:r>
-        <w:rPr>
-          <w:rFonts w:ascii="Calibri" w:hAnsi="Calibri" w:cs="Calibri"/>
-          <w:sz w:val="36"/>
-          <w:szCs w:val="36"/>
-        </w:rPr>
-        <w:t>Functions</w:t>
-      </w:r>
-    </w:p>
-    <w:p>
-      <w:pPr>
-        <w:pStyle w:val="ListParagraph"/>
-        <w:numPr>
-          <w:ilvl w:val="0"/>
-          <w:numId w:val="30"/>
-        </w:numPr>
-        <w:jc w:val="both"/>
-        <w:rPr>
-          <w:rFonts w:ascii="Calibri" w:hAnsi="Calibri" w:cs="Calibri"/>
-          <w:sz w:val="36"/>
-          <w:szCs w:val="36"/>
-        </w:rPr>
-      </w:pPr>
-      <w:r>
-        <w:rPr>
-          <w:rFonts w:ascii="Calibri" w:hAnsi="Calibri" w:cs="Calibri"/>
-          <w:sz w:val="36"/>
-          <w:szCs w:val="36"/>
-        </w:rPr>
-        <w:t>Time Complexity intuition</w:t>
-      </w:r>
-    </w:p>
-    <w:p>
-      <w:pPr>
-        <w:jc w:val="both"/>
-        <w:rPr>
-          <w:rFonts w:ascii="Calibri" w:hAnsi="Calibri" w:cs="Calibri"/>
-          <w:sz w:val="36"/>
-          <w:szCs w:val="36"/>
-        </w:rPr>
-      </w:pPr>
-      <w:r>
-        <w:rPr>
-          <w:rFonts w:ascii="Calibri" w:hAnsi="Calibri" w:cs="Calibri"/>
-          <w:sz w:val="36"/>
-          <w:szCs w:val="36"/>
-        </w:rPr>
         <w:t># 99% of DSA and competitive programming problems are solved with:</w:t>
       </w:r>
     </w:p>
@@ -5747,10 +5540,20 @@
       <w:r>
         <w:rPr>
           <w:rFonts w:ascii="Calibri" w:hAnsi="Calibri" w:cs="Calibri"/>
-          <w:sz w:val="36"/>
-          <w:szCs w:val="36"/>
-        </w:rPr>
-        <w:t xml:space="preserve">NOTE: Engineers think in inverse like instead of thinking </w:t>
+          <w:b/>
+          <w:bCs/>
+          <w:sz w:val="36"/>
+          <w:szCs w:val="36"/>
+        </w:rPr>
+        <w:t>NOTE:</w:t>
+      </w:r>
+      <w:r>
+        <w:rPr>
+          <w:rFonts w:ascii="Calibri" w:hAnsi="Calibri" w:cs="Calibri"/>
+          <w:sz w:val="36"/>
+          <w:szCs w:val="36"/>
+        </w:rPr>
+        <w:t xml:space="preserve"> Engineers think in inverse like instead of thinking </w:t>
       </w:r>
       <w:proofErr w:type="gramStart"/>
       <w:r>
@@ -5780,7 +5583,23 @@
           <w:sz w:val="36"/>
           <w:szCs w:val="36"/>
         </w:rPr>
-        <w:t xml:space="preserve"> think </w:t>
+        <w:t xml:space="preserve"> think</w:t>
+      </w:r>
+      <w:r>
+        <w:rPr>
+          <w:rFonts w:ascii="Calibri" w:hAnsi="Calibri" w:cs="Calibri"/>
+          <w:sz w:val="36"/>
+          <w:szCs w:val="36"/>
+        </w:rPr>
+        <w:t xml:space="preserve"> the reverse condition first</w:t>
+      </w:r>
+      <w:r>
+        <w:rPr>
+          <w:rFonts w:ascii="Calibri" w:hAnsi="Calibri" w:cs="Calibri"/>
+          <w:sz w:val="36"/>
+          <w:szCs w:val="36"/>
+        </w:rPr>
+        <w:t xml:space="preserve"> </w:t>
       </w:r>
       <w:r>
         <w:rPr>
@@ -5959,6 +5778,7 @@
           <w:sz w:val="36"/>
           <w:szCs w:val="36"/>
         </w:rPr>
+        <w:lastRenderedPageBreak/>
         <w:t>Initially:</w:t>
       </w:r>
     </w:p>
@@ -6572,6 +6392,7 @@
           <w:sz w:val="32"/>
           <w:szCs w:val="32"/>
         </w:rPr>
+        <w:lastRenderedPageBreak/>
         <w:t>[0, 1]</w:t>
       </w:r>
     </w:p>
@@ -6997,7 +6818,6 @@
           <w:sz w:val="36"/>
           <w:szCs w:val="36"/>
         </w:rPr>
-        <w:lastRenderedPageBreak/>
         <w:t xml:space="preserve">    else:</w:t>
       </w:r>
     </w:p>
@@ -7217,6 +7037,7 @@
           <w:sz w:val="32"/>
           <w:szCs w:val="32"/>
         </w:rPr>
+        <w:lastRenderedPageBreak/>
         <w:t xml:space="preserve">    If yes:</w:t>
       </w:r>
     </w:p>
@@ -7567,7 +7388,6 @@
           <w:sz w:val="36"/>
           <w:szCs w:val="36"/>
         </w:rPr>
-        <w:lastRenderedPageBreak/>
         <w:t>O(n)</w:t>
       </w:r>
     </w:p>
@@ -7995,142 +7815,160 @@
           <w:sz w:val="36"/>
           <w:szCs w:val="36"/>
         </w:rPr>
+        <w:t>racecar</w:t>
+      </w:r>
+    </w:p>
+    <w:p>
+      <w:pPr>
+        <w:jc w:val="both"/>
+        <w:rPr>
+          <w:rFonts w:ascii="Calibri" w:hAnsi="Calibri" w:cs="Calibri"/>
+          <w:b/>
+          <w:bCs/>
+          <w:sz w:val="36"/>
+          <w:szCs w:val="36"/>
+        </w:rPr>
+      </w:pPr>
+      <w:r>
+        <w:rPr>
+          <w:rFonts w:ascii="Calibri" w:hAnsi="Calibri" w:cs="Calibri"/>
+          <w:b/>
+          <w:bCs/>
+          <w:sz w:val="36"/>
+          <w:szCs w:val="36"/>
+        </w:rPr>
+        <w:t xml:space="preserve">^           ^ </w:t>
+      </w:r>
+    </w:p>
+    <w:p>
+      <w:pPr>
+        <w:jc w:val="both"/>
+        <w:rPr>
+          <w:rFonts w:ascii="Calibri" w:hAnsi="Calibri" w:cs="Calibri"/>
+          <w:b/>
+          <w:bCs/>
+          <w:sz w:val="36"/>
+          <w:szCs w:val="36"/>
+        </w:rPr>
+      </w:pPr>
+      <w:r>
+        <w:rPr>
+          <w:rFonts w:ascii="Calibri" w:hAnsi="Calibri" w:cs="Calibri"/>
+          <w:b/>
+          <w:bCs/>
+          <w:sz w:val="36"/>
+          <w:szCs w:val="36"/>
+        </w:rPr>
+        <w:t xml:space="preserve">     </w:t>
+      </w:r>
+      <w:r>
+        <w:rPr>
+          <w:rFonts w:ascii="Calibri" w:hAnsi="Calibri" w:cs="Calibri"/>
+          <w:b/>
+          <w:bCs/>
+          <w:sz w:val="36"/>
+          <w:szCs w:val="36"/>
+        </w:rPr>
+        <w:sym w:font="Wingdings" w:char="F0E2"/>
+      </w:r>
+    </w:p>
+    <w:p>
+      <w:pPr>
+        <w:jc w:val="both"/>
+        <w:rPr>
+          <w:rFonts w:ascii="Calibri" w:hAnsi="Calibri" w:cs="Calibri"/>
+          <w:b/>
+          <w:bCs/>
+          <w:sz w:val="36"/>
+          <w:szCs w:val="36"/>
+        </w:rPr>
+      </w:pPr>
+      <w:r>
+        <w:rPr>
+          <w:rFonts w:ascii="Calibri" w:hAnsi="Calibri" w:cs="Calibri"/>
+          <w:b/>
+          <w:bCs/>
+          <w:sz w:val="36"/>
+          <w:szCs w:val="36"/>
+        </w:rPr>
+        <w:t>racecar</w:t>
+      </w:r>
+    </w:p>
+    <w:p>
+      <w:pPr>
+        <w:jc w:val="both"/>
+        <w:rPr>
+          <w:rFonts w:ascii="Calibri" w:hAnsi="Calibri" w:cs="Calibri"/>
+          <w:b/>
+          <w:bCs/>
+          <w:sz w:val="36"/>
+          <w:szCs w:val="36"/>
+        </w:rPr>
+      </w:pPr>
+      <w:r>
+        <w:rPr>
+          <w:rFonts w:ascii="Calibri" w:hAnsi="Calibri" w:cs="Calibri"/>
+          <w:b/>
+          <w:bCs/>
+          <w:sz w:val="36"/>
+          <w:szCs w:val="36"/>
+        </w:rPr>
+        <w:t xml:space="preserve">  ^        ^</w:t>
+      </w:r>
+    </w:p>
+    <w:p>
+      <w:pPr>
+        <w:jc w:val="both"/>
+        <w:rPr>
+          <w:rFonts w:ascii="Calibri" w:hAnsi="Calibri" w:cs="Calibri"/>
+          <w:sz w:val="36"/>
+          <w:szCs w:val="36"/>
+        </w:rPr>
+      </w:pPr>
+      <w:r>
+        <w:rPr>
+          <w:rFonts w:ascii="Calibri" w:hAnsi="Calibri" w:cs="Calibri"/>
+          <w:sz w:val="36"/>
+          <w:szCs w:val="36"/>
+        </w:rPr>
+        <w:t># This way we only check or traverse the half of the length of the array.</w:t>
+      </w:r>
+    </w:p>
+    <w:p>
+      <w:pPr>
+        <w:jc w:val="both"/>
+        <w:rPr>
+          <w:rFonts w:ascii="Calibri" w:hAnsi="Calibri" w:cs="Calibri"/>
+          <w:sz w:val="36"/>
+          <w:szCs w:val="36"/>
+        </w:rPr>
+      </w:pPr>
+      <w:r>
+        <w:rPr>
+          <w:rFonts w:ascii="Calibri" w:hAnsi="Calibri" w:cs="Calibri"/>
+          <w:sz w:val="36"/>
+          <w:szCs w:val="36"/>
+        </w:rPr>
         <w:lastRenderedPageBreak/>
-        <w:t>racecar</w:t>
-      </w:r>
-    </w:p>
-    <w:p>
-      <w:pPr>
-        <w:jc w:val="both"/>
-        <w:rPr>
-          <w:rFonts w:ascii="Calibri" w:hAnsi="Calibri" w:cs="Calibri"/>
-          <w:b/>
-          <w:bCs/>
-          <w:sz w:val="36"/>
-          <w:szCs w:val="36"/>
-        </w:rPr>
-      </w:pPr>
-      <w:r>
-        <w:rPr>
-          <w:rFonts w:ascii="Calibri" w:hAnsi="Calibri" w:cs="Calibri"/>
-          <w:b/>
-          <w:bCs/>
-          <w:sz w:val="36"/>
-          <w:szCs w:val="36"/>
-        </w:rPr>
-        <w:t xml:space="preserve">^           ^ </w:t>
-      </w:r>
-    </w:p>
-    <w:p>
-      <w:pPr>
-        <w:jc w:val="both"/>
-        <w:rPr>
-          <w:rFonts w:ascii="Calibri" w:hAnsi="Calibri" w:cs="Calibri"/>
-          <w:b/>
-          <w:bCs/>
-          <w:sz w:val="36"/>
-          <w:szCs w:val="36"/>
-        </w:rPr>
-      </w:pPr>
-      <w:r>
-        <w:rPr>
-          <w:rFonts w:ascii="Calibri" w:hAnsi="Calibri" w:cs="Calibri"/>
-          <w:b/>
-          <w:bCs/>
-          <w:sz w:val="36"/>
-          <w:szCs w:val="36"/>
-        </w:rPr>
-        <w:t xml:space="preserve">     </w:t>
-      </w:r>
-      <w:r>
-        <w:rPr>
-          <w:rFonts w:ascii="Calibri" w:hAnsi="Calibri" w:cs="Calibri"/>
-          <w:b/>
-          <w:bCs/>
-          <w:sz w:val="36"/>
-          <w:szCs w:val="36"/>
-        </w:rPr>
-        <w:sym w:font="Wingdings" w:char="F0E2"/>
-      </w:r>
-    </w:p>
-    <w:p>
-      <w:pPr>
-        <w:jc w:val="both"/>
-        <w:rPr>
-          <w:rFonts w:ascii="Calibri" w:hAnsi="Calibri" w:cs="Calibri"/>
-          <w:b/>
-          <w:bCs/>
-          <w:sz w:val="36"/>
-          <w:szCs w:val="36"/>
-        </w:rPr>
-      </w:pPr>
-      <w:r>
-        <w:rPr>
-          <w:rFonts w:ascii="Calibri" w:hAnsi="Calibri" w:cs="Calibri"/>
-          <w:b/>
-          <w:bCs/>
-          <w:sz w:val="36"/>
-          <w:szCs w:val="36"/>
-        </w:rPr>
-        <w:t>racecar</w:t>
-      </w:r>
-    </w:p>
-    <w:p>
-      <w:pPr>
-        <w:jc w:val="both"/>
-        <w:rPr>
-          <w:rFonts w:ascii="Calibri" w:hAnsi="Calibri" w:cs="Calibri"/>
-          <w:b/>
-          <w:bCs/>
-          <w:sz w:val="36"/>
-          <w:szCs w:val="36"/>
-        </w:rPr>
-      </w:pPr>
-      <w:r>
-        <w:rPr>
-          <w:rFonts w:ascii="Calibri" w:hAnsi="Calibri" w:cs="Calibri"/>
-          <w:b/>
-          <w:bCs/>
-          <w:sz w:val="36"/>
-          <w:szCs w:val="36"/>
-        </w:rPr>
-        <w:t xml:space="preserve">  ^        ^</w:t>
-      </w:r>
-    </w:p>
-    <w:p>
-      <w:pPr>
-        <w:jc w:val="both"/>
-        <w:rPr>
-          <w:rFonts w:ascii="Calibri" w:hAnsi="Calibri" w:cs="Calibri"/>
-          <w:sz w:val="36"/>
-          <w:szCs w:val="36"/>
-        </w:rPr>
-      </w:pPr>
-      <w:r>
-        <w:rPr>
-          <w:rFonts w:ascii="Calibri" w:hAnsi="Calibri" w:cs="Calibri"/>
-          <w:sz w:val="36"/>
-          <w:szCs w:val="36"/>
-        </w:rPr>
-        <w:t># This way we only check or traverse the half of the length of the array.</w:t>
-      </w:r>
-    </w:p>
-    <w:p>
-      <w:pPr>
-        <w:jc w:val="both"/>
-        <w:rPr>
-          <w:rFonts w:ascii="Calibri" w:hAnsi="Calibri" w:cs="Calibri"/>
-          <w:sz w:val="36"/>
-          <w:szCs w:val="36"/>
-        </w:rPr>
-      </w:pPr>
-      <w:r>
-        <w:rPr>
-          <w:rFonts w:ascii="Calibri" w:hAnsi="Calibri" w:cs="Calibri"/>
-          <w:sz w:val="36"/>
-          <w:szCs w:val="36"/>
-        </w:rPr>
-        <w:t># And for loop visits each element once so</w:t>
+        <w:t xml:space="preserve"># And </w:t>
+      </w:r>
+      <w:r>
+        <w:rPr>
+          <w:rFonts w:ascii="Calibri" w:hAnsi="Calibri" w:cs="Calibri"/>
+          <w:b/>
+          <w:bCs/>
+          <w:sz w:val="36"/>
+          <w:szCs w:val="36"/>
+        </w:rPr>
+        <w:t>fo</w:t>
+      </w:r>
+      <w:r>
+        <w:rPr>
+          <w:rFonts w:ascii="Calibri" w:hAnsi="Calibri" w:cs="Calibri"/>
+          <w:sz w:val="36"/>
+          <w:szCs w:val="36"/>
+        </w:rPr>
+        <w:t>r loop visits each element once so</w:t>
       </w:r>
       <w:r>
         <w:rPr>
@@ -8748,111 +8586,111 @@
           <w:sz w:val="36"/>
           <w:szCs w:val="36"/>
         </w:rPr>
+        <w:t># This pattern can be used for reversing an array or string.</w:t>
+      </w:r>
+    </w:p>
+    <w:p>
+      <w:pPr>
+        <w:jc w:val="both"/>
+        <w:rPr>
+          <w:rFonts w:ascii="Calibri" w:hAnsi="Calibri" w:cs="Calibri"/>
+          <w:sz w:val="36"/>
+          <w:szCs w:val="36"/>
+        </w:rPr>
+      </w:pPr>
+    </w:p>
+    <w:p>
+      <w:pPr>
+        <w:jc w:val="center"/>
+        <w:rPr>
+          <w:rFonts w:ascii="Calibri" w:hAnsi="Calibri" w:cs="Calibri"/>
+          <w:sz w:val="36"/>
+          <w:szCs w:val="36"/>
+        </w:rPr>
+      </w:pPr>
+      <w:r>
+        <w:rPr>
+          <w:rFonts w:ascii="Calibri" w:hAnsi="Calibri" w:cs="Calibri"/>
+          <w:sz w:val="36"/>
+          <w:szCs w:val="36"/>
+        </w:rPr>
+        <w:t>Break</w:t>
+      </w:r>
+    </w:p>
+    <w:p>
+      <w:pPr>
+        <w:jc w:val="both"/>
+        <w:rPr>
+          <w:rFonts w:ascii="Calibri" w:hAnsi="Calibri" w:cs="Calibri"/>
+          <w:sz w:val="36"/>
+          <w:szCs w:val="36"/>
+        </w:rPr>
+      </w:pPr>
+    </w:p>
+    <w:p>
+      <w:pPr>
+        <w:jc w:val="both"/>
+        <w:rPr>
+          <w:rFonts w:ascii="Calibri" w:hAnsi="Calibri" w:cs="Calibri"/>
+          <w:b/>
+          <w:bCs/>
+          <w:sz w:val="36"/>
+          <w:szCs w:val="36"/>
+        </w:rPr>
+      </w:pPr>
+      <w:r>
+        <w:rPr>
+          <w:rFonts w:ascii="Calibri" w:hAnsi="Calibri" w:cs="Calibri"/>
+          <w:b/>
+          <w:bCs/>
+          <w:sz w:val="36"/>
+          <w:szCs w:val="36"/>
+        </w:rPr>
+        <w:t>Read &amp; Write Two Pointer Pattern:</w:t>
+      </w:r>
+    </w:p>
+    <w:p>
+      <w:pPr>
+        <w:jc w:val="both"/>
+        <w:rPr>
+          <w:rFonts w:ascii="Calibri" w:hAnsi="Calibri" w:cs="Calibri"/>
+          <w:sz w:val="36"/>
+          <w:szCs w:val="36"/>
+        </w:rPr>
+      </w:pPr>
+      <w:r>
+        <w:rPr>
+          <w:rFonts w:ascii="Calibri" w:hAnsi="Calibri" w:cs="Calibri"/>
+          <w:sz w:val="36"/>
+          <w:szCs w:val="36"/>
+        </w:rPr>
+        <w:t xml:space="preserve"># </w:t>
+      </w:r>
+      <w:r>
+        <w:rPr>
+          <w:rFonts w:ascii="Calibri" w:hAnsi="Calibri" w:cs="Calibri"/>
+          <w:sz w:val="36"/>
+          <w:szCs w:val="36"/>
+        </w:rPr>
+        <w:t>We can use the Read &amp; Write Two pointer pattern to move zeroes to the last (there’s multiple use cases)</w:t>
+      </w:r>
+    </w:p>
+    <w:p>
+      <w:pPr>
+        <w:jc w:val="both"/>
+        <w:rPr>
+          <w:rFonts w:ascii="Calibri" w:hAnsi="Calibri" w:cs="Calibri"/>
+          <w:sz w:val="36"/>
+          <w:szCs w:val="36"/>
+        </w:rPr>
+      </w:pPr>
+      <w:r>
+        <w:rPr>
+          <w:rFonts w:ascii="Calibri" w:hAnsi="Calibri" w:cs="Calibri"/>
+          <w:sz w:val="36"/>
+          <w:szCs w:val="36"/>
+        </w:rPr>
         <w:lastRenderedPageBreak/>
-        <w:t># This pattern can be used for reversing an array or string.</w:t>
-      </w:r>
-    </w:p>
-    <w:p>
-      <w:pPr>
-        <w:jc w:val="both"/>
-        <w:rPr>
-          <w:rFonts w:ascii="Calibri" w:hAnsi="Calibri" w:cs="Calibri"/>
-          <w:sz w:val="36"/>
-          <w:szCs w:val="36"/>
-        </w:rPr>
-      </w:pPr>
-    </w:p>
-    <w:p>
-      <w:pPr>
-        <w:jc w:val="center"/>
-        <w:rPr>
-          <w:rFonts w:ascii="Calibri" w:hAnsi="Calibri" w:cs="Calibri"/>
-          <w:sz w:val="36"/>
-          <w:szCs w:val="36"/>
-        </w:rPr>
-      </w:pPr>
-      <w:r>
-        <w:rPr>
-          <w:rFonts w:ascii="Calibri" w:hAnsi="Calibri" w:cs="Calibri"/>
-          <w:sz w:val="36"/>
-          <w:szCs w:val="36"/>
-        </w:rPr>
-        <w:t>Break</w:t>
-      </w:r>
-    </w:p>
-    <w:p>
-      <w:pPr>
-        <w:jc w:val="both"/>
-        <w:rPr>
-          <w:rFonts w:ascii="Calibri" w:hAnsi="Calibri" w:cs="Calibri"/>
-          <w:sz w:val="36"/>
-          <w:szCs w:val="36"/>
-        </w:rPr>
-      </w:pPr>
-    </w:p>
-    <w:p>
-      <w:pPr>
-        <w:jc w:val="both"/>
-        <w:rPr>
-          <w:rFonts w:ascii="Calibri" w:hAnsi="Calibri" w:cs="Calibri"/>
-          <w:b/>
-          <w:bCs/>
-          <w:sz w:val="36"/>
-          <w:szCs w:val="36"/>
-        </w:rPr>
-      </w:pPr>
-      <w:r>
-        <w:rPr>
-          <w:rFonts w:ascii="Calibri" w:hAnsi="Calibri" w:cs="Calibri"/>
-          <w:b/>
-          <w:bCs/>
-          <w:sz w:val="36"/>
-          <w:szCs w:val="36"/>
-        </w:rPr>
-        <w:t>Read &amp; Write Two Pointer Pattern:</w:t>
-      </w:r>
-    </w:p>
-    <w:p>
-      <w:pPr>
-        <w:jc w:val="both"/>
-        <w:rPr>
-          <w:rFonts w:ascii="Calibri" w:hAnsi="Calibri" w:cs="Calibri"/>
-          <w:sz w:val="36"/>
-          <w:szCs w:val="36"/>
-        </w:rPr>
-      </w:pPr>
-      <w:r>
-        <w:rPr>
-          <w:rFonts w:ascii="Calibri" w:hAnsi="Calibri" w:cs="Calibri"/>
-          <w:sz w:val="36"/>
-          <w:szCs w:val="36"/>
-        </w:rPr>
-        <w:t xml:space="preserve"># </w:t>
-      </w:r>
-      <w:r>
-        <w:rPr>
-          <w:rFonts w:ascii="Calibri" w:hAnsi="Calibri" w:cs="Calibri"/>
-          <w:sz w:val="36"/>
-          <w:szCs w:val="36"/>
-        </w:rPr>
-        <w:t>We can use the Read &amp; Write Two pointer pattern to move zeroes to the last (there’s multiple use cases)</w:t>
-      </w:r>
-    </w:p>
-    <w:p>
-      <w:pPr>
-        <w:jc w:val="both"/>
-        <w:rPr>
-          <w:rFonts w:ascii="Calibri" w:hAnsi="Calibri" w:cs="Calibri"/>
-          <w:sz w:val="36"/>
-          <w:szCs w:val="36"/>
-        </w:rPr>
-      </w:pPr>
-      <w:r>
-        <w:rPr>
-          <w:rFonts w:ascii="Calibri" w:hAnsi="Calibri" w:cs="Calibri"/>
-          <w:sz w:val="36"/>
-          <w:szCs w:val="36"/>
-        </w:rPr>
         <w:t># Here One Pointer reads through the list and Another Pointer marks the position where next non-zero value should be placed</w:t>
       </w:r>
     </w:p>
@@ -9058,7 +8896,53 @@
           <w:sz w:val="36"/>
           <w:szCs w:val="36"/>
         </w:rPr>
-        <w:t># Write pointer position will start from 0 and after finding a non-zero number (1) it will move that number to 0 index and write will increase by 1</w:t>
+        <w:t xml:space="preserve"># </w:t>
+      </w:r>
+      <w:r>
+        <w:rPr>
+          <w:rFonts w:ascii="Calibri" w:hAnsi="Calibri" w:cs="Calibri"/>
+          <w:b/>
+          <w:bCs/>
+          <w:sz w:val="36"/>
+          <w:szCs w:val="36"/>
+        </w:rPr>
+        <w:t>w</w:t>
+      </w:r>
+      <w:r>
+        <w:rPr>
+          <w:rFonts w:ascii="Calibri" w:hAnsi="Calibri" w:cs="Calibri"/>
+          <w:b/>
+          <w:bCs/>
+          <w:sz w:val="36"/>
+          <w:szCs w:val="36"/>
+        </w:rPr>
+        <w:t>rite</w:t>
+      </w:r>
+      <w:r>
+        <w:rPr>
+          <w:rFonts w:ascii="Calibri" w:hAnsi="Calibri" w:cs="Calibri"/>
+          <w:sz w:val="36"/>
+          <w:szCs w:val="36"/>
+        </w:rPr>
+        <w:t xml:space="preserve"> pointer position will start from 0 and after finding a non-zero number (1) it will move that number to 0 index and </w:t>
+      </w:r>
+      <w:r>
+        <w:rPr>
+          <w:rFonts w:ascii="Calibri" w:hAnsi="Calibri" w:cs="Calibri"/>
+          <w:b/>
+          <w:bCs/>
+          <w:sz w:val="36"/>
+          <w:szCs w:val="36"/>
+        </w:rPr>
+        <w:t>write</w:t>
+      </w:r>
+      <w:r>
+        <w:rPr>
+          <w:rFonts w:ascii="Calibri" w:hAnsi="Calibri" w:cs="Calibri"/>
+          <w:sz w:val="36"/>
+          <w:szCs w:val="36"/>
+        </w:rPr>
+        <w:t xml:space="preserve"> will increase by 1</w:t>
       </w:r>
       <w:r>
         <w:rPr>
@@ -9132,151 +9016,151 @@
           <w:sz w:val="36"/>
           <w:szCs w:val="36"/>
         </w:rPr>
+        <w:t xml:space="preserve"># Now once first </w:t>
+      </w:r>
+      <w:r>
+        <w:rPr>
+          <w:rFonts w:ascii="Calibri" w:hAnsi="Calibri" w:cs="Calibri"/>
+          <w:b/>
+          <w:bCs/>
+          <w:sz w:val="36"/>
+          <w:szCs w:val="36"/>
+        </w:rPr>
+        <w:t>for</w:t>
+      </w:r>
+      <w:r>
+        <w:rPr>
+          <w:rFonts w:ascii="Calibri" w:hAnsi="Calibri" w:cs="Calibri"/>
+          <w:sz w:val="36"/>
+          <w:szCs w:val="36"/>
+        </w:rPr>
+        <w:t xml:space="preserve"> loop is done and moving all the non-zero numbers to the left then we will replace everything after the write pointer position (which is </w:t>
+      </w:r>
+      <w:r>
+        <w:rPr>
+          <w:rFonts w:ascii="Calibri" w:hAnsi="Calibri" w:cs="Calibri"/>
+          <w:b/>
+          <w:bCs/>
+          <w:sz w:val="36"/>
+          <w:szCs w:val="36"/>
+        </w:rPr>
+        <w:t>3</w:t>
+      </w:r>
+      <w:r>
+        <w:rPr>
+          <w:rFonts w:ascii="Calibri" w:hAnsi="Calibri" w:cs="Calibri"/>
+          <w:sz w:val="36"/>
+          <w:szCs w:val="36"/>
+        </w:rPr>
+        <w:t xml:space="preserve"> now) with 0’s using another </w:t>
+      </w:r>
+      <w:r>
+        <w:rPr>
+          <w:rFonts w:ascii="Calibri" w:hAnsi="Calibri" w:cs="Calibri"/>
+          <w:b/>
+          <w:bCs/>
+          <w:sz w:val="36"/>
+          <w:szCs w:val="36"/>
+        </w:rPr>
+        <w:t>for</w:t>
+      </w:r>
+      <w:r>
+        <w:rPr>
+          <w:rFonts w:ascii="Calibri" w:hAnsi="Calibri" w:cs="Calibri"/>
+          <w:sz w:val="36"/>
+          <w:szCs w:val="36"/>
+        </w:rPr>
+        <w:t xml:space="preserve"> loop</w:t>
+      </w:r>
+    </w:p>
+    <w:p>
+      <w:pPr>
+        <w:jc w:val="both"/>
+        <w:rPr>
+          <w:rFonts w:ascii="Calibri" w:hAnsi="Calibri" w:cs="Calibri"/>
+          <w:b/>
+          <w:bCs/>
+          <w:sz w:val="36"/>
+          <w:szCs w:val="36"/>
+        </w:rPr>
+      </w:pPr>
+      <w:r>
+        <w:rPr>
+          <w:rFonts w:ascii="Calibri" w:hAnsi="Calibri" w:cs="Calibri"/>
+          <w:b/>
+          <w:bCs/>
+          <w:sz w:val="36"/>
+          <w:szCs w:val="36"/>
+        </w:rPr>
+        <w:t>[1, 3, 12, 0, 0]</w:t>
+      </w:r>
+    </w:p>
+    <w:p>
+      <w:pPr>
+        <w:jc w:val="both"/>
+        <w:rPr>
+          <w:rFonts w:ascii="Calibri" w:hAnsi="Calibri" w:cs="Calibri"/>
+          <w:sz w:val="36"/>
+          <w:szCs w:val="36"/>
+        </w:rPr>
+      </w:pPr>
+    </w:p>
+    <w:p>
+      <w:pPr>
+        <w:jc w:val="both"/>
+        <w:rPr>
+          <w:rFonts w:ascii="Calibri" w:hAnsi="Calibri" w:cs="Calibri"/>
+          <w:sz w:val="36"/>
+          <w:szCs w:val="36"/>
+        </w:rPr>
+      </w:pPr>
+      <w:r>
+        <w:rPr>
+          <w:rFonts w:ascii="Calibri" w:hAnsi="Calibri" w:cs="Calibri"/>
+          <w:sz w:val="36"/>
+          <w:szCs w:val="36"/>
+        </w:rPr>
+        <w:t>Mental Model:</w:t>
+      </w:r>
+    </w:p>
+    <w:p>
+      <w:pPr>
+        <w:jc w:val="both"/>
+        <w:rPr>
+          <w:rFonts w:ascii="Calibri" w:hAnsi="Calibri" w:cs="Calibri"/>
+          <w:sz w:val="36"/>
+          <w:szCs w:val="36"/>
+        </w:rPr>
+      </w:pPr>
+      <w:r>
+        <w:rPr>
+          <w:rFonts w:ascii="Calibri" w:hAnsi="Calibri" w:cs="Calibri"/>
+          <w:sz w:val="36"/>
+          <w:szCs w:val="36"/>
+        </w:rPr>
+        <w:t># Think of the array in two regions:</w:t>
+      </w:r>
+    </w:p>
+    <w:p>
+      <w:pPr>
+        <w:jc w:val="both"/>
+        <w:rPr>
+          <w:rFonts w:ascii="Calibri" w:hAnsi="Calibri" w:cs="Calibri"/>
+          <w:b/>
+          <w:bCs/>
+          <w:sz w:val="36"/>
+          <w:szCs w:val="36"/>
+        </w:rPr>
+      </w:pPr>
+      <w:r>
+        <w:rPr>
+          <w:rFonts w:ascii="Calibri" w:hAnsi="Calibri" w:cs="Calibri"/>
+          <w:b/>
+          <w:bCs/>
+          <w:sz w:val="36"/>
+          <w:szCs w:val="36"/>
+        </w:rPr>
         <w:lastRenderedPageBreak/>
-        <w:t xml:space="preserve"># Now once first </w:t>
-      </w:r>
-      <w:r>
-        <w:rPr>
-          <w:rFonts w:ascii="Calibri" w:hAnsi="Calibri" w:cs="Calibri"/>
-          <w:b/>
-          <w:bCs/>
-          <w:sz w:val="36"/>
-          <w:szCs w:val="36"/>
-        </w:rPr>
-        <w:t>for</w:t>
-      </w:r>
-      <w:r>
-        <w:rPr>
-          <w:rFonts w:ascii="Calibri" w:hAnsi="Calibri" w:cs="Calibri"/>
-          <w:sz w:val="36"/>
-          <w:szCs w:val="36"/>
-        </w:rPr>
-        <w:t xml:space="preserve"> loop is done and moving all the non-zero numbers to the left then we will replace everything after the write pointer position (which is </w:t>
-      </w:r>
-      <w:r>
-        <w:rPr>
-          <w:rFonts w:ascii="Calibri" w:hAnsi="Calibri" w:cs="Calibri"/>
-          <w:b/>
-          <w:bCs/>
-          <w:sz w:val="36"/>
-          <w:szCs w:val="36"/>
-        </w:rPr>
-        <w:t>3</w:t>
-      </w:r>
-      <w:r>
-        <w:rPr>
-          <w:rFonts w:ascii="Calibri" w:hAnsi="Calibri" w:cs="Calibri"/>
-          <w:sz w:val="36"/>
-          <w:szCs w:val="36"/>
-        </w:rPr>
-        <w:t xml:space="preserve"> now) with 0’s using another </w:t>
-      </w:r>
-      <w:r>
-        <w:rPr>
-          <w:rFonts w:ascii="Calibri" w:hAnsi="Calibri" w:cs="Calibri"/>
-          <w:b/>
-          <w:bCs/>
-          <w:sz w:val="36"/>
-          <w:szCs w:val="36"/>
-        </w:rPr>
-        <w:t>for</w:t>
-      </w:r>
-      <w:r>
-        <w:rPr>
-          <w:rFonts w:ascii="Calibri" w:hAnsi="Calibri" w:cs="Calibri"/>
-          <w:sz w:val="36"/>
-          <w:szCs w:val="36"/>
-        </w:rPr>
-        <w:t xml:space="preserve"> loop</w:t>
-      </w:r>
-    </w:p>
-    <w:p>
-      <w:pPr>
-        <w:jc w:val="both"/>
-        <w:rPr>
-          <w:rFonts w:ascii="Calibri" w:hAnsi="Calibri" w:cs="Calibri"/>
-          <w:b/>
-          <w:bCs/>
-          <w:sz w:val="36"/>
-          <w:szCs w:val="36"/>
-        </w:rPr>
-      </w:pPr>
-      <w:r>
-        <w:rPr>
-          <w:rFonts w:ascii="Calibri" w:hAnsi="Calibri" w:cs="Calibri"/>
-          <w:b/>
-          <w:bCs/>
-          <w:sz w:val="36"/>
-          <w:szCs w:val="36"/>
-        </w:rPr>
-        <w:t>[1, 3, 12, 0, 0]</w:t>
-      </w:r>
-    </w:p>
-    <w:p>
-      <w:pPr>
-        <w:jc w:val="both"/>
-        <w:rPr>
-          <w:rFonts w:ascii="Calibri" w:hAnsi="Calibri" w:cs="Calibri"/>
-          <w:sz w:val="36"/>
-          <w:szCs w:val="36"/>
-        </w:rPr>
-      </w:pPr>
-    </w:p>
-    <w:p>
-      <w:pPr>
-        <w:jc w:val="both"/>
-        <w:rPr>
-          <w:rFonts w:ascii="Calibri" w:hAnsi="Calibri" w:cs="Calibri"/>
-          <w:sz w:val="36"/>
-          <w:szCs w:val="36"/>
-        </w:rPr>
-      </w:pPr>
-      <w:r>
-        <w:rPr>
-          <w:rFonts w:ascii="Calibri" w:hAnsi="Calibri" w:cs="Calibri"/>
-          <w:sz w:val="36"/>
-          <w:szCs w:val="36"/>
-        </w:rPr>
-        <w:t>Mental Model:</w:t>
-      </w:r>
-    </w:p>
-    <w:p>
-      <w:pPr>
-        <w:jc w:val="both"/>
-        <w:rPr>
-          <w:rFonts w:ascii="Calibri" w:hAnsi="Calibri" w:cs="Calibri"/>
-          <w:sz w:val="36"/>
-          <w:szCs w:val="36"/>
-        </w:rPr>
-      </w:pPr>
-      <w:r>
-        <w:rPr>
-          <w:rFonts w:ascii="Calibri" w:hAnsi="Calibri" w:cs="Calibri"/>
-          <w:sz w:val="36"/>
-          <w:szCs w:val="36"/>
-        </w:rPr>
-        <w:t># Think of the array in two regions:</w:t>
-      </w:r>
-    </w:p>
-    <w:p>
-      <w:pPr>
-        <w:jc w:val="both"/>
-        <w:rPr>
-          <w:rFonts w:ascii="Calibri" w:hAnsi="Calibri" w:cs="Calibri"/>
-          <w:b/>
-          <w:bCs/>
-          <w:sz w:val="36"/>
-          <w:szCs w:val="36"/>
-        </w:rPr>
-      </w:pPr>
-      <w:r>
-        <w:rPr>
-          <w:rFonts w:ascii="Calibri" w:hAnsi="Calibri" w:cs="Calibri"/>
-          <w:b/>
-          <w:bCs/>
-          <w:sz w:val="36"/>
-          <w:szCs w:val="36"/>
-        </w:rPr>
         <w:t>Processed | Unprocessed</w:t>
       </w:r>
     </w:p>
@@ -9615,7 +9499,6 @@
           <w:sz w:val="32"/>
           <w:szCs w:val="32"/>
         </w:rPr>
-        <w:lastRenderedPageBreak/>
         <w:t>Again, there are temporarily two 3s. Still okay. Next:</w:t>
       </w:r>
     </w:p>
@@ -9704,12 +9587,9 @@
           <w:sz w:val="32"/>
           <w:szCs w:val="32"/>
         </w:rPr>
-        <w:t>Now all non-zero numbers have been compacted to the front. Finally, fill everything after write with zeros.</w:t>
-      </w:r>
-    </w:p>
-    <w:p>
-      <w:pPr>
-        <w:jc w:val="both"/>
+        <w:t xml:space="preserve">Now all non-zero numbers have been compacted to the front. Finally, fill everything after write with </w:t>
+      </w:r>
+      <w:r>
         <w:rPr>
           <w:rFonts w:ascii="Calibri" w:hAnsi="Calibri" w:cs="Calibri"/>
           <w:b/>
@@ -9717,8 +9597,12 @@
           <w:sz w:val="32"/>
           <w:szCs w:val="32"/>
         </w:rPr>
-      </w:pPr>
-      <w:r>
+        <w:t>0s</w:t>
+      </w:r>
+    </w:p>
+    <w:p>
+      <w:pPr>
+        <w:jc w:val="both"/>
         <w:rPr>
           <w:rFonts w:ascii="Calibri" w:hAnsi="Calibri" w:cs="Calibri"/>
           <w:b/>
@@ -9726,12 +9610,8 @@
           <w:sz w:val="32"/>
           <w:szCs w:val="32"/>
         </w:rPr>
-        <w:t>↓</w:t>
-      </w:r>
-    </w:p>
-    <w:p>
-      <w:pPr>
-        <w:jc w:val="both"/>
+      </w:pPr>
+      <w:r>
         <w:rPr>
           <w:rFonts w:ascii="Calibri" w:hAnsi="Calibri" w:cs="Calibri"/>
           <w:b/>
@@ -9739,8 +9619,12 @@
           <w:sz w:val="32"/>
           <w:szCs w:val="32"/>
         </w:rPr>
-      </w:pPr>
-      <w:r>
+        <w:t>↓</w:t>
+      </w:r>
+    </w:p>
+    <w:p>
+      <w:pPr>
+        <w:jc w:val="both"/>
         <w:rPr>
           <w:rFonts w:ascii="Calibri" w:hAnsi="Calibri" w:cs="Calibri"/>
           <w:b/>
@@ -9748,6 +9632,15 @@
           <w:sz w:val="32"/>
           <w:szCs w:val="32"/>
         </w:rPr>
+      </w:pPr>
+      <w:r>
+        <w:rPr>
+          <w:rFonts w:ascii="Calibri" w:hAnsi="Calibri" w:cs="Calibri"/>
+          <w:b/>
+          <w:bCs/>
+          <w:sz w:val="32"/>
+          <w:szCs w:val="32"/>
+        </w:rPr>
         <w:t>[1, 3, 12, 0, 0]</w:t>
       </w:r>
     </w:p>
@@ -9766,24 +9659,7 @@
           <w:sz w:val="36"/>
           <w:szCs w:val="36"/>
         </w:rPr>
-        <w:t># The duplicates disappear because we're intentionally overwriting the remaining positions with 0’s.</w:t>
-      </w:r>
-    </w:p>
-    <w:p>
-      <w:pPr>
-        <w:jc w:val="both"/>
-        <w:rPr>
-          <w:rFonts w:ascii="Calibri" w:hAnsi="Calibri" w:cs="Calibri"/>
-          <w:sz w:val="36"/>
-          <w:szCs w:val="36"/>
-        </w:rPr>
-      </w:pPr>
-      <w:r>
-        <w:rPr>
-          <w:rFonts w:ascii="Calibri" w:hAnsi="Calibri" w:cs="Calibri"/>
-          <w:sz w:val="36"/>
-          <w:szCs w:val="36"/>
-        </w:rPr>
+        <w:lastRenderedPageBreak/>
         <w:t>#</w:t>
       </w:r>
       <w:r>
@@ -9882,7 +9758,23 @@
           <w:sz w:val="36"/>
           <w:szCs w:val="36"/>
         </w:rPr>
-        <w:t xml:space="preserve"> loop only fills the remaining positions with zeros. Total work is</w:t>
+        <w:t xml:space="preserve"> loop only fills the remaining positions with </w:t>
+      </w:r>
+      <w:r>
+        <w:rPr>
+          <w:rFonts w:ascii="Calibri" w:hAnsi="Calibri" w:cs="Calibri"/>
+          <w:sz w:val="36"/>
+          <w:szCs w:val="36"/>
+        </w:rPr>
+        <w:t>0</w:t>
+      </w:r>
+      <w:r>
+        <w:rPr>
+          <w:rFonts w:ascii="Calibri" w:hAnsi="Calibri" w:cs="Calibri"/>
+          <w:sz w:val="36"/>
+          <w:szCs w:val="36"/>
+        </w:rPr>
+        <w:t>s. Total work is</w:t>
       </w:r>
       <w:r>
         <w:rPr>
@@ -10080,7 +9972,6 @@
           <w:sz w:val="36"/>
           <w:szCs w:val="36"/>
         </w:rPr>
-        <w:lastRenderedPageBreak/>
         <w:t>write = 0</w:t>
       </w:r>
     </w:p>
@@ -10457,6 +10348,7 @@
           <w:sz w:val="36"/>
           <w:szCs w:val="36"/>
         </w:rPr>
+        <w:lastRenderedPageBreak/>
         <w:t>Final Use Case:</w:t>
       </w:r>
     </w:p>
@@ -10631,7 +10523,6 @@
           <w:sz w:val="36"/>
           <w:szCs w:val="36"/>
         </w:rPr>
-        <w:lastRenderedPageBreak/>
         <w:t>Break</w:t>
       </w:r>
     </w:p>
@@ -10894,6 +10785,14 @@
           <w:szCs w:val="36"/>
         </w:rPr>
         <w:t>Empty</w:t>
+      </w:r>
+      <w:r>
+        <w:rPr>
+          <w:rFonts w:ascii="Calibri" w:hAnsi="Calibri" w:cs="Calibri"/>
+          <w:sz w:val="36"/>
+          <w:szCs w:val="36"/>
+        </w:rPr>
+        <w:tab/>
       </w:r>
       <w:r>
         <w:rPr>
@@ -10960,6 +10859,7 @@
                 <w:sz w:val="36"/>
                 <w:szCs w:val="36"/>
               </w:rPr>
+              <w:lastRenderedPageBreak/>
               <w:t>Operation</w:t>
             </w:r>
           </w:p>
@@ -11731,25 +11631,42 @@
           <w:sz w:val="36"/>
           <w:szCs w:val="36"/>
         </w:rPr>
-        <w:t># When a function or method call another function and that function in turns calls the other one, this is called a Call Stack.</w:t>
-      </w:r>
-    </w:p>
-    <w:p>
-      <w:pPr>
-        <w:jc w:val="both"/>
-        <w:rPr>
-          <w:rFonts w:ascii="Calibri" w:hAnsi="Calibri" w:cs="Calibri"/>
-          <w:sz w:val="36"/>
-          <w:szCs w:val="36"/>
-        </w:rPr>
-      </w:pPr>
-      <w:r>
-        <w:rPr>
-          <w:rFonts w:ascii="Calibri" w:hAnsi="Calibri" w:cs="Calibri"/>
-          <w:sz w:val="36"/>
-          <w:szCs w:val="36"/>
-        </w:rPr>
-        <w:lastRenderedPageBreak/>
+        <w:t xml:space="preserve"># When a function or method call another function and that function in turns calls the other one, this is called a </w:t>
+      </w:r>
+      <w:r>
+        <w:rPr>
+          <w:rFonts w:ascii="Calibri" w:hAnsi="Calibri" w:cs="Calibri"/>
+          <w:b/>
+          <w:bCs/>
+          <w:sz w:val="36"/>
+          <w:szCs w:val="36"/>
+        </w:rPr>
+        <w:t>Call Stack</w:t>
+      </w:r>
+      <w:r>
+        <w:rPr>
+          <w:rFonts w:ascii="Calibri" w:hAnsi="Calibri" w:cs="Calibri"/>
+          <w:sz w:val="36"/>
+          <w:szCs w:val="36"/>
+        </w:rPr>
+        <w:t>.</w:t>
+      </w:r>
+    </w:p>
+    <w:p>
+      <w:pPr>
+        <w:jc w:val="both"/>
+        <w:rPr>
+          <w:rFonts w:ascii="Calibri" w:hAnsi="Calibri" w:cs="Calibri"/>
+          <w:sz w:val="36"/>
+          <w:szCs w:val="36"/>
+        </w:rPr>
+      </w:pPr>
+      <w:r>
+        <w:rPr>
+          <w:rFonts w:ascii="Calibri" w:hAnsi="Calibri" w:cs="Calibri"/>
+          <w:sz w:val="36"/>
+          <w:szCs w:val="36"/>
+        </w:rPr>
         <w:t># The function which is called last gets executed first LIFO or Stack. This is why recursion and Event Loop works</w:t>
       </w:r>
     </w:p>
@@ -11964,6 +11881,7 @@
           <w:sz w:val="36"/>
           <w:szCs w:val="36"/>
         </w:rPr>
+        <w:lastRenderedPageBreak/>
         <w:t># Here the call stack looks like this:</w:t>
       </w:r>
     </w:p>
@@ -12262,7 +12180,6 @@
           <w:sz w:val="32"/>
           <w:szCs w:val="32"/>
         </w:rPr>
-        <w:lastRenderedPageBreak/>
         <w:t>empty</w:t>
       </w:r>
     </w:p>
@@ -12584,6 +12501,7 @@
           <w:sz w:val="36"/>
           <w:szCs w:val="36"/>
         </w:rPr>
+        <w:lastRenderedPageBreak/>
         <w:t># Here notice if opening bracket “</w:t>
       </w:r>
       <w:r>
@@ -12823,241 +12741,241 @@
           <w:sz w:val="36"/>
           <w:szCs w:val="36"/>
         </w:rPr>
+        <w:t>Code:</w:t>
+      </w:r>
+    </w:p>
+    <w:p>
+      <w:pPr>
+        <w:jc w:val="both"/>
+        <w:rPr>
+          <w:rFonts w:ascii="Calibri" w:hAnsi="Calibri" w:cs="Calibri"/>
+          <w:sz w:val="36"/>
+          <w:szCs w:val="36"/>
+        </w:rPr>
+      </w:pPr>
+      <w:r>
+        <w:rPr>
+          <w:rFonts w:ascii="Calibri" w:hAnsi="Calibri" w:cs="Calibri"/>
+          <w:sz w:val="36"/>
+          <w:szCs w:val="36"/>
+        </w:rPr>
+        <w:t># Here’s the code:</w:t>
+      </w:r>
+    </w:p>
+    <w:p>
+      <w:pPr>
+        <w:jc w:val="both"/>
+        <w:rPr>
+          <w:rFonts w:ascii="Calibri" w:hAnsi="Calibri" w:cs="Calibri"/>
+          <w:b/>
+          <w:bCs/>
+          <w:color w:val="D86DCB" w:themeColor="accent5" w:themeTint="99"/>
+          <w:sz w:val="36"/>
+          <w:szCs w:val="36"/>
+        </w:rPr>
+      </w:pPr>
+      <w:r>
+        <w:rPr>
+          <w:rFonts w:ascii="Calibri" w:hAnsi="Calibri" w:cs="Calibri"/>
+          <w:b/>
+          <w:bCs/>
+          <w:color w:val="D86DCB" w:themeColor="accent5" w:themeTint="99"/>
+          <w:sz w:val="36"/>
+          <w:szCs w:val="36"/>
+        </w:rPr>
+        <w:t xml:space="preserve">def </w:t>
+      </w:r>
+      <w:proofErr w:type="spellStart"/>
+      <w:r>
+        <w:rPr>
+          <w:rFonts w:ascii="Calibri" w:hAnsi="Calibri" w:cs="Calibri"/>
+          <w:b/>
+          <w:bCs/>
+          <w:color w:val="D86DCB" w:themeColor="accent5" w:themeTint="99"/>
+          <w:sz w:val="36"/>
+          <w:szCs w:val="36"/>
+        </w:rPr>
+        <w:t>is_valid_parentheses</w:t>
+      </w:r>
+      <w:proofErr w:type="spellEnd"/>
+      <w:r>
+        <w:rPr>
+          <w:rFonts w:ascii="Calibri" w:hAnsi="Calibri" w:cs="Calibri"/>
+          <w:b/>
+          <w:bCs/>
+          <w:color w:val="D86DCB" w:themeColor="accent5" w:themeTint="99"/>
+          <w:sz w:val="36"/>
+          <w:szCs w:val="36"/>
+        </w:rPr>
+        <w:t>(s):</w:t>
+      </w:r>
+    </w:p>
+    <w:p>
+      <w:pPr>
+        <w:jc w:val="both"/>
+        <w:rPr>
+          <w:rFonts w:ascii="Calibri" w:hAnsi="Calibri" w:cs="Calibri"/>
+          <w:b/>
+          <w:bCs/>
+          <w:color w:val="D86DCB" w:themeColor="accent5" w:themeTint="99"/>
+          <w:sz w:val="36"/>
+          <w:szCs w:val="36"/>
+        </w:rPr>
+      </w:pPr>
+      <w:r>
+        <w:rPr>
+          <w:rFonts w:ascii="Calibri" w:hAnsi="Calibri" w:cs="Calibri"/>
+          <w:b/>
+          <w:bCs/>
+          <w:color w:val="D86DCB" w:themeColor="accent5" w:themeTint="99"/>
+          <w:sz w:val="36"/>
+          <w:szCs w:val="36"/>
+        </w:rPr>
+        <w:t xml:space="preserve">    stack = []</w:t>
+      </w:r>
+    </w:p>
+    <w:p>
+      <w:pPr>
+        <w:jc w:val="both"/>
+        <w:rPr>
+          <w:rFonts w:ascii="Calibri" w:hAnsi="Calibri" w:cs="Calibri"/>
+          <w:b/>
+          <w:bCs/>
+          <w:color w:val="D86DCB" w:themeColor="accent5" w:themeTint="99"/>
+          <w:sz w:val="36"/>
+          <w:szCs w:val="36"/>
+        </w:rPr>
+      </w:pPr>
+      <w:r>
+        <w:rPr>
+          <w:rFonts w:ascii="Calibri" w:hAnsi="Calibri" w:cs="Calibri"/>
+          <w:b/>
+          <w:bCs/>
+          <w:color w:val="D86DCB" w:themeColor="accent5" w:themeTint="99"/>
+          <w:sz w:val="36"/>
+          <w:szCs w:val="36"/>
+        </w:rPr>
+        <w:t xml:space="preserve">    pairs = {</w:t>
+      </w:r>
+    </w:p>
+    <w:p>
+      <w:pPr>
+        <w:jc w:val="both"/>
+        <w:rPr>
+          <w:rFonts w:ascii="Calibri" w:hAnsi="Calibri" w:cs="Calibri"/>
+          <w:b/>
+          <w:bCs/>
+          <w:color w:val="D86DCB" w:themeColor="accent5" w:themeTint="99"/>
+          <w:sz w:val="36"/>
+          <w:szCs w:val="36"/>
+        </w:rPr>
+      </w:pPr>
+      <w:r>
+        <w:rPr>
+          <w:rFonts w:ascii="Calibri" w:hAnsi="Calibri" w:cs="Calibri"/>
+          <w:b/>
+          <w:bCs/>
+          <w:color w:val="D86DCB" w:themeColor="accent5" w:themeTint="99"/>
+          <w:sz w:val="36"/>
+          <w:szCs w:val="36"/>
+        </w:rPr>
+        <w:t xml:space="preserve">        ')' : '(',</w:t>
+      </w:r>
+    </w:p>
+    <w:p>
+      <w:pPr>
+        <w:jc w:val="both"/>
+        <w:rPr>
+          <w:rFonts w:ascii="Calibri" w:hAnsi="Calibri" w:cs="Calibri"/>
+          <w:b/>
+          <w:bCs/>
+          <w:color w:val="D86DCB" w:themeColor="accent5" w:themeTint="99"/>
+          <w:sz w:val="36"/>
+          <w:szCs w:val="36"/>
+        </w:rPr>
+      </w:pPr>
+      <w:r>
+        <w:rPr>
+          <w:rFonts w:ascii="Calibri" w:hAnsi="Calibri" w:cs="Calibri"/>
+          <w:b/>
+          <w:bCs/>
+          <w:color w:val="D86DCB" w:themeColor="accent5" w:themeTint="99"/>
+          <w:sz w:val="36"/>
+          <w:szCs w:val="36"/>
+        </w:rPr>
+        <w:t xml:space="preserve">        '}' : '{',</w:t>
+      </w:r>
+    </w:p>
+    <w:p>
+      <w:pPr>
+        <w:jc w:val="both"/>
+        <w:rPr>
+          <w:rFonts w:ascii="Calibri" w:hAnsi="Calibri" w:cs="Calibri"/>
+          <w:b/>
+          <w:bCs/>
+          <w:color w:val="D86DCB" w:themeColor="accent5" w:themeTint="99"/>
+          <w:sz w:val="36"/>
+          <w:szCs w:val="36"/>
+        </w:rPr>
+      </w:pPr>
+      <w:r>
+        <w:rPr>
+          <w:rFonts w:ascii="Calibri" w:hAnsi="Calibri" w:cs="Calibri"/>
+          <w:b/>
+          <w:bCs/>
+          <w:color w:val="D86DCB" w:themeColor="accent5" w:themeTint="99"/>
+          <w:sz w:val="36"/>
+          <w:szCs w:val="36"/>
+        </w:rPr>
+        <w:t xml:space="preserve">        ']' : '['</w:t>
+      </w:r>
+    </w:p>
+    <w:p>
+      <w:pPr>
+        <w:jc w:val="both"/>
+        <w:rPr>
+          <w:rFonts w:ascii="Calibri" w:hAnsi="Calibri" w:cs="Calibri"/>
+          <w:b/>
+          <w:bCs/>
+          <w:color w:val="D86DCB" w:themeColor="accent5" w:themeTint="99"/>
+          <w:sz w:val="36"/>
+          <w:szCs w:val="36"/>
+        </w:rPr>
+      </w:pPr>
+      <w:r>
+        <w:rPr>
+          <w:rFonts w:ascii="Calibri" w:hAnsi="Calibri" w:cs="Calibri"/>
+          <w:b/>
+          <w:bCs/>
+          <w:color w:val="D86DCB" w:themeColor="accent5" w:themeTint="99"/>
+          <w:sz w:val="36"/>
+          <w:szCs w:val="36"/>
+        </w:rPr>
+        <w:t xml:space="preserve">    }</w:t>
+      </w:r>
+    </w:p>
+    <w:p>
+      <w:pPr>
+        <w:jc w:val="both"/>
+        <w:rPr>
+          <w:rFonts w:ascii="Calibri" w:hAnsi="Calibri" w:cs="Calibri"/>
+          <w:b/>
+          <w:bCs/>
+          <w:color w:val="D86DCB" w:themeColor="accent5" w:themeTint="99"/>
+          <w:sz w:val="36"/>
+          <w:szCs w:val="36"/>
+        </w:rPr>
+      </w:pPr>
+      <w:r>
+        <w:rPr>
+          <w:rFonts w:ascii="Calibri" w:hAnsi="Calibri" w:cs="Calibri"/>
+          <w:b/>
+          <w:bCs/>
+          <w:color w:val="D86DCB" w:themeColor="accent5" w:themeTint="99"/>
+          <w:sz w:val="36"/>
+          <w:szCs w:val="36"/>
+        </w:rPr>
         <w:lastRenderedPageBreak/>
-        <w:t>Code:</w:t>
-      </w:r>
-    </w:p>
-    <w:p>
-      <w:pPr>
-        <w:jc w:val="both"/>
-        <w:rPr>
-          <w:rFonts w:ascii="Calibri" w:hAnsi="Calibri" w:cs="Calibri"/>
-          <w:sz w:val="36"/>
-          <w:szCs w:val="36"/>
-        </w:rPr>
-      </w:pPr>
-      <w:r>
-        <w:rPr>
-          <w:rFonts w:ascii="Calibri" w:hAnsi="Calibri" w:cs="Calibri"/>
-          <w:sz w:val="36"/>
-          <w:szCs w:val="36"/>
-        </w:rPr>
-        <w:t># Here’s the code:</w:t>
-      </w:r>
-    </w:p>
-    <w:p>
-      <w:pPr>
-        <w:jc w:val="both"/>
-        <w:rPr>
-          <w:rFonts w:ascii="Calibri" w:hAnsi="Calibri" w:cs="Calibri"/>
-          <w:b/>
-          <w:bCs/>
-          <w:color w:val="D86DCB" w:themeColor="accent5" w:themeTint="99"/>
-          <w:sz w:val="36"/>
-          <w:szCs w:val="36"/>
-        </w:rPr>
-      </w:pPr>
-      <w:r>
-        <w:rPr>
-          <w:rFonts w:ascii="Calibri" w:hAnsi="Calibri" w:cs="Calibri"/>
-          <w:b/>
-          <w:bCs/>
-          <w:color w:val="D86DCB" w:themeColor="accent5" w:themeTint="99"/>
-          <w:sz w:val="36"/>
-          <w:szCs w:val="36"/>
-        </w:rPr>
-        <w:t xml:space="preserve">def </w:t>
-      </w:r>
-      <w:proofErr w:type="spellStart"/>
-      <w:r>
-        <w:rPr>
-          <w:rFonts w:ascii="Calibri" w:hAnsi="Calibri" w:cs="Calibri"/>
-          <w:b/>
-          <w:bCs/>
-          <w:color w:val="D86DCB" w:themeColor="accent5" w:themeTint="99"/>
-          <w:sz w:val="36"/>
-          <w:szCs w:val="36"/>
-        </w:rPr>
-        <w:t>is_valid_parentheses</w:t>
-      </w:r>
-      <w:proofErr w:type="spellEnd"/>
-      <w:r>
-        <w:rPr>
-          <w:rFonts w:ascii="Calibri" w:hAnsi="Calibri" w:cs="Calibri"/>
-          <w:b/>
-          <w:bCs/>
-          <w:color w:val="D86DCB" w:themeColor="accent5" w:themeTint="99"/>
-          <w:sz w:val="36"/>
-          <w:szCs w:val="36"/>
-        </w:rPr>
-        <w:t>(s):</w:t>
-      </w:r>
-    </w:p>
-    <w:p>
-      <w:pPr>
-        <w:jc w:val="both"/>
-        <w:rPr>
-          <w:rFonts w:ascii="Calibri" w:hAnsi="Calibri" w:cs="Calibri"/>
-          <w:b/>
-          <w:bCs/>
-          <w:color w:val="D86DCB" w:themeColor="accent5" w:themeTint="99"/>
-          <w:sz w:val="36"/>
-          <w:szCs w:val="36"/>
-        </w:rPr>
-      </w:pPr>
-      <w:r>
-        <w:rPr>
-          <w:rFonts w:ascii="Calibri" w:hAnsi="Calibri" w:cs="Calibri"/>
-          <w:b/>
-          <w:bCs/>
-          <w:color w:val="D86DCB" w:themeColor="accent5" w:themeTint="99"/>
-          <w:sz w:val="36"/>
-          <w:szCs w:val="36"/>
-        </w:rPr>
-        <w:t xml:space="preserve">    stack = []</w:t>
-      </w:r>
-    </w:p>
-    <w:p>
-      <w:pPr>
-        <w:jc w:val="both"/>
-        <w:rPr>
-          <w:rFonts w:ascii="Calibri" w:hAnsi="Calibri" w:cs="Calibri"/>
-          <w:b/>
-          <w:bCs/>
-          <w:color w:val="D86DCB" w:themeColor="accent5" w:themeTint="99"/>
-          <w:sz w:val="36"/>
-          <w:szCs w:val="36"/>
-        </w:rPr>
-      </w:pPr>
-      <w:r>
-        <w:rPr>
-          <w:rFonts w:ascii="Calibri" w:hAnsi="Calibri" w:cs="Calibri"/>
-          <w:b/>
-          <w:bCs/>
-          <w:color w:val="D86DCB" w:themeColor="accent5" w:themeTint="99"/>
-          <w:sz w:val="36"/>
-          <w:szCs w:val="36"/>
-        </w:rPr>
-        <w:t xml:space="preserve">    pairs = {</w:t>
-      </w:r>
-    </w:p>
-    <w:p>
-      <w:pPr>
-        <w:jc w:val="both"/>
-        <w:rPr>
-          <w:rFonts w:ascii="Calibri" w:hAnsi="Calibri" w:cs="Calibri"/>
-          <w:b/>
-          <w:bCs/>
-          <w:color w:val="D86DCB" w:themeColor="accent5" w:themeTint="99"/>
-          <w:sz w:val="36"/>
-          <w:szCs w:val="36"/>
-        </w:rPr>
-      </w:pPr>
-      <w:r>
-        <w:rPr>
-          <w:rFonts w:ascii="Calibri" w:hAnsi="Calibri" w:cs="Calibri"/>
-          <w:b/>
-          <w:bCs/>
-          <w:color w:val="D86DCB" w:themeColor="accent5" w:themeTint="99"/>
-          <w:sz w:val="36"/>
-          <w:szCs w:val="36"/>
-        </w:rPr>
-        <w:t xml:space="preserve">        ')' : '(',</w:t>
-      </w:r>
-    </w:p>
-    <w:p>
-      <w:pPr>
-        <w:jc w:val="both"/>
-        <w:rPr>
-          <w:rFonts w:ascii="Calibri" w:hAnsi="Calibri" w:cs="Calibri"/>
-          <w:b/>
-          <w:bCs/>
-          <w:color w:val="D86DCB" w:themeColor="accent5" w:themeTint="99"/>
-          <w:sz w:val="36"/>
-          <w:szCs w:val="36"/>
-        </w:rPr>
-      </w:pPr>
-      <w:r>
-        <w:rPr>
-          <w:rFonts w:ascii="Calibri" w:hAnsi="Calibri" w:cs="Calibri"/>
-          <w:b/>
-          <w:bCs/>
-          <w:color w:val="D86DCB" w:themeColor="accent5" w:themeTint="99"/>
-          <w:sz w:val="36"/>
-          <w:szCs w:val="36"/>
-        </w:rPr>
-        <w:t xml:space="preserve">        '}' : '{',</w:t>
-      </w:r>
-    </w:p>
-    <w:p>
-      <w:pPr>
-        <w:jc w:val="both"/>
-        <w:rPr>
-          <w:rFonts w:ascii="Calibri" w:hAnsi="Calibri" w:cs="Calibri"/>
-          <w:b/>
-          <w:bCs/>
-          <w:color w:val="D86DCB" w:themeColor="accent5" w:themeTint="99"/>
-          <w:sz w:val="36"/>
-          <w:szCs w:val="36"/>
-        </w:rPr>
-      </w:pPr>
-      <w:r>
-        <w:rPr>
-          <w:rFonts w:ascii="Calibri" w:hAnsi="Calibri" w:cs="Calibri"/>
-          <w:b/>
-          <w:bCs/>
-          <w:color w:val="D86DCB" w:themeColor="accent5" w:themeTint="99"/>
-          <w:sz w:val="36"/>
-          <w:szCs w:val="36"/>
-        </w:rPr>
-        <w:t xml:space="preserve">        ']' : '['</w:t>
-      </w:r>
-    </w:p>
-    <w:p>
-      <w:pPr>
-        <w:jc w:val="both"/>
-        <w:rPr>
-          <w:rFonts w:ascii="Calibri" w:hAnsi="Calibri" w:cs="Calibri"/>
-          <w:b/>
-          <w:bCs/>
-          <w:color w:val="D86DCB" w:themeColor="accent5" w:themeTint="99"/>
-          <w:sz w:val="36"/>
-          <w:szCs w:val="36"/>
-        </w:rPr>
-      </w:pPr>
-      <w:r>
-        <w:rPr>
-          <w:rFonts w:ascii="Calibri" w:hAnsi="Calibri" w:cs="Calibri"/>
-          <w:b/>
-          <w:bCs/>
-          <w:color w:val="D86DCB" w:themeColor="accent5" w:themeTint="99"/>
-          <w:sz w:val="36"/>
-          <w:szCs w:val="36"/>
-        </w:rPr>
-        <w:t xml:space="preserve">    }</w:t>
-      </w:r>
-    </w:p>
-    <w:p>
-      <w:pPr>
-        <w:jc w:val="both"/>
-        <w:rPr>
-          <w:rFonts w:ascii="Calibri" w:hAnsi="Calibri" w:cs="Calibri"/>
-          <w:b/>
-          <w:bCs/>
-          <w:color w:val="D86DCB" w:themeColor="accent5" w:themeTint="99"/>
-          <w:sz w:val="36"/>
-          <w:szCs w:val="36"/>
-        </w:rPr>
-      </w:pPr>
-      <w:r>
-        <w:rPr>
-          <w:rFonts w:ascii="Calibri" w:hAnsi="Calibri" w:cs="Calibri"/>
-          <w:b/>
-          <w:bCs/>
-          <w:color w:val="D86DCB" w:themeColor="accent5" w:themeTint="99"/>
-          <w:sz w:val="36"/>
-          <w:szCs w:val="36"/>
-        </w:rPr>
         <w:t xml:space="preserve">    for </w:t>
       </w:r>
       <w:proofErr w:type="spellStart"/>
@@ -13581,7 +13499,6 @@
           <w:sz w:val="36"/>
           <w:szCs w:val="36"/>
         </w:rPr>
-        <w:lastRenderedPageBreak/>
         <w:t xml:space="preserve">    print(</w:t>
       </w:r>
       <w:proofErr w:type="spellStart"/>
